--- a/Semestre_3/Big data analysis techniques/Cours/Chapitre 4.docx
+++ b/Semestre_3/Big data analysis techniques/Cours/Chapitre 4.docx
@@ -1,6 +1,6 @@
 
 <file path=word/document.xml><?xml version="1.0" encoding="utf-8"?>
-<w:document xmlns:wpc="http://schemas.microsoft.com/office/word/2010/wordprocessingCanvas" xmlns:cx="http://schemas.microsoft.com/office/drawing/2014/chartex" xmlns:cx1="http://schemas.microsoft.com/office/drawing/2015/9/8/chartex" xmlns:cx2="http://schemas.microsoft.com/office/drawing/2015/10/21/chartex" xmlns:mc="http://schemas.openxmlformats.org/markup-compatibility/2006" xmlns:o="urn:schemas-microsoft-com:office:office" xmlns:r="http://schemas.openxmlformats.org/officeDocument/2006/relationships" xmlns:m="http://schemas.openxmlformats.org/officeDocument/2006/math" xmlns:v="urn:schemas-microsoft-com:vml" xmlns:wp14="http://schemas.microsoft.com/office/word/2010/wordprocessingDrawing" xmlns:wp="http://schemas.openxmlformats.org/drawingml/2006/wordprocessingDrawing" xmlns:w10="urn:schemas-microsoft-com:office:word" xmlns:w="http://schemas.openxmlformats.org/wordprocessingml/2006/main" xmlns:w14="http://schemas.microsoft.com/office/word/2010/wordml" xmlns:w15="http://schemas.microsoft.com/office/word/2012/wordml" xmlns:w16se="http://schemas.microsoft.com/office/word/2015/wordml/symex" xmlns:wpg="http://schemas.microsoft.com/office/word/2010/wordprocessingGroup" xmlns:wpi="http://schemas.microsoft.com/office/word/2010/wordprocessingInk" xmlns:wne="http://schemas.microsoft.com/office/word/2006/wordml" xmlns:wps="http://schemas.microsoft.com/office/word/2010/wordprocessingShape" mc:Ignorable="w14 w15 w16se wp14">
+<w:document xmlns:wpc="http://schemas.microsoft.com/office/word/2010/wordprocessingCanvas" xmlns:mc="http://schemas.openxmlformats.org/markup-compatibility/2006" xmlns:o="urn:schemas-microsoft-com:office:office" xmlns:r="http://schemas.openxmlformats.org/officeDocument/2006/relationships" xmlns:m="http://schemas.openxmlformats.org/officeDocument/2006/math" xmlns:v="urn:schemas-microsoft-com:vml" xmlns:wp14="http://schemas.microsoft.com/office/word/2010/wordprocessingDrawing" xmlns:wp="http://schemas.openxmlformats.org/drawingml/2006/wordprocessingDrawing" xmlns:w="http://schemas.openxmlformats.org/wordprocessingml/2006/main" xmlns:w14="http://schemas.microsoft.com/office/word/2010/wordml" xmlns:w10="urn:schemas-microsoft-com:office:word" xmlns:w15="http://schemas.microsoft.com/office/word/2012/wordml" xmlns:wpg="http://schemas.microsoft.com/office/word/2010/wordprocessingGroup" xmlns:wpi="http://schemas.microsoft.com/office/word/2010/wordprocessingInk" xmlns:wne="http://schemas.microsoft.com/office/word/2006/wordml" xmlns:wps="http://schemas.microsoft.com/office/word/2010/wordprocessingShape" xmlns:wpsCustomData="http://www.wps.cn/officeDocument/2013/wpsCustomData" mc:Ignorable="w14 w15 wp14">
   <w:body>
     <w:p>
       <w:pPr>
@@ -15,12 +15,9 @@
           <w:szCs w:val="24"/>
         </w:rPr>
       </w:pPr>
-      <w:bookmarkStart w:id="0" w:name="_GoBack"/>
-      <w:bookmarkEnd w:id="0"/>
-      <w:r>
-        <w:rPr>
-          <w:rFonts w:ascii="Times New Roman" w:hAnsi="Times New Roman" w:cs="Times New Roman"/>
-          <w:noProof/>
+      <w:r>
+        <w:rPr>
+          <w:rFonts w:ascii="Times New Roman" w:hAnsi="Times New Roman" w:cs="Times New Roman"/>
           <w:sz w:val="24"/>
           <w:szCs w:val="24"/>
           <w:lang w:eastAsia="fr-FR"/>
@@ -32,9 +29,7 @@
                 <wp:extent cx="2533650" cy="762000"/>
                 <wp:effectExtent l="38100" t="38100" r="9525" b="9525"/>
                 <wp:docPr id="11" name="WordArt 1"/>
-                <wp:cNvGraphicFramePr>
-                  <a:graphicFrameLocks xmlns:a="http://schemas.openxmlformats.org/drawingml/2006/main"/>
-                </wp:cNvGraphicFramePr>
+                <wp:cNvGraphicFramePr/>
                 <a:graphic xmlns:a="http://schemas.openxmlformats.org/drawingml/2006/main">
                   <a:graphicData uri="http://schemas.microsoft.com/office/word/2010/wordprocessingShape">
                     <wps:wsp>
@@ -49,76 +44,31 @@
                         <a:prstGeom prst="rect">
                           <a:avLst/>
                         </a:prstGeom>
-                        <a:extLst>
-                          <a:ext uri="{AF507438-7753-43E0-B8FC-AC1667EBCBE1}">
-                            <a14:hiddenEffects xmlns:a14="http://schemas.microsoft.com/office/drawing/2010/main">
-                              <a:effectLst/>
-                            </a14:hiddenEffects>
-                          </a:ext>
-                        </a:extLst>
                       </wps:spPr>
                       <wps:txbx>
                         <w:txbxContent>
                           <w:p>
                             <w:pPr>
-                              <w:pStyle w:val="NormalWeb"/>
+                              <w:pStyle w:val="7"/>
                               <w:spacing w:before="0" w:beforeAutospacing="0" w:after="0" w:afterAutospacing="0"/>
                               <w:jc w:val="center"/>
                               <w:rPr>
-                                <w14:props3d w14:extrusionH="201599" w14:contourW="0" w14:prstMaterial="legacyMetal">
-                                  <w14:extrusionClr>
-                                    <w14:srgbClr w14:val="FFFFFF"/>
-                                  </w14:extrusionClr>
-                                  <w14:contourClr>
-                                    <w14:srgbClr w14:val="FFFFFF"/>
-                                  </w14:contourClr>
-                                </w14:props3d>
+                                <w:rFonts w:ascii="Times New Roman" w:hAnsi="Times New Roman" w:eastAsia="Calibri" w:cs="Times New Roman"/>
+                                <w:b/>
+                                <w:bCs/>
+                                <w:sz w:val="24"/>
+                                <w:szCs w:val="24"/>
+                                <w:lang w:val="fr-FR" w:eastAsia="en-US" w:bidi="ar-SA"/>
                               </w:rPr>
                             </w:pPr>
                             <w:r>
                               <w:rPr>
-                                <w:color w:val="CBCBCB"/>
-                                <w:sz w:val="72"/>
-                                <w:szCs w:val="72"/>
-                                <w14:textFill>
-                                  <w14:gradFill>
-                                    <w14:gsLst>
-                                      <w14:gs w14:pos="0">
-                                        <w14:srgbClr w14:val="CBCBCB"/>
-                                      </w14:gs>
-                                      <w14:gs w14:pos="13000">
-                                        <w14:srgbClr w14:val="5F5F5F"/>
-                                      </w14:gs>
-                                      <w14:gs w14:pos="21001">
-                                        <w14:srgbClr w14:val="5F5F5F"/>
-                                      </w14:gs>
-                                      <w14:gs w14:pos="63000">
-                                        <w14:srgbClr w14:val="FFFFFF"/>
-                                      </w14:gs>
-                                      <w14:gs w14:pos="67000">
-                                        <w14:srgbClr w14:val="B2B2B2"/>
-                                      </w14:gs>
-                                      <w14:gs w14:pos="69000">
-                                        <w14:srgbClr w14:val="292929"/>
-                                      </w14:gs>
-                                      <w14:gs w14:pos="82001">
-                                        <w14:srgbClr w14:val="777777"/>
-                                      </w14:gs>
-                                      <w14:gs w14:pos="100000">
-                                        <w14:srgbClr w14:val="EAEAEA"/>
-                                      </w14:gs>
-                                    </w14:gsLst>
-                                    <w14:lin w14:ang="5400000" w14:scaled="1"/>
-                                  </w14:gradFill>
-                                </w14:textFill>
-                                <w14:props3d w14:extrusionH="201599" w14:contourW="0" w14:prstMaterial="legacyMetal">
-                                  <w14:extrusionClr>
-                                    <w14:srgbClr w14:val="FFFFFF"/>
-                                  </w14:extrusionClr>
-                                  <w14:contourClr>
-                                    <w14:srgbClr w14:val="FFFFFF"/>
-                                  </w14:contourClr>
-                                </w14:props3d>
+                                <w:rFonts w:ascii="Times New Roman" w:hAnsi="Times New Roman" w:eastAsia="Calibri" w:cs="Times New Roman"/>
+                                <w:b/>
+                                <w:bCs/>
+                                <w:sz w:val="24"/>
+                                <w:szCs w:val="24"/>
+                                <w:lang w:val="fr-FR" w:eastAsia="en-US" w:bidi="ar-SA"/>
                               </w:rPr>
                               <w:t>I Introduction :</w:t>
                             </w:r>
@@ -153,80 +103,42 @@
           </mc:Choice>
           <mc:Fallback>
             <w:pict>
-              <v:shapetype id="_x0000_t202" coordsize="21600,21600" o:spt="202" path="m,l,21600r21600,l21600,xe">
-                <v:stroke joinstyle="miter"/>
-                <v:path gradientshapeok="t" o:connecttype="rect"/>
-              </v:shapetype>
-              <v:shape id="WordArt 1" o:spid="_x0000_s1026" type="#_x0000_t202" style="width:199.5pt;height:60pt;visibility:visible;mso-wrap-style:square;mso-left-percent:-10001;mso-top-percent:-10001;mso-position-horizontal:absolute;mso-position-horizontal-relative:char;mso-position-vertical:absolute;mso-position-vertical-relative:line;mso-left-percent:-10001;mso-top-percent:-10001;v-text-anchor:top" o:gfxdata="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" filled="f" stroked="f">
-                <o:lock v:ext="edit" shapetype="t"/>
-                <v:textbox style="mso-fit-shape-to-text:t">
+              <v:shape id="WordArt 1" o:spid="_x0000_s1026" o:spt="202" type="#_x0000_t202" style="height:60pt;width:199.5pt;" filled="f" stroked="f" coordsize="21600,21600" o:gfxdata="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" adj="10800">
+                <v:fill on="f" focussize="0,0"/>
+                <v:stroke on="f"/>
+                <v:imagedata o:title=""/>
+                <o:lock v:ext="edit" text="t" aspectratio="f"/>
+                <v:textbox style="mso-fit-shape-to-text:t;">
                   <w:txbxContent>
                     <w:p>
                       <w:pPr>
-                        <w:pStyle w:val="NormalWeb"/>
+                        <w:pStyle w:val="7"/>
                         <w:spacing w:before="0" w:beforeAutospacing="0" w:after="0" w:afterAutospacing="0"/>
                         <w:jc w:val="center"/>
                         <w:rPr>
-                          <w14:props3d w14:extrusionH="201599" w14:contourW="0" w14:prstMaterial="legacyMetal">
-                            <w14:extrusionClr>
-                              <w14:srgbClr w14:val="FFFFFF"/>
-                            </w14:extrusionClr>
-                            <w14:contourClr>
-                              <w14:srgbClr w14:val="FFFFFF"/>
-                            </w14:contourClr>
-                          </w14:props3d>
+                          <w:rFonts w:ascii="Times New Roman" w:hAnsi="Times New Roman" w:eastAsia="Calibri" w:cs="Times New Roman"/>
+                          <w:b/>
+                          <w:bCs/>
+                          <w:sz w:val="24"/>
+                          <w:szCs w:val="24"/>
+                          <w:lang w:val="fr-FR" w:eastAsia="en-US" w:bidi="ar-SA"/>
                         </w:rPr>
                       </w:pPr>
                       <w:r>
                         <w:rPr>
-                          <w:color w:val="CBCBCB"/>
-                          <w:sz w:val="72"/>
-                          <w:szCs w:val="72"/>
-                          <w14:textFill>
-                            <w14:gradFill>
-                              <w14:gsLst>
-                                <w14:gs w14:pos="0">
-                                  <w14:srgbClr w14:val="CBCBCB"/>
-                                </w14:gs>
-                                <w14:gs w14:pos="13000">
-                                  <w14:srgbClr w14:val="5F5F5F"/>
-                                </w14:gs>
-                                <w14:gs w14:pos="21001">
-                                  <w14:srgbClr w14:val="5F5F5F"/>
-                                </w14:gs>
-                                <w14:gs w14:pos="63000">
-                                  <w14:srgbClr w14:val="FFFFFF"/>
-                                </w14:gs>
-                                <w14:gs w14:pos="67000">
-                                  <w14:srgbClr w14:val="B2B2B2"/>
-                                </w14:gs>
-                                <w14:gs w14:pos="69000">
-                                  <w14:srgbClr w14:val="292929"/>
-                                </w14:gs>
-                                <w14:gs w14:pos="82001">
-                                  <w14:srgbClr w14:val="777777"/>
-                                </w14:gs>
-                                <w14:gs w14:pos="100000">
-                                  <w14:srgbClr w14:val="EAEAEA"/>
-                                </w14:gs>
-                              </w14:gsLst>
-                              <w14:lin w14:ang="5400000" w14:scaled="1"/>
-                            </w14:gradFill>
-                          </w14:textFill>
-                          <w14:props3d w14:extrusionH="201599" w14:contourW="0" w14:prstMaterial="legacyMetal">
-                            <w14:extrusionClr>
-                              <w14:srgbClr w14:val="FFFFFF"/>
-                            </w14:extrusionClr>
-                            <w14:contourClr>
-                              <w14:srgbClr w14:val="FFFFFF"/>
-                            </w14:contourClr>
-                          </w14:props3d>
+                          <w:rFonts w:ascii="Times New Roman" w:hAnsi="Times New Roman" w:eastAsia="Calibri" w:cs="Times New Roman"/>
+                          <w:b/>
+                          <w:bCs/>
+                          <w:sz w:val="24"/>
+                          <w:szCs w:val="24"/>
+                          <w:lang w:val="fr-FR" w:eastAsia="en-US" w:bidi="ar-SA"/>
                         </w:rPr>
                         <w:t>I Introduction :</w:t>
                       </w:r>
                     </w:p>
                   </w:txbxContent>
                 </v:textbox>
+                <w10:wrap type="none"/>
                 <w10:anchorlock/>
               </v:shape>
             </w:pict>
@@ -254,6 +166,44 @@
         <w:autoSpaceDN w:val="0"/>
         <w:adjustRightInd w:val="0"/>
         <w:spacing w:after="120" w:line="360" w:lineRule="auto"/>
+        <w:jc w:val="both"/>
+        <w:rPr>
+          <w:rFonts w:ascii="Times New Roman" w:hAnsi="Times New Roman" w:cs="Times New Roman"/>
+          <w:sz w:val="24"/>
+          <w:szCs w:val="24"/>
+        </w:rPr>
+      </w:pPr>
+      <w:r>
+        <w:rPr>
+          <w:rFonts w:ascii="Times New Roman" w:hAnsi="Times New Roman" w:cs="Times New Roman"/>
+          <w:sz w:val="24"/>
+          <w:szCs w:val="24"/>
+        </w:rPr>
+        <w:t>La classification est un processus à deux étapes : une étape d’apprentissage (entrainement) et une étape de classification de nouvelles données (utilisation) dont l’apprentissage est supervisé. Les données d’apprentissage (observations) ont des classes (labels ou étiquettes) connues d’avance.</w:t>
+      </w:r>
+    </w:p>
+    <w:p>
+      <w:pPr>
+        <w:spacing w:after="120" w:line="360" w:lineRule="auto"/>
+        <w:jc w:val="both"/>
+        <w:rPr>
+          <w:rFonts w:ascii="Times New Roman" w:hAnsi="Times New Roman" w:cs="Times New Roman"/>
+          <w:sz w:val="24"/>
+          <w:szCs w:val="24"/>
+        </w:rPr>
+      </w:pPr>
+      <w:r>
+        <w:rPr>
+          <w:rFonts w:ascii="Times New Roman" w:hAnsi="Times New Roman" w:cs="Times New Roman"/>
+          <w:sz w:val="24"/>
+          <w:szCs w:val="24"/>
+        </w:rPr>
+        <w:t>Exemple d’une base d’apprentissage :</w:t>
+      </w:r>
+    </w:p>
+    <w:p>
+      <w:pPr>
+        <w:spacing w:after="120" w:line="360" w:lineRule="auto"/>
         <w:jc w:val="center"/>
         <w:rPr>
           <w:rFonts w:ascii="Times New Roman" w:hAnsi="Times New Roman" w:cs="Times New Roman"/>
@@ -261,62 +211,9 @@
           <w:szCs w:val="24"/>
         </w:rPr>
       </w:pPr>
-    </w:p>
-    <w:p>
-      <w:pPr>
-        <w:autoSpaceDE w:val="0"/>
-        <w:autoSpaceDN w:val="0"/>
-        <w:adjustRightInd w:val="0"/>
-        <w:spacing w:after="120" w:line="360" w:lineRule="auto"/>
-        <w:jc w:val="both"/>
-        <w:rPr>
-          <w:rFonts w:ascii="Times New Roman" w:hAnsi="Times New Roman" w:cs="Times New Roman"/>
-          <w:sz w:val="24"/>
-          <w:szCs w:val="24"/>
-        </w:rPr>
-      </w:pPr>
-      <w:r>
-        <w:rPr>
-          <w:rFonts w:ascii="Times New Roman" w:hAnsi="Times New Roman" w:cs="Times New Roman"/>
-          <w:sz w:val="24"/>
-          <w:szCs w:val="24"/>
-        </w:rPr>
-        <w:t>La classification est un processus à deux étapes : une étape d’apprentissage (entrainement) et une étape de classification de nouvelles données (utilisation) dont l’apprentissage est supervisé. Les données d’apprentissage (observations) ont des classes (labels ou étiquettes) connues d’avance.</w:t>
-      </w:r>
-    </w:p>
-    <w:p>
-      <w:pPr>
-        <w:spacing w:after="120" w:line="360" w:lineRule="auto"/>
-        <w:jc w:val="both"/>
-        <w:rPr>
-          <w:rFonts w:ascii="Times New Roman" w:hAnsi="Times New Roman" w:cs="Times New Roman"/>
-          <w:sz w:val="24"/>
-          <w:szCs w:val="24"/>
-        </w:rPr>
-      </w:pPr>
-      <w:r>
-        <w:rPr>
-          <w:rFonts w:ascii="Times New Roman" w:hAnsi="Times New Roman" w:cs="Times New Roman"/>
-          <w:sz w:val="24"/>
-          <w:szCs w:val="24"/>
-        </w:rPr>
-        <w:t>Exemple d’une base d’apprentissage :</w:t>
-      </w:r>
-    </w:p>
-    <w:p>
-      <w:pPr>
-        <w:spacing w:after="120" w:line="360" w:lineRule="auto"/>
-        <w:jc w:val="center"/>
-        <w:rPr>
-          <w:rFonts w:ascii="Times New Roman" w:hAnsi="Times New Roman" w:cs="Times New Roman"/>
-          <w:sz w:val="24"/>
-          <w:szCs w:val="24"/>
-        </w:rPr>
-      </w:pPr>
-      <w:r>
-        <w:rPr>
-          <w:rFonts w:ascii="Times New Roman" w:hAnsi="Times New Roman" w:cs="Times New Roman"/>
-          <w:noProof/>
+      <w:r>
+        <w:rPr>
+          <w:rFonts w:ascii="Times New Roman" w:hAnsi="Times New Roman" w:cs="Times New Roman"/>
           <w:sz w:val="24"/>
           <w:szCs w:val="24"/>
           <w:lang w:eastAsia="fr-FR"/>
@@ -333,7 +230,7 @@
               <a:graphicData uri="http://schemas.openxmlformats.org/drawingml/2006/picture">
                 <pic:pic xmlns:pic="http://schemas.openxmlformats.org/drawingml/2006/picture">
                   <pic:nvPicPr>
-                    <pic:cNvPr id="0" name="Image 1"/>
+                    <pic:cNvPr id="10" name="Image 1"/>
                     <pic:cNvPicPr>
                       <a:picLocks noChangeAspect="1" noChangeArrowheads="1"/>
                     </pic:cNvPicPr>
@@ -351,7 +248,7 @@
                       <a:fillRect/>
                     </a:stretch>
                   </pic:blipFill>
-                  <pic:spPr bwMode="auto">
+                  <pic:spPr>
                     <a:xfrm>
                       <a:off x="0" y="0"/>
                       <a:ext cx="4638675" cy="2581275"/>
@@ -506,6 +403,21 @@
         <w:spacing w:after="120" w:line="360" w:lineRule="auto"/>
         <w:rPr>
           <w:rFonts w:ascii="Times New Roman" w:hAnsi="Times New Roman" w:cs="Times New Roman"/>
+          <w:b/>
+          <w:bCs/>
+          <w:sz w:val="24"/>
+          <w:szCs w:val="24"/>
+        </w:rPr>
+      </w:pPr>
+    </w:p>
+    <w:p>
+      <w:pPr>
+        <w:autoSpaceDE w:val="0"/>
+        <w:autoSpaceDN w:val="0"/>
+        <w:adjustRightInd w:val="0"/>
+        <w:spacing w:after="120" w:line="360" w:lineRule="auto"/>
+        <w:rPr>
+          <w:rFonts w:ascii="Times New Roman" w:hAnsi="Times New Roman" w:cs="Times New Roman"/>
           <w:color w:val="000000"/>
           <w:sz w:val="24"/>
           <w:szCs w:val="24"/>
@@ -525,6 +437,8 @@
           <w:szCs w:val="24"/>
         </w:rPr>
       </w:pPr>
+      <w:bookmarkStart w:id="0" w:name="_GoBack"/>
+      <w:bookmarkEnd w:id="0"/>
     </w:p>
     <w:p>
       <w:pPr>
@@ -557,7 +471,6 @@
       <w:r>
         <w:rPr>
           <w:rFonts w:ascii="Times New Roman" w:hAnsi="Times New Roman" w:cs="Times New Roman"/>
-          <w:noProof/>
           <w:color w:val="000000"/>
           <w:sz w:val="24"/>
           <w:szCs w:val="24"/>
@@ -567,12 +480,10 @@
           <mc:Choice Requires="wps">
             <w:drawing>
               <wp:inline distT="0" distB="0" distL="0" distR="0">
-                <wp:extent cx="3514725" cy="400050"/>
-                <wp:effectExtent l="38100" t="38100" r="9525" b="9525"/>
+                <wp:extent cx="4569460" cy="400050"/>
+                <wp:effectExtent l="0" t="0" r="0" b="0"/>
                 <wp:docPr id="9" name="WordArt 3"/>
-                <wp:cNvGraphicFramePr>
-                  <a:graphicFrameLocks xmlns:a="http://schemas.openxmlformats.org/drawingml/2006/main"/>
-                </wp:cNvGraphicFramePr>
+                <wp:cNvGraphicFramePr/>
                 <a:graphic xmlns:a="http://schemas.openxmlformats.org/drawingml/2006/main">
                   <a:graphicData uri="http://schemas.microsoft.com/office/word/2010/wordprocessingShape">
                     <wps:wsp>
@@ -582,83 +493,37 @@
                       <wps:spPr bwMode="auto">
                         <a:xfrm>
                           <a:off x="0" y="0"/>
-                          <a:ext cx="3514725" cy="400050"/>
+                          <a:ext cx="4569460" cy="400050"/>
                         </a:xfrm>
                         <a:prstGeom prst="rect">
                           <a:avLst/>
                         </a:prstGeom>
-                        <a:extLst>
-                          <a:ext uri="{AF507438-7753-43E0-B8FC-AC1667EBCBE1}">
-                            <a14:hiddenEffects xmlns:a14="http://schemas.microsoft.com/office/drawing/2010/main">
-                              <a:effectLst/>
-                            </a14:hiddenEffects>
-                          </a:ext>
-                        </a:extLst>
                       </wps:spPr>
                       <wps:txbx>
                         <w:txbxContent>
                           <w:p>
                             <w:pPr>
-                              <w:pStyle w:val="NormalWeb"/>
-                              <w:spacing w:before="0" w:beforeAutospacing="0" w:after="0" w:afterAutospacing="0"/>
-                              <w:jc w:val="center"/>
+                              <w:autoSpaceDE w:val="0"/>
+                              <w:autoSpaceDN w:val="0"/>
+                              <w:adjustRightInd w:val="0"/>
+                              <w:spacing w:after="120" w:line="360" w:lineRule="auto"/>
                               <w:rPr>
-                                <w14:props3d w14:extrusionH="201599" w14:contourW="0" w14:prstMaterial="legacyMetal">
-                                  <w14:extrusionClr>
-                                    <w14:srgbClr w14:val="FFFFFF"/>
-                                  </w14:extrusionClr>
-                                  <w14:contourClr>
-                                    <w14:srgbClr w14:val="FFFFFF"/>
-                                  </w14:contourClr>
-                                </w14:props3d>
+                                <w:rFonts w:ascii="Times New Roman" w:hAnsi="Times New Roman" w:cs="Times New Roman"/>
+                                <w:b/>
+                                <w:bCs/>
+                                <w:sz w:val="24"/>
+                                <w:szCs w:val="24"/>
                               </w:rPr>
                             </w:pPr>
                             <w:r>
                               <w:rPr>
-                                <w:color w:val="CBCBCB"/>
-                                <w:sz w:val="56"/>
-                                <w:szCs w:val="56"/>
-                                <w14:textFill>
-                                  <w14:gradFill>
-                                    <w14:gsLst>
-                                      <w14:gs w14:pos="0">
-                                        <w14:srgbClr w14:val="CBCBCB"/>
-                                      </w14:gs>
-                                      <w14:gs w14:pos="13000">
-                                        <w14:srgbClr w14:val="5F5F5F"/>
-                                      </w14:gs>
-                                      <w14:gs w14:pos="21001">
-                                        <w14:srgbClr w14:val="5F5F5F"/>
-                                      </w14:gs>
-                                      <w14:gs w14:pos="63000">
-                                        <w14:srgbClr w14:val="FFFFFF"/>
-                                      </w14:gs>
-                                      <w14:gs w14:pos="67000">
-                                        <w14:srgbClr w14:val="B2B2B2"/>
-                                      </w14:gs>
-                                      <w14:gs w14:pos="69000">
-                                        <w14:srgbClr w14:val="292929"/>
-                                      </w14:gs>
-                                      <w14:gs w14:pos="82001">
-                                        <w14:srgbClr w14:val="777777"/>
-                                      </w14:gs>
-                                      <w14:gs w14:pos="100000">
-                                        <w14:srgbClr w14:val="EAEAEA"/>
-                                      </w14:gs>
-                                    </w14:gsLst>
-                                    <w14:lin w14:ang="5400000" w14:scaled="1"/>
-                                  </w14:gradFill>
-                                </w14:textFill>
-                                <w14:props3d w14:extrusionH="201599" w14:contourW="0" w14:prstMaterial="legacyMetal">
-                                  <w14:extrusionClr>
-                                    <w14:srgbClr w14:val="FFFFFF"/>
-                                  </w14:extrusionClr>
-                                  <w14:contourClr>
-                                    <w14:srgbClr w14:val="FFFFFF"/>
-                                  </w14:contourClr>
-                                </w14:props3d>
+                                <w:rFonts w:ascii="Times New Roman" w:hAnsi="Times New Roman" w:cs="Times New Roman"/>
+                                <w:b/>
+                                <w:bCs/>
+                                <w:sz w:val="24"/>
+                                <w:szCs w:val="24"/>
                               </w:rPr>
-                              <w:t>II Les arbres de décision :</w:t>
+                              <w:t>II Les arbres de décision</w:t>
                             </w:r>
                           </w:p>
                         </w:txbxContent>
@@ -691,76 +556,41 @@
           </mc:Choice>
           <mc:Fallback>
             <w:pict>
-              <v:shape id="WordArt 3" o:spid="_x0000_s1027" type="#_x0000_t202" style="width:276.75pt;height:31.5pt;visibility:visible;mso-wrap-style:square;mso-left-percent:-10001;mso-top-percent:-10001;mso-position-horizontal:absolute;mso-position-horizontal-relative:char;mso-position-vertical:absolute;mso-position-vertical-relative:line;mso-left-percent:-10001;mso-top-percent:-10001;v-text-anchor:top" o:gfxdata="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" filled="f" stroked="f">
-                <o:lock v:ext="edit" shapetype="t"/>
-                <v:textbox style="mso-fit-shape-to-text:t">
+              <v:shape id="WordArt 3" o:spid="_x0000_s1026" o:spt="202" type="#_x0000_t202" style="height:31.5pt;width:359.8pt;" filled="f" stroked="f" coordsize="21600,21600" o:gfxdata="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" adj="10800">
+                <v:fill on="f" focussize="0,0"/>
+                <v:stroke on="f"/>
+                <v:imagedata o:title=""/>
+                <o:lock v:ext="edit" text="t" aspectratio="f"/>
+                <v:textbox style="mso-fit-shape-to-text:t;">
                   <w:txbxContent>
                     <w:p>
                       <w:pPr>
-                        <w:pStyle w:val="NormalWeb"/>
-                        <w:spacing w:before="0" w:beforeAutospacing="0" w:after="0" w:afterAutospacing="0"/>
-                        <w:jc w:val="center"/>
+                        <w:autoSpaceDE w:val="0"/>
+                        <w:autoSpaceDN w:val="0"/>
+                        <w:adjustRightInd w:val="0"/>
+                        <w:spacing w:after="120" w:line="360" w:lineRule="auto"/>
                         <w:rPr>
-                          <w14:props3d w14:extrusionH="201599" w14:contourW="0" w14:prstMaterial="legacyMetal">
-                            <w14:extrusionClr>
-                              <w14:srgbClr w14:val="FFFFFF"/>
-                            </w14:extrusionClr>
-                            <w14:contourClr>
-                              <w14:srgbClr w14:val="FFFFFF"/>
-                            </w14:contourClr>
-                          </w14:props3d>
+                          <w:rFonts w:ascii="Times New Roman" w:hAnsi="Times New Roman" w:cs="Times New Roman"/>
+                          <w:b/>
+                          <w:bCs/>
+                          <w:sz w:val="24"/>
+                          <w:szCs w:val="24"/>
                         </w:rPr>
                       </w:pPr>
                       <w:r>
                         <w:rPr>
-                          <w:color w:val="CBCBCB"/>
-                          <w:sz w:val="56"/>
-                          <w:szCs w:val="56"/>
-                          <w14:textFill>
-                            <w14:gradFill>
-                              <w14:gsLst>
-                                <w14:gs w14:pos="0">
-                                  <w14:srgbClr w14:val="CBCBCB"/>
-                                </w14:gs>
-                                <w14:gs w14:pos="13000">
-                                  <w14:srgbClr w14:val="5F5F5F"/>
-                                </w14:gs>
-                                <w14:gs w14:pos="21001">
-                                  <w14:srgbClr w14:val="5F5F5F"/>
-                                </w14:gs>
-                                <w14:gs w14:pos="63000">
-                                  <w14:srgbClr w14:val="FFFFFF"/>
-                                </w14:gs>
-                                <w14:gs w14:pos="67000">
-                                  <w14:srgbClr w14:val="B2B2B2"/>
-                                </w14:gs>
-                                <w14:gs w14:pos="69000">
-                                  <w14:srgbClr w14:val="292929"/>
-                                </w14:gs>
-                                <w14:gs w14:pos="82001">
-                                  <w14:srgbClr w14:val="777777"/>
-                                </w14:gs>
-                                <w14:gs w14:pos="100000">
-                                  <w14:srgbClr w14:val="EAEAEA"/>
-                                </w14:gs>
-                              </w14:gsLst>
-                              <w14:lin w14:ang="5400000" w14:scaled="1"/>
-                            </w14:gradFill>
-                          </w14:textFill>
-                          <w14:props3d w14:extrusionH="201599" w14:contourW="0" w14:prstMaterial="legacyMetal">
-                            <w14:extrusionClr>
-                              <w14:srgbClr w14:val="FFFFFF"/>
-                            </w14:extrusionClr>
-                            <w14:contourClr>
-                              <w14:srgbClr w14:val="FFFFFF"/>
-                            </w14:contourClr>
-                          </w14:props3d>
+                          <w:rFonts w:ascii="Times New Roman" w:hAnsi="Times New Roman" w:cs="Times New Roman"/>
+                          <w:b/>
+                          <w:bCs/>
+                          <w:sz w:val="24"/>
+                          <w:szCs w:val="24"/>
                         </w:rPr>
-                        <w:t>II Les arbres de décision :</w:t>
+                        <w:t>II Les arbres de décision</w:t>
                       </w:r>
                     </w:p>
                   </w:txbxContent>
                 </v:textbox>
+                <w10:wrap type="none"/>
                 <w10:anchorlock/>
               </v:shape>
             </w:pict>
@@ -898,7 +728,7 @@
     </w:p>
     <w:p>
       <w:pPr>
-        <w:pStyle w:val="Paragraphedeliste"/>
+        <w:pStyle w:val="10"/>
         <w:numPr>
           <w:ilvl w:val="0"/>
           <w:numId w:val="1"/>
@@ -925,7 +755,7 @@
     </w:p>
     <w:p>
       <w:pPr>
-        <w:pStyle w:val="Paragraphedeliste"/>
+        <w:pStyle w:val="10"/>
         <w:numPr>
           <w:ilvl w:val="0"/>
           <w:numId w:val="1"/>
@@ -952,7 +782,7 @@
     </w:p>
     <w:p>
       <w:pPr>
-        <w:pStyle w:val="Paragraphedeliste"/>
+        <w:pStyle w:val="10"/>
         <w:numPr>
           <w:ilvl w:val="0"/>
           <w:numId w:val="1"/>
@@ -979,7 +809,7 @@
     </w:p>
     <w:p>
       <w:pPr>
-        <w:pStyle w:val="Paragraphedeliste"/>
+        <w:pStyle w:val="10"/>
         <w:numPr>
           <w:ilvl w:val="0"/>
           <w:numId w:val="1"/>
@@ -1011,27 +841,7 @@
           <w:sz w:val="24"/>
           <w:szCs w:val="24"/>
         </w:rPr>
-        <w:t xml:space="preserve"> </w:t>
-      </w:r>
-      <w:r>
-        <w:rPr>
-          <w:rFonts w:ascii="Times New Roman" w:hAnsi="Times New Roman" w:cs="Times New Roman"/>
-          <w:b/>
-          <w:bCs/>
-          <w:sz w:val="24"/>
-          <w:szCs w:val="24"/>
-        </w:rPr>
-        <w:t>[</w:t>
-      </w:r>
-      <w:r>
-        <w:rPr>
-          <w:rFonts w:ascii="Times New Roman" w:hAnsi="Times New Roman" w:cs="Times New Roman"/>
-          <w:b/>
-          <w:bCs/>
-          <w:sz w:val="24"/>
-          <w:szCs w:val="24"/>
-        </w:rPr>
-        <w:t>2]</w:t>
+        <w:t xml:space="preserve"> [2]</w:t>
       </w:r>
     </w:p>
     <w:p>
@@ -1072,12 +882,10 @@
       <w:r>
         <w:rPr>
           <w:rFonts w:ascii="Times New Roman" w:hAnsi="Times New Roman" w:cs="Times New Roman"/>
-          <w:noProof/>
           <w:sz w:val="24"/>
           <w:szCs w:val="24"/>
           <w:lang w:eastAsia="fr-FR"/>
         </w:rPr>
-        <w:lastRenderedPageBreak/>
         <w:drawing>
           <wp:inline distT="0" distB="0" distL="0" distR="0">
             <wp:extent cx="4229100" cy="2124075"/>
@@ -1090,7 +898,7 @@
               <a:graphicData uri="http://schemas.openxmlformats.org/drawingml/2006/picture">
                 <pic:pic xmlns:pic="http://schemas.openxmlformats.org/drawingml/2006/picture">
                   <pic:nvPicPr>
-                    <pic:cNvPr id="0" name="Image 4"/>
+                    <pic:cNvPr id="4" name="Image 4"/>
                     <pic:cNvPicPr>
                       <a:picLocks noChangeAspect="1" noChangeArrowheads="1"/>
                     </pic:cNvPicPr>
@@ -1108,7 +916,7 @@
                       <a:fillRect/>
                     </a:stretch>
                   </pic:blipFill>
-                  <pic:spPr bwMode="auto">
+                  <pic:spPr>
                     <a:xfrm>
                       <a:off x="0" y="0"/>
                       <a:ext cx="4229100" cy="2124075"/>
@@ -1152,7 +960,7 @@
     </w:p>
     <w:p>
       <w:pPr>
-        <w:pStyle w:val="Paragraphedeliste"/>
+        <w:pStyle w:val="10"/>
         <w:numPr>
           <w:ilvl w:val="0"/>
           <w:numId w:val="2"/>
@@ -1178,7 +986,7 @@
     </w:p>
     <w:p>
       <w:pPr>
-        <w:pStyle w:val="Paragraphedeliste"/>
+        <w:pStyle w:val="10"/>
         <w:numPr>
           <w:ilvl w:val="0"/>
           <w:numId w:val="2"/>
@@ -1224,17 +1032,7 @@
           <w:sz w:val="24"/>
           <w:szCs w:val="24"/>
         </w:rPr>
-        <w:t>II.2 Algorithme de construction de l’arbre d</w:t>
-      </w:r>
-      <w:r>
-        <w:rPr>
-          <w:rFonts w:ascii="Times New Roman" w:hAnsi="Times New Roman" w:cs="Times New Roman"/>
-          <w:b/>
-          <w:bCs/>
-          <w:sz w:val="24"/>
-          <w:szCs w:val="24"/>
-        </w:rPr>
-        <w:t xml:space="preserve">e décision ID3 : </w:t>
+        <w:t xml:space="preserve">II.2 Algorithme de construction de l’arbre de décision ID3 : </w:t>
       </w:r>
     </w:p>
     <w:p>
@@ -1257,36 +1055,26 @@
           <w:sz w:val="24"/>
           <w:szCs w:val="24"/>
         </w:rPr>
-        <w:t xml:space="preserve">  II.2.1 Entropie de Shannon :</w:t>
-      </w:r>
-      <w:r>
+        <w:t xml:space="preserve">  II.2.1 Entropie de Shannon : </w:t>
+      </w:r>
+    </w:p>
+    <w:p>
+      <w:pPr>
+        <w:autoSpaceDE w:val="0"/>
+        <w:autoSpaceDN w:val="0"/>
+        <w:adjustRightInd w:val="0"/>
+        <w:spacing w:after="120" w:line="360" w:lineRule="auto"/>
+        <w:jc w:val="center"/>
         <w:rPr>
           <w:rFonts w:ascii="Times New Roman" w:hAnsi="Times New Roman" w:cs="Times New Roman"/>
           <w:color w:val="FF0000"/>
           <w:sz w:val="24"/>
           <w:szCs w:val="24"/>
         </w:rPr>
-        <w:t xml:space="preserve"> </w:t>
-      </w:r>
-    </w:p>
-    <w:p>
-      <w:pPr>
-        <w:autoSpaceDE w:val="0"/>
-        <w:autoSpaceDN w:val="0"/>
-        <w:adjustRightInd w:val="0"/>
-        <w:spacing w:after="120" w:line="360" w:lineRule="auto"/>
-        <w:jc w:val="center"/>
-        <w:rPr>
-          <w:rFonts w:ascii="Times New Roman" w:hAnsi="Times New Roman" w:cs="Times New Roman"/>
-          <w:color w:val="FF0000"/>
-          <w:sz w:val="24"/>
-          <w:szCs w:val="24"/>
-        </w:rPr>
-      </w:pPr>
-      <w:r>
-        <w:rPr>
-          <w:rFonts w:ascii="Times New Roman" w:hAnsi="Times New Roman" w:cs="Times New Roman"/>
-          <w:noProof/>
+      </w:pPr>
+      <w:r>
+        <w:rPr>
+          <w:rFonts w:ascii="Times New Roman" w:hAnsi="Times New Roman" w:cs="Times New Roman"/>
           <w:color w:val="FF0000"/>
           <w:sz w:val="24"/>
           <w:szCs w:val="24"/>
@@ -1304,7 +1092,7 @@
               <a:graphicData uri="http://schemas.openxmlformats.org/drawingml/2006/picture">
                 <pic:pic xmlns:pic="http://schemas.openxmlformats.org/drawingml/2006/picture">
                   <pic:nvPicPr>
-                    <pic:cNvPr id="0" name="Image 18"/>
+                    <pic:cNvPr id="5" name="Image 18"/>
                     <pic:cNvPicPr>
                       <a:picLocks noChangeAspect="1" noChangeArrowheads="1"/>
                     </pic:cNvPicPr>
@@ -1322,7 +1110,7 @@
                       <a:fillRect/>
                     </a:stretch>
                   </pic:blipFill>
-                  <pic:spPr bwMode="auto">
+                  <pic:spPr>
                     <a:xfrm>
                       <a:off x="0" y="0"/>
                       <a:ext cx="2190750" cy="447675"/>
@@ -1476,7 +1264,7 @@
     </w:p>
     <w:p>
       <w:pPr>
-        <w:pStyle w:val="Paragraphedeliste"/>
+        <w:pStyle w:val="10"/>
         <w:numPr>
           <w:ilvl w:val="0"/>
           <w:numId w:val="3"/>
@@ -1503,7 +1291,7 @@
     </w:p>
     <w:p>
       <w:pPr>
-        <w:pStyle w:val="Paragraphedeliste"/>
+        <w:pStyle w:val="10"/>
         <w:numPr>
           <w:ilvl w:val="0"/>
           <w:numId w:val="3"/>
@@ -1547,15 +1335,7 @@
           <w:sz w:val="24"/>
           <w:szCs w:val="24"/>
         </w:rPr>
-        <w:t>p+=p-= 1/2 =&gt;E(X)=1 =&gt;l'entropie est maximal</w:t>
-      </w:r>
-      <w:r>
-        <w:rPr>
-          <w:rFonts w:ascii="Times New Roman" w:hAnsi="Times New Roman" w:cs="Times New Roman"/>
-          <w:sz w:val="24"/>
-          <w:szCs w:val="24"/>
-        </w:rPr>
-        <w:t>. [1]</w:t>
+        <w:t>p+=p-= 1/2 =&gt;E(X)=1 =&gt;l'entropie est maximal. [1]</w:t>
       </w:r>
     </w:p>
     <w:p>
@@ -1578,25 +1358,7 @@
           <w:sz w:val="24"/>
           <w:szCs w:val="24"/>
         </w:rPr>
-        <w:t xml:space="preserve">  </w:t>
-      </w:r>
-      <w:r>
-        <w:rPr>
-          <w:rFonts w:ascii="Times New Roman" w:hAnsi="Times New Roman" w:cs="Times New Roman"/>
-          <w:color w:val="FF0000"/>
-          <w:sz w:val="24"/>
-          <w:szCs w:val="24"/>
-        </w:rPr>
-        <w:t>II.2.3 Gain d'information :</w:t>
-      </w:r>
-      <w:r>
-        <w:rPr>
-          <w:rFonts w:ascii="Times New Roman" w:hAnsi="Times New Roman" w:cs="Times New Roman"/>
-          <w:color w:val="FF0000"/>
-          <w:sz w:val="24"/>
-          <w:szCs w:val="24"/>
-        </w:rPr>
-        <w:t xml:space="preserve"> </w:t>
+        <w:t xml:space="preserve">  II.2.3 Gain d'information : </w:t>
       </w:r>
     </w:p>
     <w:p>
@@ -1617,7 +1379,15 @@
           <w:sz w:val="20"/>
           <w:szCs w:val="20"/>
         </w:rPr>
-        <w:t>Soit une population d'exemple X</w:t>
+        <w:t>Soit une population d'exemple X, le gain d'information par rapport à un attribut s</w:t>
+      </w:r>
+      <w:r>
+        <w:rPr>
+          <w:rFonts w:ascii="Times New Roman" w:hAnsi="Times New Roman" w:cs="Times New Roman"/>
+          <w:sz w:val="14"/>
+          <w:szCs w:val="14"/>
+        </w:rPr>
+        <w:t xml:space="preserve">j </w:t>
       </w:r>
       <w:r>
         <w:rPr>
@@ -1625,71 +1395,7 @@
           <w:sz w:val="20"/>
           <w:szCs w:val="20"/>
         </w:rPr>
-        <w:t>,</w:t>
-      </w:r>
-      <w:r>
-        <w:rPr>
-          <w:rFonts w:ascii="Times New Roman" w:hAnsi="Times New Roman" w:cs="Times New Roman"/>
-          <w:sz w:val="20"/>
-          <w:szCs w:val="20"/>
-        </w:rPr>
-        <w:t xml:space="preserve"> </w:t>
-      </w:r>
-      <w:r>
-        <w:rPr>
-          <w:rFonts w:ascii="Times New Roman" w:hAnsi="Times New Roman" w:cs="Times New Roman"/>
-          <w:sz w:val="20"/>
-          <w:szCs w:val="20"/>
-        </w:rPr>
-        <w:t>le gain d'information par rapport à un attribut s</w:t>
-      </w:r>
-      <w:r>
-        <w:rPr>
-          <w:rFonts w:ascii="Times New Roman" w:hAnsi="Times New Roman" w:cs="Times New Roman"/>
-          <w:sz w:val="14"/>
-          <w:szCs w:val="14"/>
-        </w:rPr>
-        <w:t xml:space="preserve">j </w:t>
-      </w:r>
-      <w:r>
-        <w:rPr>
-          <w:rFonts w:ascii="Times New Roman" w:hAnsi="Times New Roman" w:cs="Times New Roman"/>
-          <w:sz w:val="20"/>
-          <w:szCs w:val="20"/>
-        </w:rPr>
-        <w:t>donné est la variation</w:t>
-      </w:r>
-      <w:r>
-        <w:rPr>
-          <w:rFonts w:ascii="Times New Roman" w:hAnsi="Times New Roman" w:cs="Times New Roman"/>
-          <w:sz w:val="20"/>
-          <w:szCs w:val="20"/>
-        </w:rPr>
-        <w:t xml:space="preserve"> </w:t>
-      </w:r>
-      <w:r>
-        <w:rPr>
-          <w:rFonts w:ascii="Times New Roman" w:hAnsi="Times New Roman" w:cs="Times New Roman"/>
-          <w:sz w:val="20"/>
-          <w:szCs w:val="20"/>
-        </w:rPr>
-        <w:t xml:space="preserve">d'entropie </w:t>
-      </w:r>
-      <w:r>
-        <w:rPr>
-          <w:rFonts w:ascii="Times New Roman" w:hAnsi="Times New Roman" w:cs="Times New Roman"/>
-          <w:sz w:val="20"/>
-          <w:szCs w:val="20"/>
-        </w:rPr>
-        <w:t xml:space="preserve"> </w:t>
-      </w:r>
-      <w:r>
-        <w:rPr>
-          <w:rFonts w:ascii="Times New Roman" w:hAnsi="Times New Roman" w:cs="Times New Roman"/>
-          <w:sz w:val="20"/>
-          <w:szCs w:val="20"/>
-        </w:rPr>
-        <w:t>par la partition de X selon s</w:t>
+        <w:t>donné est la variation d'entropie  par la partition de X selon s</w:t>
       </w:r>
       <w:r>
         <w:rPr>
@@ -1762,7 +1468,6 @@
       <w:r>
         <w:rPr>
           <w:rFonts w:ascii="Times New Roman" w:hAnsi="Times New Roman" w:cs="Times New Roman"/>
-          <w:noProof/>
           <w:color w:val="003366"/>
           <w:sz w:val="50"/>
           <w:szCs w:val="50"/>
@@ -1780,7 +1485,7 @@
               <a:graphicData uri="http://schemas.openxmlformats.org/drawingml/2006/picture">
                 <pic:pic xmlns:pic="http://schemas.openxmlformats.org/drawingml/2006/picture">
                   <pic:nvPicPr>
-                    <pic:cNvPr id="0" name="Image 21"/>
+                    <pic:cNvPr id="6" name="Image 21"/>
                     <pic:cNvPicPr>
                       <a:picLocks noChangeAspect="1" noChangeArrowheads="1"/>
                     </pic:cNvPicPr>
@@ -1798,7 +1503,7 @@
                       <a:fillRect/>
                     </a:stretch>
                   </pic:blipFill>
-                  <pic:spPr bwMode="auto">
+                  <pic:spPr>
                     <a:xfrm>
                       <a:off x="0" y="0"/>
                       <a:ext cx="2095500" cy="209550"/>
@@ -1964,7 +1669,6 @@
           <w:szCs w:val="24"/>
           <w:lang w:val="en-US"/>
         </w:rPr>
-        <w:lastRenderedPageBreak/>
         <w:t xml:space="preserve"> </w:t>
       </w:r>
       <w:r>
@@ -2008,7 +1712,6 @@
       <w:r>
         <w:rPr>
           <w:rFonts w:ascii="Times New Roman" w:hAnsi="Times New Roman" w:cs="Times New Roman"/>
-          <w:noProof/>
           <w:sz w:val="24"/>
           <w:szCs w:val="24"/>
           <w:lang w:eastAsia="fr-FR"/>
@@ -2025,7 +1728,7 @@
               <a:graphicData uri="http://schemas.openxmlformats.org/drawingml/2006/picture">
                 <pic:pic xmlns:pic="http://schemas.openxmlformats.org/drawingml/2006/picture">
                   <pic:nvPicPr>
-                    <pic:cNvPr id="0" name="Image 37"/>
+                    <pic:cNvPr id="7" name="Image 37"/>
                     <pic:cNvPicPr>
                       <a:picLocks noChangeAspect="1" noChangeArrowheads="1"/>
                     </pic:cNvPicPr>
@@ -2043,7 +1746,7 @@
                       <a:fillRect/>
                     </a:stretch>
                   </pic:blipFill>
-                  <pic:spPr bwMode="auto">
+                  <pic:spPr>
                     <a:xfrm>
                       <a:off x="0" y="0"/>
                       <a:ext cx="5038725" cy="3124200"/>
@@ -2105,16 +1808,7 @@
           <w:sz w:val="24"/>
           <w:szCs w:val="24"/>
         </w:rPr>
-        <w:t>II.2.5 Exemple de construction d'un arbre de décision par ID3 :</w:t>
-      </w:r>
-      <w:r>
-        <w:rPr>
-          <w:rFonts w:ascii="Times New Roman" w:hAnsi="Times New Roman" w:cs="Times New Roman"/>
-          <w:color w:val="FF0000"/>
-          <w:sz w:val="24"/>
-          <w:szCs w:val="24"/>
-        </w:rPr>
-        <w:t xml:space="preserve"> </w:t>
+        <w:t xml:space="preserve">II.2.5 Exemple de construction d'un arbre de décision par ID3 : </w:t>
       </w:r>
     </w:p>
     <w:p>
@@ -2135,58 +1829,25 @@
           <w:sz w:val="20"/>
           <w:szCs w:val="20"/>
         </w:rPr>
-        <w:t xml:space="preserve">On illustre l'exemple de jeu ci-dessous tel que l'objectif est de construire </w:t>
-      </w:r>
-      <w:r>
+        <w:t>On illustre l'exemple de jeu ci-dessous tel que l'objectif est de construire un arbre de décision qui classifie par des conditions météorologiques si le jouer joue au tennis ou non :</w:t>
+      </w:r>
+    </w:p>
+    <w:p>
+      <w:pPr>
+        <w:autoSpaceDE w:val="0"/>
+        <w:autoSpaceDN w:val="0"/>
+        <w:adjustRightInd w:val="0"/>
+        <w:spacing w:after="120" w:line="360" w:lineRule="auto"/>
+        <w:jc w:val="both"/>
         <w:rPr>
           <w:rFonts w:ascii="Times New Roman" w:hAnsi="Times New Roman" w:cs="Times New Roman"/>
           <w:sz w:val="20"/>
           <w:szCs w:val="20"/>
         </w:rPr>
-        <w:t>un arbre de décision qui classifi</w:t>
-      </w:r>
-      <w:r>
-        <w:rPr>
-          <w:rFonts w:ascii="Times New Roman" w:hAnsi="Times New Roman" w:cs="Times New Roman"/>
-          <w:sz w:val="20"/>
-          <w:szCs w:val="20"/>
-        </w:rPr>
-        <w:t>e par</w:t>
-      </w:r>
-      <w:r>
-        <w:rPr>
-          <w:rFonts w:ascii="Times New Roman" w:hAnsi="Times New Roman" w:cs="Times New Roman"/>
-          <w:sz w:val="20"/>
-          <w:szCs w:val="20"/>
-        </w:rPr>
-        <w:t xml:space="preserve"> </w:t>
-      </w:r>
-      <w:r>
-        <w:rPr>
-          <w:rFonts w:ascii="Times New Roman" w:hAnsi="Times New Roman" w:cs="Times New Roman"/>
-          <w:sz w:val="20"/>
-          <w:szCs w:val="20"/>
-        </w:rPr>
-        <w:t>des conditions météorologiques si le jouer joue au tennis ou non :</w:t>
-      </w:r>
-    </w:p>
-    <w:p>
-      <w:pPr>
-        <w:autoSpaceDE w:val="0"/>
-        <w:autoSpaceDN w:val="0"/>
-        <w:adjustRightInd w:val="0"/>
-        <w:spacing w:after="120" w:line="360" w:lineRule="auto"/>
-        <w:jc w:val="both"/>
-        <w:rPr>
-          <w:rFonts w:ascii="Times New Roman" w:hAnsi="Times New Roman" w:cs="Times New Roman"/>
-          <w:sz w:val="20"/>
-          <w:szCs w:val="20"/>
-        </w:rPr>
-      </w:pPr>
-      <w:r>
-        <w:rPr>
-          <w:rFonts w:ascii="Times New Roman" w:hAnsi="Times New Roman" w:cs="Times New Roman"/>
-          <w:noProof/>
+      </w:pPr>
+      <w:r>
+        <w:rPr>
+          <w:rFonts w:ascii="Times New Roman" w:hAnsi="Times New Roman" w:cs="Times New Roman"/>
           <w:sz w:val="20"/>
           <w:szCs w:val="20"/>
           <w:lang w:eastAsia="fr-FR"/>
@@ -2203,7 +1864,7 @@
               <a:graphicData uri="http://schemas.openxmlformats.org/drawingml/2006/picture">
                 <pic:pic xmlns:pic="http://schemas.openxmlformats.org/drawingml/2006/picture">
                   <pic:nvPicPr>
-                    <pic:cNvPr id="0" name="Image 40"/>
+                    <pic:cNvPr id="8" name="Image 40"/>
                     <pic:cNvPicPr>
                       <a:picLocks noChangeAspect="1" noChangeArrowheads="1"/>
                     </pic:cNvPicPr>
@@ -2221,7 +1882,7 @@
                       <a:fillRect/>
                     </a:stretch>
                   </pic:blipFill>
-                  <pic:spPr bwMode="auto">
+                  <pic:spPr>
                     <a:xfrm>
                       <a:off x="0" y="0"/>
                       <a:ext cx="6029325" cy="2219325"/>
@@ -2282,16 +1943,15 @@
           <w:sz w:val="24"/>
           <w:szCs w:val="24"/>
         </w:rPr>
-        <w:lastRenderedPageBreak/>
         <w:t>Sur cet exemple on initialise avec un arbre vide. L'échantillon contient 14 éléments dont 9 ont pour classe oui (+) et 5 ont pour classe non (-). Pour déterminer la racine de l'arbre de décision de ceci avec l'algorithme ID3, on calcul les gains d'informations des attributs Ciel, Température, Humidité et vent.</w:t>
       </w:r>
     </w:p>
     <w:p>
       <w:pPr>
-        <w:pStyle w:val="Paragraphedeliste"/>
+        <w:pStyle w:val="10"/>
         <w:numPr>
           <w:ilvl w:val="0"/>
-          <w:numId w:val="14"/>
+          <w:numId w:val="4"/>
         </w:numPr>
         <w:autoSpaceDE w:val="0"/>
         <w:autoSpaceDN w:val="0"/>
@@ -2315,10 +1975,10 @@
     </w:p>
     <w:p>
       <w:pPr>
-        <w:pStyle w:val="Paragraphedeliste"/>
+        <w:pStyle w:val="10"/>
         <w:numPr>
           <w:ilvl w:val="0"/>
-          <w:numId w:val="16"/>
+          <w:numId w:val="5"/>
         </w:numPr>
         <w:autoSpaceDE w:val="0"/>
         <w:autoSpaceDN w:val="0"/>
@@ -2359,10 +2019,10 @@
     </w:p>
     <w:p>
       <w:pPr>
-        <w:pStyle w:val="Paragraphedeliste"/>
+        <w:pStyle w:val="10"/>
         <w:numPr>
           <w:ilvl w:val="0"/>
-          <w:numId w:val="16"/>
+          <w:numId w:val="5"/>
         </w:numPr>
         <w:autoSpaceDE w:val="0"/>
         <w:autoSpaceDN w:val="0"/>
@@ -2403,10 +2063,10 @@
     </w:p>
     <w:p>
       <w:pPr>
-        <w:pStyle w:val="Paragraphedeliste"/>
+        <w:pStyle w:val="10"/>
         <w:numPr>
           <w:ilvl w:val="0"/>
-          <w:numId w:val="16"/>
+          <w:numId w:val="5"/>
         </w:numPr>
         <w:autoSpaceDE w:val="0"/>
         <w:autoSpaceDN w:val="0"/>
@@ -2421,13 +2081,12 @@
       </w:pPr>
       <w:r>
         <w:rPr>
-          <w:noProof/>
           <w:lang w:eastAsia="fr-FR"/>
         </w:rPr>
         <mc:AlternateContent>
           <mc:Choice Requires="wps">
             <w:drawing>
-              <wp:anchor distT="0" distB="0" distL="114300" distR="114300" simplePos="0" relativeHeight="251655680" behindDoc="0" locked="0" layoutInCell="1" allowOverlap="1">
+              <wp:anchor distT="0" distB="0" distL="114300" distR="114300" simplePos="0" relativeHeight="251659264" behindDoc="0" locked="0" layoutInCell="1" allowOverlap="1">
                 <wp:simplePos x="0" y="0"/>
                 <wp:positionH relativeFrom="column">
                   <wp:posOffset>913130</wp:posOffset>
@@ -2439,15 +2098,11 @@
                 <wp:effectExtent l="13335" t="5080" r="7620" b="6350"/>
                 <wp:wrapNone/>
                 <wp:docPr id="16" name="AutoShape 5"/>
-                <wp:cNvGraphicFramePr>
-                  <a:graphicFrameLocks xmlns:a="http://schemas.openxmlformats.org/drawingml/2006/main"/>
-                </wp:cNvGraphicFramePr>
+                <wp:cNvGraphicFramePr/>
                 <a:graphic xmlns:a="http://schemas.openxmlformats.org/drawingml/2006/main">
                   <a:graphicData uri="http://schemas.microsoft.com/office/word/2010/wordprocessingShape">
                     <wps:wsp>
-                      <wps:cNvSpPr>
-                        <a:spLocks/>
-                      </wps:cNvSpPr>
+                      <wps:cNvSpPr/>
                       <wps:spPr bwMode="auto">
                         <a:xfrm>
                           <a:off x="0" y="0"/>
@@ -2465,18 +2120,7 @@
                             <a:srgbClr val="000000"/>
                           </a:solidFill>
                           <a:round/>
-                          <a:headEnd/>
-                          <a:tailEnd/>
                         </a:ln>
-                        <a:extLst>
-                          <a:ext uri="{909E8E84-426E-40DD-AFC4-6F175D3DCCD1}">
-                            <a14:hiddenFill xmlns:a14="http://schemas.microsoft.com/office/drawing/2010/main">
-                              <a:solidFill>
-                                <a:srgbClr val="FFFFFF"/>
-                              </a:solidFill>
-                            </a14:hiddenFill>
-                          </a:ext>
-                        </a:extLst>
                       </wps:spPr>
                       <wps:bodyPr rot="0" vert="horz" wrap="square" lIns="91440" tIns="45720" rIns="91440" bIns="45720" anchor="t" anchorCtr="0" upright="1">
                         <a:noAutofit/>
@@ -2484,39 +2128,17 @@
                     </wps:wsp>
                   </a:graphicData>
                 </a:graphic>
-                <wp14:sizeRelH relativeFrom="page">
-                  <wp14:pctWidth>0</wp14:pctWidth>
-                </wp14:sizeRelH>
-                <wp14:sizeRelV relativeFrom="page">
-                  <wp14:pctHeight>0</wp14:pctHeight>
-                </wp14:sizeRelV>
               </wp:anchor>
             </w:drawing>
           </mc:Choice>
           <mc:Fallback>
             <w:pict>
-              <v:shapetype w14:anchorId="6D8B0BC7" id="_x0000_t87" coordsize="21600,21600" o:spt="87" adj="1800,10800" path="m21600,qx10800@0l10800@2qy0@11,10800@3l10800@1qy21600,21600e" filled="f">
-                <v:formulas>
-                  <v:f eqn="val #0"/>
-                  <v:f eqn="sum 21600 0 #0"/>
-                  <v:f eqn="sum #1 0 #0"/>
-                  <v:f eqn="sum #1 #0 0"/>
-                  <v:f eqn="prod #0 9598 32768"/>
-                  <v:f eqn="sum 21600 0 @4"/>
-                  <v:f eqn="sum 21600 0 #1"/>
-                  <v:f eqn="min #1 @6"/>
-                  <v:f eqn="prod @7 1 2"/>
-                  <v:f eqn="prod #0 2 1"/>
-                  <v:f eqn="sum 21600 0 @9"/>
-                  <v:f eqn="val #1"/>
-                </v:formulas>
-                <v:path arrowok="t" o:connecttype="custom" o:connectlocs="21600,0;0,10800;21600,21600" textboxrect="13963,@4,21600,@5"/>
-                <v:handles>
-                  <v:h position="center,#0" yrange="0,@8"/>
-                  <v:h position="topLeft,#1" yrange="@9,@10"/>
-                </v:handles>
-              </v:shapetype>
-              <v:shape id="AutoShape 5" o:spid="_x0000_s1026" type="#_x0000_t87" style="position:absolute;margin-left:71.9pt;margin-top:25.45pt;width:11.1pt;height:76.35pt;z-index:251655680;visibility:visible;mso-wrap-style:square;mso-width-percent:0;mso-height-percent:0;mso-wrap-distance-left:9pt;mso-wrap-distance-top:0;mso-wrap-distance-right:9pt;mso-wrap-distance-bottom:0;mso-position-horizontal:absolute;mso-position-horizontal-relative:text;mso-position-vertical:absolute;mso-position-vertical-relative:text;mso-width-percent:0;mso-height-percent:0;mso-width-relative:page;mso-height-relative:page;v-text-anchor:top" o:gfxdata="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"/>
+              <v:shape id="AutoShape 5" o:spid="_x0000_s1026" o:spt="87" type="#_x0000_t87" style="position:absolute;left:0pt;margin-left:71.9pt;margin-top:25.45pt;height:76.35pt;width:11.1pt;z-index:251659264;mso-width-relative:page;mso-height-relative:page;" filled="f" stroked="t" coordsize="21600,21600" o:gfxdata="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" adj="1800,10800">
+                <v:fill on="f" focussize="0,0"/>
+                <v:stroke color="#000000" joinstyle="round"/>
+                <v:imagedata o:title=""/>
+                <o:lock v:ext="edit" aspectratio="f"/>
+              </v:shape>
             </w:pict>
           </mc:Fallback>
         </mc:AlternateContent>
@@ -2566,23 +2188,7 @@
           <w:sz w:val="24"/>
           <w:szCs w:val="24"/>
         </w:rPr>
-        <w:t xml:space="preserve">Alors :  </w:t>
-      </w:r>
-      <w:r>
-        <w:rPr>
-          <w:rFonts w:ascii="Times New Roman" w:hAnsi="Times New Roman" w:cs="Times New Roman"/>
-          <w:sz w:val="24"/>
-          <w:szCs w:val="24"/>
-        </w:rPr>
-        <w:t xml:space="preserve">                5Ensoleille : [2 + 3</w:t>
-      </w:r>
-      <w:r>
-        <w:rPr>
-          <w:rFonts w:ascii="Times New Roman" w:hAnsi="Times New Roman" w:cs="Times New Roman"/>
-          <w:sz w:val="24"/>
-          <w:szCs w:val="24"/>
-        </w:rPr>
-        <w:t>-].</w:t>
+        <w:t>Alors :                  5Ensoleille : [2 + 3-].</w:t>
       </w:r>
     </w:p>
     <w:p>
@@ -2686,6 +2292,7 @@
           </m:fPr>
           <m:num>
             <m:r>
+              <m:rPr/>
               <w:rPr>
                 <w:rFonts w:ascii="Cambria Math" w:hAnsi="Times New Roman" w:cs="Times New Roman"/>
                 <w:sz w:val="24"/>
@@ -2693,9 +2300,18 @@
               </w:rPr>
               <m:t>5</m:t>
             </m:r>
+            <m:ctrlPr>
+              <w:rPr>
+                <w:rFonts w:ascii="Cambria Math" w:hAnsi="Times New Roman" w:cs="Times New Roman"/>
+                <w:i/>
+                <w:sz w:val="24"/>
+                <w:szCs w:val="24"/>
+              </w:rPr>
+            </m:ctrlPr>
           </m:num>
           <m:den>
             <m:r>
+              <m:rPr/>
               <w:rPr>
                 <w:rFonts w:ascii="Cambria Math" w:hAnsi="Times New Roman" w:cs="Times New Roman"/>
                 <w:sz w:val="24"/>
@@ -2703,6 +2319,14 @@
               </w:rPr>
               <m:t>14</m:t>
             </m:r>
+            <m:ctrlPr>
+              <w:rPr>
+                <w:rFonts w:ascii="Cambria Math" w:hAnsi="Times New Roman" w:cs="Times New Roman"/>
+                <w:i/>
+                <w:sz w:val="24"/>
+                <w:szCs w:val="24"/>
+              </w:rPr>
+            </m:ctrlPr>
           </m:den>
         </m:f>
       </m:oMath>
@@ -2728,6 +2352,7 @@
           </m:fPr>
           <m:num>
             <m:r>
+              <m:rPr/>
               <w:rPr>
                 <w:rFonts w:ascii="Cambria Math" w:hAnsi="Times New Roman" w:cs="Times New Roman"/>
                 <w:sz w:val="24"/>
@@ -2735,9 +2360,18 @@
               </w:rPr>
               <m:t>4</m:t>
             </m:r>
+            <m:ctrlPr>
+              <w:rPr>
+                <w:rFonts w:ascii="Cambria Math" w:hAnsi="Times New Roman" w:cs="Times New Roman"/>
+                <w:i/>
+                <w:sz w:val="24"/>
+                <w:szCs w:val="24"/>
+              </w:rPr>
+            </m:ctrlPr>
           </m:num>
           <m:den>
             <m:r>
+              <m:rPr/>
               <w:rPr>
                 <w:rFonts w:ascii="Cambria Math" w:hAnsi="Times New Roman" w:cs="Times New Roman"/>
                 <w:sz w:val="24"/>
@@ -2745,6 +2379,14 @@
               </w:rPr>
               <m:t>14</m:t>
             </m:r>
+            <m:ctrlPr>
+              <w:rPr>
+                <w:rFonts w:ascii="Cambria Math" w:hAnsi="Times New Roman" w:cs="Times New Roman"/>
+                <w:i/>
+                <w:sz w:val="24"/>
+                <w:szCs w:val="24"/>
+              </w:rPr>
+            </m:ctrlPr>
           </m:den>
         </m:f>
       </m:oMath>
@@ -2770,6 +2412,7 @@
           </m:fPr>
           <m:num>
             <m:r>
+              <m:rPr/>
               <w:rPr>
                 <w:rFonts w:ascii="Cambria Math" w:hAnsi="Times New Roman" w:cs="Times New Roman"/>
                 <w:sz w:val="24"/>
@@ -2777,9 +2420,18 @@
               </w:rPr>
               <m:t>5</m:t>
             </m:r>
+            <m:ctrlPr>
+              <w:rPr>
+                <w:rFonts w:ascii="Cambria Math" w:hAnsi="Times New Roman" w:cs="Times New Roman"/>
+                <w:i/>
+                <w:sz w:val="24"/>
+                <w:szCs w:val="24"/>
+              </w:rPr>
+            </m:ctrlPr>
           </m:num>
           <m:den>
             <m:r>
+              <m:rPr/>
               <w:rPr>
                 <w:rFonts w:ascii="Cambria Math" w:hAnsi="Times New Roman" w:cs="Times New Roman"/>
                 <w:sz w:val="24"/>
@@ -2787,6 +2439,14 @@
               </w:rPr>
               <m:t>14</m:t>
             </m:r>
+            <m:ctrlPr>
+              <w:rPr>
+                <w:rFonts w:ascii="Cambria Math" w:hAnsi="Times New Roman" w:cs="Times New Roman"/>
+                <w:i/>
+                <w:sz w:val="24"/>
+                <w:szCs w:val="24"/>
+              </w:rPr>
+            </m:ctrlPr>
           </m:den>
         </m:f>
       </m:oMath>
@@ -2796,15 +2456,7 @@
           <w:sz w:val="24"/>
           <w:szCs w:val="24"/>
         </w:rPr>
-        <w:t>E</w:t>
-      </w:r>
-      <w:r>
-        <w:rPr>
-          <w:rFonts w:ascii="Times New Roman" w:hAnsi="Times New Roman" w:cs="Times New Roman"/>
-          <w:sz w:val="24"/>
-          <w:szCs w:val="24"/>
-        </w:rPr>
-        <w:t>(X=Pluie).</w:t>
+        <w:t>E(X=Pluie).</w:t>
       </w:r>
     </w:p>
     <w:p>
@@ -2842,6 +2494,7 @@
           </m:fPr>
           <m:num>
             <m:r>
+              <m:rPr/>
               <w:rPr>
                 <w:rFonts w:ascii="Cambria Math" w:hAnsi="Times New Roman" w:cs="Times New Roman"/>
                 <w:sz w:val="24"/>
@@ -2849,9 +2502,18 @@
               </w:rPr>
               <m:t>9</m:t>
             </m:r>
+            <m:ctrlPr>
+              <w:rPr>
+                <w:rFonts w:ascii="Cambria Math" w:hAnsi="Times New Roman" w:cs="Times New Roman"/>
+                <w:i/>
+                <w:sz w:val="24"/>
+                <w:szCs w:val="24"/>
+              </w:rPr>
+            </m:ctrlPr>
           </m:num>
           <m:den>
             <m:r>
+              <m:rPr/>
               <w:rPr>
                 <w:rFonts w:ascii="Cambria Math" w:hAnsi="Times New Roman" w:cs="Times New Roman"/>
                 <w:sz w:val="24"/>
@@ -2859,6 +2521,14 @@
               </w:rPr>
               <m:t>14</m:t>
             </m:r>
+            <m:ctrlPr>
+              <w:rPr>
+                <w:rFonts w:ascii="Cambria Math" w:hAnsi="Times New Roman" w:cs="Times New Roman"/>
+                <w:i/>
+                <w:sz w:val="24"/>
+                <w:szCs w:val="24"/>
+              </w:rPr>
+            </m:ctrlPr>
           </m:den>
         </m:f>
       </m:oMath>
@@ -2890,131 +2560,51 @@
           <w:sz w:val="24"/>
           <w:szCs w:val="24"/>
         </w:rPr>
-        <w:t>E</w:t>
-      </w:r>
-      <w:r>
-        <w:rPr>
-          <w:rFonts w:ascii="Times New Roman" w:hAnsi="Times New Roman" w:cs="Times New Roman"/>
-          <w:sz w:val="24"/>
-          <w:szCs w:val="24"/>
-        </w:rPr>
-        <w:t>(X=Ensoleillé)= - 2</w:t>
-      </w:r>
-      <w:r>
-        <w:rPr>
-          <w:rFonts w:ascii="Times New Roman" w:hAnsi="Times New Roman" w:cs="Times New Roman"/>
-          <w:sz w:val="24"/>
-          <w:szCs w:val="24"/>
-        </w:rPr>
-        <w:t xml:space="preserve">/5 </w:t>
-      </w:r>
-      <w:r>
-        <w:rPr>
-          <w:rFonts w:ascii="Times New Roman" w:hAnsi="Times New Roman" w:cs="Times New Roman"/>
-          <w:sz w:val="24"/>
-          <w:szCs w:val="24"/>
-        </w:rPr>
-        <w:t>log2 (2</w:t>
-      </w:r>
-      <w:r>
-        <w:rPr>
-          <w:rFonts w:ascii="Times New Roman" w:hAnsi="Times New Roman" w:cs="Times New Roman"/>
-          <w:sz w:val="24"/>
-          <w:szCs w:val="24"/>
-        </w:rPr>
-        <w:t>/5)</w:t>
-      </w:r>
-      <w:r>
-        <w:rPr>
-          <w:rFonts w:ascii="Times New Roman" w:hAnsi="Times New Roman" w:cs="Times New Roman"/>
-          <w:sz w:val="24"/>
-          <w:szCs w:val="24"/>
-        </w:rPr>
-        <w:t>- 3</w:t>
-      </w:r>
-      <w:r>
-        <w:rPr>
-          <w:rFonts w:ascii="Times New Roman" w:hAnsi="Times New Roman" w:cs="Times New Roman"/>
-          <w:sz w:val="24"/>
-          <w:szCs w:val="24"/>
-        </w:rPr>
-        <w:t xml:space="preserve">/5 </w:t>
-      </w:r>
-      <w:r>
-        <w:rPr>
-          <w:rFonts w:ascii="Times New Roman" w:hAnsi="Times New Roman" w:cs="Times New Roman"/>
-          <w:sz w:val="24"/>
-          <w:szCs w:val="24"/>
-        </w:rPr>
-        <w:t>log2 (3</w:t>
-      </w:r>
-      <w:r>
-        <w:rPr>
-          <w:rFonts w:ascii="Times New Roman" w:hAnsi="Times New Roman" w:cs="Times New Roman"/>
-          <w:sz w:val="24"/>
-          <w:szCs w:val="24"/>
-        </w:rPr>
-        <w:t>/5)= 0.971.</w:t>
-      </w:r>
-    </w:p>
-    <w:p>
-      <w:pPr>
-        <w:autoSpaceDE w:val="0"/>
-        <w:autoSpaceDN w:val="0"/>
-        <w:adjustRightInd w:val="0"/>
-        <w:spacing w:after="120" w:line="360" w:lineRule="auto"/>
-        <w:jc w:val="both"/>
-        <w:rPr>
-          <w:rFonts w:ascii="Times New Roman" w:hAnsi="Times New Roman" w:cs="Times New Roman"/>
-          <w:sz w:val="24"/>
-          <w:szCs w:val="24"/>
-        </w:rPr>
-      </w:pPr>
-      <w:r>
-        <w:rPr>
-          <w:rFonts w:ascii="Times New Roman" w:hAnsi="Times New Roman" w:cs="Times New Roman"/>
-          <w:sz w:val="24"/>
-          <w:szCs w:val="24"/>
-        </w:rPr>
-        <w:t>E</w:t>
-      </w:r>
-      <w:r>
-        <w:rPr>
-          <w:rFonts w:ascii="Times New Roman" w:hAnsi="Times New Roman" w:cs="Times New Roman"/>
-          <w:sz w:val="24"/>
-          <w:szCs w:val="24"/>
-        </w:rPr>
-        <w:t>(X=Couvert)=0.</w:t>
-      </w:r>
-    </w:p>
-    <w:p>
-      <w:pPr>
-        <w:autoSpaceDE w:val="0"/>
-        <w:autoSpaceDN w:val="0"/>
-        <w:adjustRightInd w:val="0"/>
-        <w:spacing w:after="120" w:line="360" w:lineRule="auto"/>
-        <w:jc w:val="both"/>
-        <w:rPr>
-          <w:rFonts w:ascii="Times New Roman" w:hAnsi="Times New Roman" w:cs="Times New Roman"/>
-          <w:sz w:val="24"/>
-          <w:szCs w:val="24"/>
-        </w:rPr>
-      </w:pPr>
-      <w:r>
-        <w:rPr>
-          <w:rFonts w:ascii="Times New Roman" w:hAnsi="Times New Roman" w:cs="Times New Roman"/>
-          <w:sz w:val="24"/>
-          <w:szCs w:val="24"/>
-        </w:rPr>
-        <w:t>E</w:t>
-      </w:r>
-      <w:r>
-        <w:rPr>
-          <w:rFonts w:ascii="Times New Roman" w:hAnsi="Times New Roman" w:cs="Times New Roman"/>
-          <w:sz w:val="24"/>
-          <w:szCs w:val="24"/>
-        </w:rPr>
-        <w:t>(X=Pluie)= - 3/5 log2 (3/5)- 2/5 log2 (2/5)= 0.971.</w:t>
+        <w:t>E(X=Ensoleillé)= - 2/5 log2 (2/5)- 3/5 log2 (3/5)= 0.971.</w:t>
+      </w:r>
+    </w:p>
+    <w:p>
+      <w:pPr>
+        <w:autoSpaceDE w:val="0"/>
+        <w:autoSpaceDN w:val="0"/>
+        <w:adjustRightInd w:val="0"/>
+        <w:spacing w:after="120" w:line="360" w:lineRule="auto"/>
+        <w:jc w:val="both"/>
+        <w:rPr>
+          <w:rFonts w:ascii="Times New Roman" w:hAnsi="Times New Roman" w:cs="Times New Roman"/>
+          <w:sz w:val="24"/>
+          <w:szCs w:val="24"/>
+        </w:rPr>
+      </w:pPr>
+      <w:r>
+        <w:rPr>
+          <w:rFonts w:ascii="Times New Roman" w:hAnsi="Times New Roman" w:cs="Times New Roman"/>
+          <w:sz w:val="24"/>
+          <w:szCs w:val="24"/>
+        </w:rPr>
+        <w:t>E(X=Couvert)=0.</w:t>
+      </w:r>
+    </w:p>
+    <w:p>
+      <w:pPr>
+        <w:autoSpaceDE w:val="0"/>
+        <w:autoSpaceDN w:val="0"/>
+        <w:adjustRightInd w:val="0"/>
+        <w:spacing w:after="120" w:line="360" w:lineRule="auto"/>
+        <w:jc w:val="both"/>
+        <w:rPr>
+          <w:rFonts w:ascii="Times New Roman" w:hAnsi="Times New Roman" w:cs="Times New Roman"/>
+          <w:sz w:val="24"/>
+          <w:szCs w:val="24"/>
+        </w:rPr>
+      </w:pPr>
+      <w:r>
+        <w:rPr>
+          <w:rFonts w:ascii="Times New Roman" w:hAnsi="Times New Roman" w:cs="Times New Roman"/>
+          <w:sz w:val="24"/>
+          <w:szCs w:val="24"/>
+        </w:rPr>
+        <w:t>E(X=Pluie)= - 3/5 log2 (3/5)- 2/5 log2 (2/5)= 0.971.</w:t>
       </w:r>
     </w:p>
     <w:p>
@@ -3042,10 +2632,10 @@
     <w:p>
       <w:pPr>
         <w:pBdr>
-          <w:top w:val="single" w:sz="4" w:space="1" w:color="auto"/>
-          <w:left w:val="single" w:sz="4" w:space="4" w:color="auto"/>
-          <w:bottom w:val="single" w:sz="4" w:space="1" w:color="auto"/>
-          <w:right w:val="single" w:sz="4" w:space="4" w:color="auto"/>
+          <w:top w:val="single" w:color="auto" w:sz="4" w:space="1"/>
+          <w:left w:val="single" w:color="auto" w:sz="4" w:space="4"/>
+          <w:bottom w:val="single" w:color="auto" w:sz="4" w:space="1"/>
+          <w:right w:val="single" w:color="auto" w:sz="4" w:space="4"/>
         </w:pBdr>
         <w:autoSpaceDE w:val="0"/>
         <w:autoSpaceDN w:val="0"/>
@@ -3082,13 +2672,12 @@
       </w:pPr>
       <w:r>
         <w:rPr>
-          <w:noProof/>
           <w:lang w:eastAsia="fr-FR"/>
         </w:rPr>
         <mc:AlternateContent>
           <mc:Choice Requires="wps">
             <w:drawing>
-              <wp:anchor distT="0" distB="0" distL="114300" distR="114300" simplePos="0" relativeHeight="251656704" behindDoc="0" locked="0" layoutInCell="1" allowOverlap="1">
+              <wp:anchor distT="0" distB="0" distL="114300" distR="114300" simplePos="0" relativeHeight="251660288" behindDoc="0" locked="0" layoutInCell="1" allowOverlap="1">
                 <wp:simplePos x="0" y="0"/>
                 <wp:positionH relativeFrom="column">
                   <wp:posOffset>1214755</wp:posOffset>
@@ -3100,15 +2689,11 @@
                 <wp:effectExtent l="10160" t="6985" r="8255" b="9525"/>
                 <wp:wrapNone/>
                 <wp:docPr id="15" name="AutoShape 6"/>
-                <wp:cNvGraphicFramePr>
-                  <a:graphicFrameLocks xmlns:a="http://schemas.openxmlformats.org/drawingml/2006/main"/>
-                </wp:cNvGraphicFramePr>
+                <wp:cNvGraphicFramePr/>
                 <a:graphic xmlns:a="http://schemas.openxmlformats.org/drawingml/2006/main">
                   <a:graphicData uri="http://schemas.microsoft.com/office/word/2010/wordprocessingShape">
                     <wps:wsp>
-                      <wps:cNvSpPr>
-                        <a:spLocks/>
-                      </wps:cNvSpPr>
+                      <wps:cNvSpPr/>
                       <wps:spPr bwMode="auto">
                         <a:xfrm>
                           <a:off x="0" y="0"/>
@@ -3126,18 +2711,7 @@
                             <a:srgbClr val="000000"/>
                           </a:solidFill>
                           <a:round/>
-                          <a:headEnd/>
-                          <a:tailEnd/>
                         </a:ln>
-                        <a:extLst>
-                          <a:ext uri="{909E8E84-426E-40DD-AFC4-6F175D3DCCD1}">
-                            <a14:hiddenFill xmlns:a14="http://schemas.microsoft.com/office/drawing/2010/main">
-                              <a:solidFill>
-                                <a:srgbClr val="FFFFFF"/>
-                              </a:solidFill>
-                            </a14:hiddenFill>
-                          </a:ext>
-                        </a:extLst>
                       </wps:spPr>
                       <wps:bodyPr rot="0" vert="horz" wrap="square" lIns="91440" tIns="45720" rIns="91440" bIns="45720" anchor="t" anchorCtr="0" upright="1">
                         <a:noAutofit/>
@@ -3145,18 +2719,17 @@
                     </wps:wsp>
                   </a:graphicData>
                 </a:graphic>
-                <wp14:sizeRelH relativeFrom="page">
-                  <wp14:pctWidth>0</wp14:pctWidth>
-                </wp14:sizeRelH>
-                <wp14:sizeRelV relativeFrom="page">
-                  <wp14:pctHeight>0</wp14:pctHeight>
-                </wp14:sizeRelV>
               </wp:anchor>
             </w:drawing>
           </mc:Choice>
           <mc:Fallback>
             <w:pict>
-              <v:shape w14:anchorId="7959E5C7" id="AutoShape 6" o:spid="_x0000_s1026" type="#_x0000_t87" style="position:absolute;margin-left:95.65pt;margin-top:41.75pt;width:15.8pt;height:68.45pt;z-index:251656704;visibility:visible;mso-wrap-style:square;mso-width-percent:0;mso-height-percent:0;mso-wrap-distance-left:9pt;mso-wrap-distance-top:0;mso-wrap-distance-right:9pt;mso-wrap-distance-bottom:0;mso-position-horizontal:absolute;mso-position-horizontal-relative:text;mso-position-vertical:absolute;mso-position-vertical-relative:text;mso-width-percent:0;mso-height-percent:0;mso-width-relative:page;mso-height-relative:page;v-text-anchor:top" o:gfxdata="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"/>
+              <v:shape id="AutoShape 6" o:spid="_x0000_s1026" o:spt="87" type="#_x0000_t87" style="position:absolute;left:0pt;margin-left:95.65pt;margin-top:41.75pt;height:68.45pt;width:15.8pt;z-index:251660288;mso-width-relative:page;mso-height-relative:page;" filled="f" stroked="t" coordsize="21600,21600" o:gfxdata="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" adj="1799,10800">
+                <v:fill on="f" focussize="0,0"/>
+                <v:stroke color="#000000" joinstyle="round"/>
+                <v:imagedata o:title=""/>
+                <o:lock v:ext="edit" aspectratio="f"/>
+              </v:shape>
             </w:pict>
           </mc:Fallback>
         </mc:AlternateContent>
@@ -3333,7 +2906,6 @@
           <w:sz w:val="24"/>
           <w:szCs w:val="24"/>
         </w:rPr>
-        <w:lastRenderedPageBreak/>
         <w:t>Avec : E(X)= - 9/14 log2 (9/14)- 5/14 log2 (5/14)= 0.940</w:t>
       </w:r>
     </w:p>
@@ -3403,10 +2975,10 @@
     <w:p>
       <w:pPr>
         <w:pBdr>
-          <w:top w:val="single" w:sz="4" w:space="1" w:color="auto"/>
-          <w:left w:val="single" w:sz="4" w:space="4" w:color="auto"/>
-          <w:bottom w:val="single" w:sz="4" w:space="1" w:color="auto"/>
-          <w:right w:val="single" w:sz="4" w:space="4" w:color="auto"/>
+          <w:top w:val="single" w:color="auto" w:sz="4" w:space="1"/>
+          <w:left w:val="single" w:color="auto" w:sz="4" w:space="4"/>
+          <w:bottom w:val="single" w:color="auto" w:sz="4" w:space="1"/>
+          <w:right w:val="single" w:color="auto" w:sz="4" w:space="4"/>
         </w:pBdr>
         <w:autoSpaceDE w:val="0"/>
         <w:autoSpaceDN w:val="0"/>
@@ -3429,10 +3001,10 @@
     </w:p>
     <w:p>
       <w:pPr>
-        <w:pStyle w:val="Paragraphedeliste"/>
+        <w:pStyle w:val="10"/>
         <w:numPr>
           <w:ilvl w:val="0"/>
-          <w:numId w:val="12"/>
+          <w:numId w:val="6"/>
         </w:numPr>
         <w:autoSpaceDE w:val="0"/>
         <w:autoSpaceDN w:val="0"/>
@@ -3446,13 +3018,12 @@
       </w:pPr>
       <w:r>
         <w:rPr>
-          <w:noProof/>
           <w:lang w:eastAsia="fr-FR"/>
         </w:rPr>
         <mc:AlternateContent>
           <mc:Choice Requires="wps">
             <w:drawing>
-              <wp:anchor distT="0" distB="0" distL="114300" distR="114300" simplePos="0" relativeHeight="251657728" behindDoc="0" locked="0" layoutInCell="1" allowOverlap="1">
+              <wp:anchor distT="0" distB="0" distL="114300" distR="114300" simplePos="0" relativeHeight="251661312" behindDoc="0" locked="0" layoutInCell="1" allowOverlap="1">
                 <wp:simplePos x="0" y="0"/>
                 <wp:positionH relativeFrom="column">
                   <wp:posOffset>737235</wp:posOffset>
@@ -3464,15 +3035,11 @@
                 <wp:effectExtent l="8890" t="12065" r="10795" b="10160"/>
                 <wp:wrapNone/>
                 <wp:docPr id="14" name="AutoShape 7"/>
-                <wp:cNvGraphicFramePr>
-                  <a:graphicFrameLocks xmlns:a="http://schemas.openxmlformats.org/drawingml/2006/main"/>
-                </wp:cNvGraphicFramePr>
+                <wp:cNvGraphicFramePr/>
                 <a:graphic xmlns:a="http://schemas.openxmlformats.org/drawingml/2006/main">
                   <a:graphicData uri="http://schemas.microsoft.com/office/word/2010/wordprocessingShape">
                     <wps:wsp>
-                      <wps:cNvSpPr>
-                        <a:spLocks/>
-                      </wps:cNvSpPr>
+                      <wps:cNvSpPr/>
                       <wps:spPr bwMode="auto">
                         <a:xfrm>
                           <a:off x="0" y="0"/>
@@ -3490,18 +3057,7 @@
                             <a:srgbClr val="000000"/>
                           </a:solidFill>
                           <a:round/>
-                          <a:headEnd/>
-                          <a:tailEnd/>
                         </a:ln>
-                        <a:extLst>
-                          <a:ext uri="{909E8E84-426E-40DD-AFC4-6F175D3DCCD1}">
-                            <a14:hiddenFill xmlns:a14="http://schemas.microsoft.com/office/drawing/2010/main">
-                              <a:solidFill>
-                                <a:srgbClr val="FFFFFF"/>
-                              </a:solidFill>
-                            </a14:hiddenFill>
-                          </a:ext>
-                        </a:extLst>
                       </wps:spPr>
                       <wps:bodyPr rot="0" vert="horz" wrap="square" lIns="91440" tIns="45720" rIns="91440" bIns="45720" anchor="t" anchorCtr="0" upright="1">
                         <a:noAutofit/>
@@ -3509,18 +3065,17 @@
                     </wps:wsp>
                   </a:graphicData>
                 </a:graphic>
-                <wp14:sizeRelH relativeFrom="page">
-                  <wp14:pctWidth>0</wp14:pctWidth>
-                </wp14:sizeRelH>
-                <wp14:sizeRelV relativeFrom="page">
-                  <wp14:pctHeight>0</wp14:pctHeight>
-                </wp14:sizeRelV>
               </wp:anchor>
             </w:drawing>
           </mc:Choice>
           <mc:Fallback>
             <w:pict>
-              <v:shape w14:anchorId="24D95177" id="AutoShape 7" o:spid="_x0000_s1026" type="#_x0000_t87" style="position:absolute;margin-left:58.05pt;margin-top:14.05pt;width:12.7pt;height:45.5pt;z-index:251657728;visibility:visible;mso-wrap-style:square;mso-width-percent:0;mso-height-percent:0;mso-wrap-distance-left:9pt;mso-wrap-distance-top:0;mso-wrap-distance-right:9pt;mso-wrap-distance-bottom:0;mso-position-horizontal:absolute;mso-position-horizontal-relative:text;mso-position-vertical:absolute;mso-position-vertical-relative:text;mso-width-percent:0;mso-height-percent:0;mso-width-relative:page;mso-height-relative:page;v-text-anchor:top" o:gfxdata="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"/>
+              <v:shape id="AutoShape 7" o:spid="_x0000_s1026" o:spt="87" type="#_x0000_t87" style="position:absolute;left:0pt;margin-left:58.05pt;margin-top:14.05pt;height:45.5pt;width:12.7pt;z-index:251661312;mso-width-relative:page;mso-height-relative:page;" filled="f" stroked="t" coordsize="21600,21600" o:gfxdata="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" adj="1800,10800">
+                <v:fill on="f" focussize="0,0"/>
+                <v:stroke color="#000000" joinstyle="round"/>
+                <v:imagedata o:title=""/>
+                <o:lock v:ext="edit" aspectratio="f"/>
+              </v:shape>
             </w:pict>
           </mc:Fallback>
         </mc:AlternateContent>
@@ -3621,10 +3176,10 @@
     <w:p>
       <w:pPr>
         <w:pBdr>
-          <w:top w:val="single" w:sz="4" w:space="1" w:color="auto"/>
-          <w:left w:val="single" w:sz="4" w:space="4" w:color="auto"/>
-          <w:bottom w:val="single" w:sz="4" w:space="1" w:color="auto"/>
-          <w:right w:val="single" w:sz="4" w:space="4" w:color="auto"/>
+          <w:top w:val="single" w:color="auto" w:sz="4" w:space="1"/>
+          <w:left w:val="single" w:color="auto" w:sz="4" w:space="4"/>
+          <w:bottom w:val="single" w:color="auto" w:sz="4" w:space="1"/>
+          <w:right w:val="single" w:color="auto" w:sz="4" w:space="4"/>
         </w:pBdr>
         <w:autoSpaceDE w:val="0"/>
         <w:autoSpaceDN w:val="0"/>
@@ -3647,10 +3202,10 @@
     </w:p>
     <w:p>
       <w:pPr>
-        <w:pStyle w:val="Paragraphedeliste"/>
+        <w:pStyle w:val="10"/>
         <w:numPr>
           <w:ilvl w:val="0"/>
-          <w:numId w:val="11"/>
+          <w:numId w:val="7"/>
         </w:numPr>
         <w:autoSpaceDE w:val="0"/>
         <w:autoSpaceDN w:val="0"/>
@@ -3685,13 +3240,12 @@
       </w:pPr>
       <w:r>
         <w:rPr>
-          <w:noProof/>
           <w:lang w:eastAsia="fr-FR"/>
         </w:rPr>
         <mc:AlternateContent>
           <mc:Choice Requires="wps">
             <w:drawing>
-              <wp:anchor distT="0" distB="0" distL="114300" distR="114300" simplePos="0" relativeHeight="251659776" behindDoc="0" locked="0" layoutInCell="1" allowOverlap="1">
+              <wp:anchor distT="0" distB="0" distL="114300" distR="114300" simplePos="0" relativeHeight="251662336" behindDoc="0" locked="0" layoutInCell="1" allowOverlap="1">
                 <wp:simplePos x="0" y="0"/>
                 <wp:positionH relativeFrom="column">
                   <wp:posOffset>1325245</wp:posOffset>
@@ -3703,15 +3257,11 @@
                 <wp:effectExtent l="6350" t="6985" r="10160" b="5080"/>
                 <wp:wrapNone/>
                 <wp:docPr id="13" name="AutoShape 8"/>
-                <wp:cNvGraphicFramePr>
-                  <a:graphicFrameLocks xmlns:a="http://schemas.openxmlformats.org/drawingml/2006/main"/>
-                </wp:cNvGraphicFramePr>
+                <wp:cNvGraphicFramePr/>
                 <a:graphic xmlns:a="http://schemas.openxmlformats.org/drawingml/2006/main">
                   <a:graphicData uri="http://schemas.microsoft.com/office/word/2010/wordprocessingShape">
                     <wps:wsp>
-                      <wps:cNvSpPr>
-                        <a:spLocks/>
-                      </wps:cNvSpPr>
+                      <wps:cNvSpPr/>
                       <wps:spPr bwMode="auto">
                         <a:xfrm>
                           <a:off x="0" y="0"/>
@@ -3729,18 +3279,7 @@
                             <a:srgbClr val="000000"/>
                           </a:solidFill>
                           <a:round/>
-                          <a:headEnd/>
-                          <a:tailEnd/>
                         </a:ln>
-                        <a:extLst>
-                          <a:ext uri="{909E8E84-426E-40DD-AFC4-6F175D3DCCD1}">
-                            <a14:hiddenFill xmlns:a14="http://schemas.microsoft.com/office/drawing/2010/main">
-                              <a:solidFill>
-                                <a:srgbClr val="FFFFFF"/>
-                              </a:solidFill>
-                            </a14:hiddenFill>
-                          </a:ext>
-                        </a:extLst>
                       </wps:spPr>
                       <wps:bodyPr rot="0" vert="horz" wrap="square" lIns="91440" tIns="45720" rIns="91440" bIns="45720" anchor="t" anchorCtr="0" upright="1">
                         <a:noAutofit/>
@@ -3748,18 +3287,17 @@
                     </wps:wsp>
                   </a:graphicData>
                 </a:graphic>
-                <wp14:sizeRelH relativeFrom="page">
-                  <wp14:pctWidth>0</wp14:pctWidth>
-                </wp14:sizeRelH>
-                <wp14:sizeRelV relativeFrom="page">
-                  <wp14:pctHeight>0</wp14:pctHeight>
-                </wp14:sizeRelV>
               </wp:anchor>
             </w:drawing>
           </mc:Choice>
           <mc:Fallback>
             <w:pict>
-              <v:shape w14:anchorId="0CFDA878" id="AutoShape 8" o:spid="_x0000_s1026" type="#_x0000_t87" style="position:absolute;margin-left:104.35pt;margin-top:3.75pt;width:10.7pt;height:60.55pt;z-index:251659776;visibility:visible;mso-wrap-style:square;mso-width-percent:0;mso-height-percent:0;mso-wrap-distance-left:9pt;mso-wrap-distance-top:0;mso-wrap-distance-right:9pt;mso-wrap-distance-bottom:0;mso-position-horizontal:absolute;mso-position-horizontal-relative:text;mso-position-vertical:absolute;mso-position-vertical-relative:text;mso-width-percent:0;mso-height-percent:0;mso-width-relative:page;mso-height-relative:page;v-text-anchor:top" o:gfxdata="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"/>
+              <v:shape id="AutoShape 8" o:spid="_x0000_s1026" o:spt="87" type="#_x0000_t87" style="position:absolute;left:0pt;margin-left:104.35pt;margin-top:3.75pt;height:60.55pt;width:10.7pt;z-index:251662336;mso-width-relative:page;mso-height-relative:page;" filled="f" stroked="t" coordsize="21600,21600" o:gfxdata="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" adj="1799,10800">
+                <v:fill on="f" focussize="0,0"/>
+                <v:stroke color="#000000" joinstyle="round"/>
+                <v:imagedata o:title=""/>
+                <o:lock v:ext="edit" aspectratio="f"/>
+              </v:shape>
             </w:pict>
           </mc:Fallback>
         </mc:AlternateContent>
@@ -3770,97 +3308,49 @@
           <w:sz w:val="24"/>
           <w:szCs w:val="24"/>
         </w:rPr>
-        <w:t xml:space="preserve">Température [9+,5-] =  </w:t>
-      </w:r>
-      <w:r>
-        <w:rPr>
-          <w:rFonts w:ascii="Times New Roman" w:hAnsi="Times New Roman" w:cs="Times New Roman"/>
-          <w:sz w:val="24"/>
-          <w:szCs w:val="24"/>
-        </w:rPr>
-        <w:t xml:space="preserve"> </w:t>
-      </w:r>
-      <w:r>
-        <w:rPr>
-          <w:rFonts w:ascii="Times New Roman" w:hAnsi="Times New Roman" w:cs="Times New Roman"/>
-          <w:sz w:val="24"/>
-          <w:szCs w:val="24"/>
-        </w:rPr>
-        <w:t xml:space="preserve"> 4 Chaude : [2 + 2-].</w:t>
-      </w:r>
-    </w:p>
-    <w:p>
-      <w:pPr>
-        <w:autoSpaceDE w:val="0"/>
-        <w:autoSpaceDN w:val="0"/>
-        <w:adjustRightInd w:val="0"/>
-        <w:spacing w:after="120" w:line="360" w:lineRule="auto"/>
-        <w:rPr>
-          <w:rFonts w:ascii="Times New Roman" w:hAnsi="Times New Roman" w:cs="Times New Roman"/>
-          <w:sz w:val="24"/>
-          <w:szCs w:val="24"/>
-        </w:rPr>
-      </w:pPr>
-      <w:r>
-        <w:rPr>
-          <w:rFonts w:ascii="Times New Roman" w:hAnsi="Times New Roman" w:cs="Times New Roman"/>
-          <w:sz w:val="24"/>
-          <w:szCs w:val="24"/>
-        </w:rPr>
-        <w:t xml:space="preserve">                                 </w:t>
-      </w:r>
-      <w:r>
-        <w:rPr>
-          <w:rFonts w:ascii="Times New Roman" w:hAnsi="Times New Roman" w:cs="Times New Roman"/>
-          <w:sz w:val="24"/>
-          <w:szCs w:val="24"/>
-        </w:rPr>
-        <w:t xml:space="preserve">       </w:t>
-      </w:r>
-      <w:r>
-        <w:rPr>
-          <w:rFonts w:ascii="Times New Roman" w:hAnsi="Times New Roman" w:cs="Times New Roman"/>
-          <w:sz w:val="24"/>
-          <w:szCs w:val="24"/>
-        </w:rPr>
-        <w:t>6 Tiède : [4 + 2-].</w:t>
-      </w:r>
-    </w:p>
-    <w:p>
-      <w:pPr>
-        <w:autoSpaceDE w:val="0"/>
-        <w:autoSpaceDN w:val="0"/>
-        <w:adjustRightInd w:val="0"/>
-        <w:spacing w:after="120" w:line="360" w:lineRule="auto"/>
-        <w:rPr>
-          <w:rFonts w:ascii="Times New Roman" w:hAnsi="Times New Roman" w:cs="Times New Roman"/>
-          <w:sz w:val="24"/>
-          <w:szCs w:val="24"/>
-        </w:rPr>
-      </w:pPr>
-      <w:r>
-        <w:rPr>
-          <w:rFonts w:ascii="Times New Roman" w:hAnsi="Times New Roman" w:cs="Times New Roman"/>
-          <w:sz w:val="24"/>
-          <w:szCs w:val="24"/>
-        </w:rPr>
-        <w:t xml:space="preserve">                                </w:t>
-      </w:r>
-      <w:r>
-        <w:rPr>
-          <w:rFonts w:ascii="Times New Roman" w:hAnsi="Times New Roman" w:cs="Times New Roman"/>
-          <w:sz w:val="24"/>
-          <w:szCs w:val="24"/>
-        </w:rPr>
-        <w:t xml:space="preserve">       </w:t>
-      </w:r>
-      <w:r>
-        <w:rPr>
-          <w:rFonts w:ascii="Times New Roman" w:hAnsi="Times New Roman" w:cs="Times New Roman"/>
-          <w:sz w:val="24"/>
-          <w:szCs w:val="24"/>
-        </w:rPr>
-        <w:t>4 Fraiche : [3 + 2-].</w:t>
+        <w:t>Température [9+,5-] =    4 Chaude : [2 + 2-].</w:t>
+      </w:r>
+    </w:p>
+    <w:p>
+      <w:pPr>
+        <w:autoSpaceDE w:val="0"/>
+        <w:autoSpaceDN w:val="0"/>
+        <w:adjustRightInd w:val="0"/>
+        <w:spacing w:after="120" w:line="360" w:lineRule="auto"/>
+        <w:rPr>
+          <w:rFonts w:ascii="Times New Roman" w:hAnsi="Times New Roman" w:cs="Times New Roman"/>
+          <w:sz w:val="24"/>
+          <w:szCs w:val="24"/>
+        </w:rPr>
+      </w:pPr>
+      <w:r>
+        <w:rPr>
+          <w:rFonts w:ascii="Times New Roman" w:hAnsi="Times New Roman" w:cs="Times New Roman"/>
+          <w:sz w:val="24"/>
+          <w:szCs w:val="24"/>
+        </w:rPr>
+        <w:t xml:space="preserve">                                        6 Tiède : [4 + 2-].</w:t>
+      </w:r>
+    </w:p>
+    <w:p>
+      <w:pPr>
+        <w:autoSpaceDE w:val="0"/>
+        <w:autoSpaceDN w:val="0"/>
+        <w:adjustRightInd w:val="0"/>
+        <w:spacing w:after="120" w:line="360" w:lineRule="auto"/>
+        <w:rPr>
+          <w:rFonts w:ascii="Times New Roman" w:hAnsi="Times New Roman" w:cs="Times New Roman"/>
+          <w:sz w:val="24"/>
+          <w:szCs w:val="24"/>
+        </w:rPr>
+      </w:pPr>
+      <w:r>
+        <w:rPr>
+          <w:rFonts w:ascii="Times New Roman" w:hAnsi="Times New Roman" w:cs="Times New Roman"/>
+          <w:sz w:val="24"/>
+          <w:szCs w:val="24"/>
+        </w:rPr>
+        <w:t xml:space="preserve">                                       4 Fraiche : [3 + 2-].</w:t>
       </w:r>
     </w:p>
     <w:p>
@@ -3887,10 +3377,10 @@
     <w:p>
       <w:pPr>
         <w:pBdr>
-          <w:top w:val="single" w:sz="4" w:space="1" w:color="auto"/>
-          <w:left w:val="single" w:sz="4" w:space="4" w:color="auto"/>
-          <w:bottom w:val="single" w:sz="4" w:space="1" w:color="auto"/>
-          <w:right w:val="single" w:sz="4" w:space="4" w:color="auto"/>
+          <w:top w:val="single" w:color="auto" w:sz="4" w:space="1"/>
+          <w:left w:val="single" w:color="auto" w:sz="4" w:space="4"/>
+          <w:bottom w:val="single" w:color="auto" w:sz="4" w:space="1"/>
+          <w:right w:val="single" w:color="auto" w:sz="4" w:space="4"/>
         </w:pBdr>
         <w:autoSpaceDE w:val="0"/>
         <w:autoSpaceDN w:val="0"/>
@@ -3952,23 +3442,15 @@
           <w:sz w:val="24"/>
           <w:szCs w:val="24"/>
         </w:rPr>
-        <w:t>Donc, la racine de l'arbre de d</w:t>
-      </w:r>
-      <w:r>
-        <w:rPr>
-          <w:rFonts w:ascii="Times New Roman" w:hAnsi="Times New Roman" w:cs="Times New Roman"/>
-          <w:sz w:val="24"/>
-          <w:szCs w:val="24"/>
-        </w:rPr>
-        <w:t>écision est l'attribut " Ciel " et cet attribut sera éliminé du jeu de données.</w:t>
-      </w:r>
-    </w:p>
-    <w:p>
-      <w:pPr>
-        <w:pStyle w:val="Paragraphedeliste"/>
+        <w:t>Donc, la racine de l'arbre de décision est l'attribut " Ciel " et cet attribut sera éliminé du jeu de données.</w:t>
+      </w:r>
+    </w:p>
+    <w:p>
+      <w:pPr>
+        <w:pStyle w:val="10"/>
         <w:numPr>
           <w:ilvl w:val="0"/>
-          <w:numId w:val="14"/>
+          <w:numId w:val="4"/>
         </w:numPr>
         <w:autoSpaceDE w:val="0"/>
         <w:autoSpaceDN w:val="0"/>
@@ -3992,10 +3474,10 @@
     </w:p>
     <w:p>
       <w:pPr>
-        <w:pStyle w:val="Paragraphedeliste"/>
+        <w:pStyle w:val="10"/>
         <w:numPr>
           <w:ilvl w:val="0"/>
-          <w:numId w:val="11"/>
+          <w:numId w:val="7"/>
         </w:numPr>
         <w:autoSpaceDE w:val="0"/>
         <w:autoSpaceDN w:val="0"/>
@@ -4019,7 +3501,7 @@
     </w:p>
     <w:p>
       <w:pPr>
-        <w:pStyle w:val="Paragraphedeliste"/>
+        <w:pStyle w:val="10"/>
         <w:autoSpaceDE w:val="0"/>
         <w:autoSpaceDN w:val="0"/>
         <w:adjustRightInd w:val="0"/>
@@ -4034,7 +3516,6 @@
       <w:r>
         <w:rPr>
           <w:rFonts w:ascii="Times New Roman" w:hAnsi="Times New Roman" w:cs="Times New Roman"/>
-          <w:noProof/>
           <w:sz w:val="24"/>
           <w:szCs w:val="24"/>
           <w:lang w:eastAsia="fr-FR"/>
@@ -4051,7 +3532,7 @@
               <a:graphicData uri="http://schemas.openxmlformats.org/drawingml/2006/picture">
                 <pic:pic xmlns:pic="http://schemas.openxmlformats.org/drawingml/2006/picture">
                   <pic:nvPicPr>
-                    <pic:cNvPr id="0" name="Image 5"/>
+                    <pic:cNvPr id="17" name="Image 5"/>
                     <pic:cNvPicPr>
                       <a:picLocks noChangeAspect="1" noChangeArrowheads="1"/>
                     </pic:cNvPicPr>
@@ -4069,7 +3550,7 @@
                       <a:fillRect/>
                     </a:stretch>
                   </pic:blipFill>
-                  <pic:spPr bwMode="auto">
+                  <pic:spPr>
                     <a:xfrm>
                       <a:off x="0" y="0"/>
                       <a:ext cx="2257425" cy="1295400"/>
@@ -4104,14 +3585,12 @@
       </w:pPr>
       <w:r>
         <w:rPr>
-          <w:noProof/>
           <w:lang w:eastAsia="fr-FR"/>
         </w:rPr>
-        <w:lastRenderedPageBreak/>
         <mc:AlternateContent>
           <mc:Choice Requires="wps">
             <w:drawing>
-              <wp:anchor distT="0" distB="0" distL="114300" distR="114300" simplePos="0" relativeHeight="251658752" behindDoc="0" locked="0" layoutInCell="1" allowOverlap="1">
+              <wp:anchor distT="0" distB="0" distL="114300" distR="114300" simplePos="0" relativeHeight="251661312" behindDoc="0" locked="0" layoutInCell="1" allowOverlap="1">
                 <wp:simplePos x="0" y="0"/>
                 <wp:positionH relativeFrom="column">
                   <wp:posOffset>666750</wp:posOffset>
@@ -4123,15 +3602,11 @@
                 <wp:effectExtent l="5080" t="6985" r="11430" b="5715"/>
                 <wp:wrapNone/>
                 <wp:docPr id="12" name="AutoShape 9"/>
-                <wp:cNvGraphicFramePr>
-                  <a:graphicFrameLocks xmlns:a="http://schemas.openxmlformats.org/drawingml/2006/main"/>
-                </wp:cNvGraphicFramePr>
+                <wp:cNvGraphicFramePr/>
                 <a:graphic xmlns:a="http://schemas.openxmlformats.org/drawingml/2006/main">
                   <a:graphicData uri="http://schemas.microsoft.com/office/word/2010/wordprocessingShape">
                     <wps:wsp>
-                      <wps:cNvSpPr>
-                        <a:spLocks/>
-                      </wps:cNvSpPr>
+                      <wps:cNvSpPr/>
                       <wps:spPr bwMode="auto">
                         <a:xfrm>
                           <a:off x="0" y="0"/>
@@ -4149,18 +3624,7 @@
                             <a:srgbClr val="000000"/>
                           </a:solidFill>
                           <a:round/>
-                          <a:headEnd/>
-                          <a:tailEnd/>
                         </a:ln>
-                        <a:extLst>
-                          <a:ext uri="{909E8E84-426E-40DD-AFC4-6F175D3DCCD1}">
-                            <a14:hiddenFill xmlns:a14="http://schemas.microsoft.com/office/drawing/2010/main">
-                              <a:solidFill>
-                                <a:srgbClr val="FFFFFF"/>
-                              </a:solidFill>
-                            </a14:hiddenFill>
-                          </a:ext>
-                        </a:extLst>
                       </wps:spPr>
                       <wps:bodyPr rot="0" vert="horz" wrap="square" lIns="91440" tIns="45720" rIns="91440" bIns="45720" anchor="t" anchorCtr="0" upright="1">
                         <a:noAutofit/>
@@ -4168,18 +3632,17 @@
                     </wps:wsp>
                   </a:graphicData>
                 </a:graphic>
-                <wp14:sizeRelH relativeFrom="page">
-                  <wp14:pctWidth>0</wp14:pctWidth>
-                </wp14:sizeRelH>
-                <wp14:sizeRelV relativeFrom="page">
-                  <wp14:pctHeight>0</wp14:pctHeight>
-                </wp14:sizeRelV>
               </wp:anchor>
             </w:drawing>
           </mc:Choice>
           <mc:Fallback>
             <w:pict>
-              <v:shape w14:anchorId="588FD3A5" id="AutoShape 9" o:spid="_x0000_s1026" type="#_x0000_t87" style="position:absolute;margin-left:52.5pt;margin-top:41.4pt;width:10.7pt;height:53pt;z-index:251658752;visibility:visible;mso-wrap-style:square;mso-width-percent:0;mso-height-percent:0;mso-wrap-distance-left:9pt;mso-wrap-distance-top:0;mso-wrap-distance-right:9pt;mso-wrap-distance-bottom:0;mso-position-horizontal:absolute;mso-position-horizontal-relative:text;mso-position-vertical:absolute;mso-position-vertical-relative:text;mso-width-percent:0;mso-height-percent:0;mso-width-relative:page;mso-height-relative:page;v-text-anchor:top" o:gfxdata="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"/>
+              <v:shape id="AutoShape 9" o:spid="_x0000_s1026" o:spt="87" type="#_x0000_t87" style="position:absolute;left:0pt;margin-left:52.5pt;margin-top:41.4pt;height:53pt;width:10.7pt;z-index:251661312;mso-width-relative:page;mso-height-relative:page;" filled="f" stroked="t" coordsize="21600,21600" o:gfxdata="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" adj="1799,10800">
+                <v:fill on="f" focussize="0,0"/>
+                <v:stroke color="#000000" joinstyle="round"/>
+                <v:imagedata o:title=""/>
+                <o:lock v:ext="edit" aspectratio="f"/>
+              </v:shape>
             </w:pict>
           </mc:Fallback>
         </mc:AlternateContent>
@@ -4502,10 +3965,10 @@
     </w:p>
     <w:p>
       <w:pPr>
-        <w:pStyle w:val="Paragraphedeliste"/>
+        <w:pStyle w:val="10"/>
         <w:numPr>
           <w:ilvl w:val="0"/>
-          <w:numId w:val="11"/>
+          <w:numId w:val="7"/>
         </w:numPr>
         <w:autoSpaceDE w:val="0"/>
         <w:autoSpaceDN w:val="0"/>
@@ -4529,24 +3992,48 @@
     </w:p>
     <w:tbl>
       <w:tblPr>
+        <w:tblStyle w:val="3"/>
         <w:tblW w:w="0" w:type="auto"/>
+        <w:tblInd w:w="0" w:type="dxa"/>
         <w:tblBorders>
-          <w:top w:val="single" w:sz="4" w:space="0" w:color="000000"/>
-          <w:left w:val="single" w:sz="4" w:space="0" w:color="000000"/>
-          <w:bottom w:val="single" w:sz="4" w:space="0" w:color="000000"/>
-          <w:right w:val="single" w:sz="4" w:space="0" w:color="000000"/>
-          <w:insideH w:val="single" w:sz="4" w:space="0" w:color="000000"/>
-          <w:insideV w:val="single" w:sz="4" w:space="0" w:color="000000"/>
+          <w:top w:val="single" w:color="000000" w:sz="4" w:space="0"/>
+          <w:left w:val="single" w:color="000000" w:sz="4" w:space="0"/>
+          <w:bottom w:val="single" w:color="000000" w:sz="4" w:space="0"/>
+          <w:right w:val="single" w:color="000000" w:sz="4" w:space="0"/>
+          <w:insideH w:val="single" w:color="000000" w:sz="4" w:space="0"/>
+          <w:insideV w:val="single" w:color="000000" w:sz="4" w:space="0"/>
         </w:tblBorders>
-        <w:tblLook w:val="00A0" w:firstRow="1" w:lastRow="0" w:firstColumn="1" w:lastColumn="0" w:noHBand="0" w:noVBand="0"/>
+        <w:tblLayout w:type="autofit"/>
+        <w:tblCellMar>
+          <w:top w:w="0" w:type="dxa"/>
+          <w:left w:w="108" w:type="dxa"/>
+          <w:bottom w:w="0" w:type="dxa"/>
+          <w:right w:w="108" w:type="dxa"/>
+        </w:tblCellMar>
       </w:tblPr>
       <w:tblGrid>
         <w:gridCol w:w="4888"/>
         <w:gridCol w:w="4889"/>
       </w:tblGrid>
       <w:tr>
+        <w:tblPrEx>
+          <w:tblBorders>
+            <w:top w:val="single" w:color="000000" w:sz="4" w:space="0"/>
+            <w:left w:val="single" w:color="000000" w:sz="4" w:space="0"/>
+            <w:bottom w:val="single" w:color="000000" w:sz="4" w:space="0"/>
+            <w:right w:val="single" w:color="000000" w:sz="4" w:space="0"/>
+            <w:insideH w:val="single" w:color="000000" w:sz="4" w:space="0"/>
+            <w:insideV w:val="single" w:color="000000" w:sz="4" w:space="0"/>
+          </w:tblBorders>
+          <w:tblCellMar>
+            <w:top w:w="0" w:type="dxa"/>
+            <w:left w:w="108" w:type="dxa"/>
+            <w:bottom w:w="0" w:type="dxa"/>
+            <w:right w:w="108" w:type="dxa"/>
+          </w:tblCellMar>
+        </w:tblPrEx>
         <w:trPr>
-          <w:trHeight w:val="417"/>
+          <w:trHeight w:val="417" w:hRule="atLeast"/>
         </w:trPr>
         <w:tc>
           <w:tcPr>
@@ -4613,8 +4100,24 @@
         </w:tc>
       </w:tr>
       <w:tr>
+        <w:tblPrEx>
+          <w:tblBorders>
+            <w:top w:val="single" w:color="000000" w:sz="4" w:space="0"/>
+            <w:left w:val="single" w:color="000000" w:sz="4" w:space="0"/>
+            <w:bottom w:val="single" w:color="000000" w:sz="4" w:space="0"/>
+            <w:right w:val="single" w:color="000000" w:sz="4" w:space="0"/>
+            <w:insideH w:val="single" w:color="000000" w:sz="4" w:space="0"/>
+            <w:insideV w:val="single" w:color="000000" w:sz="4" w:space="0"/>
+          </w:tblBorders>
+          <w:tblCellMar>
+            <w:top w:w="0" w:type="dxa"/>
+            <w:left w:w="108" w:type="dxa"/>
+            <w:bottom w:w="0" w:type="dxa"/>
+            <w:right w:w="108" w:type="dxa"/>
+          </w:tblCellMar>
+        </w:tblPrEx>
         <w:trPr>
-          <w:trHeight w:val="439"/>
+          <w:trHeight w:val="439" w:hRule="atLeast"/>
         </w:trPr>
         <w:tc>
           <w:tcPr>
@@ -4670,8 +4173,18 @@
         </w:tc>
       </w:tr>
       <w:tr>
+        <w:tblPrEx>
+          <w:tblBorders>
+            <w:top w:val="single" w:color="000000" w:sz="4" w:space="0"/>
+            <w:left w:val="single" w:color="000000" w:sz="4" w:space="0"/>
+            <w:bottom w:val="single" w:color="000000" w:sz="4" w:space="0"/>
+            <w:right w:val="single" w:color="000000" w:sz="4" w:space="0"/>
+            <w:insideH w:val="single" w:color="000000" w:sz="4" w:space="0"/>
+            <w:insideV w:val="single" w:color="000000" w:sz="4" w:space="0"/>
+          </w:tblBorders>
+        </w:tblPrEx>
         <w:trPr>
-          <w:trHeight w:val="475"/>
+          <w:trHeight w:val="475" w:hRule="atLeast"/>
         </w:trPr>
         <w:tc>
           <w:tcPr>
@@ -4727,6 +4240,22 @@
         </w:tc>
       </w:tr>
       <w:tr>
+        <w:tblPrEx>
+          <w:tblBorders>
+            <w:top w:val="single" w:color="000000" w:sz="4" w:space="0"/>
+            <w:left w:val="single" w:color="000000" w:sz="4" w:space="0"/>
+            <w:bottom w:val="single" w:color="000000" w:sz="4" w:space="0"/>
+            <w:right w:val="single" w:color="000000" w:sz="4" w:space="0"/>
+            <w:insideH w:val="single" w:color="000000" w:sz="4" w:space="0"/>
+            <w:insideV w:val="single" w:color="000000" w:sz="4" w:space="0"/>
+          </w:tblBorders>
+          <w:tblCellMar>
+            <w:top w:w="0" w:type="dxa"/>
+            <w:left w:w="108" w:type="dxa"/>
+            <w:bottom w:w="0" w:type="dxa"/>
+            <w:right w:w="108" w:type="dxa"/>
+          </w:tblCellMar>
+        </w:tblPrEx>
         <w:tc>
           <w:tcPr>
             <w:tcW w:w="4888" w:type="dxa"/>
@@ -4799,33 +4328,24 @@
           <w:sz w:val="24"/>
           <w:szCs w:val="24"/>
         </w:rPr>
-        <w:t xml:space="preserve">L'attribut Humidité sera donc choisi pour les exemples dont </w:t>
-      </w:r>
-      <w:r>
-        <w:rPr>
-          <w:rFonts w:ascii="Times New Roman" w:hAnsi="Times New Roman" w:cs="Times New Roman"/>
-          <w:sz w:val="24"/>
-          <w:szCs w:val="24"/>
-        </w:rPr>
-        <w:t>l'attribut Ciel vaut Ensoleillé :</w:t>
-      </w:r>
-    </w:p>
-    <w:p>
-      <w:pPr>
-        <w:autoSpaceDE w:val="0"/>
-        <w:autoSpaceDN w:val="0"/>
-        <w:adjustRightInd w:val="0"/>
-        <w:spacing w:after="120" w:line="360" w:lineRule="auto"/>
-        <w:rPr>
-          <w:rFonts w:ascii="Times New Roman" w:hAnsi="Times New Roman" w:cs="Times New Roman"/>
-          <w:sz w:val="24"/>
-          <w:szCs w:val="24"/>
-        </w:rPr>
-      </w:pPr>
-      <w:r>
-        <w:rPr>
-          <w:rFonts w:ascii="Times New Roman" w:hAnsi="Times New Roman" w:cs="Times New Roman"/>
-          <w:noProof/>
+        <w:t>L'attribut Humidité sera donc choisi pour les exemples dont l'attribut Ciel vaut Ensoleillé :</w:t>
+      </w:r>
+    </w:p>
+    <w:p>
+      <w:pPr>
+        <w:autoSpaceDE w:val="0"/>
+        <w:autoSpaceDN w:val="0"/>
+        <w:adjustRightInd w:val="0"/>
+        <w:spacing w:after="120" w:line="360" w:lineRule="auto"/>
+        <w:rPr>
+          <w:rFonts w:ascii="Times New Roman" w:hAnsi="Times New Roman" w:cs="Times New Roman"/>
+          <w:sz w:val="24"/>
+          <w:szCs w:val="24"/>
+        </w:rPr>
+      </w:pPr>
+      <w:r>
+        <w:rPr>
+          <w:rFonts w:ascii="Times New Roman" w:hAnsi="Times New Roman" w:cs="Times New Roman"/>
           <w:sz w:val="24"/>
           <w:szCs w:val="24"/>
           <w:lang w:eastAsia="fr-FR"/>
@@ -4842,7 +4362,7 @@
               <a:graphicData uri="http://schemas.openxmlformats.org/drawingml/2006/picture">
                 <pic:pic xmlns:pic="http://schemas.openxmlformats.org/drawingml/2006/picture">
                   <pic:nvPicPr>
-                    <pic:cNvPr id="0" name="Image 7"/>
+                    <pic:cNvPr id="18" name="Image 7"/>
                     <pic:cNvPicPr>
                       <a:picLocks noChangeAspect="1" noChangeArrowheads="1"/>
                     </pic:cNvPicPr>
@@ -4860,7 +4380,7 @@
                       <a:fillRect/>
                     </a:stretch>
                   </pic:blipFill>
-                  <pic:spPr bwMode="auto">
+                  <pic:spPr>
                     <a:xfrm>
                       <a:off x="0" y="0"/>
                       <a:ext cx="6115050" cy="1771650"/>
@@ -4882,10 +4402,10 @@
     </w:p>
     <w:p>
       <w:pPr>
-        <w:pStyle w:val="Paragraphedeliste"/>
+        <w:pStyle w:val="10"/>
         <w:numPr>
           <w:ilvl w:val="0"/>
-          <w:numId w:val="14"/>
+          <w:numId w:val="4"/>
         </w:numPr>
         <w:autoSpaceDE w:val="0"/>
         <w:autoSpaceDN w:val="0"/>
@@ -4909,10 +4429,10 @@
     </w:p>
     <w:p>
       <w:pPr>
-        <w:pStyle w:val="Paragraphedeliste"/>
+        <w:pStyle w:val="10"/>
         <w:numPr>
           <w:ilvl w:val="0"/>
-          <w:numId w:val="11"/>
+          <w:numId w:val="7"/>
         </w:numPr>
         <w:autoSpaceDE w:val="0"/>
         <w:autoSpaceDN w:val="0"/>
@@ -4950,53 +4470,53 @@
     </w:p>
     <w:p>
       <w:pPr>
-        <w:pStyle w:val="Paragraphedeliste"/>
-        <w:autoSpaceDE w:val="0"/>
-        <w:autoSpaceDN w:val="0"/>
-        <w:adjustRightInd w:val="0"/>
-        <w:spacing w:after="120" w:line="360" w:lineRule="auto"/>
-        <w:jc w:val="both"/>
-        <w:rPr>
-          <w:rFonts w:ascii="Times New Roman" w:hAnsi="Times New Roman" w:cs="Times New Roman"/>
-          <w:sz w:val="24"/>
-          <w:szCs w:val="24"/>
-        </w:rPr>
-      </w:pPr>
-    </w:p>
-    <w:p>
-      <w:pPr>
-        <w:autoSpaceDE w:val="0"/>
-        <w:autoSpaceDN w:val="0"/>
-        <w:adjustRightInd w:val="0"/>
-        <w:spacing w:after="120" w:line="360" w:lineRule="auto"/>
-        <w:rPr>
-          <w:rFonts w:ascii="Times New Roman" w:hAnsi="Times New Roman" w:cs="Times New Roman"/>
-          <w:sz w:val="24"/>
-          <w:szCs w:val="24"/>
-        </w:rPr>
-      </w:pPr>
-    </w:p>
-    <w:p>
-      <w:pPr>
-        <w:pStyle w:val="Paragraphedeliste"/>
-        <w:autoSpaceDE w:val="0"/>
-        <w:autoSpaceDN w:val="0"/>
-        <w:adjustRightInd w:val="0"/>
-        <w:spacing w:after="120" w:line="360" w:lineRule="auto"/>
-        <w:jc w:val="both"/>
-        <w:rPr>
-          <w:rFonts w:ascii="Times New Roman" w:hAnsi="Times New Roman" w:cs="Times New Roman"/>
-          <w:sz w:val="24"/>
-          <w:szCs w:val="24"/>
-        </w:rPr>
-      </w:pPr>
-    </w:p>
-    <w:p>
-      <w:pPr>
-        <w:pStyle w:val="Paragraphedeliste"/>
+        <w:pStyle w:val="10"/>
+        <w:autoSpaceDE w:val="0"/>
+        <w:autoSpaceDN w:val="0"/>
+        <w:adjustRightInd w:val="0"/>
+        <w:spacing w:after="120" w:line="360" w:lineRule="auto"/>
+        <w:jc w:val="both"/>
+        <w:rPr>
+          <w:rFonts w:ascii="Times New Roman" w:hAnsi="Times New Roman" w:cs="Times New Roman"/>
+          <w:sz w:val="24"/>
+          <w:szCs w:val="24"/>
+        </w:rPr>
+      </w:pPr>
+    </w:p>
+    <w:p>
+      <w:pPr>
+        <w:autoSpaceDE w:val="0"/>
+        <w:autoSpaceDN w:val="0"/>
+        <w:adjustRightInd w:val="0"/>
+        <w:spacing w:after="120" w:line="360" w:lineRule="auto"/>
+        <w:rPr>
+          <w:rFonts w:ascii="Times New Roman" w:hAnsi="Times New Roman" w:cs="Times New Roman"/>
+          <w:sz w:val="24"/>
+          <w:szCs w:val="24"/>
+        </w:rPr>
+      </w:pPr>
+    </w:p>
+    <w:p>
+      <w:pPr>
+        <w:pStyle w:val="10"/>
+        <w:autoSpaceDE w:val="0"/>
+        <w:autoSpaceDN w:val="0"/>
+        <w:adjustRightInd w:val="0"/>
+        <w:spacing w:after="120" w:line="360" w:lineRule="auto"/>
+        <w:jc w:val="both"/>
+        <w:rPr>
+          <w:rFonts w:ascii="Times New Roman" w:hAnsi="Times New Roman" w:cs="Times New Roman"/>
+          <w:sz w:val="24"/>
+          <w:szCs w:val="24"/>
+        </w:rPr>
+      </w:pPr>
+    </w:p>
+    <w:p>
+      <w:pPr>
+        <w:pStyle w:val="10"/>
         <w:numPr>
           <w:ilvl w:val="0"/>
-          <w:numId w:val="11"/>
+          <w:numId w:val="7"/>
         </w:numPr>
         <w:autoSpaceDE w:val="0"/>
         <w:autoSpaceDN w:val="0"/>
@@ -5015,31 +4535,15 @@
           <w:sz w:val="24"/>
           <w:szCs w:val="24"/>
         </w:rPr>
-        <w:t>Pour la branche Pluie comme ID3 est appelé récursivement avec 4 exemples (x4, x5, x6, x10, x14) donc on cherche le gain maximal entre les at</w:t>
-      </w:r>
-      <w:r>
-        <w:rPr>
-          <w:rFonts w:ascii="Times New Roman" w:hAnsi="Times New Roman" w:cs="Times New Roman"/>
-          <w:sz w:val="24"/>
-          <w:szCs w:val="24"/>
-        </w:rPr>
-        <w:t>tributs</w:t>
-      </w:r>
-      <w:r>
-        <w:rPr>
-          <w:rFonts w:ascii="Times New Roman" w:hAnsi="Times New Roman" w:cs="Times New Roman"/>
-          <w:sz w:val="24"/>
-          <w:szCs w:val="24"/>
-        </w:rPr>
-        <w:t>.</w:t>
-      </w:r>
-    </w:p>
-    <w:p>
-      <w:pPr>
-        <w:pStyle w:val="Paragraphedeliste"/>
+        <w:t>Pour la branche Pluie comme ID3 est appelé récursivement avec 4 exemples (x4, x5, x6, x10, x14) donc on cherche le gain maximal entre les attributs.</w:t>
+      </w:r>
+    </w:p>
+    <w:p>
+      <w:pPr>
+        <w:pStyle w:val="10"/>
         <w:numPr>
           <w:ilvl w:val="0"/>
-          <w:numId w:val="11"/>
+          <w:numId w:val="7"/>
         </w:numPr>
         <w:autoSpaceDE w:val="0"/>
         <w:autoSpaceDN w:val="0"/>
@@ -5077,7 +4581,6 @@
       <w:r>
         <w:rPr>
           <w:rFonts w:ascii="Times New Roman" w:hAnsi="Times New Roman" w:cs="Times New Roman"/>
-          <w:noProof/>
           <w:sz w:val="24"/>
           <w:szCs w:val="24"/>
           <w:lang w:eastAsia="fr-FR"/>
@@ -5094,7 +4597,7 @@
               <a:graphicData uri="http://schemas.openxmlformats.org/drawingml/2006/picture">
                 <pic:pic xmlns:pic="http://schemas.openxmlformats.org/drawingml/2006/picture">
                   <pic:nvPicPr>
-                    <pic:cNvPr id="0" name="Picture 19"/>
+                    <pic:cNvPr id="19" name="Image 19"/>
                     <pic:cNvPicPr>
                       <a:picLocks noChangeAspect="1" noChangeArrowheads="1"/>
                     </pic:cNvPicPr>
@@ -5112,7 +4615,7 @@
                       <a:fillRect/>
                     </a:stretch>
                   </pic:blipFill>
-                  <pic:spPr bwMode="auto">
+                  <pic:spPr>
                     <a:xfrm>
                       <a:off x="0" y="0"/>
                       <a:ext cx="6086475" cy="2800350"/>
@@ -5137,23 +4640,7 @@
           <w:sz w:val="24"/>
           <w:szCs w:val="24"/>
         </w:rPr>
-        <w:t>On constate que cet arbre de décision nous donne des informations sur la pertinence des attributs vis-à-vis de la classe. Ainsi, l'attribut "Température" n'étant pas utilisé dans l'arbre alors il n'est pas pertinent pour déterminer la classe. De surcroit, si l'attribut Ciel vaut "Pluie ", l'attribut "Humidité " n'est pas pertinent. Si l'attribut "Ciel" vaut "Ensoleillé " alors c'est l'attribut "Vent" qui n'est pas pertinent.</w:t>
-      </w:r>
-      <w:r>
-        <w:rPr>
-          <w:rFonts w:ascii="Times New Roman" w:hAnsi="Times New Roman" w:cs="Times New Roman"/>
-          <w:sz w:val="24"/>
-          <w:szCs w:val="24"/>
-        </w:rPr>
-        <w:t xml:space="preserve"> </w:t>
-      </w:r>
-      <w:r>
-        <w:rPr>
-          <w:rFonts w:ascii="Times New Roman" w:hAnsi="Times New Roman" w:cs="Times New Roman"/>
-          <w:sz w:val="24"/>
-          <w:szCs w:val="24"/>
-        </w:rPr>
-        <w:t>[2]</w:t>
+        <w:t>On constate que cet arbre de décision nous donne des informations sur la pertinence des attributs vis-à-vis de la classe. Ainsi, l'attribut "Température" n'étant pas utilisé dans l'arbre alors il n'est pas pertinent pour déterminer la classe. De surcroit, si l'attribut Ciel vaut "Pluie ", l'attribut "Humidité " n'est pas pertinent. Si l'attribut "Ciel" vaut "Ensoleillé " alors c'est l'attribut "Vent" qui n'est pas pertinent. [2]</w:t>
       </w:r>
     </w:p>
     <w:p>
@@ -5176,54 +4663,29 @@
           <w:sz w:val="24"/>
           <w:szCs w:val="24"/>
         </w:rPr>
-        <w:t>II.2.6 Les limites de l'algorithme ID3 :</w:t>
-      </w:r>
-      <w:r>
-        <w:rPr>
-          <w:rFonts w:ascii="Times New Roman" w:hAnsi="Times New Roman" w:cs="Times New Roman"/>
-          <w:color w:val="FF0000"/>
-          <w:sz w:val="24"/>
-          <w:szCs w:val="24"/>
-        </w:rPr>
-        <w:t xml:space="preserve"> </w:t>
-      </w:r>
-    </w:p>
-    <w:p>
-      <w:pPr>
-        <w:autoSpaceDE w:val="0"/>
-        <w:autoSpaceDN w:val="0"/>
-        <w:adjustRightInd w:val="0"/>
-        <w:spacing w:after="120" w:line="360" w:lineRule="auto"/>
-        <w:jc w:val="both"/>
-        <w:rPr>
-          <w:rFonts w:ascii="Times New Roman" w:hAnsi="Times New Roman" w:cs="Times New Roman"/>
-          <w:sz w:val="24"/>
-          <w:szCs w:val="24"/>
-        </w:rPr>
-      </w:pPr>
-      <w:r>
-        <w:rPr>
-          <w:rFonts w:ascii="Times New Roman" w:hAnsi="Times New Roman" w:cs="Times New Roman"/>
-          <w:sz w:val="24"/>
-          <w:szCs w:val="24"/>
-        </w:rPr>
-        <w:t>L'algorithme ID3 a des limites car il pose quelques problèmes .Dans ce cadre, il vaut mieux avoir des données exhaustives. Il n'applique pas une recherche exhaustive mais permet de se fier aux probabilités des attributs qui ont le plus de chance d'aiguiller le résultat. Un problème apparait si on considère que par exemple on peut jouer au tennis, il y a deux hypothèses, s’il fait beau ou il n'y a pas de vent. La présence du OU va provoquer de la redondance dans les tests des différents sous arbres .Enfin, l'arbre produit peut comporter des sous arbres dans lesquels on ne va presque jamais. C'est pour cela, Ross Quinlan a proposé l'algorithme C4.5 pour répondre à ces limitations.</w:t>
-      </w:r>
-      <w:r>
-        <w:rPr>
-          <w:rFonts w:ascii="Times New Roman" w:hAnsi="Times New Roman" w:cs="Times New Roman"/>
-          <w:sz w:val="24"/>
-          <w:szCs w:val="24"/>
-        </w:rPr>
-        <w:t xml:space="preserve"> </w:t>
-      </w:r>
-      <w:r>
-        <w:rPr>
-          <w:rFonts w:ascii="Times New Roman" w:hAnsi="Times New Roman" w:cs="Times New Roman"/>
-          <w:sz w:val="24"/>
-          <w:szCs w:val="24"/>
-        </w:rPr>
-        <w:t>[2]</w:t>
+        <w:t xml:space="preserve">II.2.6 Les limites de l'algorithme ID3 : </w:t>
+      </w:r>
+    </w:p>
+    <w:p>
+      <w:pPr>
+        <w:autoSpaceDE w:val="0"/>
+        <w:autoSpaceDN w:val="0"/>
+        <w:adjustRightInd w:val="0"/>
+        <w:spacing w:after="120" w:line="360" w:lineRule="auto"/>
+        <w:jc w:val="both"/>
+        <w:rPr>
+          <w:rFonts w:ascii="Times New Roman" w:hAnsi="Times New Roman" w:cs="Times New Roman"/>
+          <w:sz w:val="24"/>
+          <w:szCs w:val="24"/>
+        </w:rPr>
+      </w:pPr>
+      <w:r>
+        <w:rPr>
+          <w:rFonts w:ascii="Times New Roman" w:hAnsi="Times New Roman" w:cs="Times New Roman"/>
+          <w:sz w:val="24"/>
+          <w:szCs w:val="24"/>
+        </w:rPr>
+        <w:t>L'algorithme ID3 a des limites car il pose quelques problèmes .Dans ce cadre, il vaut mieux avoir des données exhaustives. Il n'applique pas une recherche exhaustive mais permet de se fier aux probabilités des attributs qui ont le plus de chance d'aiguiller le résultat. Un problème apparait si on considère que par exemple on peut jouer au tennis, il y a deux hypothèses, s’il fait beau ou il n'y a pas de vent. La présence du OU va provoquer de la redondance dans les tests des différents sous arbres .Enfin, l'arbre produit peut comporter des sous arbres dans lesquels on ne va presque jamais. C'est pour cela, Ross Quinlan a proposé l'algorithme C4.5 pour répondre à ces limitations. [2]</w:t>
       </w:r>
     </w:p>
     <w:p>
@@ -5278,22 +4740,46 @@
     </w:p>
     <w:tbl>
       <w:tblPr>
+        <w:tblStyle w:val="3"/>
         <w:tblW w:w="0" w:type="auto"/>
+        <w:tblInd w:w="0" w:type="dxa"/>
         <w:tblBorders>
-          <w:top w:val="single" w:sz="4" w:space="0" w:color="000000"/>
-          <w:left w:val="single" w:sz="4" w:space="0" w:color="000000"/>
-          <w:bottom w:val="single" w:sz="4" w:space="0" w:color="000000"/>
-          <w:right w:val="single" w:sz="4" w:space="0" w:color="000000"/>
-          <w:insideH w:val="single" w:sz="4" w:space="0" w:color="000000"/>
-          <w:insideV w:val="single" w:sz="4" w:space="0" w:color="000000"/>
+          <w:top w:val="single" w:color="000000" w:sz="4" w:space="0"/>
+          <w:left w:val="single" w:color="000000" w:sz="4" w:space="0"/>
+          <w:bottom w:val="single" w:color="000000" w:sz="4" w:space="0"/>
+          <w:right w:val="single" w:color="000000" w:sz="4" w:space="0"/>
+          <w:insideH w:val="single" w:color="000000" w:sz="4" w:space="0"/>
+          <w:insideV w:val="single" w:color="000000" w:sz="4" w:space="0"/>
         </w:tblBorders>
-        <w:tblLook w:val="00A0" w:firstRow="1" w:lastRow="0" w:firstColumn="1" w:lastColumn="0" w:noHBand="0" w:noVBand="0"/>
+        <w:tblLayout w:type="autofit"/>
+        <w:tblCellMar>
+          <w:top w:w="0" w:type="dxa"/>
+          <w:left w:w="108" w:type="dxa"/>
+          <w:bottom w:w="0" w:type="dxa"/>
+          <w:right w:w="108" w:type="dxa"/>
+        </w:tblCellMar>
       </w:tblPr>
       <w:tblGrid>
         <w:gridCol w:w="4888"/>
         <w:gridCol w:w="4889"/>
       </w:tblGrid>
       <w:tr>
+        <w:tblPrEx>
+          <w:tblBorders>
+            <w:top w:val="single" w:color="000000" w:sz="4" w:space="0"/>
+            <w:left w:val="single" w:color="000000" w:sz="4" w:space="0"/>
+            <w:bottom w:val="single" w:color="000000" w:sz="4" w:space="0"/>
+            <w:right w:val="single" w:color="000000" w:sz="4" w:space="0"/>
+            <w:insideH w:val="single" w:color="000000" w:sz="4" w:space="0"/>
+            <w:insideV w:val="single" w:color="000000" w:sz="4" w:space="0"/>
+          </w:tblBorders>
+          <w:tblCellMar>
+            <w:top w:w="0" w:type="dxa"/>
+            <w:left w:w="108" w:type="dxa"/>
+            <w:bottom w:w="0" w:type="dxa"/>
+            <w:right w:w="108" w:type="dxa"/>
+          </w:tblCellMar>
+        </w:tblPrEx>
         <w:tc>
           <w:tcPr>
             <w:tcW w:w="4888" w:type="dxa"/>
@@ -5317,7 +4803,6 @@
                 <w:sz w:val="24"/>
                 <w:szCs w:val="24"/>
               </w:rPr>
-              <w:lastRenderedPageBreak/>
               <w:t>ID3</w:t>
             </w:r>
           </w:p>
@@ -5351,8 +4836,18 @@
         </w:tc>
       </w:tr>
       <w:tr>
+        <w:tblPrEx>
+          <w:tblBorders>
+            <w:top w:val="single" w:color="000000" w:sz="4" w:space="0"/>
+            <w:left w:val="single" w:color="000000" w:sz="4" w:space="0"/>
+            <w:bottom w:val="single" w:color="000000" w:sz="4" w:space="0"/>
+            <w:right w:val="single" w:color="000000" w:sz="4" w:space="0"/>
+            <w:insideH w:val="single" w:color="000000" w:sz="4" w:space="0"/>
+            <w:insideV w:val="single" w:color="000000" w:sz="4" w:space="0"/>
+          </w:tblBorders>
+        </w:tblPrEx>
         <w:trPr>
-          <w:trHeight w:val="1165"/>
+          <w:trHeight w:val="1165" w:hRule="atLeast"/>
         </w:trPr>
         <w:tc>
           <w:tcPr>
@@ -5527,7 +5022,132 @@
           <w:sz w:val="24"/>
           <w:szCs w:val="24"/>
         </w:rPr>
-        <w:t>II.3 Validation d'un arbre de décision :</w:t>
+        <w:t xml:space="preserve">II.3 Validation d'un arbre de décision : </w:t>
+      </w:r>
+    </w:p>
+    <w:p>
+      <w:pPr>
+        <w:autoSpaceDE w:val="0"/>
+        <w:autoSpaceDN w:val="0"/>
+        <w:adjustRightInd w:val="0"/>
+        <w:spacing w:after="120" w:line="360" w:lineRule="auto"/>
+        <w:jc w:val="both"/>
+        <w:rPr>
+          <w:rFonts w:ascii="Times New Roman" w:hAnsi="Times New Roman" w:cs="Times New Roman"/>
+          <w:sz w:val="24"/>
+          <w:szCs w:val="24"/>
+        </w:rPr>
+      </w:pPr>
+      <w:r>
+        <w:rPr>
+          <w:rFonts w:ascii="Times New Roman" w:hAnsi="Times New Roman" w:cs="Times New Roman"/>
+          <w:sz w:val="24"/>
+          <w:szCs w:val="24"/>
+        </w:rPr>
+        <w:t>Après avoir construire l'arbre de décision, il faut le valider c'est à dire la probabilité que la classe prédite pour une donnée quelconque soit correcte .Ainsi nous pouvons se baser sur le calcul de trois types d'erreurs :</w:t>
+      </w:r>
+    </w:p>
+    <w:p>
+      <w:pPr>
+        <w:pStyle w:val="10"/>
+        <w:numPr>
+          <w:ilvl w:val="0"/>
+          <w:numId w:val="8"/>
+        </w:numPr>
+        <w:autoSpaceDE w:val="0"/>
+        <w:autoSpaceDN w:val="0"/>
+        <w:adjustRightInd w:val="0"/>
+        <w:spacing w:after="120" w:line="360" w:lineRule="auto"/>
+        <w:jc w:val="both"/>
+        <w:rPr>
+          <w:rFonts w:ascii="Times New Roman" w:hAnsi="Times New Roman" w:cs="Times New Roman"/>
+          <w:sz w:val="24"/>
+          <w:szCs w:val="24"/>
+        </w:rPr>
+      </w:pPr>
+      <w:r>
+        <w:rPr>
+          <w:rFonts w:ascii="Times New Roman" w:hAnsi="Times New Roman" w:cs="Times New Roman"/>
+          <w:sz w:val="24"/>
+          <w:szCs w:val="24"/>
+        </w:rPr>
+        <w:t>L'erreur de classification d'un classeur qui représente la probabilité que ce dernier ne prédise pas correctement la classe d'une donnée de l'espace de données.</w:t>
+      </w:r>
+    </w:p>
+    <w:p>
+      <w:pPr>
+        <w:autoSpaceDE w:val="0"/>
+        <w:autoSpaceDN w:val="0"/>
+        <w:adjustRightInd w:val="0"/>
+        <w:spacing w:after="120" w:line="360" w:lineRule="auto"/>
+        <w:jc w:val="both"/>
+        <w:rPr>
+          <w:rFonts w:ascii="Times New Roman" w:hAnsi="Times New Roman" w:cs="Times New Roman"/>
+          <w:sz w:val="24"/>
+          <w:szCs w:val="24"/>
+        </w:rPr>
+      </w:pPr>
+      <w:r>
+        <w:rPr>
+          <w:rFonts w:ascii="Times New Roman" w:hAnsi="Times New Roman" w:cs="Times New Roman"/>
+          <w:sz w:val="24"/>
+          <w:szCs w:val="24"/>
+        </w:rPr>
+        <w:t>Ainsi nous pouvons compter le nombre d'exemples utilisés pour construire l'arbre avec des attributs mal classés.</w:t>
+      </w:r>
+    </w:p>
+    <w:p>
+      <w:pPr>
+        <w:pStyle w:val="10"/>
+        <w:numPr>
+          <w:ilvl w:val="0"/>
+          <w:numId w:val="8"/>
+        </w:numPr>
+        <w:autoSpaceDE w:val="0"/>
+        <w:autoSpaceDN w:val="0"/>
+        <w:adjustRightInd w:val="0"/>
+        <w:spacing w:after="120" w:line="360" w:lineRule="auto"/>
+        <w:jc w:val="both"/>
+        <w:rPr>
+          <w:rFonts w:ascii="Times New Roman" w:hAnsi="Times New Roman" w:cs="Times New Roman"/>
+          <w:sz w:val="24"/>
+          <w:szCs w:val="24"/>
+        </w:rPr>
+      </w:pPr>
+      <w:r>
+        <w:rPr>
+          <w:rFonts w:ascii="Times New Roman" w:hAnsi="Times New Roman" w:cs="Times New Roman"/>
+          <w:sz w:val="24"/>
+          <w:szCs w:val="24"/>
+        </w:rPr>
+        <w:t xml:space="preserve">L'erreur apparente = erreur apprentissage = erreur d'entrainement qui représente la proportion d'exemples dont la classe est mal prédite par le classeur. </w:t>
+      </w:r>
+    </w:p>
+    <w:p>
+      <w:pPr>
+        <w:pStyle w:val="10"/>
+        <w:numPr>
+          <w:ilvl w:val="0"/>
+          <w:numId w:val="8"/>
+        </w:numPr>
+        <w:autoSpaceDE w:val="0"/>
+        <w:autoSpaceDN w:val="0"/>
+        <w:adjustRightInd w:val="0"/>
+        <w:spacing w:after="120" w:line="360" w:lineRule="auto"/>
+        <w:jc w:val="both"/>
+        <w:rPr>
+          <w:rFonts w:ascii="Times New Roman" w:hAnsi="Times New Roman" w:cs="Times New Roman"/>
+          <w:sz w:val="24"/>
+          <w:szCs w:val="24"/>
+        </w:rPr>
+      </w:pPr>
+      <w:r>
+        <w:rPr>
+          <w:rFonts w:ascii="Times New Roman" w:hAnsi="Times New Roman" w:cs="Times New Roman"/>
+          <w:sz w:val="24"/>
+          <w:szCs w:val="24"/>
+        </w:rPr>
+        <w:t xml:space="preserve">L'erreur de test qui permet de mesurer l'intersection du jeu d'apprentissage et du jeu de test, avec ce dernier qui estime les erreurs de classification. </w:t>
       </w:r>
       <w:r>
         <w:rPr>
@@ -5537,339 +5157,12 @@
           <w:sz w:val="24"/>
           <w:szCs w:val="24"/>
         </w:rPr>
-        <w:t xml:space="preserve"> </w:t>
-      </w:r>
-    </w:p>
-    <w:p>
-      <w:pPr>
-        <w:autoSpaceDE w:val="0"/>
-        <w:autoSpaceDN w:val="0"/>
-        <w:adjustRightInd w:val="0"/>
-        <w:spacing w:after="120" w:line="360" w:lineRule="auto"/>
-        <w:jc w:val="both"/>
-        <w:rPr>
-          <w:rFonts w:ascii="Times New Roman" w:hAnsi="Times New Roman" w:cs="Times New Roman"/>
-          <w:sz w:val="24"/>
-          <w:szCs w:val="24"/>
-        </w:rPr>
-      </w:pPr>
-      <w:r>
-        <w:rPr>
-          <w:rFonts w:ascii="Times New Roman" w:hAnsi="Times New Roman" w:cs="Times New Roman"/>
-          <w:sz w:val="24"/>
-          <w:szCs w:val="24"/>
-        </w:rPr>
-        <w:t>Après avoir</w:t>
-      </w:r>
-      <w:r>
-        <w:rPr>
-          <w:rFonts w:ascii="Times New Roman" w:hAnsi="Times New Roman" w:cs="Times New Roman"/>
-          <w:sz w:val="24"/>
-          <w:szCs w:val="24"/>
-        </w:rPr>
-        <w:t xml:space="preserve"> construire l'arbre de décision</w:t>
-      </w:r>
-      <w:r>
-        <w:rPr>
-          <w:rFonts w:ascii="Times New Roman" w:hAnsi="Times New Roman" w:cs="Times New Roman"/>
-          <w:sz w:val="24"/>
-          <w:szCs w:val="24"/>
-        </w:rPr>
-        <w:t>, il faut le valider c'est à dire la probabilité que la classe prédite</w:t>
-      </w:r>
-      <w:r>
-        <w:rPr>
-          <w:rFonts w:ascii="Times New Roman" w:hAnsi="Times New Roman" w:cs="Times New Roman"/>
-          <w:sz w:val="24"/>
-          <w:szCs w:val="24"/>
-        </w:rPr>
-        <w:t xml:space="preserve"> </w:t>
-      </w:r>
-      <w:r>
-        <w:rPr>
-          <w:rFonts w:ascii="Times New Roman" w:hAnsi="Times New Roman" w:cs="Times New Roman"/>
-          <w:sz w:val="24"/>
-          <w:szCs w:val="24"/>
-        </w:rPr>
-        <w:t xml:space="preserve">pour une donnée quelconque soit correcte .Ainsi nous pouvons </w:t>
-      </w:r>
-      <w:r>
-        <w:rPr>
-          <w:rFonts w:ascii="Times New Roman" w:hAnsi="Times New Roman" w:cs="Times New Roman"/>
-          <w:sz w:val="24"/>
-          <w:szCs w:val="24"/>
-        </w:rPr>
-        <w:t>se</w:t>
-      </w:r>
-      <w:r>
-        <w:rPr>
-          <w:rFonts w:ascii="Times New Roman" w:hAnsi="Times New Roman" w:cs="Times New Roman"/>
-          <w:sz w:val="24"/>
-          <w:szCs w:val="24"/>
-        </w:rPr>
-        <w:t xml:space="preserve"> baser sur le calcul de trois types d'erreurs :</w:t>
-      </w:r>
-    </w:p>
-    <w:p>
-      <w:pPr>
-        <w:pStyle w:val="Paragraphedeliste"/>
-        <w:numPr>
-          <w:ilvl w:val="0"/>
-          <w:numId w:val="17"/>
-        </w:numPr>
-        <w:autoSpaceDE w:val="0"/>
-        <w:autoSpaceDN w:val="0"/>
-        <w:adjustRightInd w:val="0"/>
-        <w:spacing w:after="120" w:line="360" w:lineRule="auto"/>
-        <w:jc w:val="both"/>
-        <w:rPr>
-          <w:rFonts w:ascii="Times New Roman" w:hAnsi="Times New Roman" w:cs="Times New Roman"/>
-          <w:sz w:val="24"/>
-          <w:szCs w:val="24"/>
-        </w:rPr>
-      </w:pPr>
-      <w:r>
-        <w:rPr>
-          <w:rFonts w:ascii="Times New Roman" w:hAnsi="Times New Roman" w:cs="Times New Roman"/>
-          <w:sz w:val="24"/>
-          <w:szCs w:val="24"/>
-        </w:rPr>
-        <w:t>L'erreur de classifi</w:t>
-      </w:r>
-      <w:r>
-        <w:rPr>
-          <w:rFonts w:ascii="Times New Roman" w:hAnsi="Times New Roman" w:cs="Times New Roman"/>
-          <w:sz w:val="24"/>
-          <w:szCs w:val="24"/>
-        </w:rPr>
-        <w:t xml:space="preserve">cation d'un classeur </w:t>
-      </w:r>
-      <w:r>
-        <w:rPr>
-          <w:rFonts w:ascii="Times New Roman" w:hAnsi="Times New Roman" w:cs="Times New Roman"/>
-          <w:sz w:val="24"/>
-          <w:szCs w:val="24"/>
-        </w:rPr>
-        <w:t xml:space="preserve">qui </w:t>
-      </w:r>
-      <w:r>
-        <w:rPr>
-          <w:rFonts w:ascii="Times New Roman" w:hAnsi="Times New Roman" w:cs="Times New Roman"/>
-          <w:sz w:val="24"/>
-          <w:szCs w:val="24"/>
-        </w:rPr>
-        <w:t>représente la probabilité que ce dernier ne prédise pas correctement</w:t>
-      </w:r>
-      <w:r>
-        <w:rPr>
-          <w:rFonts w:ascii="Times New Roman" w:hAnsi="Times New Roman" w:cs="Times New Roman"/>
-          <w:sz w:val="24"/>
-          <w:szCs w:val="24"/>
-        </w:rPr>
-        <w:t xml:space="preserve"> </w:t>
-      </w:r>
-      <w:r>
-        <w:rPr>
-          <w:rFonts w:ascii="Times New Roman" w:hAnsi="Times New Roman" w:cs="Times New Roman"/>
-          <w:sz w:val="24"/>
-          <w:szCs w:val="24"/>
-        </w:rPr>
-        <w:t>la classe d'un</w:t>
-      </w:r>
-      <w:r>
-        <w:rPr>
-          <w:rFonts w:ascii="Times New Roman" w:hAnsi="Times New Roman" w:cs="Times New Roman"/>
-          <w:sz w:val="24"/>
-          <w:szCs w:val="24"/>
-        </w:rPr>
-        <w:t>e donnée de l'espace de données</w:t>
-      </w:r>
-      <w:r>
-        <w:rPr>
-          <w:rFonts w:ascii="Times New Roman" w:hAnsi="Times New Roman" w:cs="Times New Roman"/>
-          <w:sz w:val="24"/>
-          <w:szCs w:val="24"/>
-        </w:rPr>
-        <w:t>.</w:t>
-      </w:r>
-    </w:p>
-    <w:p>
-      <w:pPr>
-        <w:autoSpaceDE w:val="0"/>
-        <w:autoSpaceDN w:val="0"/>
-        <w:adjustRightInd w:val="0"/>
-        <w:spacing w:after="120" w:line="360" w:lineRule="auto"/>
-        <w:jc w:val="both"/>
-        <w:rPr>
-          <w:rFonts w:ascii="Times New Roman" w:hAnsi="Times New Roman" w:cs="Times New Roman"/>
-          <w:sz w:val="24"/>
-          <w:szCs w:val="24"/>
-        </w:rPr>
-      </w:pPr>
-      <w:r>
-        <w:rPr>
-          <w:rFonts w:ascii="Times New Roman" w:hAnsi="Times New Roman" w:cs="Times New Roman"/>
-          <w:sz w:val="24"/>
-          <w:szCs w:val="24"/>
-        </w:rPr>
-        <w:t>Ainsi nous pouvons compter le nombre d'exemples utilisés pour construire l'arbre avec des attributs mal classés.</w:t>
-      </w:r>
-    </w:p>
-    <w:p>
-      <w:pPr>
-        <w:pStyle w:val="Paragraphedeliste"/>
-        <w:numPr>
-          <w:ilvl w:val="0"/>
-          <w:numId w:val="17"/>
-        </w:numPr>
-        <w:autoSpaceDE w:val="0"/>
-        <w:autoSpaceDN w:val="0"/>
-        <w:adjustRightInd w:val="0"/>
-        <w:spacing w:after="120" w:line="360" w:lineRule="auto"/>
-        <w:jc w:val="both"/>
-        <w:rPr>
-          <w:rFonts w:ascii="Times New Roman" w:hAnsi="Times New Roman" w:cs="Times New Roman"/>
-          <w:sz w:val="24"/>
-          <w:szCs w:val="24"/>
-        </w:rPr>
-      </w:pPr>
-      <w:r>
-        <w:rPr>
-          <w:rFonts w:ascii="Times New Roman" w:hAnsi="Times New Roman" w:cs="Times New Roman"/>
-          <w:sz w:val="24"/>
-          <w:szCs w:val="24"/>
-        </w:rPr>
-        <w:t xml:space="preserve">L'erreur apparente = erreur apprentissage = erreur d'entrainement qui représente la proportion d'exemples dont la classe </w:t>
-      </w:r>
-      <w:r>
-        <w:rPr>
-          <w:rFonts w:ascii="Times New Roman" w:hAnsi="Times New Roman" w:cs="Times New Roman"/>
-          <w:sz w:val="24"/>
-          <w:szCs w:val="24"/>
-        </w:rPr>
-        <w:t>est mal prédite par le classeur</w:t>
-      </w:r>
-      <w:r>
-        <w:rPr>
-          <w:rFonts w:ascii="Times New Roman" w:hAnsi="Times New Roman" w:cs="Times New Roman"/>
-          <w:sz w:val="24"/>
-          <w:szCs w:val="24"/>
-        </w:rPr>
-        <w:t xml:space="preserve">. </w:t>
-      </w:r>
-    </w:p>
-    <w:p>
-      <w:pPr>
-        <w:pStyle w:val="Paragraphedeliste"/>
-        <w:numPr>
-          <w:ilvl w:val="0"/>
-          <w:numId w:val="17"/>
-        </w:numPr>
-        <w:autoSpaceDE w:val="0"/>
-        <w:autoSpaceDN w:val="0"/>
-        <w:adjustRightInd w:val="0"/>
-        <w:spacing w:after="120" w:line="360" w:lineRule="auto"/>
-        <w:jc w:val="both"/>
-        <w:rPr>
-          <w:rFonts w:ascii="Times New Roman" w:hAnsi="Times New Roman" w:cs="Times New Roman"/>
-          <w:sz w:val="24"/>
-          <w:szCs w:val="24"/>
-        </w:rPr>
-      </w:pPr>
-      <w:r>
-        <w:rPr>
-          <w:rFonts w:ascii="Times New Roman" w:hAnsi="Times New Roman" w:cs="Times New Roman"/>
-          <w:sz w:val="24"/>
-          <w:szCs w:val="24"/>
-        </w:rPr>
-        <w:t>L'erreur de test qui per</w:t>
-      </w:r>
-      <w:r>
-        <w:rPr>
-          <w:rFonts w:ascii="Times New Roman" w:hAnsi="Times New Roman" w:cs="Times New Roman"/>
-          <w:sz w:val="24"/>
-          <w:szCs w:val="24"/>
-        </w:rPr>
-        <w:t>met de mesurer l'intersection du</w:t>
-      </w:r>
-      <w:r>
-        <w:rPr>
-          <w:rFonts w:ascii="Times New Roman" w:hAnsi="Times New Roman" w:cs="Times New Roman"/>
-          <w:sz w:val="24"/>
-          <w:szCs w:val="24"/>
-        </w:rPr>
-        <w:t xml:space="preserve"> jeu d'apprentissage et </w:t>
-      </w:r>
-      <w:r>
-        <w:rPr>
-          <w:rFonts w:ascii="Times New Roman" w:hAnsi="Times New Roman" w:cs="Times New Roman"/>
-          <w:sz w:val="24"/>
-          <w:szCs w:val="24"/>
-        </w:rPr>
-        <w:t>du jeu de test</w:t>
-      </w:r>
-      <w:r>
-        <w:rPr>
-          <w:rFonts w:ascii="Times New Roman" w:hAnsi="Times New Roman" w:cs="Times New Roman"/>
-          <w:sz w:val="24"/>
-          <w:szCs w:val="24"/>
-        </w:rPr>
-        <w:t>, avec ce</w:t>
-      </w:r>
-      <w:r>
-        <w:rPr>
-          <w:rFonts w:ascii="Times New Roman" w:hAnsi="Times New Roman" w:cs="Times New Roman"/>
-          <w:sz w:val="24"/>
-          <w:szCs w:val="24"/>
-        </w:rPr>
-        <w:t xml:space="preserve"> </w:t>
-      </w:r>
-      <w:r>
-        <w:rPr>
-          <w:rFonts w:ascii="Times New Roman" w:hAnsi="Times New Roman" w:cs="Times New Roman"/>
-          <w:sz w:val="24"/>
-          <w:szCs w:val="24"/>
-        </w:rPr>
-        <w:t>dernier q</w:t>
-      </w:r>
-      <w:r>
-        <w:rPr>
-          <w:rFonts w:ascii="Times New Roman" w:hAnsi="Times New Roman" w:cs="Times New Roman"/>
-          <w:sz w:val="24"/>
-          <w:szCs w:val="24"/>
-        </w:rPr>
-        <w:t>ui estime les erreurs de classification</w:t>
-      </w:r>
-      <w:r>
-        <w:rPr>
-          <w:rFonts w:ascii="Times New Roman" w:hAnsi="Times New Roman" w:cs="Times New Roman"/>
-          <w:sz w:val="24"/>
-          <w:szCs w:val="24"/>
-        </w:rPr>
-        <w:t>.</w:t>
-      </w:r>
-      <w:r>
-        <w:rPr>
-          <w:rFonts w:ascii="Times New Roman" w:hAnsi="Times New Roman" w:cs="Times New Roman"/>
-          <w:sz w:val="24"/>
-          <w:szCs w:val="24"/>
-        </w:rPr>
-        <w:t xml:space="preserve"> </w:t>
-      </w:r>
-      <w:r>
-        <w:rPr>
-          <w:rFonts w:ascii="Times New Roman" w:hAnsi="Times New Roman" w:cs="Times New Roman"/>
-          <w:b/>
-          <w:bCs/>
-          <w:sz w:val="24"/>
-          <w:szCs w:val="24"/>
-        </w:rPr>
         <w:t>[2]</w:t>
       </w:r>
     </w:p>
     <w:p>
       <w:pPr>
-        <w:pStyle w:val="Paragraphedeliste"/>
+        <w:pStyle w:val="10"/>
         <w:autoSpaceDE w:val="0"/>
         <w:autoSpaceDN w:val="0"/>
         <w:adjustRightInd w:val="0"/>
@@ -5939,1042 +5232,34 @@
         </w:rPr>
       </w:pPr>
     </w:p>
-    <w:p>
-      <w:pPr>
-        <w:autoSpaceDE w:val="0"/>
-        <w:autoSpaceDN w:val="0"/>
-        <w:adjustRightInd w:val="0"/>
-        <w:spacing w:after="120" w:line="360" w:lineRule="auto"/>
-        <w:jc w:val="center"/>
-        <w:rPr>
-          <w:rFonts w:ascii="Times New Roman" w:hAnsi="Times New Roman" w:cs="Times New Roman"/>
-          <w:sz w:val="20"/>
-          <w:szCs w:val="20"/>
-        </w:rPr>
-      </w:pPr>
-      <w:r>
-        <w:rPr>
-          <w:rFonts w:ascii="Times New Roman" w:hAnsi="Times New Roman" w:cs="Times New Roman"/>
-          <w:noProof/>
-          <w:sz w:val="20"/>
-          <w:szCs w:val="20"/>
-          <w:lang w:eastAsia="fr-FR"/>
-        </w:rPr>
-        <mc:AlternateContent>
-          <mc:Choice Requires="wps">
-            <w:drawing>
-              <wp:inline distT="0" distB="0" distL="0" distR="0">
-                <wp:extent cx="3943350" cy="981075"/>
-                <wp:effectExtent l="38100" t="38100" r="9525" b="9525"/>
-                <wp:docPr id="3" name="WordArt 20"/>
-                <wp:cNvGraphicFramePr>
-                  <a:graphicFrameLocks xmlns:a="http://schemas.openxmlformats.org/drawingml/2006/main"/>
-                </wp:cNvGraphicFramePr>
-                <a:graphic xmlns:a="http://schemas.openxmlformats.org/drawingml/2006/main">
-                  <a:graphicData uri="http://schemas.microsoft.com/office/word/2010/wordprocessingShape">
-                    <wps:wsp>
-                      <wps:cNvSpPr txBox="1">
-                        <a:spLocks noChangeArrowheads="1" noChangeShapeType="1" noTextEdit="1"/>
-                      </wps:cNvSpPr>
-                      <wps:spPr bwMode="auto">
-                        <a:xfrm>
-                          <a:off x="0" y="0"/>
-                          <a:ext cx="3943350" cy="981075"/>
-                        </a:xfrm>
-                        <a:prstGeom prst="rect">
-                          <a:avLst/>
-                        </a:prstGeom>
-                        <a:extLst>
-                          <a:ext uri="{AF507438-7753-43E0-B8FC-AC1667EBCBE1}">
-                            <a14:hiddenEffects xmlns:a14="http://schemas.microsoft.com/office/drawing/2010/main">
-                              <a:effectLst/>
-                            </a14:hiddenEffects>
-                          </a:ext>
-                        </a:extLst>
-                      </wps:spPr>
-                      <wps:txbx>
-                        <w:txbxContent>
-                          <w:p>
-                            <w:pPr>
-                              <w:pStyle w:val="NormalWeb"/>
-                              <w:spacing w:before="0" w:beforeAutospacing="0" w:after="0" w:afterAutospacing="0"/>
-                              <w:jc w:val="center"/>
-                              <w:rPr>
-                                <w14:props3d w14:extrusionH="201599" w14:contourW="0" w14:prstMaterial="legacyMetal">
-                                  <w14:extrusionClr>
-                                    <w14:srgbClr w14:val="FFFFFF"/>
-                                  </w14:extrusionClr>
-                                  <w14:contourClr>
-                                    <w14:srgbClr w14:val="FFFFFF"/>
-                                  </w14:contourClr>
-                                </w14:props3d>
-                              </w:rPr>
-                            </w:pPr>
-                            <w:r>
-                              <w:rPr>
-                                <w:color w:val="CBCBCB"/>
-                                <w:sz w:val="72"/>
-                                <w:szCs w:val="72"/>
-                                <w14:textFill>
-                                  <w14:gradFill>
-                                    <w14:gsLst>
-                                      <w14:gs w14:pos="0">
-                                        <w14:srgbClr w14:val="CBCBCB"/>
-                                      </w14:gs>
-                                      <w14:gs w14:pos="13000">
-                                        <w14:srgbClr w14:val="5F5F5F"/>
-                                      </w14:gs>
-                                      <w14:gs w14:pos="21001">
-                                        <w14:srgbClr w14:val="5F5F5F"/>
-                                      </w14:gs>
-                                      <w14:gs w14:pos="63000">
-                                        <w14:srgbClr w14:val="FFFFFF"/>
-                                      </w14:gs>
-                                      <w14:gs w14:pos="67000">
-                                        <w14:srgbClr w14:val="B2B2B2"/>
-                                      </w14:gs>
-                                      <w14:gs w14:pos="69000">
-                                        <w14:srgbClr w14:val="292929"/>
-                                      </w14:gs>
-                                      <w14:gs w14:pos="82001">
-                                        <w14:srgbClr w14:val="777777"/>
-                                      </w14:gs>
-                                      <w14:gs w14:pos="100000">
-                                        <w14:srgbClr w14:val="EAEAEA"/>
-                                      </w14:gs>
-                                    </w14:gsLst>
-                                    <w14:lin w14:ang="5400000" w14:scaled="1"/>
-                                  </w14:gradFill>
-                                </w14:textFill>
-                                <w14:props3d w14:extrusionH="201599" w14:contourW="0" w14:prstMaterial="legacyMetal">
-                                  <w14:extrusionClr>
-                                    <w14:srgbClr w14:val="FFFFFF"/>
-                                  </w14:extrusionClr>
-                                  <w14:contourClr>
-                                    <w14:srgbClr w14:val="FFFFFF"/>
-                                  </w14:contourClr>
-                                </w14:props3d>
-                              </w:rPr>
-                              <w:t>III Conclusion :</w:t>
-                            </w:r>
-                          </w:p>
-                        </w:txbxContent>
-                      </wps:txbx>
-                      <wps:bodyPr wrap="square" numCol="1" fromWordArt="1">
-                        <a:prstTxWarp prst="textPlain">
-                          <a:avLst>
-                            <a:gd name="adj" fmla="val 50000"/>
-                          </a:avLst>
-                        </a:prstTxWarp>
-                        <a:spAutoFit/>
-                        <a:scene3d>
-                          <a:camera prst="legacyPerspectiveTopLeft"/>
-                          <a:lightRig rig="legacyNormal3" dir="r"/>
-                        </a:scene3d>
-                        <a:sp3d extrusionH="201600" prstMaterial="legacyMetal">
-                          <a:extrusionClr>
-                            <a:srgbClr val="FFFFFF"/>
-                          </a:extrusionClr>
-                          <a:contourClr>
-                            <a:srgbClr val="FFFFFF"/>
-                          </a:contourClr>
-                        </a:sp3d>
-                      </wps:bodyPr>
-                    </wps:wsp>
-                  </a:graphicData>
-                </a:graphic>
-              </wp:inline>
-            </w:drawing>
-          </mc:Choice>
-          <mc:Fallback>
-            <w:pict>
-              <v:shape id="WordArt 20" o:spid="_x0000_s1028" type="#_x0000_t202" style="width:310.5pt;height:77.25pt;visibility:visible;mso-wrap-style:square;mso-left-percent:-10001;mso-top-percent:-10001;mso-position-horizontal:absolute;mso-position-horizontal-relative:char;mso-position-vertical:absolute;mso-position-vertical-relative:line;mso-left-percent:-10001;mso-top-percent:-10001;v-text-anchor:top" o:gfxdata="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" filled="f" stroked="f">
-                <o:lock v:ext="edit" shapetype="t"/>
-                <v:textbox style="mso-fit-shape-to-text:t">
-                  <w:txbxContent>
-                    <w:p>
-                      <w:pPr>
-                        <w:pStyle w:val="NormalWeb"/>
-                        <w:spacing w:before="0" w:beforeAutospacing="0" w:after="0" w:afterAutospacing="0"/>
-                        <w:jc w:val="center"/>
-                        <w:rPr>
-                          <w14:props3d w14:extrusionH="201599" w14:contourW="0" w14:prstMaterial="legacyMetal">
-                            <w14:extrusionClr>
-                              <w14:srgbClr w14:val="FFFFFF"/>
-                            </w14:extrusionClr>
-                            <w14:contourClr>
-                              <w14:srgbClr w14:val="FFFFFF"/>
-                            </w14:contourClr>
-                          </w14:props3d>
-                        </w:rPr>
-                      </w:pPr>
-                      <w:r>
-                        <w:rPr>
-                          <w:color w:val="CBCBCB"/>
-                          <w:sz w:val="72"/>
-                          <w:szCs w:val="72"/>
-                          <w14:textFill>
-                            <w14:gradFill>
-                              <w14:gsLst>
-                                <w14:gs w14:pos="0">
-                                  <w14:srgbClr w14:val="CBCBCB"/>
-                                </w14:gs>
-                                <w14:gs w14:pos="13000">
-                                  <w14:srgbClr w14:val="5F5F5F"/>
-                                </w14:gs>
-                                <w14:gs w14:pos="21001">
-                                  <w14:srgbClr w14:val="5F5F5F"/>
-                                </w14:gs>
-                                <w14:gs w14:pos="63000">
-                                  <w14:srgbClr w14:val="FFFFFF"/>
-                                </w14:gs>
-                                <w14:gs w14:pos="67000">
-                                  <w14:srgbClr w14:val="B2B2B2"/>
-                                </w14:gs>
-                                <w14:gs w14:pos="69000">
-                                  <w14:srgbClr w14:val="292929"/>
-                                </w14:gs>
-                                <w14:gs w14:pos="82001">
-                                  <w14:srgbClr w14:val="777777"/>
-                                </w14:gs>
-                                <w14:gs w14:pos="100000">
-                                  <w14:srgbClr w14:val="EAEAEA"/>
-                                </w14:gs>
-                              </w14:gsLst>
-                              <w14:lin w14:ang="5400000" w14:scaled="1"/>
-                            </w14:gradFill>
-                          </w14:textFill>
-                          <w14:props3d w14:extrusionH="201599" w14:contourW="0" w14:prstMaterial="legacyMetal">
-                            <w14:extrusionClr>
-                              <w14:srgbClr w14:val="FFFFFF"/>
-                            </w14:extrusionClr>
-                            <w14:contourClr>
-                              <w14:srgbClr w14:val="FFFFFF"/>
-                            </w14:contourClr>
-                          </w14:props3d>
-                        </w:rPr>
-                        <w:t>III Conclusion :</w:t>
-                      </w:r>
-                    </w:p>
-                  </w:txbxContent>
-                </v:textbox>
-                <w10:anchorlock/>
-              </v:shape>
-            </w:pict>
-          </mc:Fallback>
-        </mc:AlternateContent>
-      </w:r>
-    </w:p>
-    <w:p>
-      <w:pPr>
-        <w:autoSpaceDE w:val="0"/>
-        <w:autoSpaceDN w:val="0"/>
-        <w:adjustRightInd w:val="0"/>
-        <w:spacing w:after="0" w:line="360" w:lineRule="auto"/>
-        <w:jc w:val="both"/>
-        <w:rPr>
-          <w:rFonts w:ascii="Times New Roman" w:hAnsi="Times New Roman" w:cs="Times New Roman"/>
-          <w:sz w:val="24"/>
-          <w:szCs w:val="24"/>
-        </w:rPr>
-      </w:pPr>
-      <w:r>
-        <w:rPr>
-          <w:rFonts w:ascii="Times New Roman" w:hAnsi="Times New Roman" w:cs="Times New Roman"/>
-          <w:sz w:val="24"/>
-          <w:szCs w:val="24"/>
-        </w:rPr>
-        <w:t>L'arbre de décision fournis des méthodes concrètes qui permettent d'obtenir de bons résultats dans la pratique.</w:t>
-      </w:r>
-    </w:p>
-    <w:p>
-      <w:pPr>
-        <w:autoSpaceDE w:val="0"/>
-        <w:autoSpaceDN w:val="0"/>
-        <w:adjustRightInd w:val="0"/>
-        <w:spacing w:after="0" w:line="360" w:lineRule="auto"/>
-        <w:jc w:val="both"/>
-        <w:rPr>
-          <w:rFonts w:ascii="Times New Roman" w:hAnsi="Times New Roman" w:cs="Times New Roman"/>
-          <w:sz w:val="24"/>
-          <w:szCs w:val="24"/>
-        </w:rPr>
-      </w:pPr>
-      <w:r>
-        <w:rPr>
-          <w:rFonts w:ascii="Times New Roman" w:hAnsi="Times New Roman" w:cs="Times New Roman"/>
-          <w:sz w:val="24"/>
-          <w:szCs w:val="24"/>
-        </w:rPr>
-        <w:t>Il possède l'avantage d'être compréhensible par tout utilisateur et d'avoir une traduction immédiate en</w:t>
-      </w:r>
-      <w:r>
-        <w:rPr>
-          <w:rFonts w:ascii="Times New Roman" w:hAnsi="Times New Roman" w:cs="Times New Roman"/>
-          <w:sz w:val="24"/>
-          <w:szCs w:val="24"/>
-        </w:rPr>
-        <w:t xml:space="preserve"> </w:t>
-      </w:r>
-      <w:r>
-        <w:rPr>
-          <w:rFonts w:ascii="Times New Roman" w:hAnsi="Times New Roman" w:cs="Times New Roman"/>
-          <w:sz w:val="24"/>
-          <w:szCs w:val="24"/>
-        </w:rPr>
-        <w:t>termes de règles de décision.</w:t>
-      </w:r>
-      <w:r>
-        <w:rPr>
-          <w:rFonts w:ascii="Times New Roman" w:hAnsi="Times New Roman" w:cs="Times New Roman"/>
-          <w:sz w:val="24"/>
-          <w:szCs w:val="24"/>
-        </w:rPr>
-        <w:t xml:space="preserve"> </w:t>
-      </w:r>
-      <w:r>
-        <w:rPr>
-          <w:rFonts w:ascii="Times New Roman" w:hAnsi="Times New Roman" w:cs="Times New Roman"/>
-          <w:sz w:val="24"/>
-          <w:szCs w:val="24"/>
-        </w:rPr>
-        <w:t>M</w:t>
-      </w:r>
-      <w:r>
-        <w:rPr>
-          <w:rFonts w:ascii="Times New Roman" w:hAnsi="Times New Roman" w:cs="Times New Roman"/>
-          <w:sz w:val="24"/>
-          <w:szCs w:val="24"/>
-        </w:rPr>
-        <w:t>ais d'autres méthodes de classifi</w:t>
-      </w:r>
-      <w:r>
-        <w:rPr>
-          <w:rFonts w:ascii="Times New Roman" w:hAnsi="Times New Roman" w:cs="Times New Roman"/>
-          <w:sz w:val="24"/>
-          <w:szCs w:val="24"/>
-        </w:rPr>
-        <w:t xml:space="preserve">cation peuvent ne pas être traitées par des humains mais plutôt par des machines. C'est le </w:t>
-      </w:r>
-      <w:r>
-        <w:rPr>
-          <w:rFonts w:ascii="Times New Roman" w:hAnsi="Times New Roman" w:cs="Times New Roman"/>
-          <w:sz w:val="24"/>
-          <w:szCs w:val="24"/>
-        </w:rPr>
-        <w:t>cas des méthodes de classifi</w:t>
-      </w:r>
-      <w:r>
-        <w:rPr>
-          <w:rFonts w:ascii="Times New Roman" w:hAnsi="Times New Roman" w:cs="Times New Roman"/>
-          <w:sz w:val="24"/>
-          <w:szCs w:val="24"/>
-        </w:rPr>
-        <w:t>cations s</w:t>
-      </w:r>
-      <w:r>
-        <w:rPr>
-          <w:rFonts w:ascii="Times New Roman" w:hAnsi="Times New Roman" w:cs="Times New Roman"/>
-          <w:sz w:val="24"/>
-          <w:szCs w:val="24"/>
-        </w:rPr>
-        <w:t>upervisées réseaux de neurone,</w:t>
-      </w:r>
-      <w:r>
-        <w:rPr>
-          <w:rFonts w:ascii="Times New Roman" w:hAnsi="Times New Roman" w:cs="Times New Roman"/>
-          <w:sz w:val="24"/>
-          <w:szCs w:val="24"/>
-        </w:rPr>
-        <w:t xml:space="preserve"> machine à vecteur support</w:t>
-      </w:r>
-      <w:r>
-        <w:rPr>
-          <w:rFonts w:ascii="Times New Roman" w:hAnsi="Times New Roman" w:cs="Times New Roman"/>
-          <w:sz w:val="24"/>
-          <w:szCs w:val="24"/>
-        </w:rPr>
-        <w:t>,…etc</w:t>
-      </w:r>
-      <w:r>
-        <w:rPr>
-          <w:rFonts w:ascii="Times New Roman" w:hAnsi="Times New Roman" w:cs="Times New Roman"/>
-          <w:sz w:val="24"/>
-          <w:szCs w:val="24"/>
-        </w:rPr>
-        <w:t>.</w:t>
-      </w:r>
-    </w:p>
-    <w:p>
-      <w:pPr>
-        <w:autoSpaceDE w:val="0"/>
-        <w:autoSpaceDN w:val="0"/>
-        <w:adjustRightInd w:val="0"/>
-        <w:spacing w:after="0" w:line="360" w:lineRule="auto"/>
-        <w:jc w:val="both"/>
-        <w:rPr>
-          <w:rFonts w:ascii="Times New Roman" w:hAnsi="Times New Roman" w:cs="Times New Roman"/>
-          <w:sz w:val="24"/>
-          <w:szCs w:val="24"/>
-        </w:rPr>
-      </w:pPr>
-    </w:p>
-    <w:p>
-      <w:pPr>
-        <w:autoSpaceDE w:val="0"/>
-        <w:autoSpaceDN w:val="0"/>
-        <w:adjustRightInd w:val="0"/>
-        <w:spacing w:after="0" w:line="360" w:lineRule="auto"/>
-        <w:jc w:val="both"/>
-        <w:rPr>
-          <w:rFonts w:ascii="Times New Roman" w:hAnsi="Times New Roman" w:cs="Times New Roman"/>
-          <w:sz w:val="24"/>
-          <w:szCs w:val="24"/>
-        </w:rPr>
-      </w:pPr>
-    </w:p>
-    <w:p>
-      <w:pPr>
-        <w:autoSpaceDE w:val="0"/>
-        <w:autoSpaceDN w:val="0"/>
-        <w:adjustRightInd w:val="0"/>
-        <w:spacing w:after="0" w:line="360" w:lineRule="auto"/>
-        <w:jc w:val="both"/>
-        <w:rPr>
-          <w:rFonts w:ascii="Times New Roman" w:hAnsi="Times New Roman" w:cs="Times New Roman"/>
-          <w:sz w:val="24"/>
-          <w:szCs w:val="24"/>
-        </w:rPr>
-      </w:pPr>
-    </w:p>
-    <w:p>
-      <w:pPr>
-        <w:autoSpaceDE w:val="0"/>
-        <w:autoSpaceDN w:val="0"/>
-        <w:adjustRightInd w:val="0"/>
-        <w:spacing w:after="0" w:line="360" w:lineRule="auto"/>
-        <w:jc w:val="both"/>
-        <w:rPr>
-          <w:rFonts w:ascii="Times New Roman" w:hAnsi="Times New Roman" w:cs="Times New Roman"/>
-          <w:sz w:val="24"/>
-          <w:szCs w:val="24"/>
-        </w:rPr>
-      </w:pPr>
-    </w:p>
-    <w:p>
-      <w:pPr>
-        <w:autoSpaceDE w:val="0"/>
-        <w:autoSpaceDN w:val="0"/>
-        <w:adjustRightInd w:val="0"/>
-        <w:spacing w:after="0" w:line="360" w:lineRule="auto"/>
-        <w:jc w:val="both"/>
-        <w:rPr>
-          <w:rFonts w:ascii="Times New Roman" w:hAnsi="Times New Roman" w:cs="Times New Roman"/>
-          <w:sz w:val="24"/>
-          <w:szCs w:val="24"/>
-        </w:rPr>
-      </w:pPr>
-    </w:p>
-    <w:p>
-      <w:pPr>
-        <w:autoSpaceDE w:val="0"/>
-        <w:autoSpaceDN w:val="0"/>
-        <w:adjustRightInd w:val="0"/>
-        <w:spacing w:after="0" w:line="360" w:lineRule="auto"/>
-        <w:jc w:val="both"/>
-        <w:rPr>
-          <w:rFonts w:ascii="Times New Roman" w:hAnsi="Times New Roman" w:cs="Times New Roman"/>
-          <w:sz w:val="24"/>
-          <w:szCs w:val="24"/>
-        </w:rPr>
-      </w:pPr>
-    </w:p>
-    <w:p>
-      <w:pPr>
-        <w:autoSpaceDE w:val="0"/>
-        <w:autoSpaceDN w:val="0"/>
-        <w:adjustRightInd w:val="0"/>
-        <w:spacing w:after="0" w:line="360" w:lineRule="auto"/>
-        <w:jc w:val="both"/>
-        <w:rPr>
-          <w:rFonts w:ascii="Times New Roman" w:hAnsi="Times New Roman" w:cs="Times New Roman"/>
-          <w:sz w:val="24"/>
-          <w:szCs w:val="24"/>
-        </w:rPr>
-      </w:pPr>
-    </w:p>
-    <w:p>
-      <w:pPr>
-        <w:autoSpaceDE w:val="0"/>
-        <w:autoSpaceDN w:val="0"/>
-        <w:adjustRightInd w:val="0"/>
-        <w:spacing w:after="0" w:line="360" w:lineRule="auto"/>
-        <w:jc w:val="both"/>
-        <w:rPr>
-          <w:rFonts w:ascii="Times New Roman" w:hAnsi="Times New Roman" w:cs="Times New Roman"/>
-          <w:sz w:val="24"/>
-          <w:szCs w:val="24"/>
-        </w:rPr>
-      </w:pPr>
-    </w:p>
-    <w:p>
-      <w:pPr>
-        <w:autoSpaceDE w:val="0"/>
-        <w:autoSpaceDN w:val="0"/>
-        <w:adjustRightInd w:val="0"/>
-        <w:spacing w:after="0" w:line="360" w:lineRule="auto"/>
-        <w:jc w:val="both"/>
-        <w:rPr>
-          <w:rFonts w:ascii="Times New Roman" w:hAnsi="Times New Roman" w:cs="Times New Roman"/>
-          <w:sz w:val="24"/>
-          <w:szCs w:val="24"/>
-        </w:rPr>
-      </w:pPr>
-    </w:p>
-    <w:p>
-      <w:pPr>
-        <w:autoSpaceDE w:val="0"/>
-        <w:autoSpaceDN w:val="0"/>
-        <w:adjustRightInd w:val="0"/>
-        <w:spacing w:after="0" w:line="360" w:lineRule="auto"/>
-        <w:jc w:val="both"/>
-        <w:rPr>
-          <w:rFonts w:ascii="Times New Roman" w:hAnsi="Times New Roman" w:cs="Times New Roman"/>
-          <w:sz w:val="24"/>
-          <w:szCs w:val="24"/>
-        </w:rPr>
-      </w:pPr>
-    </w:p>
-    <w:p>
-      <w:pPr>
-        <w:autoSpaceDE w:val="0"/>
-        <w:autoSpaceDN w:val="0"/>
-        <w:adjustRightInd w:val="0"/>
-        <w:spacing w:after="0" w:line="360" w:lineRule="auto"/>
-        <w:jc w:val="both"/>
-        <w:rPr>
-          <w:rFonts w:ascii="Times New Roman" w:hAnsi="Times New Roman" w:cs="Times New Roman"/>
-          <w:sz w:val="24"/>
-          <w:szCs w:val="24"/>
-        </w:rPr>
-      </w:pPr>
-    </w:p>
-    <w:p>
-      <w:pPr>
-        <w:autoSpaceDE w:val="0"/>
-        <w:autoSpaceDN w:val="0"/>
-        <w:adjustRightInd w:val="0"/>
-        <w:spacing w:after="0" w:line="360" w:lineRule="auto"/>
-        <w:jc w:val="both"/>
-        <w:rPr>
-          <w:rFonts w:ascii="Times New Roman" w:hAnsi="Times New Roman" w:cs="Times New Roman"/>
-          <w:sz w:val="24"/>
-          <w:szCs w:val="24"/>
-        </w:rPr>
-      </w:pPr>
-    </w:p>
-    <w:p>
-      <w:pPr>
-        <w:autoSpaceDE w:val="0"/>
-        <w:autoSpaceDN w:val="0"/>
-        <w:adjustRightInd w:val="0"/>
-        <w:spacing w:after="0" w:line="360" w:lineRule="auto"/>
-        <w:jc w:val="both"/>
-        <w:rPr>
-          <w:rFonts w:ascii="Times New Roman" w:hAnsi="Times New Roman" w:cs="Times New Roman"/>
-          <w:sz w:val="24"/>
-          <w:szCs w:val="24"/>
-        </w:rPr>
-      </w:pPr>
-    </w:p>
-    <w:p>
-      <w:pPr>
-        <w:autoSpaceDE w:val="0"/>
-        <w:autoSpaceDN w:val="0"/>
-        <w:adjustRightInd w:val="0"/>
-        <w:spacing w:after="0" w:line="360" w:lineRule="auto"/>
-        <w:jc w:val="both"/>
-        <w:rPr>
-          <w:rFonts w:ascii="Times New Roman" w:hAnsi="Times New Roman" w:cs="Times New Roman"/>
-          <w:sz w:val="24"/>
-          <w:szCs w:val="24"/>
-        </w:rPr>
-      </w:pPr>
-    </w:p>
-    <w:p>
-      <w:pPr>
-        <w:autoSpaceDE w:val="0"/>
-        <w:autoSpaceDN w:val="0"/>
-        <w:adjustRightInd w:val="0"/>
-        <w:spacing w:after="0" w:line="360" w:lineRule="auto"/>
-        <w:jc w:val="both"/>
-        <w:rPr>
-          <w:rFonts w:ascii="Times New Roman" w:hAnsi="Times New Roman" w:cs="Times New Roman"/>
-          <w:sz w:val="24"/>
-          <w:szCs w:val="24"/>
-        </w:rPr>
-      </w:pPr>
-    </w:p>
-    <w:p>
-      <w:pPr>
-        <w:autoSpaceDE w:val="0"/>
-        <w:autoSpaceDN w:val="0"/>
-        <w:adjustRightInd w:val="0"/>
-        <w:spacing w:after="0" w:line="360" w:lineRule="auto"/>
-        <w:jc w:val="both"/>
-        <w:rPr>
-          <w:rFonts w:ascii="Times New Roman" w:hAnsi="Times New Roman" w:cs="Times New Roman"/>
-          <w:sz w:val="24"/>
-          <w:szCs w:val="24"/>
-        </w:rPr>
-      </w:pPr>
-    </w:p>
-    <w:p>
-      <w:pPr>
-        <w:autoSpaceDE w:val="0"/>
-        <w:autoSpaceDN w:val="0"/>
-        <w:adjustRightInd w:val="0"/>
-        <w:spacing w:after="0" w:line="360" w:lineRule="auto"/>
-        <w:jc w:val="both"/>
-        <w:rPr>
-          <w:rFonts w:ascii="Times New Roman" w:hAnsi="Times New Roman" w:cs="Times New Roman"/>
-          <w:sz w:val="24"/>
-          <w:szCs w:val="24"/>
-        </w:rPr>
-      </w:pPr>
-    </w:p>
-    <w:p>
-      <w:pPr>
-        <w:autoSpaceDE w:val="0"/>
-        <w:autoSpaceDN w:val="0"/>
-        <w:adjustRightInd w:val="0"/>
-        <w:spacing w:after="0" w:line="360" w:lineRule="auto"/>
-        <w:jc w:val="both"/>
-        <w:rPr>
-          <w:rFonts w:ascii="Times New Roman" w:hAnsi="Times New Roman" w:cs="Times New Roman"/>
-          <w:sz w:val="24"/>
-          <w:szCs w:val="24"/>
-        </w:rPr>
-      </w:pPr>
-    </w:p>
-    <w:p>
-      <w:pPr>
-        <w:autoSpaceDE w:val="0"/>
-        <w:autoSpaceDN w:val="0"/>
-        <w:adjustRightInd w:val="0"/>
-        <w:spacing w:after="0" w:line="360" w:lineRule="auto"/>
-        <w:jc w:val="both"/>
-        <w:rPr>
-          <w:rFonts w:ascii="Times New Roman" w:hAnsi="Times New Roman" w:cs="Times New Roman"/>
-          <w:sz w:val="24"/>
-          <w:szCs w:val="24"/>
-        </w:rPr>
-      </w:pPr>
-    </w:p>
-    <w:p>
-      <w:pPr>
-        <w:autoSpaceDE w:val="0"/>
-        <w:autoSpaceDN w:val="0"/>
-        <w:adjustRightInd w:val="0"/>
-        <w:spacing w:after="0" w:line="360" w:lineRule="auto"/>
-        <w:jc w:val="both"/>
-        <w:rPr>
-          <w:rFonts w:ascii="Times New Roman" w:hAnsi="Times New Roman" w:cs="Times New Roman"/>
-          <w:sz w:val="24"/>
-          <w:szCs w:val="24"/>
-        </w:rPr>
-      </w:pPr>
-    </w:p>
-    <w:p>
-      <w:pPr>
-        <w:autoSpaceDE w:val="0"/>
-        <w:autoSpaceDN w:val="0"/>
-        <w:adjustRightInd w:val="0"/>
-        <w:spacing w:after="0" w:line="360" w:lineRule="auto"/>
-        <w:jc w:val="both"/>
-        <w:rPr>
-          <w:rFonts w:ascii="Times New Roman" w:hAnsi="Times New Roman" w:cs="Times New Roman"/>
-          <w:sz w:val="24"/>
-          <w:szCs w:val="24"/>
-        </w:rPr>
-      </w:pPr>
-    </w:p>
-    <w:p>
-      <w:pPr>
-        <w:autoSpaceDE w:val="0"/>
-        <w:autoSpaceDN w:val="0"/>
-        <w:adjustRightInd w:val="0"/>
-        <w:spacing w:after="0" w:line="360" w:lineRule="auto"/>
-        <w:jc w:val="both"/>
-        <w:rPr>
-          <w:rFonts w:ascii="Times New Roman" w:hAnsi="Times New Roman" w:cs="Times New Roman"/>
-          <w:sz w:val="24"/>
-          <w:szCs w:val="24"/>
-        </w:rPr>
-      </w:pPr>
-    </w:p>
-    <w:p>
-      <w:pPr>
-        <w:autoSpaceDE w:val="0"/>
-        <w:autoSpaceDN w:val="0"/>
-        <w:adjustRightInd w:val="0"/>
-        <w:spacing w:after="0" w:line="360" w:lineRule="auto"/>
-        <w:jc w:val="right"/>
-        <w:rPr>
-          <w:rFonts w:ascii="Times New Roman" w:hAnsi="Times New Roman" w:cs="Times New Roman"/>
-          <w:sz w:val="24"/>
-          <w:szCs w:val="24"/>
-        </w:rPr>
-      </w:pPr>
-    </w:p>
-    <w:p>
-      <w:pPr>
-        <w:autoSpaceDE w:val="0"/>
-        <w:autoSpaceDN w:val="0"/>
-        <w:adjustRightInd w:val="0"/>
-        <w:spacing w:after="0" w:line="360" w:lineRule="auto"/>
-        <w:jc w:val="both"/>
-        <w:rPr>
-          <w:rFonts w:ascii="Times New Roman" w:hAnsi="Times New Roman" w:cs="Times New Roman"/>
-          <w:sz w:val="24"/>
-          <w:szCs w:val="24"/>
-        </w:rPr>
-      </w:pPr>
-    </w:p>
-    <w:p>
-      <w:pPr>
-        <w:autoSpaceDE w:val="0"/>
-        <w:autoSpaceDN w:val="0"/>
-        <w:adjustRightInd w:val="0"/>
-        <w:spacing w:after="0" w:line="360" w:lineRule="auto"/>
-        <w:jc w:val="center"/>
-        <w:rPr>
-          <w:rFonts w:ascii="Times New Roman" w:hAnsi="Times New Roman" w:cs="Times New Roman"/>
-          <w:sz w:val="24"/>
-          <w:szCs w:val="24"/>
-        </w:rPr>
-      </w:pPr>
-      <w:r>
-        <w:rPr>
-          <w:rFonts w:ascii="Times New Roman" w:hAnsi="Times New Roman" w:cs="Times New Roman"/>
-          <w:noProof/>
-          <w:sz w:val="24"/>
-          <w:szCs w:val="24"/>
-          <w:lang w:eastAsia="fr-FR"/>
-        </w:rPr>
-        <mc:AlternateContent>
-          <mc:Choice Requires="wps">
-            <w:drawing>
-              <wp:inline distT="0" distB="0" distL="0" distR="0">
-                <wp:extent cx="2438400" cy="523875"/>
-                <wp:effectExtent l="38100" t="38100" r="9525" b="9525"/>
-                <wp:docPr id="2" name="WordArt 21"/>
-                <wp:cNvGraphicFramePr>
-                  <a:graphicFrameLocks xmlns:a="http://schemas.openxmlformats.org/drawingml/2006/main"/>
-                </wp:cNvGraphicFramePr>
-                <a:graphic xmlns:a="http://schemas.openxmlformats.org/drawingml/2006/main">
-                  <a:graphicData uri="http://schemas.microsoft.com/office/word/2010/wordprocessingShape">
-                    <wps:wsp>
-                      <wps:cNvSpPr txBox="1">
-                        <a:spLocks noChangeArrowheads="1" noChangeShapeType="1" noTextEdit="1"/>
-                      </wps:cNvSpPr>
-                      <wps:spPr bwMode="auto">
-                        <a:xfrm>
-                          <a:off x="0" y="0"/>
-                          <a:ext cx="2438400" cy="523875"/>
-                        </a:xfrm>
-                        <a:prstGeom prst="rect">
-                          <a:avLst/>
-                        </a:prstGeom>
-                        <a:extLst>
-                          <a:ext uri="{AF507438-7753-43E0-B8FC-AC1667EBCBE1}">
-                            <a14:hiddenEffects xmlns:a14="http://schemas.microsoft.com/office/drawing/2010/main">
-                              <a:effectLst/>
-                            </a14:hiddenEffects>
-                          </a:ext>
-                        </a:extLst>
-                      </wps:spPr>
-                      <wps:txbx>
-                        <w:txbxContent>
-                          <w:p>
-                            <w:pPr>
-                              <w:pStyle w:val="NormalWeb"/>
-                              <w:spacing w:before="0" w:beforeAutospacing="0" w:after="0" w:afterAutospacing="0"/>
-                              <w:jc w:val="center"/>
-                              <w:rPr>
-                                <w14:props3d w14:extrusionH="201599" w14:contourW="0" w14:prstMaterial="legacyMetal">
-                                  <w14:extrusionClr>
-                                    <w14:srgbClr w14:val="FFFFFF"/>
-                                  </w14:extrusionClr>
-                                  <w14:contourClr>
-                                    <w14:srgbClr w14:val="FFFFFF"/>
-                                  </w14:contourClr>
-                                </w14:props3d>
-                              </w:rPr>
-                            </w:pPr>
-                            <w:r>
-                              <w:rPr>
-                                <w:color w:val="CBCBCB"/>
-                                <w:sz w:val="72"/>
-                                <w:szCs w:val="72"/>
-                                <w14:textFill>
-                                  <w14:gradFill>
-                                    <w14:gsLst>
-                                      <w14:gs w14:pos="0">
-                                        <w14:srgbClr w14:val="CBCBCB"/>
-                                      </w14:gs>
-                                      <w14:gs w14:pos="13000">
-                                        <w14:srgbClr w14:val="5F5F5F"/>
-                                      </w14:gs>
-                                      <w14:gs w14:pos="21001">
-                                        <w14:srgbClr w14:val="5F5F5F"/>
-                                      </w14:gs>
-                                      <w14:gs w14:pos="63000">
-                                        <w14:srgbClr w14:val="FFFFFF"/>
-                                      </w14:gs>
-                                      <w14:gs w14:pos="67000">
-                                        <w14:srgbClr w14:val="B2B2B2"/>
-                                      </w14:gs>
-                                      <w14:gs w14:pos="69000">
-                                        <w14:srgbClr w14:val="292929"/>
-                                      </w14:gs>
-                                      <w14:gs w14:pos="82001">
-                                        <w14:srgbClr w14:val="777777"/>
-                                      </w14:gs>
-                                      <w14:gs w14:pos="100000">
-                                        <w14:srgbClr w14:val="EAEAEA"/>
-                                      </w14:gs>
-                                    </w14:gsLst>
-                                    <w14:lin w14:ang="5400000" w14:scaled="1"/>
-                                  </w14:gradFill>
-                                </w14:textFill>
-                                <w14:props3d w14:extrusionH="201599" w14:contourW="0" w14:prstMaterial="legacyMetal">
-                                  <w14:extrusionClr>
-                                    <w14:srgbClr w14:val="FFFFFF"/>
-                                  </w14:extrusionClr>
-                                  <w14:contourClr>
-                                    <w14:srgbClr w14:val="FFFFFF"/>
-                                  </w14:contourClr>
-                                </w14:props3d>
-                              </w:rPr>
-                              <w:t>IV Bibliographie</w:t>
-                            </w:r>
-                          </w:p>
-                        </w:txbxContent>
-                      </wps:txbx>
-                      <wps:bodyPr wrap="square" numCol="1" fromWordArt="1">
-                        <a:prstTxWarp prst="textPlain">
-                          <a:avLst>
-                            <a:gd name="adj" fmla="val 50000"/>
-                          </a:avLst>
-                        </a:prstTxWarp>
-                        <a:spAutoFit/>
-                        <a:scene3d>
-                          <a:camera prst="legacyPerspectiveTopLeft"/>
-                          <a:lightRig rig="legacyNormal3" dir="r"/>
-                        </a:scene3d>
-                        <a:sp3d extrusionH="201600" prstMaterial="legacyMetal">
-                          <a:extrusionClr>
-                            <a:srgbClr val="FFFFFF"/>
-                          </a:extrusionClr>
-                          <a:contourClr>
-                            <a:srgbClr val="FFFFFF"/>
-                          </a:contourClr>
-                        </a:sp3d>
-                      </wps:bodyPr>
-                    </wps:wsp>
-                  </a:graphicData>
-                </a:graphic>
-              </wp:inline>
-            </w:drawing>
-          </mc:Choice>
-          <mc:Fallback>
-            <w:pict>
-              <v:shape id="WordArt 21" o:spid="_x0000_s1029" type="#_x0000_t202" style="width:192pt;height:41.25pt;visibility:visible;mso-wrap-style:square;mso-left-percent:-10001;mso-top-percent:-10001;mso-position-horizontal:absolute;mso-position-horizontal-relative:char;mso-position-vertical:absolute;mso-position-vertical-relative:line;mso-left-percent:-10001;mso-top-percent:-10001;v-text-anchor:top" o:gfxdata="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" filled="f" stroked="f">
-                <o:lock v:ext="edit" shapetype="t"/>
-                <v:textbox style="mso-fit-shape-to-text:t">
-                  <w:txbxContent>
-                    <w:p>
-                      <w:pPr>
-                        <w:pStyle w:val="NormalWeb"/>
-                        <w:spacing w:before="0" w:beforeAutospacing="0" w:after="0" w:afterAutospacing="0"/>
-                        <w:jc w:val="center"/>
-                        <w:rPr>
-                          <w14:props3d w14:extrusionH="201599" w14:contourW="0" w14:prstMaterial="legacyMetal">
-                            <w14:extrusionClr>
-                              <w14:srgbClr w14:val="FFFFFF"/>
-                            </w14:extrusionClr>
-                            <w14:contourClr>
-                              <w14:srgbClr w14:val="FFFFFF"/>
-                            </w14:contourClr>
-                          </w14:props3d>
-                        </w:rPr>
-                      </w:pPr>
-                      <w:r>
-                        <w:rPr>
-                          <w:color w:val="CBCBCB"/>
-                          <w:sz w:val="72"/>
-                          <w:szCs w:val="72"/>
-                          <w14:textFill>
-                            <w14:gradFill>
-                              <w14:gsLst>
-                                <w14:gs w14:pos="0">
-                                  <w14:srgbClr w14:val="CBCBCB"/>
-                                </w14:gs>
-                                <w14:gs w14:pos="13000">
-                                  <w14:srgbClr w14:val="5F5F5F"/>
-                                </w14:gs>
-                                <w14:gs w14:pos="21001">
-                                  <w14:srgbClr w14:val="5F5F5F"/>
-                                </w14:gs>
-                                <w14:gs w14:pos="63000">
-                                  <w14:srgbClr w14:val="FFFFFF"/>
-                                </w14:gs>
-                                <w14:gs w14:pos="67000">
-                                  <w14:srgbClr w14:val="B2B2B2"/>
-                                </w14:gs>
-                                <w14:gs w14:pos="69000">
-                                  <w14:srgbClr w14:val="292929"/>
-                                </w14:gs>
-                                <w14:gs w14:pos="82001">
-                                  <w14:srgbClr w14:val="777777"/>
-                                </w14:gs>
-                                <w14:gs w14:pos="100000">
-                                  <w14:srgbClr w14:val="EAEAEA"/>
-                                </w14:gs>
-                              </w14:gsLst>
-                              <w14:lin w14:ang="5400000" w14:scaled="1"/>
-                            </w14:gradFill>
-                          </w14:textFill>
-                          <w14:props3d w14:extrusionH="201599" w14:contourW="0" w14:prstMaterial="legacyMetal">
-                            <w14:extrusionClr>
-                              <w14:srgbClr w14:val="FFFFFF"/>
-                            </w14:extrusionClr>
-                            <w14:contourClr>
-                              <w14:srgbClr w14:val="FFFFFF"/>
-                            </w14:contourClr>
-                          </w14:props3d>
-                        </w:rPr>
-                        <w:t>IV Bibliographie</w:t>
-                      </w:r>
-                    </w:p>
-                  </w:txbxContent>
-                </v:textbox>
-                <w10:anchorlock/>
-              </v:shape>
-            </w:pict>
-          </mc:Fallback>
-        </mc:AlternateContent>
-      </w:r>
-    </w:p>
-    <w:p>
-      <w:pPr>
-        <w:autoSpaceDE w:val="0"/>
-        <w:autoSpaceDN w:val="0"/>
-        <w:adjustRightInd w:val="0"/>
-        <w:spacing w:after="0" w:line="360" w:lineRule="auto"/>
-        <w:jc w:val="center"/>
-        <w:rPr>
-          <w:rFonts w:ascii="Times New Roman" w:hAnsi="Times New Roman" w:cs="Times New Roman"/>
-          <w:sz w:val="24"/>
-          <w:szCs w:val="24"/>
-        </w:rPr>
-      </w:pPr>
-    </w:p>
-    <w:p>
-      <w:pPr>
-        <w:autoSpaceDE w:val="0"/>
-        <w:autoSpaceDN w:val="0"/>
-        <w:adjustRightInd w:val="0"/>
-        <w:spacing w:after="0" w:line="360" w:lineRule="auto"/>
-        <w:jc w:val="both"/>
-        <w:rPr>
-          <w:rFonts w:ascii="Times New Roman" w:hAnsi="Times New Roman" w:cs="Times New Roman"/>
-          <w:sz w:val="24"/>
-          <w:szCs w:val="24"/>
-        </w:rPr>
-      </w:pPr>
-      <w:r>
-        <w:rPr>
-          <w:rFonts w:ascii="Times New Roman" w:hAnsi="Times New Roman" w:cs="Times New Roman"/>
-          <w:sz w:val="24"/>
-          <w:szCs w:val="24"/>
-        </w:rPr>
-        <w:t>[1] : Fouille de données (Data Manning)- Partie II -Karine Zeitoun - ISTY - 3ème année.</w:t>
-      </w:r>
-    </w:p>
-    <w:p>
-      <w:pPr>
-        <w:autoSpaceDE w:val="0"/>
-        <w:autoSpaceDN w:val="0"/>
-        <w:adjustRightInd w:val="0"/>
-        <w:spacing w:after="0" w:line="360" w:lineRule="auto"/>
-        <w:jc w:val="both"/>
-        <w:rPr>
-          <w:rFonts w:ascii="Times New Roman" w:hAnsi="Times New Roman" w:cs="Times New Roman"/>
-          <w:sz w:val="24"/>
-          <w:szCs w:val="24"/>
-        </w:rPr>
-      </w:pPr>
-      <w:r>
-        <w:rPr>
-          <w:rFonts w:ascii="Times New Roman" w:hAnsi="Times New Roman" w:cs="Times New Roman"/>
-          <w:sz w:val="24"/>
-          <w:szCs w:val="24"/>
-        </w:rPr>
-        <w:t>[2] : Université de Versailles Saint-Quentin-Edition 2011/2012-PROJET FOUILLE DE DONNEES</w:t>
-      </w:r>
-    </w:p>
-    <w:p>
-      <w:pPr>
-        <w:autoSpaceDE w:val="0"/>
-        <w:autoSpaceDN w:val="0"/>
-        <w:adjustRightInd w:val="0"/>
-        <w:spacing w:after="0" w:line="360" w:lineRule="auto"/>
-        <w:jc w:val="both"/>
-        <w:rPr>
-          <w:rFonts w:ascii="Times New Roman" w:hAnsi="Times New Roman" w:cs="Times New Roman"/>
-          <w:sz w:val="24"/>
-          <w:szCs w:val="24"/>
-        </w:rPr>
-      </w:pPr>
-      <w:r>
-        <w:rPr>
-          <w:rFonts w:ascii="Times New Roman" w:hAnsi="Times New Roman" w:cs="Times New Roman"/>
-          <w:sz w:val="24"/>
-          <w:szCs w:val="24"/>
-        </w:rPr>
-        <w:t>-HANNACHI SABRINE &amp; RABIA MAROIA.</w:t>
-      </w:r>
-    </w:p>
     <w:sectPr>
-      <w:footerReference w:type="default" r:id="rId16"/>
+      <w:footerReference r:id="rId5" w:type="default"/>
       <w:pgSz w:w="11906" w:h="16838"/>
       <w:pgMar w:top="1418" w:right="851" w:bottom="1418" w:left="1418" w:header="709" w:footer="709" w:gutter="0"/>
       <w:pgNumType w:start="1"/>
-      <w:cols w:space="708"/>
-      <w:docGrid w:linePitch="360"/>
+      <w:cols w:space="708" w:num="1"/>
+      <w:docGrid w:linePitch="360" w:charSpace="0"/>
     </w:sectPr>
   </w:body>
 </w:document>
 </file>
 
 <file path=word/endnotes.xml><?xml version="1.0" encoding="utf-8"?>
-<w:endnotes xmlns:wpc="http://schemas.microsoft.com/office/word/2010/wordprocessingCanvas" xmlns:cx="http://schemas.microsoft.com/office/drawing/2014/chartex" xmlns:cx1="http://schemas.microsoft.com/office/drawing/2015/9/8/chartex" xmlns:cx2="http://schemas.microsoft.com/office/drawing/2015/10/21/chartex" xmlns:mc="http://schemas.openxmlformats.org/markup-compatibility/2006" xmlns:o="urn:schemas-microsoft-com:office:office" xmlns:r="http://schemas.openxmlformats.org/officeDocument/2006/relationships" xmlns:m="http://schemas.openxmlformats.org/officeDocument/2006/math" xmlns:v="urn:schemas-microsoft-com:vml" xmlns:wp14="http://schemas.microsoft.com/office/word/2010/wordprocessingDrawing" xmlns:wp="http://schemas.openxmlformats.org/drawingml/2006/wordprocessingDrawing" xmlns:w10="urn:schemas-microsoft-com:office:word" xmlns:w="http://schemas.openxmlformats.org/wordprocessingml/2006/main" xmlns:w14="http://schemas.microsoft.com/office/word/2010/wordml" xmlns:w15="http://schemas.microsoft.com/office/word/2012/wordml" xmlns:w16se="http://schemas.microsoft.com/office/word/2015/wordml/symex" xmlns:wpg="http://schemas.microsoft.com/office/word/2010/wordprocessingGroup" xmlns:wpi="http://schemas.microsoft.com/office/word/2010/wordprocessingInk" xmlns:wne="http://schemas.microsoft.com/office/word/2006/wordml" xmlns:wps="http://schemas.microsoft.com/office/word/2010/wordprocessingShape" mc:Ignorable="w14 w15 w16se wp14">
-  <w:endnote w:type="separator" w:id="-1">
-    <w:p>
-      <w:pPr>
-        <w:spacing w:after="0" w:line="240" w:lineRule="auto"/>
+<w:endnotes xmlns:wpc="http://schemas.microsoft.com/office/word/2010/wordprocessingCanvas" xmlns:mc="http://schemas.openxmlformats.org/markup-compatibility/2006" xmlns:o="urn:schemas-microsoft-com:office:office" xmlns:r="http://schemas.openxmlformats.org/officeDocument/2006/relationships" xmlns:m="http://schemas.openxmlformats.org/officeDocument/2006/math" xmlns:v="urn:schemas-microsoft-com:vml" xmlns:wp14="http://schemas.microsoft.com/office/word/2010/wordprocessingDrawing" xmlns:wp="http://schemas.openxmlformats.org/drawingml/2006/wordprocessingDrawing" xmlns:w="http://schemas.openxmlformats.org/wordprocessingml/2006/main" xmlns:w14="http://schemas.microsoft.com/office/word/2010/wordml" xmlns:w15="http://schemas.microsoft.com/office/word/2012/wordml" xmlns:w10="urn:schemas-microsoft-com:office:word" xmlns:wpg="http://schemas.microsoft.com/office/word/2010/wordprocessingGroup" xmlns:wpi="http://schemas.microsoft.com/office/word/2010/wordprocessingInk" xmlns:wne="http://schemas.microsoft.com/office/word/2006/wordml" xmlns:wps="http://schemas.microsoft.com/office/word/2010/wordprocessingShape" xmlns:wpsCustomData="http://www.wps.cn/officeDocument/2013/wpsCustomData" mc:Ignorable="w14 w15 wp14">
+  <w:endnote w:type="separator" w:id="0">
+    <w:p>
+      <w:pPr>
+        <w:spacing w:line="240" w:lineRule="auto"/>
       </w:pPr>
       <w:r>
         <w:separator/>
       </w:r>
     </w:p>
   </w:endnote>
-  <w:endnote w:type="continuationSeparator" w:id="0">
-    <w:p>
-      <w:pPr>
-        <w:spacing w:after="0" w:line="240" w:lineRule="auto"/>
+  <w:endnote w:type="continuationSeparator" w:id="1">
+    <w:p>
+      <w:pPr>
+        <w:spacing w:line="240" w:lineRule="auto"/>
       </w:pPr>
       <w:r>
         <w:continuationSeparator/>
@@ -6985,20 +5270,19 @@
 </file>
 
 <file path=word/footer1.xml><?xml version="1.0" encoding="utf-8"?>
-<w:ftr xmlns:wpc="http://schemas.microsoft.com/office/word/2010/wordprocessingCanvas" xmlns:cx="http://schemas.microsoft.com/office/drawing/2014/chartex" xmlns:cx1="http://schemas.microsoft.com/office/drawing/2015/9/8/chartex" xmlns:cx2="http://schemas.microsoft.com/office/drawing/2015/10/21/chartex" xmlns:mc="http://schemas.openxmlformats.org/markup-compatibility/2006" xmlns:o="urn:schemas-microsoft-com:office:office" xmlns:r="http://schemas.openxmlformats.org/officeDocument/2006/relationships" xmlns:m="http://schemas.openxmlformats.org/officeDocument/2006/math" xmlns:v="urn:schemas-microsoft-com:vml" xmlns:wp14="http://schemas.microsoft.com/office/word/2010/wordprocessingDrawing" xmlns:wp="http://schemas.openxmlformats.org/drawingml/2006/wordprocessingDrawing" xmlns:w10="urn:schemas-microsoft-com:office:word" xmlns:w="http://schemas.openxmlformats.org/wordprocessingml/2006/main" xmlns:w14="http://schemas.microsoft.com/office/word/2010/wordml" xmlns:w15="http://schemas.microsoft.com/office/word/2012/wordml" xmlns:w16se="http://schemas.microsoft.com/office/word/2015/wordml/symex" xmlns:wpg="http://schemas.microsoft.com/office/word/2010/wordprocessingGroup" xmlns:wpi="http://schemas.microsoft.com/office/word/2010/wordprocessingInk" xmlns:wne="http://schemas.microsoft.com/office/word/2006/wordml" xmlns:wps="http://schemas.microsoft.com/office/word/2010/wordprocessingShape" mc:Ignorable="w14 w15 w16se wp14">
+<w:ftr xmlns:wpc="http://schemas.microsoft.com/office/word/2010/wordprocessingCanvas" xmlns:mc="http://schemas.openxmlformats.org/markup-compatibility/2006" xmlns:o="urn:schemas-microsoft-com:office:office" xmlns:r="http://schemas.openxmlformats.org/officeDocument/2006/relationships" xmlns:m="http://schemas.openxmlformats.org/officeDocument/2006/math" xmlns:v="urn:schemas-microsoft-com:vml" xmlns:wp14="http://schemas.microsoft.com/office/word/2010/wordprocessingDrawing" xmlns:wp="http://schemas.openxmlformats.org/drawingml/2006/wordprocessingDrawing" xmlns:w10="urn:schemas-microsoft-com:office:word" xmlns:w="http://schemas.openxmlformats.org/wordprocessingml/2006/main" xmlns:w14="http://schemas.microsoft.com/office/word/2010/wordml" xmlns:w15="http://schemas.microsoft.com/office/word/2012/wordml" xmlns:wpg="http://schemas.microsoft.com/office/word/2010/wordprocessingGroup" xmlns:wpi="http://schemas.microsoft.com/office/word/2010/wordprocessingInk" xmlns:wne="http://schemas.microsoft.com/office/word/2006/wordml" xmlns:wps="http://schemas.microsoft.com/office/word/2010/wordprocessingShape" xmlns:wpsCustomData="http://www.wps.cn/officeDocument/2013/wpsCustomData" mc:Ignorable="w14 w15 wp14">
   <w:p>
     <w:pPr>
-      <w:pStyle w:val="Pieddepage"/>
+      <w:pStyle w:val="5"/>
     </w:pPr>
     <w:r>
       <w:rPr>
-        <w:noProof/>
         <w:lang w:eastAsia="fr-FR"/>
       </w:rPr>
       <mc:AlternateContent>
         <mc:Choice Requires="wps">
           <w:drawing>
-            <wp:anchor distT="0" distB="0" distL="114300" distR="114300" simplePos="0" relativeHeight="251668480" behindDoc="0" locked="0" layoutInCell="1" allowOverlap="1">
+            <wp:anchor distT="0" distB="0" distL="114300" distR="114300" simplePos="0" relativeHeight="251663360" behindDoc="0" locked="0" layoutInCell="1" allowOverlap="1">
               <wp:simplePos x="0" y="0"/>
               <wp:positionH relativeFrom="margin">
                 <wp:align>center</wp:align>
@@ -7010,9 +5294,7 @@
               <wp:effectExtent l="12065" t="13335" r="10160" b="5080"/>
               <wp:wrapNone/>
               <wp:docPr id="1" name="AutoShape 5"/>
-              <wp:cNvGraphicFramePr>
-                <a:graphicFrameLocks xmlns:a="http://schemas.openxmlformats.org/drawingml/2006/main"/>
-              </wp:cNvGraphicFramePr>
+              <wp:cNvGraphicFramePr/>
               <a:graphic xmlns:a="http://schemas.openxmlformats.org/drawingml/2006/main">
                 <a:graphicData uri="http://schemas.microsoft.com/office/word/2010/wordprocessingShape">
                   <wps:wsp>
@@ -7035,18 +5317,7 @@
                           <a:srgbClr val="A5A5A5"/>
                         </a:solidFill>
                         <a:round/>
-                        <a:headEnd/>
-                        <a:tailEnd/>
                       </a:ln>
-                      <a:extLst>
-                        <a:ext uri="{909E8E84-426E-40DD-AFC4-6F175D3DCCD1}">
-                          <a14:hiddenFill xmlns:a14="http://schemas.microsoft.com/office/drawing/2010/main">
-                            <a:solidFill>
-                              <a:srgbClr val="17365D"/>
-                            </a:solidFill>
-                          </a14:hiddenFill>
-                        </a:ext>
-                      </a:extLst>
                     </wps:spPr>
                     <wps:txbx>
                       <w:txbxContent>
@@ -7091,7 +5362,6 @@
                             <w:rPr>
                               <w:b/>
                               <w:bCs/>
-                              <w:noProof/>
                               <w:color w:val="808080"/>
                               <w:sz w:val="24"/>
                               <w:szCs w:val="24"/>
@@ -7116,32 +5386,16 @@
                   </wps:wsp>
                 </a:graphicData>
               </a:graphic>
-              <wp14:sizeRelH relativeFrom="page">
-                <wp14:pctWidth>0</wp14:pctWidth>
-              </wp14:sizeRelH>
-              <wp14:sizeRelV relativeFrom="page">
-                <wp14:pctHeight>0</wp14:pctHeight>
-              </wp14:sizeRelV>
             </wp:anchor>
           </w:drawing>
         </mc:Choice>
         <mc:Fallback>
           <w:pict>
-            <v:shapetype id="_x0000_t23" coordsize="21600,21600" o:spt="23" adj="5400" path="m,10800qy10800,,21600,10800,10800,21600,,10800xm@0,10800qy10800@2@1,10800,10800@0@0,10800xe">
-              <v:formulas>
-                <v:f eqn="val #0"/>
-                <v:f eqn="sum width 0 #0"/>
-                <v:f eqn="sum height 0 #0"/>
-                <v:f eqn="prod @0 2929 10000"/>
-                <v:f eqn="sum width 0 @3"/>
-                <v:f eqn="sum height 0 @3"/>
-              </v:formulas>
-              <v:path o:connecttype="custom" o:connectlocs="10800,0;3163,3163;0,10800;3163,18437;10800,21600;18437,18437;21600,10800;18437,3163" textboxrect="3163,3163,18437,18437"/>
-              <v:handles>
-                <v:h position="#0,center" xrange="0,10800"/>
-              </v:handles>
-            </v:shapetype>
-            <v:shape id="AutoShape 5" o:spid="_x0000_s1030" type="#_x0000_t23" style="position:absolute;margin-left:0;margin-top:793.65pt;width:101pt;height:27.05pt;z-index:251668480;visibility:visible;mso-wrap-style:square;mso-width-percent:0;mso-height-percent:0;mso-wrap-distance-left:9pt;mso-wrap-distance-top:0;mso-wrap-distance-right:9pt;mso-wrap-distance-bottom:0;mso-position-horizontal:center;mso-position-horizontal-relative:margin;mso-position-vertical:absolute;mso-position-vertical-relative:page;mso-width-percent:0;mso-height-percent:0;mso-width-relative:page;mso-height-relative:page;v-text-anchor:top" o:gfxdata="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" adj="845" filled="f" fillcolor="#17365d" strokecolor="#a5a5a5">
+            <v:shape id="AutoShape 5" o:spid="_x0000_s1026" o:spt="23" type="#_x0000_t23" style="position:absolute;left:0pt;margin-top:793.65pt;height:27.05pt;width:101pt;mso-position-horizontal:center;mso-position-horizontal-relative:margin;mso-position-vertical-relative:page;z-index:251663360;mso-width-relative:page;mso-height-relative:page;" filled="f" stroked="t" coordsize="21600,21600" o:gfxdata="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" adj="844">
+              <v:fill on="f" focussize="0,0"/>
+              <v:stroke color="#A5A5A5" joinstyle="round"/>
+              <v:imagedata o:title=""/>
+              <o:lock v:ext="edit" aspectratio="f"/>
               <v:textbox>
                 <w:txbxContent>
                   <w:p>
@@ -7185,7 +5439,6 @@
                       <w:rPr>
                         <w:b/>
                         <w:bCs/>
-                        <w:noProof/>
                         <w:color w:val="808080"/>
                         <w:sz w:val="24"/>
                         <w:szCs w:val="24"/>
@@ -7204,7 +5457,6 @@
                   </w:p>
                 </w:txbxContent>
               </v:textbox>
-              <w10:wrap anchorx="margin" anchory="page"/>
             </v:shape>
           </w:pict>
         </mc:Fallback>
@@ -7215,21 +5467,21 @@
 </file>
 
 <file path=word/footnotes.xml><?xml version="1.0" encoding="utf-8"?>
-<w:footnotes xmlns:wpc="http://schemas.microsoft.com/office/word/2010/wordprocessingCanvas" xmlns:cx="http://schemas.microsoft.com/office/drawing/2014/chartex" xmlns:cx1="http://schemas.microsoft.com/office/drawing/2015/9/8/chartex" xmlns:cx2="http://schemas.microsoft.com/office/drawing/2015/10/21/chartex" xmlns:mc="http://schemas.openxmlformats.org/markup-compatibility/2006" xmlns:o="urn:schemas-microsoft-com:office:office" xmlns:r="http://schemas.openxmlformats.org/officeDocument/2006/relationships" xmlns:m="http://schemas.openxmlformats.org/officeDocument/2006/math" xmlns:v="urn:schemas-microsoft-com:vml" xmlns:wp14="http://schemas.microsoft.com/office/word/2010/wordprocessingDrawing" xmlns:wp="http://schemas.openxmlformats.org/drawingml/2006/wordprocessingDrawing" xmlns:w10="urn:schemas-microsoft-com:office:word" xmlns:w="http://schemas.openxmlformats.org/wordprocessingml/2006/main" xmlns:w14="http://schemas.microsoft.com/office/word/2010/wordml" xmlns:w15="http://schemas.microsoft.com/office/word/2012/wordml" xmlns:w16se="http://schemas.microsoft.com/office/word/2015/wordml/symex" xmlns:wpg="http://schemas.microsoft.com/office/word/2010/wordprocessingGroup" xmlns:wpi="http://schemas.microsoft.com/office/word/2010/wordprocessingInk" xmlns:wne="http://schemas.microsoft.com/office/word/2006/wordml" xmlns:wps="http://schemas.microsoft.com/office/word/2010/wordprocessingShape" mc:Ignorable="w14 w15 w16se wp14">
-  <w:footnote w:type="separator" w:id="-1">
-    <w:p>
-      <w:pPr>
-        <w:spacing w:after="0" w:line="240" w:lineRule="auto"/>
+<w:footnotes xmlns:wpc="http://schemas.microsoft.com/office/word/2010/wordprocessingCanvas" xmlns:mc="http://schemas.openxmlformats.org/markup-compatibility/2006" xmlns:o="urn:schemas-microsoft-com:office:office" xmlns:r="http://schemas.openxmlformats.org/officeDocument/2006/relationships" xmlns:m="http://schemas.openxmlformats.org/officeDocument/2006/math" xmlns:v="urn:schemas-microsoft-com:vml" xmlns:wp14="http://schemas.microsoft.com/office/word/2010/wordprocessingDrawing" xmlns:wp="http://schemas.openxmlformats.org/drawingml/2006/wordprocessingDrawing" xmlns:w="http://schemas.openxmlformats.org/wordprocessingml/2006/main" xmlns:w14="http://schemas.microsoft.com/office/word/2010/wordml" xmlns:w15="http://schemas.microsoft.com/office/word/2012/wordml" xmlns:w10="urn:schemas-microsoft-com:office:word" xmlns:wpg="http://schemas.microsoft.com/office/word/2010/wordprocessingGroup" xmlns:wpi="http://schemas.microsoft.com/office/word/2010/wordprocessingInk" xmlns:wne="http://schemas.microsoft.com/office/word/2006/wordml" xmlns:wps="http://schemas.microsoft.com/office/word/2010/wordprocessingShape" xmlns:wpsCustomData="http://www.wps.cn/officeDocument/2013/wpsCustomData" mc:Ignorable="w14 w15 wp14">
+  <w:footnote w:type="separator" w:id="0">
+    <w:p>
+      <w:pPr>
+        <w:spacing w:before="0" w:after="0" w:line="276" w:lineRule="auto"/>
       </w:pPr>
       <w:r>
         <w:separator/>
       </w:r>
     </w:p>
   </w:footnote>
-  <w:footnote w:type="continuationSeparator" w:id="0">
-    <w:p>
-      <w:pPr>
-        <w:spacing w:after="0" w:line="240" w:lineRule="auto"/>
+  <w:footnote w:type="continuationSeparator" w:id="1">
+    <w:p>
+      <w:pPr>
+        <w:spacing w:before="0" w:after="0" w:line="276" w:lineRule="auto"/>
       </w:pPr>
       <w:r>
         <w:continuationSeparator/>
@@ -7240,125 +5492,464 @@
 </file>
 
 <file path=word/numbering.xml><?xml version="1.0" encoding="utf-8"?>
-<w:numbering xmlns:wpc="http://schemas.microsoft.com/office/word/2010/wordprocessingCanvas" xmlns:cx="http://schemas.microsoft.com/office/drawing/2014/chartex" xmlns:cx1="http://schemas.microsoft.com/office/drawing/2015/9/8/chartex" xmlns:cx2="http://schemas.microsoft.com/office/drawing/2015/10/21/chartex" xmlns:mc="http://schemas.openxmlformats.org/markup-compatibility/2006" xmlns:o="urn:schemas-microsoft-com:office:office" xmlns:r="http://schemas.openxmlformats.org/officeDocument/2006/relationships" xmlns:m="http://schemas.openxmlformats.org/officeDocument/2006/math" xmlns:v="urn:schemas-microsoft-com:vml" xmlns:wp14="http://schemas.microsoft.com/office/word/2010/wordprocessingDrawing" xmlns:wp="http://schemas.openxmlformats.org/drawingml/2006/wordprocessingDrawing" xmlns:w10="urn:schemas-microsoft-com:office:word" xmlns:w="http://schemas.openxmlformats.org/wordprocessingml/2006/main" xmlns:w14="http://schemas.microsoft.com/office/word/2010/wordml" xmlns:w15="http://schemas.microsoft.com/office/word/2012/wordml" xmlns:w16se="http://schemas.microsoft.com/office/word/2015/wordml/symex" xmlns:wpg="http://schemas.microsoft.com/office/word/2010/wordprocessingGroup" xmlns:wpi="http://schemas.microsoft.com/office/word/2010/wordprocessingInk" xmlns:wne="http://schemas.microsoft.com/office/word/2006/wordml" xmlns:wps="http://schemas.microsoft.com/office/word/2010/wordprocessingShape" mc:Ignorable="w14 w15 w16se wp14">
-  <w:abstractNum w:abstractNumId="0" w15:restartNumberingAfterBreak="0">
-    <w:nsid w:val="0B881A11"/>
-    <w:multiLevelType w:val="hybridMultilevel"/>
-    <w:tmpl w:val="5A90BAA4"/>
-    <w:lvl w:ilvl="0" w:tplc="040C000D">
+<w:numbering xmlns:wpc="http://schemas.microsoft.com/office/word/2010/wordprocessingCanvas" xmlns:mc="http://schemas.openxmlformats.org/markup-compatibility/2006" xmlns:o="urn:schemas-microsoft-com:office:office" xmlns:r="http://schemas.openxmlformats.org/officeDocument/2006/relationships" xmlns:m="http://schemas.openxmlformats.org/officeDocument/2006/math" xmlns:v="urn:schemas-microsoft-com:vml" xmlns:wp14="http://schemas.microsoft.com/office/word/2010/wordprocessingDrawing" xmlns:wp="http://schemas.openxmlformats.org/drawingml/2006/wordprocessingDrawing" xmlns:w10="urn:schemas-microsoft-com:office:word" xmlns:w="http://schemas.openxmlformats.org/wordprocessingml/2006/main" xmlns:w14="http://schemas.microsoft.com/office/word/2010/wordml" xmlns:wpg="http://schemas.microsoft.com/office/word/2010/wordprocessingGroup" xmlns:wpi="http://schemas.microsoft.com/office/word/2010/wordprocessingInk" xmlns:wne="http://schemas.microsoft.com/office/word/2006/wordml" xmlns:wps="http://schemas.microsoft.com/office/word/2010/wordprocessingShape" xmlns:wpsCustomData="http://www.wps.cn/officeDocument/2013/wpsCustomData" mc:Ignorable="w14 wp14">
+  <w:abstractNum w:abstractNumId="0">
+    <w:nsid w:val="0E336E1E"/>
+    <w:multiLevelType w:val="multilevel"/>
+    <w:tmpl w:val="0E336E1E"/>
+    <w:lvl w:ilvl="0" w:tentative="0">
       <w:start w:val="1"/>
       <w:numFmt w:val="bullet"/>
       <w:lvlText w:val=""/>
       <w:lvlJc w:val="left"/>
       <w:pPr>
-        <w:ind w:left="1440" w:hanging="360"/>
-      </w:pPr>
-      <w:rPr>
-        <w:rFonts w:ascii="Wingdings" w:hAnsi="Wingdings" w:hint="default"/>
+        <w:ind w:left="720" w:hanging="360"/>
+      </w:pPr>
+      <w:rPr>
+        <w:rFonts w:hint="default" w:ascii="Wingdings" w:hAnsi="Wingdings"/>
       </w:rPr>
     </w:lvl>
-    <w:lvl w:ilvl="1" w:tplc="040C0003" w:tentative="1">
+    <w:lvl w:ilvl="1" w:tentative="0">
       <w:start w:val="1"/>
       <w:numFmt w:val="bullet"/>
       <w:lvlText w:val="o"/>
       <w:lvlJc w:val="left"/>
       <w:pPr>
-        <w:ind w:left="2160" w:hanging="360"/>
-      </w:pPr>
-      <w:rPr>
-        <w:rFonts w:ascii="Courier New" w:hAnsi="Courier New" w:hint="default"/>
+        <w:ind w:left="1440" w:hanging="360"/>
+      </w:pPr>
+      <w:rPr>
+        <w:rFonts w:hint="default" w:ascii="Courier New" w:hAnsi="Courier New"/>
       </w:rPr>
     </w:lvl>
-    <w:lvl w:ilvl="2" w:tplc="040C0005" w:tentative="1">
+    <w:lvl w:ilvl="2" w:tentative="0">
       <w:start w:val="1"/>
       <w:numFmt w:val="bullet"/>
       <w:lvlText w:val=""/>
       <w:lvlJc w:val="left"/>
       <w:pPr>
-        <w:ind w:left="2880" w:hanging="360"/>
-      </w:pPr>
-      <w:rPr>
-        <w:rFonts w:ascii="Wingdings" w:hAnsi="Wingdings" w:hint="default"/>
+        <w:ind w:left="2160" w:hanging="360"/>
+      </w:pPr>
+      <w:rPr>
+        <w:rFonts w:hint="default" w:ascii="Wingdings" w:hAnsi="Wingdings"/>
       </w:rPr>
     </w:lvl>
-    <w:lvl w:ilvl="3" w:tplc="040C0001" w:tentative="1">
+    <w:lvl w:ilvl="3" w:tentative="0">
       <w:start w:val="1"/>
       <w:numFmt w:val="bullet"/>
       <w:lvlText w:val=""/>
       <w:lvlJc w:val="left"/>
       <w:pPr>
-        <w:ind w:left="3600" w:hanging="360"/>
-      </w:pPr>
-      <w:rPr>
-        <w:rFonts w:ascii="Symbol" w:hAnsi="Symbol" w:hint="default"/>
+        <w:ind w:left="2880" w:hanging="360"/>
+      </w:pPr>
+      <w:rPr>
+        <w:rFonts w:hint="default" w:ascii="Symbol" w:hAnsi="Symbol"/>
       </w:rPr>
     </w:lvl>
-    <w:lvl w:ilvl="4" w:tplc="040C0003" w:tentative="1">
+    <w:lvl w:ilvl="4" w:tentative="0">
       <w:start w:val="1"/>
       <w:numFmt w:val="bullet"/>
       <w:lvlText w:val="o"/>
       <w:lvlJc w:val="left"/>
       <w:pPr>
-        <w:ind w:left="4320" w:hanging="360"/>
-      </w:pPr>
-      <w:rPr>
-        <w:rFonts w:ascii="Courier New" w:hAnsi="Courier New" w:hint="default"/>
+        <w:ind w:left="3600" w:hanging="360"/>
+      </w:pPr>
+      <w:rPr>
+        <w:rFonts w:hint="default" w:ascii="Courier New" w:hAnsi="Courier New"/>
       </w:rPr>
     </w:lvl>
-    <w:lvl w:ilvl="5" w:tplc="040C0005" w:tentative="1">
+    <w:lvl w:ilvl="5" w:tentative="0">
       <w:start w:val="1"/>
       <w:numFmt w:val="bullet"/>
       <w:lvlText w:val=""/>
       <w:lvlJc w:val="left"/>
       <w:pPr>
-        <w:ind w:left="5040" w:hanging="360"/>
-      </w:pPr>
-      <w:rPr>
-        <w:rFonts w:ascii="Wingdings" w:hAnsi="Wingdings" w:hint="default"/>
+        <w:ind w:left="4320" w:hanging="360"/>
+      </w:pPr>
+      <w:rPr>
+        <w:rFonts w:hint="default" w:ascii="Wingdings" w:hAnsi="Wingdings"/>
       </w:rPr>
     </w:lvl>
-    <w:lvl w:ilvl="6" w:tplc="040C0001" w:tentative="1">
+    <w:lvl w:ilvl="6" w:tentative="0">
       <w:start w:val="1"/>
       <w:numFmt w:val="bullet"/>
       <w:lvlText w:val=""/>
       <w:lvlJc w:val="left"/>
       <w:pPr>
-        <w:ind w:left="5760" w:hanging="360"/>
-      </w:pPr>
-      <w:rPr>
-        <w:rFonts w:ascii="Symbol" w:hAnsi="Symbol" w:hint="default"/>
+        <w:ind w:left="5040" w:hanging="360"/>
+      </w:pPr>
+      <w:rPr>
+        <w:rFonts w:hint="default" w:ascii="Symbol" w:hAnsi="Symbol"/>
       </w:rPr>
     </w:lvl>
-    <w:lvl w:ilvl="7" w:tplc="040C0003" w:tentative="1">
+    <w:lvl w:ilvl="7" w:tentative="0">
       <w:start w:val="1"/>
       <w:numFmt w:val="bullet"/>
       <w:lvlText w:val="o"/>
       <w:lvlJc w:val="left"/>
       <w:pPr>
-        <w:ind w:left="6480" w:hanging="360"/>
-      </w:pPr>
-      <w:rPr>
-        <w:rFonts w:ascii="Courier New" w:hAnsi="Courier New" w:hint="default"/>
+        <w:ind w:left="5760" w:hanging="360"/>
+      </w:pPr>
+      <w:rPr>
+        <w:rFonts w:hint="default" w:ascii="Courier New" w:hAnsi="Courier New"/>
       </w:rPr>
     </w:lvl>
-    <w:lvl w:ilvl="8" w:tplc="040C0005" w:tentative="1">
+    <w:lvl w:ilvl="8" w:tentative="0">
       <w:start w:val="1"/>
       <w:numFmt w:val="bullet"/>
       <w:lvlText w:val=""/>
       <w:lvlJc w:val="left"/>
       <w:pPr>
-        <w:ind w:left="7200" w:hanging="360"/>
-      </w:pPr>
-      <w:rPr>
-        <w:rFonts w:ascii="Wingdings" w:hAnsi="Wingdings" w:hint="default"/>
+        <w:ind w:left="6480" w:hanging="360"/>
+      </w:pPr>
+      <w:rPr>
+        <w:rFonts w:hint="default" w:ascii="Wingdings" w:hAnsi="Wingdings"/>
       </w:rPr>
     </w:lvl>
   </w:abstractNum>
-  <w:abstractNum w:abstractNumId="1" w15:restartNumberingAfterBreak="0">
-    <w:nsid w:val="0E336E1E"/>
-    <w:multiLevelType w:val="hybridMultilevel"/>
-    <w:tmpl w:val="6234F12C"/>
-    <w:lvl w:ilvl="0" w:tplc="040C000D">
+  <w:abstractNum w:abstractNumId="1">
+    <w:nsid w:val="334064BC"/>
+    <w:multiLevelType w:val="multilevel"/>
+    <w:tmpl w:val="334064BC"/>
+    <w:lvl w:ilvl="0" w:tentative="0">
+      <w:start w:val="1"/>
+      <w:numFmt w:val="bullet"/>
+      <w:lvlText w:val=""/>
+      <w:lvlJc w:val="left"/>
+      <w:pPr>
+        <w:ind w:left="783" w:hanging="360"/>
+      </w:pPr>
+      <w:rPr>
+        <w:rFonts w:hint="default" w:ascii="Wingdings" w:hAnsi="Wingdings"/>
+      </w:rPr>
+    </w:lvl>
+    <w:lvl w:ilvl="1" w:tentative="0">
+      <w:start w:val="1"/>
+      <w:numFmt w:val="bullet"/>
+      <w:lvlText w:val="o"/>
+      <w:lvlJc w:val="left"/>
+      <w:pPr>
+        <w:ind w:left="1503" w:hanging="360"/>
+      </w:pPr>
+      <w:rPr>
+        <w:rFonts w:hint="default" w:ascii="Courier New" w:hAnsi="Courier New"/>
+      </w:rPr>
+    </w:lvl>
+    <w:lvl w:ilvl="2" w:tentative="0">
+      <w:start w:val="1"/>
+      <w:numFmt w:val="bullet"/>
+      <w:lvlText w:val=""/>
+      <w:lvlJc w:val="left"/>
+      <w:pPr>
+        <w:ind w:left="2223" w:hanging="360"/>
+      </w:pPr>
+      <w:rPr>
+        <w:rFonts w:hint="default" w:ascii="Wingdings" w:hAnsi="Wingdings"/>
+      </w:rPr>
+    </w:lvl>
+    <w:lvl w:ilvl="3" w:tentative="0">
+      <w:start w:val="1"/>
+      <w:numFmt w:val="bullet"/>
+      <w:lvlText w:val=""/>
+      <w:lvlJc w:val="left"/>
+      <w:pPr>
+        <w:ind w:left="2943" w:hanging="360"/>
+      </w:pPr>
+      <w:rPr>
+        <w:rFonts w:hint="default" w:ascii="Symbol" w:hAnsi="Symbol"/>
+      </w:rPr>
+    </w:lvl>
+    <w:lvl w:ilvl="4" w:tentative="0">
+      <w:start w:val="1"/>
+      <w:numFmt w:val="bullet"/>
+      <w:lvlText w:val="o"/>
+      <w:lvlJc w:val="left"/>
+      <w:pPr>
+        <w:ind w:left="3663" w:hanging="360"/>
+      </w:pPr>
+      <w:rPr>
+        <w:rFonts w:hint="default" w:ascii="Courier New" w:hAnsi="Courier New"/>
+      </w:rPr>
+    </w:lvl>
+    <w:lvl w:ilvl="5" w:tentative="0">
+      <w:start w:val="1"/>
+      <w:numFmt w:val="bullet"/>
+      <w:lvlText w:val=""/>
+      <w:lvlJc w:val="left"/>
+      <w:pPr>
+        <w:ind w:left="4383" w:hanging="360"/>
+      </w:pPr>
+      <w:rPr>
+        <w:rFonts w:hint="default" w:ascii="Wingdings" w:hAnsi="Wingdings"/>
+      </w:rPr>
+    </w:lvl>
+    <w:lvl w:ilvl="6" w:tentative="0">
+      <w:start w:val="1"/>
+      <w:numFmt w:val="bullet"/>
+      <w:lvlText w:val=""/>
+      <w:lvlJc w:val="left"/>
+      <w:pPr>
+        <w:ind w:left="5103" w:hanging="360"/>
+      </w:pPr>
+      <w:rPr>
+        <w:rFonts w:hint="default" w:ascii="Symbol" w:hAnsi="Symbol"/>
+      </w:rPr>
+    </w:lvl>
+    <w:lvl w:ilvl="7" w:tentative="0">
+      <w:start w:val="1"/>
+      <w:numFmt w:val="bullet"/>
+      <w:lvlText w:val="o"/>
+      <w:lvlJc w:val="left"/>
+      <w:pPr>
+        <w:ind w:left="5823" w:hanging="360"/>
+      </w:pPr>
+      <w:rPr>
+        <w:rFonts w:hint="default" w:ascii="Courier New" w:hAnsi="Courier New"/>
+      </w:rPr>
+    </w:lvl>
+    <w:lvl w:ilvl="8" w:tentative="0">
+      <w:start w:val="1"/>
+      <w:numFmt w:val="bullet"/>
+      <w:lvlText w:val=""/>
+      <w:lvlJc w:val="left"/>
+      <w:pPr>
+        <w:ind w:left="6543" w:hanging="360"/>
+      </w:pPr>
+      <w:rPr>
+        <w:rFonts w:hint="default" w:ascii="Wingdings" w:hAnsi="Wingdings"/>
+      </w:rPr>
+    </w:lvl>
+  </w:abstractNum>
+  <w:abstractNum w:abstractNumId="2">
+    <w:nsid w:val="3612057C"/>
+    <w:multiLevelType w:val="multilevel"/>
+    <w:tmpl w:val="3612057C"/>
+    <w:lvl w:ilvl="0" w:tentative="0">
+      <w:start w:val="1"/>
+      <w:numFmt w:val="bullet"/>
+      <w:lvlText w:val=""/>
+      <w:lvlJc w:val="left"/>
+      <w:pPr>
+        <w:ind w:left="720" w:hanging="360"/>
+      </w:pPr>
+      <w:rPr>
+        <w:rFonts w:hint="default" w:ascii="Wingdings" w:hAnsi="Wingdings"/>
+      </w:rPr>
+    </w:lvl>
+    <w:lvl w:ilvl="1" w:tentative="0">
+      <w:start w:val="1"/>
+      <w:numFmt w:val="bullet"/>
+      <w:lvlText w:val="o"/>
+      <w:lvlJc w:val="left"/>
+      <w:pPr>
+        <w:ind w:left="1440" w:hanging="360"/>
+      </w:pPr>
+      <w:rPr>
+        <w:rFonts w:hint="default" w:ascii="Courier New" w:hAnsi="Courier New"/>
+      </w:rPr>
+    </w:lvl>
+    <w:lvl w:ilvl="2" w:tentative="0">
+      <w:start w:val="1"/>
+      <w:numFmt w:val="bullet"/>
+      <w:lvlText w:val=""/>
+      <w:lvlJc w:val="left"/>
+      <w:pPr>
+        <w:ind w:left="2160" w:hanging="360"/>
+      </w:pPr>
+      <w:rPr>
+        <w:rFonts w:hint="default" w:ascii="Wingdings" w:hAnsi="Wingdings"/>
+      </w:rPr>
+    </w:lvl>
+    <w:lvl w:ilvl="3" w:tentative="0">
+      <w:start w:val="1"/>
+      <w:numFmt w:val="bullet"/>
+      <w:lvlText w:val=""/>
+      <w:lvlJc w:val="left"/>
+      <w:pPr>
+        <w:ind w:left="2880" w:hanging="360"/>
+      </w:pPr>
+      <w:rPr>
+        <w:rFonts w:hint="default" w:ascii="Symbol" w:hAnsi="Symbol"/>
+      </w:rPr>
+    </w:lvl>
+    <w:lvl w:ilvl="4" w:tentative="0">
+      <w:start w:val="1"/>
+      <w:numFmt w:val="bullet"/>
+      <w:lvlText w:val="o"/>
+      <w:lvlJc w:val="left"/>
+      <w:pPr>
+        <w:ind w:left="3600" w:hanging="360"/>
+      </w:pPr>
+      <w:rPr>
+        <w:rFonts w:hint="default" w:ascii="Courier New" w:hAnsi="Courier New"/>
+      </w:rPr>
+    </w:lvl>
+    <w:lvl w:ilvl="5" w:tentative="0">
+      <w:start w:val="1"/>
+      <w:numFmt w:val="bullet"/>
+      <w:lvlText w:val=""/>
+      <w:lvlJc w:val="left"/>
+      <w:pPr>
+        <w:ind w:left="4320" w:hanging="360"/>
+      </w:pPr>
+      <w:rPr>
+        <w:rFonts w:hint="default" w:ascii="Wingdings" w:hAnsi="Wingdings"/>
+      </w:rPr>
+    </w:lvl>
+    <w:lvl w:ilvl="6" w:tentative="0">
+      <w:start w:val="1"/>
+      <w:numFmt w:val="bullet"/>
+      <w:lvlText w:val=""/>
+      <w:lvlJc w:val="left"/>
+      <w:pPr>
+        <w:ind w:left="5040" w:hanging="360"/>
+      </w:pPr>
+      <w:rPr>
+        <w:rFonts w:hint="default" w:ascii="Symbol" w:hAnsi="Symbol"/>
+      </w:rPr>
+    </w:lvl>
+    <w:lvl w:ilvl="7" w:tentative="0">
+      <w:start w:val="1"/>
+      <w:numFmt w:val="bullet"/>
+      <w:lvlText w:val="o"/>
+      <w:lvlJc w:val="left"/>
+      <w:pPr>
+        <w:ind w:left="5760" w:hanging="360"/>
+      </w:pPr>
+      <w:rPr>
+        <w:rFonts w:hint="default" w:ascii="Courier New" w:hAnsi="Courier New"/>
+      </w:rPr>
+    </w:lvl>
+    <w:lvl w:ilvl="8" w:tentative="0">
+      <w:start w:val="1"/>
+      <w:numFmt w:val="bullet"/>
+      <w:lvlText w:val=""/>
+      <w:lvlJc w:val="left"/>
+      <w:pPr>
+        <w:ind w:left="6480" w:hanging="360"/>
+      </w:pPr>
+      <w:rPr>
+        <w:rFonts w:hint="default" w:ascii="Wingdings" w:hAnsi="Wingdings"/>
+      </w:rPr>
+    </w:lvl>
+  </w:abstractNum>
+  <w:abstractNum w:abstractNumId="3">
+    <w:nsid w:val="4CE94923"/>
+    <w:multiLevelType w:val="multilevel"/>
+    <w:tmpl w:val="4CE94923"/>
+    <w:lvl w:ilvl="0" w:tentative="0">
+      <w:start w:val="1"/>
+      <w:numFmt w:val="bullet"/>
+      <w:lvlText w:val=""/>
+      <w:lvlJc w:val="left"/>
+      <w:pPr>
+        <w:ind w:left="720" w:hanging="360"/>
+      </w:pPr>
+      <w:rPr>
+        <w:rFonts w:hint="default" w:ascii="Wingdings" w:hAnsi="Wingdings"/>
+      </w:rPr>
+    </w:lvl>
+    <w:lvl w:ilvl="1" w:tentative="0">
+      <w:start w:val="1"/>
+      <w:numFmt w:val="bullet"/>
+      <w:lvlText w:val="o"/>
+      <w:lvlJc w:val="left"/>
+      <w:pPr>
+        <w:ind w:left="1440" w:hanging="360"/>
+      </w:pPr>
+      <w:rPr>
+        <w:rFonts w:hint="default" w:ascii="Courier New" w:hAnsi="Courier New"/>
+      </w:rPr>
+    </w:lvl>
+    <w:lvl w:ilvl="2" w:tentative="0">
+      <w:start w:val="1"/>
+      <w:numFmt w:val="bullet"/>
+      <w:lvlText w:val=""/>
+      <w:lvlJc w:val="left"/>
+      <w:pPr>
+        <w:ind w:left="2160" w:hanging="360"/>
+      </w:pPr>
+      <w:rPr>
+        <w:rFonts w:hint="default" w:ascii="Wingdings" w:hAnsi="Wingdings"/>
+      </w:rPr>
+    </w:lvl>
+    <w:lvl w:ilvl="3" w:tentative="0">
+      <w:start w:val="1"/>
+      <w:numFmt w:val="bullet"/>
+      <w:lvlText w:val=""/>
+      <w:lvlJc w:val="left"/>
+      <w:pPr>
+        <w:ind w:left="2880" w:hanging="360"/>
+      </w:pPr>
+      <w:rPr>
+        <w:rFonts w:hint="default" w:ascii="Symbol" w:hAnsi="Symbol"/>
+      </w:rPr>
+    </w:lvl>
+    <w:lvl w:ilvl="4" w:tentative="0">
+      <w:start w:val="1"/>
+      <w:numFmt w:val="bullet"/>
+      <w:lvlText w:val="o"/>
+      <w:lvlJc w:val="left"/>
+      <w:pPr>
+        <w:ind w:left="3600" w:hanging="360"/>
+      </w:pPr>
+      <w:rPr>
+        <w:rFonts w:hint="default" w:ascii="Courier New" w:hAnsi="Courier New"/>
+      </w:rPr>
+    </w:lvl>
+    <w:lvl w:ilvl="5" w:tentative="0">
+      <w:start w:val="1"/>
+      <w:numFmt w:val="bullet"/>
+      <w:lvlText w:val=""/>
+      <w:lvlJc w:val="left"/>
+      <w:pPr>
+        <w:ind w:left="4320" w:hanging="360"/>
+      </w:pPr>
+      <w:rPr>
+        <w:rFonts w:hint="default" w:ascii="Wingdings" w:hAnsi="Wingdings"/>
+      </w:rPr>
+    </w:lvl>
+    <w:lvl w:ilvl="6" w:tentative="0">
+      <w:start w:val="1"/>
+      <w:numFmt w:val="bullet"/>
+      <w:lvlText w:val=""/>
+      <w:lvlJc w:val="left"/>
+      <w:pPr>
+        <w:ind w:left="5040" w:hanging="360"/>
+      </w:pPr>
+      <w:rPr>
+        <w:rFonts w:hint="default" w:ascii="Symbol" w:hAnsi="Symbol"/>
+      </w:rPr>
+    </w:lvl>
+    <w:lvl w:ilvl="7" w:tentative="0">
+      <w:start w:val="1"/>
+      <w:numFmt w:val="bullet"/>
+      <w:lvlText w:val="o"/>
+      <w:lvlJc w:val="left"/>
+      <w:pPr>
+        <w:ind w:left="5760" w:hanging="360"/>
+      </w:pPr>
+      <w:rPr>
+        <w:rFonts w:hint="default" w:ascii="Courier New" w:hAnsi="Courier New"/>
+      </w:rPr>
+    </w:lvl>
+    <w:lvl w:ilvl="8" w:tentative="0">
+      <w:start w:val="1"/>
+      <w:numFmt w:val="bullet"/>
+      <w:lvlText w:val=""/>
+      <w:lvlJc w:val="left"/>
+      <w:pPr>
+        <w:ind w:left="6480" w:hanging="360"/>
+      </w:pPr>
+      <w:rPr>
+        <w:rFonts w:hint="default" w:ascii="Wingdings" w:hAnsi="Wingdings"/>
+      </w:rPr>
+    </w:lvl>
+  </w:abstractNum>
+  <w:abstractNum w:abstractNumId="4">
+    <w:nsid w:val="5A8737B1"/>
+    <w:multiLevelType w:val="multilevel"/>
+    <w:tmpl w:val="5A8737B1"/>
+    <w:lvl w:ilvl="0" w:tentative="0">
       <w:start w:val="1"/>
       <w:numFmt w:val="bullet"/>
       <w:lvlText w:val=""/>
@@ -7367,10 +5958,10 @@
         <w:ind w:left="720" w:hanging="360"/>
       </w:pPr>
       <w:rPr>
-        <w:rFonts w:ascii="Wingdings" w:hAnsi="Wingdings" w:hint="default"/>
+        <w:rFonts w:hint="default" w:ascii="Wingdings" w:hAnsi="Wingdings"/>
       </w:rPr>
     </w:lvl>
-    <w:lvl w:ilvl="1" w:tplc="040C0003" w:tentative="1">
+    <w:lvl w:ilvl="1" w:tentative="0">
       <w:start w:val="1"/>
       <w:numFmt w:val="bullet"/>
       <w:lvlText w:val="o"/>
@@ -7379,10 +5970,10 @@
         <w:ind w:left="1440" w:hanging="360"/>
       </w:pPr>
       <w:rPr>
-        <w:rFonts w:ascii="Courier New" w:hAnsi="Courier New" w:hint="default"/>
+        <w:rFonts w:hint="default" w:ascii="Courier New" w:hAnsi="Courier New"/>
       </w:rPr>
     </w:lvl>
-    <w:lvl w:ilvl="2" w:tplc="040C0005" w:tentative="1">
+    <w:lvl w:ilvl="2" w:tentative="0">
       <w:start w:val="1"/>
       <w:numFmt w:val="bullet"/>
       <w:lvlText w:val=""/>
@@ -7391,10 +5982,10 @@
         <w:ind w:left="2160" w:hanging="360"/>
       </w:pPr>
       <w:rPr>
-        <w:rFonts w:ascii="Wingdings" w:hAnsi="Wingdings" w:hint="default"/>
+        <w:rFonts w:hint="default" w:ascii="Wingdings" w:hAnsi="Wingdings"/>
       </w:rPr>
     </w:lvl>
-    <w:lvl w:ilvl="3" w:tplc="040C0001" w:tentative="1">
+    <w:lvl w:ilvl="3" w:tentative="0">
       <w:start w:val="1"/>
       <w:numFmt w:val="bullet"/>
       <w:lvlText w:val=""/>
@@ -7403,10 +5994,10 @@
         <w:ind w:left="2880" w:hanging="360"/>
       </w:pPr>
       <w:rPr>
-        <w:rFonts w:ascii="Symbol" w:hAnsi="Symbol" w:hint="default"/>
+        <w:rFonts w:hint="default" w:ascii="Symbol" w:hAnsi="Symbol"/>
       </w:rPr>
     </w:lvl>
-    <w:lvl w:ilvl="4" w:tplc="040C0003" w:tentative="1">
+    <w:lvl w:ilvl="4" w:tentative="0">
       <w:start w:val="1"/>
       <w:numFmt w:val="bullet"/>
       <w:lvlText w:val="o"/>
@@ -7415,10 +6006,10 @@
         <w:ind w:left="3600" w:hanging="360"/>
       </w:pPr>
       <w:rPr>
-        <w:rFonts w:ascii="Courier New" w:hAnsi="Courier New" w:hint="default"/>
+        <w:rFonts w:hint="default" w:ascii="Courier New" w:hAnsi="Courier New"/>
       </w:rPr>
     </w:lvl>
-    <w:lvl w:ilvl="5" w:tplc="040C0005" w:tentative="1">
+    <w:lvl w:ilvl="5" w:tentative="0">
       <w:start w:val="1"/>
       <w:numFmt w:val="bullet"/>
       <w:lvlText w:val=""/>
@@ -7427,10 +6018,10 @@
         <w:ind w:left="4320" w:hanging="360"/>
       </w:pPr>
       <w:rPr>
-        <w:rFonts w:ascii="Wingdings" w:hAnsi="Wingdings" w:hint="default"/>
+        <w:rFonts w:hint="default" w:ascii="Wingdings" w:hAnsi="Wingdings"/>
       </w:rPr>
     </w:lvl>
-    <w:lvl w:ilvl="6" w:tplc="040C0001" w:tentative="1">
+    <w:lvl w:ilvl="6" w:tentative="0">
       <w:start w:val="1"/>
       <w:numFmt w:val="bullet"/>
       <w:lvlText w:val=""/>
@@ -7439,10 +6030,10 @@
         <w:ind w:left="5040" w:hanging="360"/>
       </w:pPr>
       <w:rPr>
-        <w:rFonts w:ascii="Symbol" w:hAnsi="Symbol" w:hint="default"/>
+        <w:rFonts w:hint="default" w:ascii="Symbol" w:hAnsi="Symbol"/>
       </w:rPr>
     </w:lvl>
-    <w:lvl w:ilvl="7" w:tplc="040C0003" w:tentative="1">
+    <w:lvl w:ilvl="7" w:tentative="0">
       <w:start w:val="1"/>
       <w:numFmt w:val="bullet"/>
       <w:lvlText w:val="o"/>
@@ -7451,10 +6042,10 @@
         <w:ind w:left="5760" w:hanging="360"/>
       </w:pPr>
       <w:rPr>
-        <w:rFonts w:ascii="Courier New" w:hAnsi="Courier New" w:hint="default"/>
+        <w:rFonts w:hint="default" w:ascii="Courier New" w:hAnsi="Courier New"/>
       </w:rPr>
     </w:lvl>
-    <w:lvl w:ilvl="8" w:tplc="040C0005" w:tentative="1">
+    <w:lvl w:ilvl="8" w:tentative="0">
       <w:start w:val="1"/>
       <w:numFmt w:val="bullet"/>
       <w:lvlText w:val=""/>
@@ -7463,2170 +6054,664 @@
         <w:ind w:left="6480" w:hanging="360"/>
       </w:pPr>
       <w:rPr>
-        <w:rFonts w:ascii="Wingdings" w:hAnsi="Wingdings" w:hint="default"/>
+        <w:rFonts w:hint="default" w:ascii="Wingdings" w:hAnsi="Wingdings"/>
       </w:rPr>
     </w:lvl>
   </w:abstractNum>
-  <w:abstractNum w:abstractNumId="2" w15:restartNumberingAfterBreak="0">
-    <w:nsid w:val="1E6C3A55"/>
-    <w:multiLevelType w:val="hybridMultilevel"/>
-    <w:tmpl w:val="0E7AE3C2"/>
-    <w:lvl w:ilvl="0" w:tplc="040C000D">
+  <w:abstractNum w:abstractNumId="5">
+    <w:nsid w:val="5E215076"/>
+    <w:multiLevelType w:val="multilevel"/>
+    <w:tmpl w:val="5E215076"/>
+    <w:lvl w:ilvl="0" w:tentative="0">
+      <w:start w:val="1"/>
+      <w:numFmt w:val="bullet"/>
+      <w:lvlText w:val=""/>
+      <w:lvlJc w:val="left"/>
+      <w:pPr>
+        <w:ind w:left="720" w:hanging="360"/>
+      </w:pPr>
+      <w:rPr>
+        <w:rFonts w:hint="default" w:ascii="Wingdings" w:hAnsi="Wingdings"/>
+      </w:rPr>
+    </w:lvl>
+    <w:lvl w:ilvl="1" w:tentative="0">
+      <w:start w:val="1"/>
+      <w:numFmt w:val="bullet"/>
+      <w:lvlText w:val="o"/>
+      <w:lvlJc w:val="left"/>
+      <w:pPr>
+        <w:ind w:left="1440" w:hanging="360"/>
+      </w:pPr>
+      <w:rPr>
+        <w:rFonts w:hint="default" w:ascii="Courier New" w:hAnsi="Courier New"/>
+      </w:rPr>
+    </w:lvl>
+    <w:lvl w:ilvl="2" w:tentative="0">
+      <w:start w:val="1"/>
+      <w:numFmt w:val="bullet"/>
+      <w:lvlText w:val=""/>
+      <w:lvlJc w:val="left"/>
+      <w:pPr>
+        <w:ind w:left="2160" w:hanging="360"/>
+      </w:pPr>
+      <w:rPr>
+        <w:rFonts w:hint="default" w:ascii="Wingdings" w:hAnsi="Wingdings"/>
+      </w:rPr>
+    </w:lvl>
+    <w:lvl w:ilvl="3" w:tentative="0">
+      <w:start w:val="1"/>
+      <w:numFmt w:val="bullet"/>
+      <w:lvlText w:val=""/>
+      <w:lvlJc w:val="left"/>
+      <w:pPr>
+        <w:ind w:left="2880" w:hanging="360"/>
+      </w:pPr>
+      <w:rPr>
+        <w:rFonts w:hint="default" w:ascii="Symbol" w:hAnsi="Symbol"/>
+      </w:rPr>
+    </w:lvl>
+    <w:lvl w:ilvl="4" w:tentative="0">
+      <w:start w:val="1"/>
+      <w:numFmt w:val="bullet"/>
+      <w:lvlText w:val="o"/>
+      <w:lvlJc w:val="left"/>
+      <w:pPr>
+        <w:ind w:left="3600" w:hanging="360"/>
+      </w:pPr>
+      <w:rPr>
+        <w:rFonts w:hint="default" w:ascii="Courier New" w:hAnsi="Courier New"/>
+      </w:rPr>
+    </w:lvl>
+    <w:lvl w:ilvl="5" w:tentative="0">
+      <w:start w:val="1"/>
+      <w:numFmt w:val="bullet"/>
+      <w:lvlText w:val=""/>
+      <w:lvlJc w:val="left"/>
+      <w:pPr>
+        <w:ind w:left="4320" w:hanging="360"/>
+      </w:pPr>
+      <w:rPr>
+        <w:rFonts w:hint="default" w:ascii="Wingdings" w:hAnsi="Wingdings"/>
+      </w:rPr>
+    </w:lvl>
+    <w:lvl w:ilvl="6" w:tentative="0">
+      <w:start w:val="1"/>
+      <w:numFmt w:val="bullet"/>
+      <w:lvlText w:val=""/>
+      <w:lvlJc w:val="left"/>
+      <w:pPr>
+        <w:ind w:left="5040" w:hanging="360"/>
+      </w:pPr>
+      <w:rPr>
+        <w:rFonts w:hint="default" w:ascii="Symbol" w:hAnsi="Symbol"/>
+      </w:rPr>
+    </w:lvl>
+    <w:lvl w:ilvl="7" w:tentative="0">
+      <w:start w:val="1"/>
+      <w:numFmt w:val="bullet"/>
+      <w:lvlText w:val="o"/>
+      <w:lvlJc w:val="left"/>
+      <w:pPr>
+        <w:ind w:left="5760" w:hanging="360"/>
+      </w:pPr>
+      <w:rPr>
+        <w:rFonts w:hint="default" w:ascii="Courier New" w:hAnsi="Courier New"/>
+      </w:rPr>
+    </w:lvl>
+    <w:lvl w:ilvl="8" w:tentative="0">
+      <w:start w:val="1"/>
+      <w:numFmt w:val="bullet"/>
+      <w:lvlText w:val=""/>
+      <w:lvlJc w:val="left"/>
+      <w:pPr>
+        <w:ind w:left="6480" w:hanging="360"/>
+      </w:pPr>
+      <w:rPr>
+        <w:rFonts w:hint="default" w:ascii="Wingdings" w:hAnsi="Wingdings"/>
+      </w:rPr>
+    </w:lvl>
+  </w:abstractNum>
+  <w:abstractNum w:abstractNumId="6">
+    <w:nsid w:val="7A8D4A62"/>
+    <w:multiLevelType w:val="multilevel"/>
+    <w:tmpl w:val="7A8D4A62"/>
+    <w:lvl w:ilvl="0" w:tentative="0">
+      <w:start w:val="1"/>
+      <w:numFmt w:val="bullet"/>
+      <w:lvlText w:val=""/>
+      <w:lvlJc w:val="left"/>
+      <w:pPr>
+        <w:ind w:left="1163" w:hanging="360"/>
+      </w:pPr>
+      <w:rPr>
+        <w:rFonts w:hint="default" w:ascii="Symbol" w:hAnsi="Symbol"/>
+      </w:rPr>
+    </w:lvl>
+    <w:lvl w:ilvl="1" w:tentative="0">
+      <w:start w:val="1"/>
+      <w:numFmt w:val="bullet"/>
+      <w:lvlText w:val="o"/>
+      <w:lvlJc w:val="left"/>
+      <w:pPr>
+        <w:ind w:left="1883" w:hanging="360"/>
+      </w:pPr>
+      <w:rPr>
+        <w:rFonts w:hint="default" w:ascii="Courier New" w:hAnsi="Courier New"/>
+      </w:rPr>
+    </w:lvl>
+    <w:lvl w:ilvl="2" w:tentative="0">
+      <w:start w:val="1"/>
+      <w:numFmt w:val="bullet"/>
+      <w:lvlText w:val=""/>
+      <w:lvlJc w:val="left"/>
+      <w:pPr>
+        <w:ind w:left="2603" w:hanging="360"/>
+      </w:pPr>
+      <w:rPr>
+        <w:rFonts w:hint="default" w:ascii="Wingdings" w:hAnsi="Wingdings"/>
+      </w:rPr>
+    </w:lvl>
+    <w:lvl w:ilvl="3" w:tentative="0">
+      <w:start w:val="1"/>
+      <w:numFmt w:val="bullet"/>
+      <w:lvlText w:val=""/>
+      <w:lvlJc w:val="left"/>
+      <w:pPr>
+        <w:ind w:left="3323" w:hanging="360"/>
+      </w:pPr>
+      <w:rPr>
+        <w:rFonts w:hint="default" w:ascii="Symbol" w:hAnsi="Symbol"/>
+      </w:rPr>
+    </w:lvl>
+    <w:lvl w:ilvl="4" w:tentative="0">
+      <w:start w:val="1"/>
+      <w:numFmt w:val="bullet"/>
+      <w:lvlText w:val="o"/>
+      <w:lvlJc w:val="left"/>
+      <w:pPr>
+        <w:ind w:left="4043" w:hanging="360"/>
+      </w:pPr>
+      <w:rPr>
+        <w:rFonts w:hint="default" w:ascii="Courier New" w:hAnsi="Courier New"/>
+      </w:rPr>
+    </w:lvl>
+    <w:lvl w:ilvl="5" w:tentative="0">
+      <w:start w:val="1"/>
+      <w:numFmt w:val="bullet"/>
+      <w:lvlText w:val=""/>
+      <w:lvlJc w:val="left"/>
+      <w:pPr>
+        <w:ind w:left="4763" w:hanging="360"/>
+      </w:pPr>
+      <w:rPr>
+        <w:rFonts w:hint="default" w:ascii="Wingdings" w:hAnsi="Wingdings"/>
+      </w:rPr>
+    </w:lvl>
+    <w:lvl w:ilvl="6" w:tentative="0">
+      <w:start w:val="1"/>
+      <w:numFmt w:val="bullet"/>
+      <w:lvlText w:val=""/>
+      <w:lvlJc w:val="left"/>
+      <w:pPr>
+        <w:ind w:left="5483" w:hanging="360"/>
+      </w:pPr>
+      <w:rPr>
+        <w:rFonts w:hint="default" w:ascii="Symbol" w:hAnsi="Symbol"/>
+      </w:rPr>
+    </w:lvl>
+    <w:lvl w:ilvl="7" w:tentative="0">
+      <w:start w:val="1"/>
+      <w:numFmt w:val="bullet"/>
+      <w:lvlText w:val="o"/>
+      <w:lvlJc w:val="left"/>
+      <w:pPr>
+        <w:ind w:left="6203" w:hanging="360"/>
+      </w:pPr>
+      <w:rPr>
+        <w:rFonts w:hint="default" w:ascii="Courier New" w:hAnsi="Courier New"/>
+      </w:rPr>
+    </w:lvl>
+    <w:lvl w:ilvl="8" w:tentative="0">
+      <w:start w:val="1"/>
+      <w:numFmt w:val="bullet"/>
+      <w:lvlText w:val=""/>
+      <w:lvlJc w:val="left"/>
+      <w:pPr>
+        <w:ind w:left="6923" w:hanging="360"/>
+      </w:pPr>
+      <w:rPr>
+        <w:rFonts w:hint="default" w:ascii="Wingdings" w:hAnsi="Wingdings"/>
+      </w:rPr>
+    </w:lvl>
+  </w:abstractNum>
+  <w:abstractNum w:abstractNumId="7">
+    <w:nsid w:val="7FB06592"/>
+    <w:multiLevelType w:val="multilevel"/>
+    <w:tmpl w:val="7FB06592"/>
+    <w:lvl w:ilvl="0" w:tentative="0">
       <w:start w:val="1"/>
       <w:numFmt w:val="bullet"/>
       <w:lvlText w:val=""/>
       <w:lvlJc w:val="left"/>
       <w:pPr>
-        <w:ind w:left="783" w:hanging="360"/>
-      </w:pPr>
-      <w:rPr>
-        <w:rFonts w:ascii="Wingdings" w:hAnsi="Wingdings" w:hint="default"/>
+        <w:ind w:left="720" w:hanging="360"/>
+      </w:pPr>
+      <w:rPr>
+        <w:rFonts w:hint="default" w:ascii="Wingdings" w:hAnsi="Wingdings"/>
       </w:rPr>
     </w:lvl>
-    <w:lvl w:ilvl="1" w:tplc="040C0003" w:tentative="1">
+    <w:lvl w:ilvl="1" w:tentative="0">
       <w:start w:val="1"/>
       <w:numFmt w:val="bullet"/>
       <w:lvlText w:val="o"/>
       <w:lvlJc w:val="left"/>
       <w:pPr>
-        <w:ind w:left="1503" w:hanging="360"/>
-      </w:pPr>
-      <w:rPr>
-        <w:rFonts w:ascii="Courier New" w:hAnsi="Courier New" w:hint="default"/>
+        <w:ind w:left="1440" w:hanging="360"/>
+      </w:pPr>
+      <w:rPr>
+        <w:rFonts w:hint="default" w:ascii="Courier New" w:hAnsi="Courier New"/>
       </w:rPr>
     </w:lvl>
-    <w:lvl w:ilvl="2" w:tplc="040C0005" w:tentative="1">
+    <w:lvl w:ilvl="2" w:tentative="0">
       <w:start w:val="1"/>
       <w:numFmt w:val="bullet"/>
       <w:lvlText w:val=""/>
       <w:lvlJc w:val="left"/>
       <w:pPr>
-        <w:ind w:left="2223" w:hanging="360"/>
-      </w:pPr>
-      <w:rPr>
-        <w:rFonts w:ascii="Wingdings" w:hAnsi="Wingdings" w:hint="default"/>
+        <w:ind w:left="2160" w:hanging="360"/>
+      </w:pPr>
+      <w:rPr>
+        <w:rFonts w:hint="default" w:ascii="Wingdings" w:hAnsi="Wingdings"/>
       </w:rPr>
     </w:lvl>
-    <w:lvl w:ilvl="3" w:tplc="040C0001" w:tentative="1">
+    <w:lvl w:ilvl="3" w:tentative="0">
       <w:start w:val="1"/>
       <w:numFmt w:val="bullet"/>
       <w:lvlText w:val=""/>
       <w:lvlJc w:val="left"/>
       <w:pPr>
-        <w:ind w:left="2943" w:hanging="360"/>
-      </w:pPr>
-      <w:rPr>
-        <w:rFonts w:ascii="Symbol" w:hAnsi="Symbol" w:hint="default"/>
+        <w:ind w:left="2880" w:hanging="360"/>
+      </w:pPr>
+      <w:rPr>
+        <w:rFonts w:hint="default" w:ascii="Symbol" w:hAnsi="Symbol"/>
       </w:rPr>
     </w:lvl>
-    <w:lvl w:ilvl="4" w:tplc="040C0003" w:tentative="1">
+    <w:lvl w:ilvl="4" w:tentative="0">
       <w:start w:val="1"/>
       <w:numFmt w:val="bullet"/>
       <w:lvlText w:val="o"/>
       <w:lvlJc w:val="left"/>
       <w:pPr>
-        <w:ind w:left="3663" w:hanging="360"/>
-      </w:pPr>
-      <w:rPr>
-        <w:rFonts w:ascii="Courier New" w:hAnsi="Courier New" w:hint="default"/>
+        <w:ind w:left="3600" w:hanging="360"/>
+      </w:pPr>
+      <w:rPr>
+        <w:rFonts w:hint="default" w:ascii="Courier New" w:hAnsi="Courier New"/>
       </w:rPr>
     </w:lvl>
-    <w:lvl w:ilvl="5" w:tplc="040C0005" w:tentative="1">
+    <w:lvl w:ilvl="5" w:tentative="0">
       <w:start w:val="1"/>
       <w:numFmt w:val="bullet"/>
       <w:lvlText w:val=""/>
       <w:lvlJc w:val="left"/>
       <w:pPr>
-        <w:ind w:left="4383" w:hanging="360"/>
-      </w:pPr>
-      <w:rPr>
-        <w:rFonts w:ascii="Wingdings" w:hAnsi="Wingdings" w:hint="default"/>
+        <w:ind w:left="4320" w:hanging="360"/>
+      </w:pPr>
+      <w:rPr>
+        <w:rFonts w:hint="default" w:ascii="Wingdings" w:hAnsi="Wingdings"/>
       </w:rPr>
     </w:lvl>
-    <w:lvl w:ilvl="6" w:tplc="040C0001" w:tentative="1">
+    <w:lvl w:ilvl="6" w:tentative="0">
       <w:start w:val="1"/>
       <w:numFmt w:val="bullet"/>
       <w:lvlText w:val=""/>
       <w:lvlJc w:val="left"/>
       <w:pPr>
-        <w:ind w:left="5103" w:hanging="360"/>
-      </w:pPr>
-      <w:rPr>
-        <w:rFonts w:ascii="Symbol" w:hAnsi="Symbol" w:hint="default"/>
+        <w:ind w:left="5040" w:hanging="360"/>
+      </w:pPr>
+      <w:rPr>
+        <w:rFonts w:hint="default" w:ascii="Symbol" w:hAnsi="Symbol"/>
       </w:rPr>
     </w:lvl>
-    <w:lvl w:ilvl="7" w:tplc="040C0003" w:tentative="1">
+    <w:lvl w:ilvl="7" w:tentative="0">
       <w:start w:val="1"/>
       <w:numFmt w:val="bullet"/>
       <w:lvlText w:val="o"/>
       <w:lvlJc w:val="left"/>
       <w:pPr>
-        <w:ind w:left="5823" w:hanging="360"/>
-      </w:pPr>
-      <w:rPr>
-        <w:rFonts w:ascii="Courier New" w:hAnsi="Courier New" w:hint="default"/>
+        <w:ind w:left="5760" w:hanging="360"/>
+      </w:pPr>
+      <w:rPr>
+        <w:rFonts w:hint="default" w:ascii="Courier New" w:hAnsi="Courier New"/>
       </w:rPr>
     </w:lvl>
-    <w:lvl w:ilvl="8" w:tplc="040C0005" w:tentative="1">
+    <w:lvl w:ilvl="8" w:tentative="0">
       <w:start w:val="1"/>
       <w:numFmt w:val="bullet"/>
       <w:lvlText w:val=""/>
       <w:lvlJc w:val="left"/>
       <w:pPr>
-        <w:ind w:left="6543" w:hanging="360"/>
-      </w:pPr>
-      <w:rPr>
-        <w:rFonts w:ascii="Wingdings" w:hAnsi="Wingdings" w:hint="default"/>
-      </w:rPr>
-    </w:lvl>
-  </w:abstractNum>
-  <w:abstractNum w:abstractNumId="3" w15:restartNumberingAfterBreak="0">
-    <w:nsid w:val="27CA2536"/>
-    <w:multiLevelType w:val="hybridMultilevel"/>
-    <w:tmpl w:val="A008E130"/>
-    <w:lvl w:ilvl="0" w:tplc="040C0001">
-      <w:start w:val="1"/>
-      <w:numFmt w:val="bullet"/>
-      <w:lvlText w:val=""/>
-      <w:lvlJc w:val="left"/>
-      <w:pPr>
-        <w:ind w:left="720" w:hanging="360"/>
-      </w:pPr>
-      <w:rPr>
-        <w:rFonts w:ascii="Symbol" w:hAnsi="Symbol" w:hint="default"/>
-      </w:rPr>
-    </w:lvl>
-    <w:lvl w:ilvl="1" w:tplc="040C0003" w:tentative="1">
-      <w:start w:val="1"/>
-      <w:numFmt w:val="bullet"/>
-      <w:lvlText w:val="o"/>
-      <w:lvlJc w:val="left"/>
-      <w:pPr>
-        <w:ind w:left="1440" w:hanging="360"/>
-      </w:pPr>
-      <w:rPr>
-        <w:rFonts w:ascii="Courier New" w:hAnsi="Courier New" w:hint="default"/>
-      </w:rPr>
-    </w:lvl>
-    <w:lvl w:ilvl="2" w:tplc="040C0005" w:tentative="1">
-      <w:start w:val="1"/>
-      <w:numFmt w:val="bullet"/>
-      <w:lvlText w:val=""/>
-      <w:lvlJc w:val="left"/>
-      <w:pPr>
-        <w:ind w:left="2160" w:hanging="360"/>
-      </w:pPr>
-      <w:rPr>
-        <w:rFonts w:ascii="Wingdings" w:hAnsi="Wingdings" w:hint="default"/>
-      </w:rPr>
-    </w:lvl>
-    <w:lvl w:ilvl="3" w:tplc="040C0001" w:tentative="1">
-      <w:start w:val="1"/>
-      <w:numFmt w:val="bullet"/>
-      <w:lvlText w:val=""/>
-      <w:lvlJc w:val="left"/>
-      <w:pPr>
-        <w:ind w:left="2880" w:hanging="360"/>
-      </w:pPr>
-      <w:rPr>
-        <w:rFonts w:ascii="Symbol" w:hAnsi="Symbol" w:hint="default"/>
-      </w:rPr>
-    </w:lvl>
-    <w:lvl w:ilvl="4" w:tplc="040C0003" w:tentative="1">
-      <w:start w:val="1"/>
-      <w:numFmt w:val="bullet"/>
-      <w:lvlText w:val="o"/>
-      <w:lvlJc w:val="left"/>
-      <w:pPr>
-        <w:ind w:left="3600" w:hanging="360"/>
-      </w:pPr>
-      <w:rPr>
-        <w:rFonts w:ascii="Courier New" w:hAnsi="Courier New" w:hint="default"/>
-      </w:rPr>
-    </w:lvl>
-    <w:lvl w:ilvl="5" w:tplc="040C0005" w:tentative="1">
-      <w:start w:val="1"/>
-      <w:numFmt w:val="bullet"/>
-      <w:lvlText w:val=""/>
-      <w:lvlJc w:val="left"/>
-      <w:pPr>
-        <w:ind w:left="4320" w:hanging="360"/>
-      </w:pPr>
-      <w:rPr>
-        <w:rFonts w:ascii="Wingdings" w:hAnsi="Wingdings" w:hint="default"/>
-      </w:rPr>
-    </w:lvl>
-    <w:lvl w:ilvl="6" w:tplc="040C0001" w:tentative="1">
-      <w:start w:val="1"/>
-      <w:numFmt w:val="bullet"/>
-      <w:lvlText w:val=""/>
-      <w:lvlJc w:val="left"/>
-      <w:pPr>
-        <w:ind w:left="5040" w:hanging="360"/>
-      </w:pPr>
-      <w:rPr>
-        <w:rFonts w:ascii="Symbol" w:hAnsi="Symbol" w:hint="default"/>
-      </w:rPr>
-    </w:lvl>
-    <w:lvl w:ilvl="7" w:tplc="040C0003" w:tentative="1">
-      <w:start w:val="1"/>
-      <w:numFmt w:val="bullet"/>
-      <w:lvlText w:val="o"/>
-      <w:lvlJc w:val="left"/>
-      <w:pPr>
-        <w:ind w:left="5760" w:hanging="360"/>
-      </w:pPr>
-      <w:rPr>
-        <w:rFonts w:ascii="Courier New" w:hAnsi="Courier New" w:hint="default"/>
-      </w:rPr>
-    </w:lvl>
-    <w:lvl w:ilvl="8" w:tplc="040C0005" w:tentative="1">
-      <w:start w:val="1"/>
-      <w:numFmt w:val="bullet"/>
-      <w:lvlText w:val=""/>
-      <w:lvlJc w:val="left"/>
-      <w:pPr>
         <w:ind w:left="6480" w:hanging="360"/>
       </w:pPr>
       <w:rPr>
-        <w:rFonts w:ascii="Wingdings" w:hAnsi="Wingdings" w:hint="default"/>
-      </w:rPr>
-    </w:lvl>
-  </w:abstractNum>
-  <w:abstractNum w:abstractNumId="4" w15:restartNumberingAfterBreak="0">
-    <w:nsid w:val="27DB3E13"/>
-    <w:multiLevelType w:val="hybridMultilevel"/>
-    <w:tmpl w:val="2D64CA3E"/>
-    <w:lvl w:ilvl="0" w:tplc="040C000D">
-      <w:start w:val="1"/>
-      <w:numFmt w:val="bullet"/>
-      <w:lvlText w:val=""/>
-      <w:lvlJc w:val="left"/>
-      <w:pPr>
-        <w:ind w:left="760" w:hanging="360"/>
-      </w:pPr>
-      <w:rPr>
-        <w:rFonts w:ascii="Wingdings" w:hAnsi="Wingdings" w:hint="default"/>
-      </w:rPr>
-    </w:lvl>
-    <w:lvl w:ilvl="1" w:tplc="040C0003" w:tentative="1">
-      <w:start w:val="1"/>
-      <w:numFmt w:val="bullet"/>
-      <w:lvlText w:val="o"/>
-      <w:lvlJc w:val="left"/>
-      <w:pPr>
-        <w:ind w:left="1480" w:hanging="360"/>
-      </w:pPr>
-      <w:rPr>
-        <w:rFonts w:ascii="Courier New" w:hAnsi="Courier New" w:hint="default"/>
-      </w:rPr>
-    </w:lvl>
-    <w:lvl w:ilvl="2" w:tplc="040C0005" w:tentative="1">
-      <w:start w:val="1"/>
-      <w:numFmt w:val="bullet"/>
-      <w:lvlText w:val=""/>
-      <w:lvlJc w:val="left"/>
-      <w:pPr>
-        <w:ind w:left="2200" w:hanging="360"/>
-      </w:pPr>
-      <w:rPr>
-        <w:rFonts w:ascii="Wingdings" w:hAnsi="Wingdings" w:hint="default"/>
-      </w:rPr>
-    </w:lvl>
-    <w:lvl w:ilvl="3" w:tplc="040C0001" w:tentative="1">
-      <w:start w:val="1"/>
-      <w:numFmt w:val="bullet"/>
-      <w:lvlText w:val=""/>
-      <w:lvlJc w:val="left"/>
-      <w:pPr>
-        <w:ind w:left="2920" w:hanging="360"/>
-      </w:pPr>
-      <w:rPr>
-        <w:rFonts w:ascii="Symbol" w:hAnsi="Symbol" w:hint="default"/>
-      </w:rPr>
-    </w:lvl>
-    <w:lvl w:ilvl="4" w:tplc="040C0003" w:tentative="1">
-      <w:start w:val="1"/>
-      <w:numFmt w:val="bullet"/>
-      <w:lvlText w:val="o"/>
-      <w:lvlJc w:val="left"/>
-      <w:pPr>
-        <w:ind w:left="3640" w:hanging="360"/>
-      </w:pPr>
-      <w:rPr>
-        <w:rFonts w:ascii="Courier New" w:hAnsi="Courier New" w:hint="default"/>
-      </w:rPr>
-    </w:lvl>
-    <w:lvl w:ilvl="5" w:tplc="040C0005" w:tentative="1">
-      <w:start w:val="1"/>
-      <w:numFmt w:val="bullet"/>
-      <w:lvlText w:val=""/>
-      <w:lvlJc w:val="left"/>
-      <w:pPr>
-        <w:ind w:left="4360" w:hanging="360"/>
-      </w:pPr>
-      <w:rPr>
-        <w:rFonts w:ascii="Wingdings" w:hAnsi="Wingdings" w:hint="default"/>
-      </w:rPr>
-    </w:lvl>
-    <w:lvl w:ilvl="6" w:tplc="040C0001" w:tentative="1">
-      <w:start w:val="1"/>
-      <w:numFmt w:val="bullet"/>
-      <w:lvlText w:val=""/>
-      <w:lvlJc w:val="left"/>
-      <w:pPr>
-        <w:ind w:left="5080" w:hanging="360"/>
-      </w:pPr>
-      <w:rPr>
-        <w:rFonts w:ascii="Symbol" w:hAnsi="Symbol" w:hint="default"/>
-      </w:rPr>
-    </w:lvl>
-    <w:lvl w:ilvl="7" w:tplc="040C0003" w:tentative="1">
-      <w:start w:val="1"/>
-      <w:numFmt w:val="bullet"/>
-      <w:lvlText w:val="o"/>
-      <w:lvlJc w:val="left"/>
-      <w:pPr>
-        <w:ind w:left="5800" w:hanging="360"/>
-      </w:pPr>
-      <w:rPr>
-        <w:rFonts w:ascii="Courier New" w:hAnsi="Courier New" w:hint="default"/>
-      </w:rPr>
-    </w:lvl>
-    <w:lvl w:ilvl="8" w:tplc="040C0005" w:tentative="1">
-      <w:start w:val="1"/>
-      <w:numFmt w:val="bullet"/>
-      <w:lvlText w:val=""/>
-      <w:lvlJc w:val="left"/>
-      <w:pPr>
-        <w:ind w:left="6520" w:hanging="360"/>
-      </w:pPr>
-      <w:rPr>
-        <w:rFonts w:ascii="Wingdings" w:hAnsi="Wingdings" w:hint="default"/>
-      </w:rPr>
-    </w:lvl>
-  </w:abstractNum>
-  <w:abstractNum w:abstractNumId="5" w15:restartNumberingAfterBreak="0">
-    <w:nsid w:val="334064BC"/>
-    <w:multiLevelType w:val="hybridMultilevel"/>
-    <w:tmpl w:val="12A0F0F4"/>
-    <w:lvl w:ilvl="0" w:tplc="040C000B">
-      <w:start w:val="1"/>
-      <w:numFmt w:val="bullet"/>
-      <w:lvlText w:val=""/>
-      <w:lvlJc w:val="left"/>
-      <w:pPr>
-        <w:ind w:left="783" w:hanging="360"/>
-      </w:pPr>
-      <w:rPr>
-        <w:rFonts w:ascii="Wingdings" w:hAnsi="Wingdings" w:hint="default"/>
-      </w:rPr>
-    </w:lvl>
-    <w:lvl w:ilvl="1" w:tplc="040C0003" w:tentative="1">
-      <w:start w:val="1"/>
-      <w:numFmt w:val="bullet"/>
-      <w:lvlText w:val="o"/>
-      <w:lvlJc w:val="left"/>
-      <w:pPr>
-        <w:ind w:left="1503" w:hanging="360"/>
-      </w:pPr>
-      <w:rPr>
-        <w:rFonts w:ascii="Courier New" w:hAnsi="Courier New" w:hint="default"/>
-      </w:rPr>
-    </w:lvl>
-    <w:lvl w:ilvl="2" w:tplc="040C0005" w:tentative="1">
-      <w:start w:val="1"/>
-      <w:numFmt w:val="bullet"/>
-      <w:lvlText w:val=""/>
-      <w:lvlJc w:val="left"/>
-      <w:pPr>
-        <w:ind w:left="2223" w:hanging="360"/>
-      </w:pPr>
-      <w:rPr>
-        <w:rFonts w:ascii="Wingdings" w:hAnsi="Wingdings" w:hint="default"/>
-      </w:rPr>
-    </w:lvl>
-    <w:lvl w:ilvl="3" w:tplc="040C0001" w:tentative="1">
-      <w:start w:val="1"/>
-      <w:numFmt w:val="bullet"/>
-      <w:lvlText w:val=""/>
-      <w:lvlJc w:val="left"/>
-      <w:pPr>
-        <w:ind w:left="2943" w:hanging="360"/>
-      </w:pPr>
-      <w:rPr>
-        <w:rFonts w:ascii="Symbol" w:hAnsi="Symbol" w:hint="default"/>
-      </w:rPr>
-    </w:lvl>
-    <w:lvl w:ilvl="4" w:tplc="040C0003" w:tentative="1">
-      <w:start w:val="1"/>
-      <w:numFmt w:val="bullet"/>
-      <w:lvlText w:val="o"/>
-      <w:lvlJc w:val="left"/>
-      <w:pPr>
-        <w:ind w:left="3663" w:hanging="360"/>
-      </w:pPr>
-      <w:rPr>
-        <w:rFonts w:ascii="Courier New" w:hAnsi="Courier New" w:hint="default"/>
-      </w:rPr>
-    </w:lvl>
-    <w:lvl w:ilvl="5" w:tplc="040C0005" w:tentative="1">
-      <w:start w:val="1"/>
-      <w:numFmt w:val="bullet"/>
-      <w:lvlText w:val=""/>
-      <w:lvlJc w:val="left"/>
-      <w:pPr>
-        <w:ind w:left="4383" w:hanging="360"/>
-      </w:pPr>
-      <w:rPr>
-        <w:rFonts w:ascii="Wingdings" w:hAnsi="Wingdings" w:hint="default"/>
-      </w:rPr>
-    </w:lvl>
-    <w:lvl w:ilvl="6" w:tplc="040C0001" w:tentative="1">
-      <w:start w:val="1"/>
-      <w:numFmt w:val="bullet"/>
-      <w:lvlText w:val=""/>
-      <w:lvlJc w:val="left"/>
-      <w:pPr>
-        <w:ind w:left="5103" w:hanging="360"/>
-      </w:pPr>
-      <w:rPr>
-        <w:rFonts w:ascii="Symbol" w:hAnsi="Symbol" w:hint="default"/>
-      </w:rPr>
-    </w:lvl>
-    <w:lvl w:ilvl="7" w:tplc="040C0003" w:tentative="1">
-      <w:start w:val="1"/>
-      <w:numFmt w:val="bullet"/>
-      <w:lvlText w:val="o"/>
-      <w:lvlJc w:val="left"/>
-      <w:pPr>
-        <w:ind w:left="5823" w:hanging="360"/>
-      </w:pPr>
-      <w:rPr>
-        <w:rFonts w:ascii="Courier New" w:hAnsi="Courier New" w:hint="default"/>
-      </w:rPr>
-    </w:lvl>
-    <w:lvl w:ilvl="8" w:tplc="040C0005" w:tentative="1">
-      <w:start w:val="1"/>
-      <w:numFmt w:val="bullet"/>
-      <w:lvlText w:val=""/>
-      <w:lvlJc w:val="left"/>
-      <w:pPr>
-        <w:ind w:left="6543" w:hanging="360"/>
-      </w:pPr>
-      <w:rPr>
-        <w:rFonts w:ascii="Wingdings" w:hAnsi="Wingdings" w:hint="default"/>
-      </w:rPr>
-    </w:lvl>
-  </w:abstractNum>
-  <w:abstractNum w:abstractNumId="6" w15:restartNumberingAfterBreak="0">
-    <w:nsid w:val="33CB3EC5"/>
-    <w:multiLevelType w:val="hybridMultilevel"/>
-    <w:tmpl w:val="86D413AC"/>
-    <w:lvl w:ilvl="0" w:tplc="040C000D">
-      <w:start w:val="1"/>
-      <w:numFmt w:val="bullet"/>
-      <w:lvlText w:val=""/>
-      <w:lvlJc w:val="left"/>
-      <w:pPr>
-        <w:ind w:left="720" w:hanging="360"/>
-      </w:pPr>
-      <w:rPr>
-        <w:rFonts w:ascii="Wingdings" w:hAnsi="Wingdings" w:hint="default"/>
-      </w:rPr>
-    </w:lvl>
-    <w:lvl w:ilvl="1" w:tplc="040C0003" w:tentative="1">
-      <w:start w:val="1"/>
-      <w:numFmt w:val="bullet"/>
-      <w:lvlText w:val="o"/>
-      <w:lvlJc w:val="left"/>
-      <w:pPr>
-        <w:ind w:left="1440" w:hanging="360"/>
-      </w:pPr>
-      <w:rPr>
-        <w:rFonts w:ascii="Courier New" w:hAnsi="Courier New" w:hint="default"/>
-      </w:rPr>
-    </w:lvl>
-    <w:lvl w:ilvl="2" w:tplc="040C0005" w:tentative="1">
-      <w:start w:val="1"/>
-      <w:numFmt w:val="bullet"/>
-      <w:lvlText w:val=""/>
-      <w:lvlJc w:val="left"/>
-      <w:pPr>
-        <w:ind w:left="2160" w:hanging="360"/>
-      </w:pPr>
-      <w:rPr>
-        <w:rFonts w:ascii="Wingdings" w:hAnsi="Wingdings" w:hint="default"/>
-      </w:rPr>
-    </w:lvl>
-    <w:lvl w:ilvl="3" w:tplc="040C0001" w:tentative="1">
-      <w:start w:val="1"/>
-      <w:numFmt w:val="bullet"/>
-      <w:lvlText w:val=""/>
-      <w:lvlJc w:val="left"/>
-      <w:pPr>
-        <w:ind w:left="2880" w:hanging="360"/>
-      </w:pPr>
-      <w:rPr>
-        <w:rFonts w:ascii="Symbol" w:hAnsi="Symbol" w:hint="default"/>
-      </w:rPr>
-    </w:lvl>
-    <w:lvl w:ilvl="4" w:tplc="040C0003" w:tentative="1">
-      <w:start w:val="1"/>
-      <w:numFmt w:val="bullet"/>
-      <w:lvlText w:val="o"/>
-      <w:lvlJc w:val="left"/>
-      <w:pPr>
-        <w:ind w:left="3600" w:hanging="360"/>
-      </w:pPr>
-      <w:rPr>
-        <w:rFonts w:ascii="Courier New" w:hAnsi="Courier New" w:hint="default"/>
-      </w:rPr>
-    </w:lvl>
-    <w:lvl w:ilvl="5" w:tplc="040C0005" w:tentative="1">
-      <w:start w:val="1"/>
-      <w:numFmt w:val="bullet"/>
-      <w:lvlText w:val=""/>
-      <w:lvlJc w:val="left"/>
-      <w:pPr>
-        <w:ind w:left="4320" w:hanging="360"/>
-      </w:pPr>
-      <w:rPr>
-        <w:rFonts w:ascii="Wingdings" w:hAnsi="Wingdings" w:hint="default"/>
-      </w:rPr>
-    </w:lvl>
-    <w:lvl w:ilvl="6" w:tplc="040C0001" w:tentative="1">
-      <w:start w:val="1"/>
-      <w:numFmt w:val="bullet"/>
-      <w:lvlText w:val=""/>
-      <w:lvlJc w:val="left"/>
-      <w:pPr>
-        <w:ind w:left="5040" w:hanging="360"/>
-      </w:pPr>
-      <w:rPr>
-        <w:rFonts w:ascii="Symbol" w:hAnsi="Symbol" w:hint="default"/>
-      </w:rPr>
-    </w:lvl>
-    <w:lvl w:ilvl="7" w:tplc="040C0003" w:tentative="1">
-      <w:start w:val="1"/>
-      <w:numFmt w:val="bullet"/>
-      <w:lvlText w:val="o"/>
-      <w:lvlJc w:val="left"/>
-      <w:pPr>
-        <w:ind w:left="5760" w:hanging="360"/>
-      </w:pPr>
-      <w:rPr>
-        <w:rFonts w:ascii="Courier New" w:hAnsi="Courier New" w:hint="default"/>
-      </w:rPr>
-    </w:lvl>
-    <w:lvl w:ilvl="8" w:tplc="040C0005" w:tentative="1">
-      <w:start w:val="1"/>
-      <w:numFmt w:val="bullet"/>
-      <w:lvlText w:val=""/>
-      <w:lvlJc w:val="left"/>
-      <w:pPr>
-        <w:ind w:left="6480" w:hanging="360"/>
-      </w:pPr>
-      <w:rPr>
-        <w:rFonts w:ascii="Wingdings" w:hAnsi="Wingdings" w:hint="default"/>
-      </w:rPr>
-    </w:lvl>
-  </w:abstractNum>
-  <w:abstractNum w:abstractNumId="7" w15:restartNumberingAfterBreak="0">
-    <w:nsid w:val="3612057C"/>
-    <w:multiLevelType w:val="hybridMultilevel"/>
-    <w:tmpl w:val="276012E0"/>
-    <w:lvl w:ilvl="0" w:tplc="040C000B">
-      <w:start w:val="1"/>
-      <w:numFmt w:val="bullet"/>
-      <w:lvlText w:val=""/>
-      <w:lvlJc w:val="left"/>
-      <w:pPr>
-        <w:ind w:left="720" w:hanging="360"/>
-      </w:pPr>
-      <w:rPr>
-        <w:rFonts w:ascii="Wingdings" w:hAnsi="Wingdings" w:hint="default"/>
-      </w:rPr>
-    </w:lvl>
-    <w:lvl w:ilvl="1" w:tplc="040C0003" w:tentative="1">
-      <w:start w:val="1"/>
-      <w:numFmt w:val="bullet"/>
-      <w:lvlText w:val="o"/>
-      <w:lvlJc w:val="left"/>
-      <w:pPr>
-        <w:ind w:left="1440" w:hanging="360"/>
-      </w:pPr>
-      <w:rPr>
-        <w:rFonts w:ascii="Courier New" w:hAnsi="Courier New" w:hint="default"/>
-      </w:rPr>
-    </w:lvl>
-    <w:lvl w:ilvl="2" w:tplc="040C0005" w:tentative="1">
-      <w:start w:val="1"/>
-      <w:numFmt w:val="bullet"/>
-      <w:lvlText w:val=""/>
-      <w:lvlJc w:val="left"/>
-      <w:pPr>
-        <w:ind w:left="2160" w:hanging="360"/>
-      </w:pPr>
-      <w:rPr>
-        <w:rFonts w:ascii="Wingdings" w:hAnsi="Wingdings" w:hint="default"/>
-      </w:rPr>
-    </w:lvl>
-    <w:lvl w:ilvl="3" w:tplc="040C0001" w:tentative="1">
-      <w:start w:val="1"/>
-      <w:numFmt w:val="bullet"/>
-      <w:lvlText w:val=""/>
-      <w:lvlJc w:val="left"/>
-      <w:pPr>
-        <w:ind w:left="2880" w:hanging="360"/>
-      </w:pPr>
-      <w:rPr>
-        <w:rFonts w:ascii="Symbol" w:hAnsi="Symbol" w:hint="default"/>
-      </w:rPr>
-    </w:lvl>
-    <w:lvl w:ilvl="4" w:tplc="040C0003" w:tentative="1">
-      <w:start w:val="1"/>
-      <w:numFmt w:val="bullet"/>
-      <w:lvlText w:val="o"/>
-      <w:lvlJc w:val="left"/>
-      <w:pPr>
-        <w:ind w:left="3600" w:hanging="360"/>
-      </w:pPr>
-      <w:rPr>
-        <w:rFonts w:ascii="Courier New" w:hAnsi="Courier New" w:hint="default"/>
-      </w:rPr>
-    </w:lvl>
-    <w:lvl w:ilvl="5" w:tplc="040C0005" w:tentative="1">
-      <w:start w:val="1"/>
-      <w:numFmt w:val="bullet"/>
-      <w:lvlText w:val=""/>
-      <w:lvlJc w:val="left"/>
-      <w:pPr>
-        <w:ind w:left="4320" w:hanging="360"/>
-      </w:pPr>
-      <w:rPr>
-        <w:rFonts w:ascii="Wingdings" w:hAnsi="Wingdings" w:hint="default"/>
-      </w:rPr>
-    </w:lvl>
-    <w:lvl w:ilvl="6" w:tplc="040C0001" w:tentative="1">
-      <w:start w:val="1"/>
-      <w:numFmt w:val="bullet"/>
-      <w:lvlText w:val=""/>
-      <w:lvlJc w:val="left"/>
-      <w:pPr>
-        <w:ind w:left="5040" w:hanging="360"/>
-      </w:pPr>
-      <w:rPr>
-        <w:rFonts w:ascii="Symbol" w:hAnsi="Symbol" w:hint="default"/>
-      </w:rPr>
-    </w:lvl>
-    <w:lvl w:ilvl="7" w:tplc="040C0003" w:tentative="1">
-      <w:start w:val="1"/>
-      <w:numFmt w:val="bullet"/>
-      <w:lvlText w:val="o"/>
-      <w:lvlJc w:val="left"/>
-      <w:pPr>
-        <w:ind w:left="5760" w:hanging="360"/>
-      </w:pPr>
-      <w:rPr>
-        <w:rFonts w:ascii="Courier New" w:hAnsi="Courier New" w:hint="default"/>
-      </w:rPr>
-    </w:lvl>
-    <w:lvl w:ilvl="8" w:tplc="040C0005" w:tentative="1">
-      <w:start w:val="1"/>
-      <w:numFmt w:val="bullet"/>
-      <w:lvlText w:val=""/>
-      <w:lvlJc w:val="left"/>
-      <w:pPr>
-        <w:ind w:left="6480" w:hanging="360"/>
-      </w:pPr>
-      <w:rPr>
-        <w:rFonts w:ascii="Wingdings" w:hAnsi="Wingdings" w:hint="default"/>
-      </w:rPr>
-    </w:lvl>
-  </w:abstractNum>
-  <w:abstractNum w:abstractNumId="8" w15:restartNumberingAfterBreak="0">
-    <w:nsid w:val="3F0F51F7"/>
-    <w:multiLevelType w:val="hybridMultilevel"/>
-    <w:tmpl w:val="CEF4181C"/>
-    <w:lvl w:ilvl="0" w:tplc="040C000D">
-      <w:start w:val="1"/>
-      <w:numFmt w:val="bullet"/>
-      <w:lvlText w:val=""/>
-      <w:lvlJc w:val="left"/>
-      <w:pPr>
-        <w:ind w:left="720" w:hanging="360"/>
-      </w:pPr>
-      <w:rPr>
-        <w:rFonts w:ascii="Wingdings" w:hAnsi="Wingdings" w:hint="default"/>
-      </w:rPr>
-    </w:lvl>
-    <w:lvl w:ilvl="1" w:tplc="040C0003" w:tentative="1">
-      <w:start w:val="1"/>
-      <w:numFmt w:val="bullet"/>
-      <w:lvlText w:val="o"/>
-      <w:lvlJc w:val="left"/>
-      <w:pPr>
-        <w:ind w:left="1440" w:hanging="360"/>
-      </w:pPr>
-      <w:rPr>
-        <w:rFonts w:ascii="Courier New" w:hAnsi="Courier New" w:hint="default"/>
-      </w:rPr>
-    </w:lvl>
-    <w:lvl w:ilvl="2" w:tplc="040C0005" w:tentative="1">
-      <w:start w:val="1"/>
-      <w:numFmt w:val="bullet"/>
-      <w:lvlText w:val=""/>
-      <w:lvlJc w:val="left"/>
-      <w:pPr>
-        <w:ind w:left="2160" w:hanging="360"/>
-      </w:pPr>
-      <w:rPr>
-        <w:rFonts w:ascii="Wingdings" w:hAnsi="Wingdings" w:hint="default"/>
-      </w:rPr>
-    </w:lvl>
-    <w:lvl w:ilvl="3" w:tplc="040C0001" w:tentative="1">
-      <w:start w:val="1"/>
-      <w:numFmt w:val="bullet"/>
-      <w:lvlText w:val=""/>
-      <w:lvlJc w:val="left"/>
-      <w:pPr>
-        <w:ind w:left="2880" w:hanging="360"/>
-      </w:pPr>
-      <w:rPr>
-        <w:rFonts w:ascii="Symbol" w:hAnsi="Symbol" w:hint="default"/>
-      </w:rPr>
-    </w:lvl>
-    <w:lvl w:ilvl="4" w:tplc="040C0003" w:tentative="1">
-      <w:start w:val="1"/>
-      <w:numFmt w:val="bullet"/>
-      <w:lvlText w:val="o"/>
-      <w:lvlJc w:val="left"/>
-      <w:pPr>
-        <w:ind w:left="3600" w:hanging="360"/>
-      </w:pPr>
-      <w:rPr>
-        <w:rFonts w:ascii="Courier New" w:hAnsi="Courier New" w:hint="default"/>
-      </w:rPr>
-    </w:lvl>
-    <w:lvl w:ilvl="5" w:tplc="040C0005" w:tentative="1">
-      <w:start w:val="1"/>
-      <w:numFmt w:val="bullet"/>
-      <w:lvlText w:val=""/>
-      <w:lvlJc w:val="left"/>
-      <w:pPr>
-        <w:ind w:left="4320" w:hanging="360"/>
-      </w:pPr>
-      <w:rPr>
-        <w:rFonts w:ascii="Wingdings" w:hAnsi="Wingdings" w:hint="default"/>
-      </w:rPr>
-    </w:lvl>
-    <w:lvl w:ilvl="6" w:tplc="040C0001" w:tentative="1">
-      <w:start w:val="1"/>
-      <w:numFmt w:val="bullet"/>
-      <w:lvlText w:val=""/>
-      <w:lvlJc w:val="left"/>
-      <w:pPr>
-        <w:ind w:left="5040" w:hanging="360"/>
-      </w:pPr>
-      <w:rPr>
-        <w:rFonts w:ascii="Symbol" w:hAnsi="Symbol" w:hint="default"/>
-      </w:rPr>
-    </w:lvl>
-    <w:lvl w:ilvl="7" w:tplc="040C0003" w:tentative="1">
-      <w:start w:val="1"/>
-      <w:numFmt w:val="bullet"/>
-      <w:lvlText w:val="o"/>
-      <w:lvlJc w:val="left"/>
-      <w:pPr>
-        <w:ind w:left="5760" w:hanging="360"/>
-      </w:pPr>
-      <w:rPr>
-        <w:rFonts w:ascii="Courier New" w:hAnsi="Courier New" w:hint="default"/>
-      </w:rPr>
-    </w:lvl>
-    <w:lvl w:ilvl="8" w:tplc="040C0005" w:tentative="1">
-      <w:start w:val="1"/>
-      <w:numFmt w:val="bullet"/>
-      <w:lvlText w:val=""/>
-      <w:lvlJc w:val="left"/>
-      <w:pPr>
-        <w:ind w:left="6480" w:hanging="360"/>
-      </w:pPr>
-      <w:rPr>
-        <w:rFonts w:ascii="Wingdings" w:hAnsi="Wingdings" w:hint="default"/>
-      </w:rPr>
-    </w:lvl>
-  </w:abstractNum>
-  <w:abstractNum w:abstractNumId="9" w15:restartNumberingAfterBreak="0">
-    <w:nsid w:val="4CE94923"/>
-    <w:multiLevelType w:val="hybridMultilevel"/>
-    <w:tmpl w:val="5C98A25E"/>
-    <w:lvl w:ilvl="0" w:tplc="040C000B">
-      <w:start w:val="1"/>
-      <w:numFmt w:val="bullet"/>
-      <w:lvlText w:val=""/>
-      <w:lvlJc w:val="left"/>
-      <w:pPr>
-        <w:ind w:left="720" w:hanging="360"/>
-      </w:pPr>
-      <w:rPr>
-        <w:rFonts w:ascii="Wingdings" w:hAnsi="Wingdings" w:hint="default"/>
-      </w:rPr>
-    </w:lvl>
-    <w:lvl w:ilvl="1" w:tplc="040C0003" w:tentative="1">
-      <w:start w:val="1"/>
-      <w:numFmt w:val="bullet"/>
-      <w:lvlText w:val="o"/>
-      <w:lvlJc w:val="left"/>
-      <w:pPr>
-        <w:ind w:left="1440" w:hanging="360"/>
-      </w:pPr>
-      <w:rPr>
-        <w:rFonts w:ascii="Courier New" w:hAnsi="Courier New" w:hint="default"/>
-      </w:rPr>
-    </w:lvl>
-    <w:lvl w:ilvl="2" w:tplc="040C0005" w:tentative="1">
-      <w:start w:val="1"/>
-      <w:numFmt w:val="bullet"/>
-      <w:lvlText w:val=""/>
-      <w:lvlJc w:val="left"/>
-      <w:pPr>
-        <w:ind w:left="2160" w:hanging="360"/>
-      </w:pPr>
-      <w:rPr>
-        <w:rFonts w:ascii="Wingdings" w:hAnsi="Wingdings" w:hint="default"/>
-      </w:rPr>
-    </w:lvl>
-    <w:lvl w:ilvl="3" w:tplc="040C0001" w:tentative="1">
-      <w:start w:val="1"/>
-      <w:numFmt w:val="bullet"/>
-      <w:lvlText w:val=""/>
-      <w:lvlJc w:val="left"/>
-      <w:pPr>
-        <w:ind w:left="2880" w:hanging="360"/>
-      </w:pPr>
-      <w:rPr>
-        <w:rFonts w:ascii="Symbol" w:hAnsi="Symbol" w:hint="default"/>
-      </w:rPr>
-    </w:lvl>
-    <w:lvl w:ilvl="4" w:tplc="040C0003" w:tentative="1">
-      <w:start w:val="1"/>
-      <w:numFmt w:val="bullet"/>
-      <w:lvlText w:val="o"/>
-      <w:lvlJc w:val="left"/>
-      <w:pPr>
-        <w:ind w:left="3600" w:hanging="360"/>
-      </w:pPr>
-      <w:rPr>
-        <w:rFonts w:ascii="Courier New" w:hAnsi="Courier New" w:hint="default"/>
-      </w:rPr>
-    </w:lvl>
-    <w:lvl w:ilvl="5" w:tplc="040C0005" w:tentative="1">
-      <w:start w:val="1"/>
-      <w:numFmt w:val="bullet"/>
-      <w:lvlText w:val=""/>
-      <w:lvlJc w:val="left"/>
-      <w:pPr>
-        <w:ind w:left="4320" w:hanging="360"/>
-      </w:pPr>
-      <w:rPr>
-        <w:rFonts w:ascii="Wingdings" w:hAnsi="Wingdings" w:hint="default"/>
-      </w:rPr>
-    </w:lvl>
-    <w:lvl w:ilvl="6" w:tplc="040C0001" w:tentative="1">
-      <w:start w:val="1"/>
-      <w:numFmt w:val="bullet"/>
-      <w:lvlText w:val=""/>
-      <w:lvlJc w:val="left"/>
-      <w:pPr>
-        <w:ind w:left="5040" w:hanging="360"/>
-      </w:pPr>
-      <w:rPr>
-        <w:rFonts w:ascii="Symbol" w:hAnsi="Symbol" w:hint="default"/>
-      </w:rPr>
-    </w:lvl>
-    <w:lvl w:ilvl="7" w:tplc="040C0003" w:tentative="1">
-      <w:start w:val="1"/>
-      <w:numFmt w:val="bullet"/>
-      <w:lvlText w:val="o"/>
-      <w:lvlJc w:val="left"/>
-      <w:pPr>
-        <w:ind w:left="5760" w:hanging="360"/>
-      </w:pPr>
-      <w:rPr>
-        <w:rFonts w:ascii="Courier New" w:hAnsi="Courier New" w:hint="default"/>
-      </w:rPr>
-    </w:lvl>
-    <w:lvl w:ilvl="8" w:tplc="040C0005" w:tentative="1">
-      <w:start w:val="1"/>
-      <w:numFmt w:val="bullet"/>
-      <w:lvlText w:val=""/>
-      <w:lvlJc w:val="left"/>
-      <w:pPr>
-        <w:ind w:left="6480" w:hanging="360"/>
-      </w:pPr>
-      <w:rPr>
-        <w:rFonts w:ascii="Wingdings" w:hAnsi="Wingdings" w:hint="default"/>
-      </w:rPr>
-    </w:lvl>
-  </w:abstractNum>
-  <w:abstractNum w:abstractNumId="10" w15:restartNumberingAfterBreak="0">
-    <w:nsid w:val="4E444C38"/>
-    <w:multiLevelType w:val="hybridMultilevel"/>
-    <w:tmpl w:val="685ABA4C"/>
-    <w:lvl w:ilvl="0" w:tplc="040C0001">
-      <w:start w:val="1"/>
-      <w:numFmt w:val="bullet"/>
-      <w:lvlText w:val=""/>
-      <w:lvlJc w:val="left"/>
-      <w:pPr>
-        <w:ind w:left="1753" w:hanging="360"/>
-      </w:pPr>
-      <w:rPr>
-        <w:rFonts w:ascii="Symbol" w:hAnsi="Symbol" w:hint="default"/>
-      </w:rPr>
-    </w:lvl>
-    <w:lvl w:ilvl="1" w:tplc="040C0003" w:tentative="1">
-      <w:start w:val="1"/>
-      <w:numFmt w:val="bullet"/>
-      <w:lvlText w:val="o"/>
-      <w:lvlJc w:val="left"/>
-      <w:pPr>
-        <w:ind w:left="2473" w:hanging="360"/>
-      </w:pPr>
-      <w:rPr>
-        <w:rFonts w:ascii="Courier New" w:hAnsi="Courier New" w:hint="default"/>
-      </w:rPr>
-    </w:lvl>
-    <w:lvl w:ilvl="2" w:tplc="040C0005" w:tentative="1">
-      <w:start w:val="1"/>
-      <w:numFmt w:val="bullet"/>
-      <w:lvlText w:val=""/>
-      <w:lvlJc w:val="left"/>
-      <w:pPr>
-        <w:ind w:left="3193" w:hanging="360"/>
-      </w:pPr>
-      <w:rPr>
-        <w:rFonts w:ascii="Wingdings" w:hAnsi="Wingdings" w:hint="default"/>
-      </w:rPr>
-    </w:lvl>
-    <w:lvl w:ilvl="3" w:tplc="040C0001" w:tentative="1">
-      <w:start w:val="1"/>
-      <w:numFmt w:val="bullet"/>
-      <w:lvlText w:val=""/>
-      <w:lvlJc w:val="left"/>
-      <w:pPr>
-        <w:ind w:left="3913" w:hanging="360"/>
-      </w:pPr>
-      <w:rPr>
-        <w:rFonts w:ascii="Symbol" w:hAnsi="Symbol" w:hint="default"/>
-      </w:rPr>
-    </w:lvl>
-    <w:lvl w:ilvl="4" w:tplc="040C0003" w:tentative="1">
-      <w:start w:val="1"/>
-      <w:numFmt w:val="bullet"/>
-      <w:lvlText w:val="o"/>
-      <w:lvlJc w:val="left"/>
-      <w:pPr>
-        <w:ind w:left="4633" w:hanging="360"/>
-      </w:pPr>
-      <w:rPr>
-        <w:rFonts w:ascii="Courier New" w:hAnsi="Courier New" w:hint="default"/>
-      </w:rPr>
-    </w:lvl>
-    <w:lvl w:ilvl="5" w:tplc="040C0005" w:tentative="1">
-      <w:start w:val="1"/>
-      <w:numFmt w:val="bullet"/>
-      <w:lvlText w:val=""/>
-      <w:lvlJc w:val="left"/>
-      <w:pPr>
-        <w:ind w:left="5353" w:hanging="360"/>
-      </w:pPr>
-      <w:rPr>
-        <w:rFonts w:ascii="Wingdings" w:hAnsi="Wingdings" w:hint="default"/>
-      </w:rPr>
-    </w:lvl>
-    <w:lvl w:ilvl="6" w:tplc="040C0001" w:tentative="1">
-      <w:start w:val="1"/>
-      <w:numFmt w:val="bullet"/>
-      <w:lvlText w:val=""/>
-      <w:lvlJc w:val="left"/>
-      <w:pPr>
-        <w:ind w:left="6073" w:hanging="360"/>
-      </w:pPr>
-      <w:rPr>
-        <w:rFonts w:ascii="Symbol" w:hAnsi="Symbol" w:hint="default"/>
-      </w:rPr>
-    </w:lvl>
-    <w:lvl w:ilvl="7" w:tplc="040C0003" w:tentative="1">
-      <w:start w:val="1"/>
-      <w:numFmt w:val="bullet"/>
-      <w:lvlText w:val="o"/>
-      <w:lvlJc w:val="left"/>
-      <w:pPr>
-        <w:ind w:left="6793" w:hanging="360"/>
-      </w:pPr>
-      <w:rPr>
-        <w:rFonts w:ascii="Courier New" w:hAnsi="Courier New" w:hint="default"/>
-      </w:rPr>
-    </w:lvl>
-    <w:lvl w:ilvl="8" w:tplc="040C0005" w:tentative="1">
-      <w:start w:val="1"/>
-      <w:numFmt w:val="bullet"/>
-      <w:lvlText w:val=""/>
-      <w:lvlJc w:val="left"/>
-      <w:pPr>
-        <w:ind w:left="7513" w:hanging="360"/>
-      </w:pPr>
-      <w:rPr>
-        <w:rFonts w:ascii="Wingdings" w:hAnsi="Wingdings" w:hint="default"/>
-      </w:rPr>
-    </w:lvl>
-  </w:abstractNum>
-  <w:abstractNum w:abstractNumId="11" w15:restartNumberingAfterBreak="0">
-    <w:nsid w:val="53651ADF"/>
-    <w:multiLevelType w:val="hybridMultilevel"/>
-    <w:tmpl w:val="139819DA"/>
-    <w:lvl w:ilvl="0" w:tplc="040C000D">
-      <w:start w:val="1"/>
-      <w:numFmt w:val="bullet"/>
-      <w:lvlText w:val=""/>
-      <w:lvlJc w:val="left"/>
-      <w:pPr>
-        <w:ind w:left="720" w:hanging="360"/>
-      </w:pPr>
-      <w:rPr>
-        <w:rFonts w:ascii="Wingdings" w:hAnsi="Wingdings" w:hint="default"/>
-      </w:rPr>
-    </w:lvl>
-    <w:lvl w:ilvl="1" w:tplc="040C0003" w:tentative="1">
-      <w:start w:val="1"/>
-      <w:numFmt w:val="bullet"/>
-      <w:lvlText w:val="o"/>
-      <w:lvlJc w:val="left"/>
-      <w:pPr>
-        <w:ind w:left="1440" w:hanging="360"/>
-      </w:pPr>
-      <w:rPr>
-        <w:rFonts w:ascii="Courier New" w:hAnsi="Courier New" w:hint="default"/>
-      </w:rPr>
-    </w:lvl>
-    <w:lvl w:ilvl="2" w:tplc="040C0005" w:tentative="1">
-      <w:start w:val="1"/>
-      <w:numFmt w:val="bullet"/>
-      <w:lvlText w:val=""/>
-      <w:lvlJc w:val="left"/>
-      <w:pPr>
-        <w:ind w:left="2160" w:hanging="360"/>
-      </w:pPr>
-      <w:rPr>
-        <w:rFonts w:ascii="Wingdings" w:hAnsi="Wingdings" w:hint="default"/>
-      </w:rPr>
-    </w:lvl>
-    <w:lvl w:ilvl="3" w:tplc="040C0001" w:tentative="1">
-      <w:start w:val="1"/>
-      <w:numFmt w:val="bullet"/>
-      <w:lvlText w:val=""/>
-      <w:lvlJc w:val="left"/>
-      <w:pPr>
-        <w:ind w:left="2880" w:hanging="360"/>
-      </w:pPr>
-      <w:rPr>
-        <w:rFonts w:ascii="Symbol" w:hAnsi="Symbol" w:hint="default"/>
-      </w:rPr>
-    </w:lvl>
-    <w:lvl w:ilvl="4" w:tplc="040C0003" w:tentative="1">
-      <w:start w:val="1"/>
-      <w:numFmt w:val="bullet"/>
-      <w:lvlText w:val="o"/>
-      <w:lvlJc w:val="left"/>
-      <w:pPr>
-        <w:ind w:left="3600" w:hanging="360"/>
-      </w:pPr>
-      <w:rPr>
-        <w:rFonts w:ascii="Courier New" w:hAnsi="Courier New" w:hint="default"/>
-      </w:rPr>
-    </w:lvl>
-    <w:lvl w:ilvl="5" w:tplc="040C0005" w:tentative="1">
-      <w:start w:val="1"/>
-      <w:numFmt w:val="bullet"/>
-      <w:lvlText w:val=""/>
-      <w:lvlJc w:val="left"/>
-      <w:pPr>
-        <w:ind w:left="4320" w:hanging="360"/>
-      </w:pPr>
-      <w:rPr>
-        <w:rFonts w:ascii="Wingdings" w:hAnsi="Wingdings" w:hint="default"/>
-      </w:rPr>
-    </w:lvl>
-    <w:lvl w:ilvl="6" w:tplc="040C0001" w:tentative="1">
-      <w:start w:val="1"/>
-      <w:numFmt w:val="bullet"/>
-      <w:lvlText w:val=""/>
-      <w:lvlJc w:val="left"/>
-      <w:pPr>
-        <w:ind w:left="5040" w:hanging="360"/>
-      </w:pPr>
-      <w:rPr>
-        <w:rFonts w:ascii="Symbol" w:hAnsi="Symbol" w:hint="default"/>
-      </w:rPr>
-    </w:lvl>
-    <w:lvl w:ilvl="7" w:tplc="040C0003" w:tentative="1">
-      <w:start w:val="1"/>
-      <w:numFmt w:val="bullet"/>
-      <w:lvlText w:val="o"/>
-      <w:lvlJc w:val="left"/>
-      <w:pPr>
-        <w:ind w:left="5760" w:hanging="360"/>
-      </w:pPr>
-      <w:rPr>
-        <w:rFonts w:ascii="Courier New" w:hAnsi="Courier New" w:hint="default"/>
-      </w:rPr>
-    </w:lvl>
-    <w:lvl w:ilvl="8" w:tplc="040C0005" w:tentative="1">
-      <w:start w:val="1"/>
-      <w:numFmt w:val="bullet"/>
-      <w:lvlText w:val=""/>
-      <w:lvlJc w:val="left"/>
-      <w:pPr>
-        <w:ind w:left="6480" w:hanging="360"/>
-      </w:pPr>
-      <w:rPr>
-        <w:rFonts w:ascii="Wingdings" w:hAnsi="Wingdings" w:hint="default"/>
-      </w:rPr>
-    </w:lvl>
-  </w:abstractNum>
-  <w:abstractNum w:abstractNumId="12" w15:restartNumberingAfterBreak="0">
-    <w:nsid w:val="5A8737B1"/>
-    <w:multiLevelType w:val="hybridMultilevel"/>
-    <w:tmpl w:val="3E5E2984"/>
-    <w:lvl w:ilvl="0" w:tplc="040C000D">
-      <w:start w:val="1"/>
-      <w:numFmt w:val="bullet"/>
-      <w:lvlText w:val=""/>
-      <w:lvlJc w:val="left"/>
-      <w:pPr>
-        <w:ind w:left="720" w:hanging="360"/>
-      </w:pPr>
-      <w:rPr>
-        <w:rFonts w:ascii="Wingdings" w:hAnsi="Wingdings" w:hint="default"/>
-      </w:rPr>
-    </w:lvl>
-    <w:lvl w:ilvl="1" w:tplc="040C0003" w:tentative="1">
-      <w:start w:val="1"/>
-      <w:numFmt w:val="bullet"/>
-      <w:lvlText w:val="o"/>
-      <w:lvlJc w:val="left"/>
-      <w:pPr>
-        <w:ind w:left="1440" w:hanging="360"/>
-      </w:pPr>
-      <w:rPr>
-        <w:rFonts w:ascii="Courier New" w:hAnsi="Courier New" w:hint="default"/>
-      </w:rPr>
-    </w:lvl>
-    <w:lvl w:ilvl="2" w:tplc="040C0005" w:tentative="1">
-      <w:start w:val="1"/>
-      <w:numFmt w:val="bullet"/>
-      <w:lvlText w:val=""/>
-      <w:lvlJc w:val="left"/>
-      <w:pPr>
-        <w:ind w:left="2160" w:hanging="360"/>
-      </w:pPr>
-      <w:rPr>
-        <w:rFonts w:ascii="Wingdings" w:hAnsi="Wingdings" w:hint="default"/>
-      </w:rPr>
-    </w:lvl>
-    <w:lvl w:ilvl="3" w:tplc="040C0001" w:tentative="1">
-      <w:start w:val="1"/>
-      <w:numFmt w:val="bullet"/>
-      <w:lvlText w:val=""/>
-      <w:lvlJc w:val="left"/>
-      <w:pPr>
-        <w:ind w:left="2880" w:hanging="360"/>
-      </w:pPr>
-      <w:rPr>
-        <w:rFonts w:ascii="Symbol" w:hAnsi="Symbol" w:hint="default"/>
-      </w:rPr>
-    </w:lvl>
-    <w:lvl w:ilvl="4" w:tplc="040C0003" w:tentative="1">
-      <w:start w:val="1"/>
-      <w:numFmt w:val="bullet"/>
-      <w:lvlText w:val="o"/>
-      <w:lvlJc w:val="left"/>
-      <w:pPr>
-        <w:ind w:left="3600" w:hanging="360"/>
-      </w:pPr>
-      <w:rPr>
-        <w:rFonts w:ascii="Courier New" w:hAnsi="Courier New" w:hint="default"/>
-      </w:rPr>
-    </w:lvl>
-    <w:lvl w:ilvl="5" w:tplc="040C0005" w:tentative="1">
-      <w:start w:val="1"/>
-      <w:numFmt w:val="bullet"/>
-      <w:lvlText w:val=""/>
-      <w:lvlJc w:val="left"/>
-      <w:pPr>
-        <w:ind w:left="4320" w:hanging="360"/>
-      </w:pPr>
-      <w:rPr>
-        <w:rFonts w:ascii="Wingdings" w:hAnsi="Wingdings" w:hint="default"/>
-      </w:rPr>
-    </w:lvl>
-    <w:lvl w:ilvl="6" w:tplc="040C0001" w:tentative="1">
-      <w:start w:val="1"/>
-      <w:numFmt w:val="bullet"/>
-      <w:lvlText w:val=""/>
-      <w:lvlJc w:val="left"/>
-      <w:pPr>
-        <w:ind w:left="5040" w:hanging="360"/>
-      </w:pPr>
-      <w:rPr>
-        <w:rFonts w:ascii="Symbol" w:hAnsi="Symbol" w:hint="default"/>
-      </w:rPr>
-    </w:lvl>
-    <w:lvl w:ilvl="7" w:tplc="040C0003" w:tentative="1">
-      <w:start w:val="1"/>
-      <w:numFmt w:val="bullet"/>
-      <w:lvlText w:val="o"/>
-      <w:lvlJc w:val="left"/>
-      <w:pPr>
-        <w:ind w:left="5760" w:hanging="360"/>
-      </w:pPr>
-      <w:rPr>
-        <w:rFonts w:ascii="Courier New" w:hAnsi="Courier New" w:hint="default"/>
-      </w:rPr>
-    </w:lvl>
-    <w:lvl w:ilvl="8" w:tplc="040C0005" w:tentative="1">
-      <w:start w:val="1"/>
-      <w:numFmt w:val="bullet"/>
-      <w:lvlText w:val=""/>
-      <w:lvlJc w:val="left"/>
-      <w:pPr>
-        <w:ind w:left="6480" w:hanging="360"/>
-      </w:pPr>
-      <w:rPr>
-        <w:rFonts w:ascii="Wingdings" w:hAnsi="Wingdings" w:hint="default"/>
-      </w:rPr>
-    </w:lvl>
-  </w:abstractNum>
-  <w:abstractNum w:abstractNumId="13" w15:restartNumberingAfterBreak="0">
-    <w:nsid w:val="5E215076"/>
-    <w:multiLevelType w:val="hybridMultilevel"/>
-    <w:tmpl w:val="6F36EBD8"/>
-    <w:lvl w:ilvl="0" w:tplc="040C000B">
-      <w:start w:val="1"/>
-      <w:numFmt w:val="bullet"/>
-      <w:lvlText w:val=""/>
-      <w:lvlJc w:val="left"/>
-      <w:pPr>
-        <w:ind w:left="720" w:hanging="360"/>
-      </w:pPr>
-      <w:rPr>
-        <w:rFonts w:ascii="Wingdings" w:hAnsi="Wingdings" w:hint="default"/>
-      </w:rPr>
-    </w:lvl>
-    <w:lvl w:ilvl="1" w:tplc="040C0003" w:tentative="1">
-      <w:start w:val="1"/>
-      <w:numFmt w:val="bullet"/>
-      <w:lvlText w:val="o"/>
-      <w:lvlJc w:val="left"/>
-      <w:pPr>
-        <w:ind w:left="1440" w:hanging="360"/>
-      </w:pPr>
-      <w:rPr>
-        <w:rFonts w:ascii="Courier New" w:hAnsi="Courier New" w:hint="default"/>
-      </w:rPr>
-    </w:lvl>
-    <w:lvl w:ilvl="2" w:tplc="040C0005" w:tentative="1">
-      <w:start w:val="1"/>
-      <w:numFmt w:val="bullet"/>
-      <w:lvlText w:val=""/>
-      <w:lvlJc w:val="left"/>
-      <w:pPr>
-        <w:ind w:left="2160" w:hanging="360"/>
-      </w:pPr>
-      <w:rPr>
-        <w:rFonts w:ascii="Wingdings" w:hAnsi="Wingdings" w:hint="default"/>
-      </w:rPr>
-    </w:lvl>
-    <w:lvl w:ilvl="3" w:tplc="040C0001" w:tentative="1">
-      <w:start w:val="1"/>
-      <w:numFmt w:val="bullet"/>
-      <w:lvlText w:val=""/>
-      <w:lvlJc w:val="left"/>
-      <w:pPr>
-        <w:ind w:left="2880" w:hanging="360"/>
-      </w:pPr>
-      <w:rPr>
-        <w:rFonts w:ascii="Symbol" w:hAnsi="Symbol" w:hint="default"/>
-      </w:rPr>
-    </w:lvl>
-    <w:lvl w:ilvl="4" w:tplc="040C0003" w:tentative="1">
-      <w:start w:val="1"/>
-      <w:numFmt w:val="bullet"/>
-      <w:lvlText w:val="o"/>
-      <w:lvlJc w:val="left"/>
-      <w:pPr>
-        <w:ind w:left="3600" w:hanging="360"/>
-      </w:pPr>
-      <w:rPr>
-        <w:rFonts w:ascii="Courier New" w:hAnsi="Courier New" w:hint="default"/>
-      </w:rPr>
-    </w:lvl>
-    <w:lvl w:ilvl="5" w:tplc="040C0005" w:tentative="1">
-      <w:start w:val="1"/>
-      <w:numFmt w:val="bullet"/>
-      <w:lvlText w:val=""/>
-      <w:lvlJc w:val="left"/>
-      <w:pPr>
-        <w:ind w:left="4320" w:hanging="360"/>
-      </w:pPr>
-      <w:rPr>
-        <w:rFonts w:ascii="Wingdings" w:hAnsi="Wingdings" w:hint="default"/>
-      </w:rPr>
-    </w:lvl>
-    <w:lvl w:ilvl="6" w:tplc="040C0001" w:tentative="1">
-      <w:start w:val="1"/>
-      <w:numFmt w:val="bullet"/>
-      <w:lvlText w:val=""/>
-      <w:lvlJc w:val="left"/>
-      <w:pPr>
-        <w:ind w:left="5040" w:hanging="360"/>
-      </w:pPr>
-      <w:rPr>
-        <w:rFonts w:ascii="Symbol" w:hAnsi="Symbol" w:hint="default"/>
-      </w:rPr>
-    </w:lvl>
-    <w:lvl w:ilvl="7" w:tplc="040C0003" w:tentative="1">
-      <w:start w:val="1"/>
-      <w:numFmt w:val="bullet"/>
-      <w:lvlText w:val="o"/>
-      <w:lvlJc w:val="left"/>
-      <w:pPr>
-        <w:ind w:left="5760" w:hanging="360"/>
-      </w:pPr>
-      <w:rPr>
-        <w:rFonts w:ascii="Courier New" w:hAnsi="Courier New" w:hint="default"/>
-      </w:rPr>
-    </w:lvl>
-    <w:lvl w:ilvl="8" w:tplc="040C0005" w:tentative="1">
-      <w:start w:val="1"/>
-      <w:numFmt w:val="bullet"/>
-      <w:lvlText w:val=""/>
-      <w:lvlJc w:val="left"/>
-      <w:pPr>
-        <w:ind w:left="6480" w:hanging="360"/>
-      </w:pPr>
-      <w:rPr>
-        <w:rFonts w:ascii="Wingdings" w:hAnsi="Wingdings" w:hint="default"/>
-      </w:rPr>
-    </w:lvl>
-  </w:abstractNum>
-  <w:abstractNum w:abstractNumId="14" w15:restartNumberingAfterBreak="0">
-    <w:nsid w:val="5EBA4DC5"/>
-    <w:multiLevelType w:val="hybridMultilevel"/>
-    <w:tmpl w:val="B8EEF3DC"/>
-    <w:lvl w:ilvl="0" w:tplc="040C000D">
-      <w:start w:val="1"/>
-      <w:numFmt w:val="bullet"/>
-      <w:lvlText w:val=""/>
-      <w:lvlJc w:val="left"/>
-      <w:pPr>
-        <w:ind w:left="1393" w:hanging="360"/>
-      </w:pPr>
-      <w:rPr>
-        <w:rFonts w:ascii="Wingdings" w:hAnsi="Wingdings" w:hint="default"/>
-      </w:rPr>
-    </w:lvl>
-    <w:lvl w:ilvl="1" w:tplc="040C0003" w:tentative="1">
-      <w:start w:val="1"/>
-      <w:numFmt w:val="bullet"/>
-      <w:lvlText w:val="o"/>
-      <w:lvlJc w:val="left"/>
-      <w:pPr>
-        <w:ind w:left="2113" w:hanging="360"/>
-      </w:pPr>
-      <w:rPr>
-        <w:rFonts w:ascii="Courier New" w:hAnsi="Courier New" w:hint="default"/>
-      </w:rPr>
-    </w:lvl>
-    <w:lvl w:ilvl="2" w:tplc="040C0005" w:tentative="1">
-      <w:start w:val="1"/>
-      <w:numFmt w:val="bullet"/>
-      <w:lvlText w:val=""/>
-      <w:lvlJc w:val="left"/>
-      <w:pPr>
-        <w:ind w:left="2833" w:hanging="360"/>
-      </w:pPr>
-      <w:rPr>
-        <w:rFonts w:ascii="Wingdings" w:hAnsi="Wingdings" w:hint="default"/>
-      </w:rPr>
-    </w:lvl>
-    <w:lvl w:ilvl="3" w:tplc="040C0001" w:tentative="1">
-      <w:start w:val="1"/>
-      <w:numFmt w:val="bullet"/>
-      <w:lvlText w:val=""/>
-      <w:lvlJc w:val="left"/>
-      <w:pPr>
-        <w:ind w:left="3553" w:hanging="360"/>
-      </w:pPr>
-      <w:rPr>
-        <w:rFonts w:ascii="Symbol" w:hAnsi="Symbol" w:hint="default"/>
-      </w:rPr>
-    </w:lvl>
-    <w:lvl w:ilvl="4" w:tplc="040C0003" w:tentative="1">
-      <w:start w:val="1"/>
-      <w:numFmt w:val="bullet"/>
-      <w:lvlText w:val="o"/>
-      <w:lvlJc w:val="left"/>
-      <w:pPr>
-        <w:ind w:left="4273" w:hanging="360"/>
-      </w:pPr>
-      <w:rPr>
-        <w:rFonts w:ascii="Courier New" w:hAnsi="Courier New" w:hint="default"/>
-      </w:rPr>
-    </w:lvl>
-    <w:lvl w:ilvl="5" w:tplc="040C0005" w:tentative="1">
-      <w:start w:val="1"/>
-      <w:numFmt w:val="bullet"/>
-      <w:lvlText w:val=""/>
-      <w:lvlJc w:val="left"/>
-      <w:pPr>
-        <w:ind w:left="4993" w:hanging="360"/>
-      </w:pPr>
-      <w:rPr>
-        <w:rFonts w:ascii="Wingdings" w:hAnsi="Wingdings" w:hint="default"/>
-      </w:rPr>
-    </w:lvl>
-    <w:lvl w:ilvl="6" w:tplc="040C0001" w:tentative="1">
-      <w:start w:val="1"/>
-      <w:numFmt w:val="bullet"/>
-      <w:lvlText w:val=""/>
-      <w:lvlJc w:val="left"/>
-      <w:pPr>
-        <w:ind w:left="5713" w:hanging="360"/>
-      </w:pPr>
-      <w:rPr>
-        <w:rFonts w:ascii="Symbol" w:hAnsi="Symbol" w:hint="default"/>
-      </w:rPr>
-    </w:lvl>
-    <w:lvl w:ilvl="7" w:tplc="040C0003" w:tentative="1">
-      <w:start w:val="1"/>
-      <w:numFmt w:val="bullet"/>
-      <w:lvlText w:val="o"/>
-      <w:lvlJc w:val="left"/>
-      <w:pPr>
-        <w:ind w:left="6433" w:hanging="360"/>
-      </w:pPr>
-      <w:rPr>
-        <w:rFonts w:ascii="Courier New" w:hAnsi="Courier New" w:hint="default"/>
-      </w:rPr>
-    </w:lvl>
-    <w:lvl w:ilvl="8" w:tplc="040C0005" w:tentative="1">
-      <w:start w:val="1"/>
-      <w:numFmt w:val="bullet"/>
-      <w:lvlText w:val=""/>
-      <w:lvlJc w:val="left"/>
-      <w:pPr>
-        <w:ind w:left="7153" w:hanging="360"/>
-      </w:pPr>
-      <w:rPr>
-        <w:rFonts w:ascii="Wingdings" w:hAnsi="Wingdings" w:hint="default"/>
-      </w:rPr>
-    </w:lvl>
-  </w:abstractNum>
-  <w:abstractNum w:abstractNumId="15" w15:restartNumberingAfterBreak="0">
-    <w:nsid w:val="7A8D4A62"/>
-    <w:multiLevelType w:val="hybridMultilevel"/>
-    <w:tmpl w:val="9E525C6A"/>
-    <w:lvl w:ilvl="0" w:tplc="040C0001">
-      <w:start w:val="1"/>
-      <w:numFmt w:val="bullet"/>
-      <w:lvlText w:val=""/>
-      <w:lvlJc w:val="left"/>
-      <w:pPr>
-        <w:ind w:left="1163" w:hanging="360"/>
-      </w:pPr>
-      <w:rPr>
-        <w:rFonts w:ascii="Symbol" w:hAnsi="Symbol" w:hint="default"/>
-      </w:rPr>
-    </w:lvl>
-    <w:lvl w:ilvl="1" w:tplc="040C0003" w:tentative="1">
-      <w:start w:val="1"/>
-      <w:numFmt w:val="bullet"/>
-      <w:lvlText w:val="o"/>
-      <w:lvlJc w:val="left"/>
-      <w:pPr>
-        <w:ind w:left="1883" w:hanging="360"/>
-      </w:pPr>
-      <w:rPr>
-        <w:rFonts w:ascii="Courier New" w:hAnsi="Courier New" w:hint="default"/>
-      </w:rPr>
-    </w:lvl>
-    <w:lvl w:ilvl="2" w:tplc="040C0005" w:tentative="1">
-      <w:start w:val="1"/>
-      <w:numFmt w:val="bullet"/>
-      <w:lvlText w:val=""/>
-      <w:lvlJc w:val="left"/>
-      <w:pPr>
-        <w:ind w:left="2603" w:hanging="360"/>
-      </w:pPr>
-      <w:rPr>
-        <w:rFonts w:ascii="Wingdings" w:hAnsi="Wingdings" w:hint="default"/>
-      </w:rPr>
-    </w:lvl>
-    <w:lvl w:ilvl="3" w:tplc="040C0001" w:tentative="1">
-      <w:start w:val="1"/>
-      <w:numFmt w:val="bullet"/>
-      <w:lvlText w:val=""/>
-      <w:lvlJc w:val="left"/>
-      <w:pPr>
-        <w:ind w:left="3323" w:hanging="360"/>
-      </w:pPr>
-      <w:rPr>
-        <w:rFonts w:ascii="Symbol" w:hAnsi="Symbol" w:hint="default"/>
-      </w:rPr>
-    </w:lvl>
-    <w:lvl w:ilvl="4" w:tplc="040C0003" w:tentative="1">
-      <w:start w:val="1"/>
-      <w:numFmt w:val="bullet"/>
-      <w:lvlText w:val="o"/>
-      <w:lvlJc w:val="left"/>
-      <w:pPr>
-        <w:ind w:left="4043" w:hanging="360"/>
-      </w:pPr>
-      <w:rPr>
-        <w:rFonts w:ascii="Courier New" w:hAnsi="Courier New" w:hint="default"/>
-      </w:rPr>
-    </w:lvl>
-    <w:lvl w:ilvl="5" w:tplc="040C0005" w:tentative="1">
-      <w:start w:val="1"/>
-      <w:numFmt w:val="bullet"/>
-      <w:lvlText w:val=""/>
-      <w:lvlJc w:val="left"/>
-      <w:pPr>
-        <w:ind w:left="4763" w:hanging="360"/>
-      </w:pPr>
-      <w:rPr>
-        <w:rFonts w:ascii="Wingdings" w:hAnsi="Wingdings" w:hint="default"/>
-      </w:rPr>
-    </w:lvl>
-    <w:lvl w:ilvl="6" w:tplc="040C0001" w:tentative="1">
-      <w:start w:val="1"/>
-      <w:numFmt w:val="bullet"/>
-      <w:lvlText w:val=""/>
-      <w:lvlJc w:val="left"/>
-      <w:pPr>
-        <w:ind w:left="5483" w:hanging="360"/>
-      </w:pPr>
-      <w:rPr>
-        <w:rFonts w:ascii="Symbol" w:hAnsi="Symbol" w:hint="default"/>
-      </w:rPr>
-    </w:lvl>
-    <w:lvl w:ilvl="7" w:tplc="040C0003" w:tentative="1">
-      <w:start w:val="1"/>
-      <w:numFmt w:val="bullet"/>
-      <w:lvlText w:val="o"/>
-      <w:lvlJc w:val="left"/>
-      <w:pPr>
-        <w:ind w:left="6203" w:hanging="360"/>
-      </w:pPr>
-      <w:rPr>
-        <w:rFonts w:ascii="Courier New" w:hAnsi="Courier New" w:hint="default"/>
-      </w:rPr>
-    </w:lvl>
-    <w:lvl w:ilvl="8" w:tplc="040C0005" w:tentative="1">
-      <w:start w:val="1"/>
-      <w:numFmt w:val="bullet"/>
-      <w:lvlText w:val=""/>
-      <w:lvlJc w:val="left"/>
-      <w:pPr>
-        <w:ind w:left="6923" w:hanging="360"/>
-      </w:pPr>
-      <w:rPr>
-        <w:rFonts w:ascii="Wingdings" w:hAnsi="Wingdings" w:hint="default"/>
-      </w:rPr>
-    </w:lvl>
-  </w:abstractNum>
-  <w:abstractNum w:abstractNumId="16" w15:restartNumberingAfterBreak="0">
-    <w:nsid w:val="7FB06592"/>
-    <w:multiLevelType w:val="hybridMultilevel"/>
-    <w:tmpl w:val="F7E8351E"/>
-    <w:lvl w:ilvl="0" w:tplc="040C000D">
-      <w:start w:val="1"/>
-      <w:numFmt w:val="bullet"/>
-      <w:lvlText w:val=""/>
-      <w:lvlJc w:val="left"/>
-      <w:pPr>
-        <w:ind w:left="720" w:hanging="360"/>
-      </w:pPr>
-      <w:rPr>
-        <w:rFonts w:ascii="Wingdings" w:hAnsi="Wingdings" w:hint="default"/>
-      </w:rPr>
-    </w:lvl>
-    <w:lvl w:ilvl="1" w:tplc="040C0003" w:tentative="1">
-      <w:start w:val="1"/>
-      <w:numFmt w:val="bullet"/>
-      <w:lvlText w:val="o"/>
-      <w:lvlJc w:val="left"/>
-      <w:pPr>
-        <w:ind w:left="1440" w:hanging="360"/>
-      </w:pPr>
-      <w:rPr>
-        <w:rFonts w:ascii="Courier New" w:hAnsi="Courier New" w:hint="default"/>
-      </w:rPr>
-    </w:lvl>
-    <w:lvl w:ilvl="2" w:tplc="040C0005" w:tentative="1">
-      <w:start w:val="1"/>
-      <w:numFmt w:val="bullet"/>
-      <w:lvlText w:val=""/>
-      <w:lvlJc w:val="left"/>
-      <w:pPr>
-        <w:ind w:left="2160" w:hanging="360"/>
-      </w:pPr>
-      <w:rPr>
-        <w:rFonts w:ascii="Wingdings" w:hAnsi="Wingdings" w:hint="default"/>
-      </w:rPr>
-    </w:lvl>
-    <w:lvl w:ilvl="3" w:tplc="040C0001" w:tentative="1">
-      <w:start w:val="1"/>
-      <w:numFmt w:val="bullet"/>
-      <w:lvlText w:val=""/>
-      <w:lvlJc w:val="left"/>
-      <w:pPr>
-        <w:ind w:left="2880" w:hanging="360"/>
-      </w:pPr>
-      <w:rPr>
-        <w:rFonts w:ascii="Symbol" w:hAnsi="Symbol" w:hint="default"/>
-      </w:rPr>
-    </w:lvl>
-    <w:lvl w:ilvl="4" w:tplc="040C0003" w:tentative="1">
-      <w:start w:val="1"/>
-      <w:numFmt w:val="bullet"/>
-      <w:lvlText w:val="o"/>
-      <w:lvlJc w:val="left"/>
-      <w:pPr>
-        <w:ind w:left="3600" w:hanging="360"/>
-      </w:pPr>
-      <w:rPr>
-        <w:rFonts w:ascii="Courier New" w:hAnsi="Courier New" w:hint="default"/>
-      </w:rPr>
-    </w:lvl>
-    <w:lvl w:ilvl="5" w:tplc="040C0005" w:tentative="1">
-      <w:start w:val="1"/>
-      <w:numFmt w:val="bullet"/>
-      <w:lvlText w:val=""/>
-      <w:lvlJc w:val="left"/>
-      <w:pPr>
-        <w:ind w:left="4320" w:hanging="360"/>
-      </w:pPr>
-      <w:rPr>
-        <w:rFonts w:ascii="Wingdings" w:hAnsi="Wingdings" w:hint="default"/>
-      </w:rPr>
-    </w:lvl>
-    <w:lvl w:ilvl="6" w:tplc="040C0001" w:tentative="1">
-      <w:start w:val="1"/>
-      <w:numFmt w:val="bullet"/>
-      <w:lvlText w:val=""/>
-      <w:lvlJc w:val="left"/>
-      <w:pPr>
-        <w:ind w:left="5040" w:hanging="360"/>
-      </w:pPr>
-      <w:rPr>
-        <w:rFonts w:ascii="Symbol" w:hAnsi="Symbol" w:hint="default"/>
-      </w:rPr>
-    </w:lvl>
-    <w:lvl w:ilvl="7" w:tplc="040C0003" w:tentative="1">
-      <w:start w:val="1"/>
-      <w:numFmt w:val="bullet"/>
-      <w:lvlText w:val="o"/>
-      <w:lvlJc w:val="left"/>
-      <w:pPr>
-        <w:ind w:left="5760" w:hanging="360"/>
-      </w:pPr>
-      <w:rPr>
-        <w:rFonts w:ascii="Courier New" w:hAnsi="Courier New" w:hint="default"/>
-      </w:rPr>
-    </w:lvl>
-    <w:lvl w:ilvl="8" w:tplc="040C0005" w:tentative="1">
-      <w:start w:val="1"/>
-      <w:numFmt w:val="bullet"/>
-      <w:lvlText w:val=""/>
-      <w:lvlJc w:val="left"/>
-      <w:pPr>
-        <w:ind w:left="6480" w:hanging="360"/>
-      </w:pPr>
-      <w:rPr>
-        <w:rFonts w:ascii="Wingdings" w:hAnsi="Wingdings" w:hint="default"/>
+        <w:rFonts w:hint="default" w:ascii="Wingdings" w:hAnsi="Wingdings"/>
       </w:rPr>
     </w:lvl>
   </w:abstractNum>
   <w:num w:numId="1">
-    <w:abstractNumId w:val="13"/>
+    <w:abstractNumId w:val="5"/>
   </w:num>
   <w:num w:numId="2">
-    <w:abstractNumId w:val="16"/>
+    <w:abstractNumId w:val="7"/>
   </w:num>
   <w:num w:numId="3">
-    <w:abstractNumId w:val="12"/>
+    <w:abstractNumId w:val="4"/>
   </w:num>
   <w:num w:numId="4">
+    <w:abstractNumId w:val="0"/>
+  </w:num>
+  <w:num w:numId="5">
+    <w:abstractNumId w:val="6"/>
+  </w:num>
+  <w:num w:numId="6">
+    <w:abstractNumId w:val="2"/>
+  </w:num>
+  <w:num w:numId="7">
     <w:abstractNumId w:val="3"/>
   </w:num>
-  <w:num w:numId="5">
-    <w:abstractNumId w:val="2"/>
-  </w:num>
-  <w:num w:numId="6">
-    <w:abstractNumId w:val="14"/>
-  </w:num>
-  <w:num w:numId="7">
-    <w:abstractNumId w:val="8"/>
-  </w:num>
   <w:num w:numId="8">
-    <w:abstractNumId w:val="4"/>
-  </w:num>
-  <w:num w:numId="9">
-    <w:abstractNumId w:val="11"/>
-  </w:num>
-  <w:num w:numId="10">
-    <w:abstractNumId w:val="6"/>
-  </w:num>
-  <w:num w:numId="11">
-    <w:abstractNumId w:val="9"/>
-  </w:num>
-  <w:num w:numId="12">
-    <w:abstractNumId w:val="7"/>
-  </w:num>
-  <w:num w:numId="13">
-    <w:abstractNumId w:val="0"/>
-  </w:num>
-  <w:num w:numId="14">
     <w:abstractNumId w:val="1"/>
-  </w:num>
-  <w:num w:numId="15">
-    <w:abstractNumId w:val="10"/>
-  </w:num>
-  <w:num w:numId="16">
-    <w:abstractNumId w:val="15"/>
-  </w:num>
-  <w:num w:numId="17">
-    <w:abstractNumId w:val="5"/>
   </w:num>
 </w:numbering>
 </file>
 
 <file path=word/styles.xml><?xml version="1.0" encoding="utf-8"?>
-<w:styles xmlns:mc="http://schemas.openxmlformats.org/markup-compatibility/2006" xmlns:r="http://schemas.openxmlformats.org/officeDocument/2006/relationships" xmlns:w="http://schemas.openxmlformats.org/wordprocessingml/2006/main" xmlns:w14="http://schemas.microsoft.com/office/word/2010/wordml" xmlns:w15="http://schemas.microsoft.com/office/word/2012/wordml" xmlns:w16se="http://schemas.microsoft.com/office/word/2015/wordml/symex" mc:Ignorable="w14 w15 w16se">
+<w:styles xmlns:mc="http://schemas.openxmlformats.org/markup-compatibility/2006" xmlns:o="urn:schemas-microsoft-com:office:office" xmlns:r="http://schemas.openxmlformats.org/officeDocument/2006/relationships" xmlns:m="http://schemas.openxmlformats.org/officeDocument/2006/math" xmlns:v="urn:schemas-microsoft-com:vml" xmlns:w="http://schemas.openxmlformats.org/wordprocessingml/2006/main" xmlns:w14="http://schemas.microsoft.com/office/word/2010/wordml" xmlns:w10="urn:schemas-microsoft-com:office:word" xmlns:sl="http://schemas.openxmlformats.org/schemaLibrary/2006/main" xmlns:wpsCustomData="http://www.wps.cn/officeDocument/2013/wpsCustomData" mc:Ignorable="w14">
   <w:docDefaults>
     <w:rPrDefault>
       <w:rPr>
-        <w:rFonts w:ascii="Calibri" w:eastAsia="Calibri" w:hAnsi="Calibri" w:cs="Arial"/>
-        <w:sz w:val="22"/>
-        <w:szCs w:val="22"/>
-        <w:lang w:val="fr-FR" w:eastAsia="fr-FR" w:bidi="ar-SA"/>
+        <w:rFonts w:ascii="Calibri" w:hAnsi="Calibri" w:eastAsia="Calibri" w:cs="Arial"/>
       </w:rPr>
     </w:rPrDefault>
     <w:pPrDefault/>
   </w:docDefaults>
-  <w:latentStyles w:defLockedState="0" w:defUIPriority="99" w:defSemiHidden="0" w:defUnhideWhenUsed="0" w:defQFormat="0" w:count="372">
-    <w:lsdException w:name="Normal" w:locked="1" w:uiPriority="0" w:qFormat="1"/>
-    <w:lsdException w:name="heading 1" w:locked="1" w:uiPriority="0" w:qFormat="1"/>
-    <w:lsdException w:name="heading 2" w:locked="1" w:semiHidden="1" w:uiPriority="0" w:unhideWhenUsed="1" w:qFormat="1"/>
-    <w:lsdException w:name="heading 3" w:locked="1" w:semiHidden="1" w:uiPriority="0" w:unhideWhenUsed="1" w:qFormat="1"/>
-    <w:lsdException w:name="heading 4" w:locked="1" w:semiHidden="1" w:uiPriority="0" w:unhideWhenUsed="1" w:qFormat="1"/>
-    <w:lsdException w:name="heading 5" w:locked="1" w:semiHidden="1" w:uiPriority="0" w:unhideWhenUsed="1" w:qFormat="1"/>
-    <w:lsdException w:name="heading 6" w:locked="1" w:semiHidden="1" w:uiPriority="0" w:unhideWhenUsed="1" w:qFormat="1"/>
-    <w:lsdException w:name="heading 7" w:locked="1" w:semiHidden="1" w:uiPriority="0" w:unhideWhenUsed="1" w:qFormat="1"/>
-    <w:lsdException w:name="heading 8" w:locked="1" w:semiHidden="1" w:uiPriority="0" w:unhideWhenUsed="1" w:qFormat="1"/>
-    <w:lsdException w:name="heading 9" w:locked="1" w:semiHidden="1" w:uiPriority="0" w:unhideWhenUsed="1" w:qFormat="1"/>
-    <w:lsdException w:name="index 1" w:semiHidden="1" w:unhideWhenUsed="1"/>
-    <w:lsdException w:name="index 2" w:semiHidden="1" w:unhideWhenUsed="1"/>
-    <w:lsdException w:name="index 3" w:semiHidden="1" w:unhideWhenUsed="1"/>
-    <w:lsdException w:name="index 4" w:semiHidden="1" w:unhideWhenUsed="1"/>
-    <w:lsdException w:name="index 5" w:semiHidden="1" w:unhideWhenUsed="1"/>
-    <w:lsdException w:name="index 6" w:semiHidden="1" w:unhideWhenUsed="1"/>
-    <w:lsdException w:name="index 7" w:semiHidden="1" w:unhideWhenUsed="1"/>
-    <w:lsdException w:name="index 8" w:semiHidden="1" w:unhideWhenUsed="1"/>
-    <w:lsdException w:name="index 9" w:semiHidden="1" w:unhideWhenUsed="1"/>
-    <w:lsdException w:name="toc 1" w:locked="1" w:uiPriority="0"/>
-    <w:lsdException w:name="toc 2" w:locked="1" w:uiPriority="0"/>
-    <w:lsdException w:name="toc 3" w:locked="1" w:uiPriority="0"/>
-    <w:lsdException w:name="toc 4" w:locked="1" w:uiPriority="0"/>
-    <w:lsdException w:name="toc 5" w:locked="1" w:uiPriority="0"/>
-    <w:lsdException w:name="toc 6" w:locked="1" w:uiPriority="0"/>
-    <w:lsdException w:name="toc 7" w:locked="1" w:uiPriority="0"/>
-    <w:lsdException w:name="toc 8" w:locked="1" w:uiPriority="0"/>
-    <w:lsdException w:name="toc 9" w:locked="1" w:uiPriority="0"/>
-    <w:lsdException w:name="Normal Indent" w:semiHidden="1" w:unhideWhenUsed="1"/>
-    <w:lsdException w:name="footnote text" w:semiHidden="1" w:unhideWhenUsed="1"/>
-    <w:lsdException w:name="annotation text" w:semiHidden="1" w:unhideWhenUsed="1"/>
-    <w:lsdException w:name="header" w:semiHidden="1" w:unhideWhenUsed="1"/>
-    <w:lsdException w:name="footer" w:semiHidden="1" w:unhideWhenUsed="1"/>
-    <w:lsdException w:name="index heading" w:semiHidden="1" w:unhideWhenUsed="1"/>
-    <w:lsdException w:name="caption" w:locked="1" w:semiHidden="1" w:uiPriority="0" w:unhideWhenUsed="1" w:qFormat="1"/>
-    <w:lsdException w:name="table of figures" w:semiHidden="1" w:unhideWhenUsed="1"/>
-    <w:lsdException w:name="envelope address" w:semiHidden="1" w:unhideWhenUsed="1"/>
-    <w:lsdException w:name="envelope return" w:semiHidden="1" w:unhideWhenUsed="1"/>
-    <w:lsdException w:name="footnote reference" w:semiHidden="1" w:unhideWhenUsed="1"/>
-    <w:lsdException w:name="annotation reference" w:semiHidden="1" w:unhideWhenUsed="1"/>
-    <w:lsdException w:name="line number" w:semiHidden="1" w:unhideWhenUsed="1"/>
-    <w:lsdException w:name="page number" w:semiHidden="1" w:unhideWhenUsed="1"/>
-    <w:lsdException w:name="endnote reference" w:semiHidden="1" w:unhideWhenUsed="1"/>
-    <w:lsdException w:name="endnote text" w:semiHidden="1" w:unhideWhenUsed="1"/>
-    <w:lsdException w:name="table of authorities" w:semiHidden="1" w:unhideWhenUsed="1"/>
-    <w:lsdException w:name="macro" w:semiHidden="1" w:unhideWhenUsed="1"/>
-    <w:lsdException w:name="toa heading" w:semiHidden="1" w:unhideWhenUsed="1"/>
-    <w:lsdException w:name="List" w:semiHidden="1" w:unhideWhenUsed="1"/>
-    <w:lsdException w:name="List Bullet" w:semiHidden="1" w:unhideWhenUsed="1"/>
-    <w:lsdException w:name="List Number" w:semiHidden="1" w:unhideWhenUsed="1"/>
-    <w:lsdException w:name="List 2" w:semiHidden="1" w:unhideWhenUsed="1"/>
-    <w:lsdException w:name="List 3" w:semiHidden="1" w:unhideWhenUsed="1"/>
-    <w:lsdException w:name="List 4" w:semiHidden="1" w:unhideWhenUsed="1"/>
-    <w:lsdException w:name="List 5" w:semiHidden="1" w:unhideWhenUsed="1"/>
-    <w:lsdException w:name="List Bullet 2" w:semiHidden="1" w:unhideWhenUsed="1"/>
-    <w:lsdException w:name="List Bullet 3" w:semiHidden="1" w:unhideWhenUsed="1"/>
-    <w:lsdException w:name="List Bullet 4" w:semiHidden="1" w:unhideWhenUsed="1"/>
-    <w:lsdException w:name="List Bullet 5" w:semiHidden="1" w:unhideWhenUsed="1"/>
-    <w:lsdException w:name="List Number 2" w:semiHidden="1" w:unhideWhenUsed="1"/>
-    <w:lsdException w:name="List Number 3" w:semiHidden="1" w:unhideWhenUsed="1"/>
-    <w:lsdException w:name="List Number 4" w:semiHidden="1" w:unhideWhenUsed="1"/>
-    <w:lsdException w:name="List Number 5" w:semiHidden="1" w:unhideWhenUsed="1"/>
-    <w:lsdException w:name="Title" w:locked="1" w:uiPriority="0" w:qFormat="1"/>
-    <w:lsdException w:name="Closing" w:semiHidden="1" w:unhideWhenUsed="1"/>
-    <w:lsdException w:name="Signature" w:semiHidden="1" w:unhideWhenUsed="1"/>
-    <w:lsdException w:name="Default Paragraph Font" w:locked="1" w:uiPriority="0"/>
-    <w:lsdException w:name="Body Text" w:semiHidden="1" w:unhideWhenUsed="1"/>
-    <w:lsdException w:name="Body Text Indent" w:semiHidden="1" w:unhideWhenUsed="1"/>
-    <w:lsdException w:name="List Continue" w:semiHidden="1" w:unhideWhenUsed="1"/>
-    <w:lsdException w:name="List Continue 2" w:semiHidden="1" w:unhideWhenUsed="1"/>
-    <w:lsdException w:name="List Continue 3" w:semiHidden="1" w:unhideWhenUsed="1"/>
-    <w:lsdException w:name="List Continue 4" w:semiHidden="1" w:unhideWhenUsed="1"/>
-    <w:lsdException w:name="List Continue 5" w:semiHidden="1" w:unhideWhenUsed="1"/>
-    <w:lsdException w:name="Message Header" w:semiHidden="1" w:unhideWhenUsed="1"/>
-    <w:lsdException w:name="Subtitle" w:locked="1" w:uiPriority="0" w:qFormat="1"/>
-    <w:lsdException w:name="Salutation" w:semiHidden="1" w:unhideWhenUsed="1"/>
-    <w:lsdException w:name="Date" w:semiHidden="1" w:unhideWhenUsed="1"/>
-    <w:lsdException w:name="Body Text First Indent" w:semiHidden="1" w:unhideWhenUsed="1"/>
-    <w:lsdException w:name="Body Text First Indent 2" w:semiHidden="1" w:unhideWhenUsed="1"/>
-    <w:lsdException w:name="Note Heading" w:semiHidden="1" w:unhideWhenUsed="1"/>
-    <w:lsdException w:name="Body Text 2" w:semiHidden="1" w:unhideWhenUsed="1"/>
-    <w:lsdException w:name="Body Text 3" w:semiHidden="1" w:unhideWhenUsed="1"/>
-    <w:lsdException w:name="Body Text Indent 2" w:semiHidden="1" w:unhideWhenUsed="1"/>
-    <w:lsdException w:name="Body Text Indent 3" w:semiHidden="1" w:unhideWhenUsed="1"/>
-    <w:lsdException w:name="Block Text" w:semiHidden="1" w:unhideWhenUsed="1"/>
-    <w:lsdException w:name="Hyperlink" w:semiHidden="1" w:unhideWhenUsed="1"/>
-    <w:lsdException w:name="FollowedHyperlink" w:semiHidden="1" w:unhideWhenUsed="1"/>
-    <w:lsdException w:name="Strong" w:locked="1" w:uiPriority="0" w:qFormat="1"/>
-    <w:lsdException w:name="Emphasis" w:locked="1" w:uiPriority="0" w:qFormat="1"/>
-    <w:lsdException w:name="Document Map" w:semiHidden="1" w:unhideWhenUsed="1"/>
-    <w:lsdException w:name="Plain Text" w:semiHidden="1" w:unhideWhenUsed="1"/>
-    <w:lsdException w:name="E-mail Signature" w:semiHidden="1" w:unhideWhenUsed="1"/>
-    <w:lsdException w:name="HTML Top of Form" w:semiHidden="1" w:unhideWhenUsed="1"/>
-    <w:lsdException w:name="HTML Bottom of Form" w:semiHidden="1" w:unhideWhenUsed="1"/>
-    <w:lsdException w:name="Normal (Web)" w:semiHidden="1" w:unhideWhenUsed="1"/>
-    <w:lsdException w:name="HTML Acronym" w:semiHidden="1" w:unhideWhenUsed="1"/>
-    <w:lsdException w:name="HTML Address" w:semiHidden="1" w:unhideWhenUsed="1"/>
-    <w:lsdException w:name="HTML Cite" w:semiHidden="1" w:unhideWhenUsed="1"/>
-    <w:lsdException w:name="HTML Code" w:semiHidden="1" w:unhideWhenUsed="1"/>
-    <w:lsdException w:name="HTML Definition" w:semiHidden="1" w:unhideWhenUsed="1"/>
-    <w:lsdException w:name="HTML Keyboard" w:semiHidden="1" w:unhideWhenUsed="1"/>
-    <w:lsdException w:name="HTML Preformatted" w:semiHidden="1" w:unhideWhenUsed="1"/>
-    <w:lsdException w:name="HTML Sample" w:semiHidden="1" w:unhideWhenUsed="1"/>
-    <w:lsdException w:name="HTML Typewriter" w:semiHidden="1" w:unhideWhenUsed="1"/>
-    <w:lsdException w:name="HTML Variable" w:semiHidden="1" w:unhideWhenUsed="1"/>
-    <w:lsdException w:name="Normal Table" w:semiHidden="1" w:unhideWhenUsed="1"/>
-    <w:lsdException w:name="annotation subject" w:semiHidden="1" w:unhideWhenUsed="1"/>
-    <w:lsdException w:name="No List" w:semiHidden="1" w:unhideWhenUsed="1"/>
-    <w:lsdException w:name="Outline List 1" w:semiHidden="1" w:unhideWhenUsed="1"/>
-    <w:lsdException w:name="Outline List 2" w:semiHidden="1" w:unhideWhenUsed="1"/>
-    <w:lsdException w:name="Outline List 3" w:semiHidden="1" w:unhideWhenUsed="1"/>
-    <w:lsdException w:name="Table Simple 1" w:semiHidden="1" w:unhideWhenUsed="1"/>
-    <w:lsdException w:name="Table Simple 2" w:semiHidden="1" w:unhideWhenUsed="1"/>
-    <w:lsdException w:name="Table Simple 3" w:semiHidden="1" w:unhideWhenUsed="1"/>
-    <w:lsdException w:name="Table Classic 1" w:semiHidden="1" w:unhideWhenUsed="1"/>
-    <w:lsdException w:name="Table Classic 2" w:semiHidden="1" w:unhideWhenUsed="1"/>
-    <w:lsdException w:name="Table Classic 3" w:semiHidden="1" w:unhideWhenUsed="1"/>
-    <w:lsdException w:name="Table Classic 4" w:semiHidden="1" w:unhideWhenUsed="1"/>
-    <w:lsdException w:name="Table Colorful 1" w:semiHidden="1" w:unhideWhenUsed="1"/>
-    <w:lsdException w:name="Table Colorful 2" w:semiHidden="1" w:unhideWhenUsed="1"/>
-    <w:lsdException w:name="Table Colorful 3" w:semiHidden="1" w:unhideWhenUsed="1"/>
-    <w:lsdException w:name="Table Columns 1" w:semiHidden="1" w:unhideWhenUsed="1"/>
-    <w:lsdException w:name="Table Columns 2" w:semiHidden="1" w:unhideWhenUsed="1"/>
-    <w:lsdException w:name="Table Columns 3" w:semiHidden="1" w:unhideWhenUsed="1"/>
-    <w:lsdException w:name="Table Columns 4" w:semiHidden="1" w:unhideWhenUsed="1"/>
-    <w:lsdException w:name="Table Columns 5" w:semiHidden="1" w:unhideWhenUsed="1"/>
-    <w:lsdException w:name="Table Grid 1" w:semiHidden="1" w:unhideWhenUsed="1"/>
-    <w:lsdException w:name="Table Grid 2" w:semiHidden="1" w:unhideWhenUsed="1"/>
-    <w:lsdException w:name="Table Grid 3" w:semiHidden="1" w:unhideWhenUsed="1"/>
-    <w:lsdException w:name="Table Grid 4" w:semiHidden="1" w:unhideWhenUsed="1"/>
-    <w:lsdException w:name="Table Grid 5" w:semiHidden="1" w:unhideWhenUsed="1"/>
-    <w:lsdException w:name="Table Grid 6" w:semiHidden="1" w:unhideWhenUsed="1"/>
-    <w:lsdException w:name="Table Grid 7" w:semiHidden="1" w:unhideWhenUsed="1"/>
-    <w:lsdException w:name="Table Grid 8" w:semiHidden="1" w:unhideWhenUsed="1"/>
-    <w:lsdException w:name="Table List 1" w:semiHidden="1" w:unhideWhenUsed="1"/>
-    <w:lsdException w:name="Table List 2" w:semiHidden="1" w:unhideWhenUsed="1"/>
-    <w:lsdException w:name="Table List 3" w:semiHidden="1" w:unhideWhenUsed="1"/>
-    <w:lsdException w:name="Table List 4" w:semiHidden="1" w:unhideWhenUsed="1"/>
-    <w:lsdException w:name="Table List 5" w:semiHidden="1" w:unhideWhenUsed="1"/>
-    <w:lsdException w:name="Table List 6" w:semiHidden="1" w:unhideWhenUsed="1"/>
-    <w:lsdException w:name="Table List 7" w:semiHidden="1" w:unhideWhenUsed="1"/>
-    <w:lsdException w:name="Table List 8" w:semiHidden="1" w:unhideWhenUsed="1"/>
-    <w:lsdException w:name="Table 3D effects 1" w:semiHidden="1" w:unhideWhenUsed="1"/>
-    <w:lsdException w:name="Table 3D effects 2" w:semiHidden="1" w:unhideWhenUsed="1"/>
-    <w:lsdException w:name="Table 3D effects 3" w:semiHidden="1" w:unhideWhenUsed="1"/>
-    <w:lsdException w:name="Table Contemporary" w:semiHidden="1" w:unhideWhenUsed="1"/>
-    <w:lsdException w:name="Table Elegant" w:semiHidden="1" w:unhideWhenUsed="1"/>
-    <w:lsdException w:name="Table Professional" w:semiHidden="1" w:unhideWhenUsed="1"/>
-    <w:lsdException w:name="Table Subtle 1" w:semiHidden="1" w:unhideWhenUsed="1"/>
-    <w:lsdException w:name="Table Subtle 2" w:semiHidden="1" w:unhideWhenUsed="1"/>
-    <w:lsdException w:name="Table Web 1" w:semiHidden="1" w:unhideWhenUsed="1"/>
-    <w:lsdException w:name="Table Web 2" w:semiHidden="1" w:unhideWhenUsed="1"/>
-    <w:lsdException w:name="Table Web 3" w:semiHidden="1" w:unhideWhenUsed="1"/>
-    <w:lsdException w:name="Balloon Text" w:semiHidden="1" w:unhideWhenUsed="1"/>
-    <w:lsdException w:name="Table Grid" w:locked="1" w:uiPriority="0"/>
-    <w:lsdException w:name="Table Theme" w:semiHidden="1" w:unhideWhenUsed="1"/>
-    <w:lsdException w:name="Placeholder Text" w:semiHidden="1"/>
-    <w:lsdException w:name="No Spacing" w:uiPriority="1" w:qFormat="1"/>
-    <w:lsdException w:name="Light Shading" w:uiPriority="60"/>
-    <w:lsdException w:name="Light List" w:uiPriority="61"/>
-    <w:lsdException w:name="Light Grid" w:uiPriority="62"/>
-    <w:lsdException w:name="Medium Shading 1" w:uiPriority="63"/>
-    <w:lsdException w:name="Medium Shading 2" w:uiPriority="64"/>
-    <w:lsdException w:name="Medium List 1" w:uiPriority="65"/>
-    <w:lsdException w:name="Medium List 2" w:uiPriority="66"/>
-    <w:lsdException w:name="Medium Grid 1" w:uiPriority="67"/>
-    <w:lsdException w:name="Medium Grid 2" w:uiPriority="68"/>
-    <w:lsdException w:name="Medium Grid 3" w:uiPriority="69"/>
-    <w:lsdException w:name="Dark List" w:uiPriority="70"/>
-    <w:lsdException w:name="Colorful Shading" w:uiPriority="71"/>
-    <w:lsdException w:name="Colorful List" w:uiPriority="72"/>
-    <w:lsdException w:name="Colorful Grid" w:uiPriority="73"/>
-    <w:lsdException w:name="Light Shading Accent 1" w:uiPriority="60"/>
-    <w:lsdException w:name="Light List Accent 1" w:uiPriority="61"/>
-    <w:lsdException w:name="Light Grid Accent 1" w:uiPriority="62"/>
-    <w:lsdException w:name="Medium Shading 1 Accent 1" w:uiPriority="63"/>
-    <w:lsdException w:name="Medium Shading 2 Accent 1" w:uiPriority="64"/>
-    <w:lsdException w:name="Medium List 1 Accent 1" w:uiPriority="65"/>
-    <w:lsdException w:name="Revision" w:semiHidden="1"/>
-    <w:lsdException w:name="List Paragraph" w:uiPriority="34" w:qFormat="1"/>
-    <w:lsdException w:name="Quote" w:uiPriority="29" w:qFormat="1"/>
-    <w:lsdException w:name="Intense Quote" w:uiPriority="30" w:qFormat="1"/>
-    <w:lsdException w:name="Medium List 2 Accent 1" w:uiPriority="66"/>
-    <w:lsdException w:name="Medium Grid 1 Accent 1" w:uiPriority="67"/>
-    <w:lsdException w:name="Medium Grid 2 Accent 1" w:uiPriority="68"/>
-    <w:lsdException w:name="Medium Grid 3 Accent 1" w:uiPriority="69"/>
-    <w:lsdException w:name="Dark List Accent 1" w:uiPriority="70"/>
-    <w:lsdException w:name="Colorful Shading Accent 1" w:uiPriority="71"/>
-    <w:lsdException w:name="Colorful List Accent 1" w:uiPriority="72"/>
-    <w:lsdException w:name="Colorful Grid Accent 1" w:uiPriority="73"/>
-    <w:lsdException w:name="Light Shading Accent 2" w:uiPriority="60"/>
-    <w:lsdException w:name="Light List Accent 2" w:uiPriority="61"/>
-    <w:lsdException w:name="Light Grid Accent 2" w:uiPriority="62"/>
-    <w:lsdException w:name="Medium Shading 1 Accent 2" w:uiPriority="63"/>
-    <w:lsdException w:name="Medium Shading 2 Accent 2" w:uiPriority="64"/>
-    <w:lsdException w:name="Medium List 1 Accent 2" w:uiPriority="65"/>
-    <w:lsdException w:name="Medium List 2 Accent 2" w:uiPriority="66"/>
-    <w:lsdException w:name="Medium Grid 1 Accent 2" w:uiPriority="67"/>
-    <w:lsdException w:name="Medium Grid 2 Accent 2" w:uiPriority="68"/>
-    <w:lsdException w:name="Medium Grid 3 Accent 2" w:uiPriority="69"/>
-    <w:lsdException w:name="Dark List Accent 2" w:uiPriority="70"/>
-    <w:lsdException w:name="Colorful Shading Accent 2" w:uiPriority="71"/>
-    <w:lsdException w:name="Colorful List Accent 2" w:uiPriority="72"/>
-    <w:lsdException w:name="Colorful Grid Accent 2" w:uiPriority="73"/>
-    <w:lsdException w:name="Light Shading Accent 3" w:uiPriority="60"/>
-    <w:lsdException w:name="Light List Accent 3" w:uiPriority="61"/>
-    <w:lsdException w:name="Light Grid Accent 3" w:uiPriority="62"/>
-    <w:lsdException w:name="Medium Shading 1 Accent 3" w:uiPriority="63"/>
-    <w:lsdException w:name="Medium Shading 2 Accent 3" w:uiPriority="64"/>
-    <w:lsdException w:name="Medium List 1 Accent 3" w:uiPriority="65"/>
-    <w:lsdException w:name="Medium List 2 Accent 3" w:uiPriority="66"/>
-    <w:lsdException w:name="Medium Grid 1 Accent 3" w:uiPriority="67"/>
-    <w:lsdException w:name="Medium Grid 2 Accent 3" w:uiPriority="68"/>
-    <w:lsdException w:name="Medium Grid 3 Accent 3" w:uiPriority="69"/>
-    <w:lsdException w:name="Dark List Accent 3" w:uiPriority="70"/>
-    <w:lsdException w:name="Colorful Shading Accent 3" w:uiPriority="71"/>
-    <w:lsdException w:name="Colorful List Accent 3" w:uiPriority="72"/>
-    <w:lsdException w:name="Colorful Grid Accent 3" w:uiPriority="73"/>
-    <w:lsdException w:name="Light Shading Accent 4" w:uiPriority="60"/>
-    <w:lsdException w:name="Light List Accent 4" w:uiPriority="61"/>
-    <w:lsdException w:name="Light Grid Accent 4" w:uiPriority="62"/>
-    <w:lsdException w:name="Medium Shading 1 Accent 4" w:uiPriority="63"/>
-    <w:lsdException w:name="Medium Shading 2 Accent 4" w:uiPriority="64"/>
-    <w:lsdException w:name="Medium List 1 Accent 4" w:uiPriority="65"/>
-    <w:lsdException w:name="Medium List 2 Accent 4" w:uiPriority="66"/>
-    <w:lsdException w:name="Medium Grid 1 Accent 4" w:uiPriority="67"/>
-    <w:lsdException w:name="Medium Grid 2 Accent 4" w:uiPriority="68"/>
-    <w:lsdException w:name="Medium Grid 3 Accent 4" w:uiPriority="69"/>
-    <w:lsdException w:name="Dark List Accent 4" w:uiPriority="70"/>
-    <w:lsdException w:name="Colorful Shading Accent 4" w:uiPriority="71"/>
-    <w:lsdException w:name="Colorful List Accent 4" w:uiPriority="72"/>
-    <w:lsdException w:name="Colorful Grid Accent 4" w:uiPriority="73"/>
-    <w:lsdException w:name="Light Shading Accent 5" w:uiPriority="60"/>
-    <w:lsdException w:name="Light List Accent 5" w:uiPriority="61"/>
-    <w:lsdException w:name="Light Grid Accent 5" w:uiPriority="62"/>
-    <w:lsdException w:name="Medium Shading 1 Accent 5" w:uiPriority="63"/>
-    <w:lsdException w:name="Medium Shading 2 Accent 5" w:uiPriority="64"/>
-    <w:lsdException w:name="Medium List 1 Accent 5" w:uiPriority="65"/>
-    <w:lsdException w:name="Medium List 2 Accent 5" w:uiPriority="66"/>
-    <w:lsdException w:name="Medium Grid 1 Accent 5" w:uiPriority="67"/>
-    <w:lsdException w:name="Medium Grid 2 Accent 5" w:uiPriority="68"/>
-    <w:lsdException w:name="Medium Grid 3 Accent 5" w:uiPriority="69"/>
-    <w:lsdException w:name="Dark List Accent 5" w:uiPriority="70"/>
-    <w:lsdException w:name="Colorful Shading Accent 5" w:uiPriority="71"/>
-    <w:lsdException w:name="Colorful List Accent 5" w:uiPriority="72"/>
-    <w:lsdException w:name="Colorful Grid Accent 5" w:uiPriority="73"/>
-    <w:lsdException w:name="Light Shading Accent 6" w:uiPriority="60"/>
-    <w:lsdException w:name="Light List Accent 6" w:uiPriority="61"/>
-    <w:lsdException w:name="Light Grid Accent 6" w:uiPriority="62"/>
-    <w:lsdException w:name="Medium Shading 1 Accent 6" w:uiPriority="63"/>
-    <w:lsdException w:name="Medium Shading 2 Accent 6" w:uiPriority="64"/>
-    <w:lsdException w:name="Medium List 1 Accent 6" w:uiPriority="65"/>
-    <w:lsdException w:name="Medium List 2 Accent 6" w:uiPriority="66"/>
-    <w:lsdException w:name="Medium Grid 1 Accent 6" w:uiPriority="67"/>
-    <w:lsdException w:name="Medium Grid 2 Accent 6" w:uiPriority="68"/>
-    <w:lsdException w:name="Medium Grid 3 Accent 6" w:uiPriority="69"/>
-    <w:lsdException w:name="Dark List Accent 6" w:uiPriority="70"/>
-    <w:lsdException w:name="Colorful Shading Accent 6" w:uiPriority="71"/>
-    <w:lsdException w:name="Colorful List Accent 6" w:uiPriority="72"/>
-    <w:lsdException w:name="Colorful Grid Accent 6" w:uiPriority="73"/>
-    <w:lsdException w:name="Subtle Emphasis" w:uiPriority="19" w:qFormat="1"/>
-    <w:lsdException w:name="Intense Emphasis" w:uiPriority="21" w:qFormat="1"/>
-    <w:lsdException w:name="Subtle Reference" w:uiPriority="31" w:qFormat="1"/>
-    <w:lsdException w:name="Intense Reference" w:uiPriority="32" w:qFormat="1"/>
-    <w:lsdException w:name="Book Title" w:uiPriority="33" w:qFormat="1"/>
-    <w:lsdException w:name="Bibliography" w:semiHidden="1" w:uiPriority="37" w:unhideWhenUsed="1"/>
-    <w:lsdException w:name="TOC Heading" w:semiHidden="1" w:uiPriority="39" w:unhideWhenUsed="1" w:qFormat="1"/>
-    <w:lsdException w:name="Plain Table 1" w:uiPriority="41"/>
-    <w:lsdException w:name="Plain Table 2" w:uiPriority="42"/>
-    <w:lsdException w:name="Plain Table 3" w:uiPriority="43"/>
-    <w:lsdException w:name="Plain Table 4" w:uiPriority="44"/>
-    <w:lsdException w:name="Plain Table 5" w:uiPriority="45"/>
-    <w:lsdException w:name="Grid Table Light" w:uiPriority="40"/>
-    <w:lsdException w:name="Grid Table 1 Light" w:uiPriority="46"/>
-    <w:lsdException w:name="Grid Table 2" w:uiPriority="47"/>
-    <w:lsdException w:name="Grid Table 3" w:uiPriority="48"/>
-    <w:lsdException w:name="Grid Table 4" w:uiPriority="49"/>
-    <w:lsdException w:name="Grid Table 5 Dark" w:uiPriority="50"/>
-    <w:lsdException w:name="Grid Table 6 Colorful" w:uiPriority="51"/>
-    <w:lsdException w:name="Grid Table 7 Colorful" w:uiPriority="52"/>
-    <w:lsdException w:name="Grid Table 1 Light Accent 1" w:uiPriority="46"/>
-    <w:lsdException w:name="Grid Table 2 Accent 1" w:uiPriority="47"/>
-    <w:lsdException w:name="Grid Table 3 Accent 1" w:uiPriority="48"/>
-    <w:lsdException w:name="Grid Table 4 Accent 1" w:uiPriority="49"/>
-    <w:lsdException w:name="Grid Table 5 Dark Accent 1" w:uiPriority="50"/>
-    <w:lsdException w:name="Grid Table 6 Colorful Accent 1" w:uiPriority="51"/>
-    <w:lsdException w:name="Grid Table 7 Colorful Accent 1" w:uiPriority="52"/>
-    <w:lsdException w:name="Grid Table 1 Light Accent 2" w:uiPriority="46"/>
-    <w:lsdException w:name="Grid Table 2 Accent 2" w:uiPriority="47"/>
-    <w:lsdException w:name="Grid Table 3 Accent 2" w:uiPriority="48"/>
-    <w:lsdException w:name="Grid Table 4 Accent 2" w:uiPriority="49"/>
-    <w:lsdException w:name="Grid Table 5 Dark Accent 2" w:uiPriority="50"/>
-    <w:lsdException w:name="Grid Table 6 Colorful Accent 2" w:uiPriority="51"/>
-    <w:lsdException w:name="Grid Table 7 Colorful Accent 2" w:uiPriority="52"/>
-    <w:lsdException w:name="Grid Table 1 Light Accent 3" w:uiPriority="46"/>
-    <w:lsdException w:name="Grid Table 2 Accent 3" w:uiPriority="47"/>
-    <w:lsdException w:name="Grid Table 3 Accent 3" w:uiPriority="48"/>
-    <w:lsdException w:name="Grid Table 4 Accent 3" w:uiPriority="49"/>
-    <w:lsdException w:name="Grid Table 5 Dark Accent 3" w:uiPriority="50"/>
-    <w:lsdException w:name="Grid Table 6 Colorful Accent 3" w:uiPriority="51"/>
-    <w:lsdException w:name="Grid Table 7 Colorful Accent 3" w:uiPriority="52"/>
-    <w:lsdException w:name="Grid Table 1 Light Accent 4" w:uiPriority="46"/>
-    <w:lsdException w:name="Grid Table 2 Accent 4" w:uiPriority="47"/>
-    <w:lsdException w:name="Grid Table 3 Accent 4" w:uiPriority="48"/>
-    <w:lsdException w:name="Grid Table 4 Accent 4" w:uiPriority="49"/>
-    <w:lsdException w:name="Grid Table 5 Dark Accent 4" w:uiPriority="50"/>
-    <w:lsdException w:name="Grid Table 6 Colorful Accent 4" w:uiPriority="51"/>
-    <w:lsdException w:name="Grid Table 7 Colorful Accent 4" w:uiPriority="52"/>
-    <w:lsdException w:name="Grid Table 1 Light Accent 5" w:uiPriority="46"/>
-    <w:lsdException w:name="Grid Table 2 Accent 5" w:uiPriority="47"/>
-    <w:lsdException w:name="Grid Table 3 Accent 5" w:uiPriority="48"/>
-    <w:lsdException w:name="Grid Table 4 Accent 5" w:uiPriority="49"/>
-    <w:lsdException w:name="Grid Table 5 Dark Accent 5" w:uiPriority="50"/>
-    <w:lsdException w:name="Grid Table 6 Colorful Accent 5" w:uiPriority="51"/>
-    <w:lsdException w:name="Grid Table 7 Colorful Accent 5" w:uiPriority="52"/>
-    <w:lsdException w:name="Grid Table 1 Light Accent 6" w:uiPriority="46"/>
-    <w:lsdException w:name="Grid Table 2 Accent 6" w:uiPriority="47"/>
-    <w:lsdException w:name="Grid Table 3 Accent 6" w:uiPriority="48"/>
-    <w:lsdException w:name="Grid Table 4 Accent 6" w:uiPriority="49"/>
-    <w:lsdException w:name="Grid Table 5 Dark Accent 6" w:uiPriority="50"/>
-    <w:lsdException w:name="Grid Table 6 Colorful Accent 6" w:uiPriority="51"/>
-    <w:lsdException w:name="Grid Table 7 Colorful Accent 6" w:uiPriority="52"/>
-    <w:lsdException w:name="List Table 1 Light" w:uiPriority="46"/>
-    <w:lsdException w:name="List Table 2" w:uiPriority="47"/>
-    <w:lsdException w:name="List Table 3" w:uiPriority="48"/>
-    <w:lsdException w:name="List Table 4" w:uiPriority="49"/>
-    <w:lsdException w:name="List Table 5 Dark" w:uiPriority="50"/>
-    <w:lsdException w:name="List Table 6 Colorful" w:uiPriority="51"/>
-    <w:lsdException w:name="List Table 7 Colorful" w:uiPriority="52"/>
-    <w:lsdException w:name="List Table 1 Light Accent 1" w:uiPriority="46"/>
-    <w:lsdException w:name="List Table 2 Accent 1" w:uiPriority="47"/>
-    <w:lsdException w:name="List Table 3 Accent 1" w:uiPriority="48"/>
-    <w:lsdException w:name="List Table 4 Accent 1" w:uiPriority="49"/>
-    <w:lsdException w:name="List Table 5 Dark Accent 1" w:uiPriority="50"/>
-    <w:lsdException w:name="List Table 6 Colorful Accent 1" w:uiPriority="51"/>
-    <w:lsdException w:name="List Table 7 Colorful Accent 1" w:uiPriority="52"/>
-    <w:lsdException w:name="List Table 1 Light Accent 2" w:uiPriority="46"/>
-    <w:lsdException w:name="List Table 2 Accent 2" w:uiPriority="47"/>
-    <w:lsdException w:name="List Table 3 Accent 2" w:uiPriority="48"/>
-    <w:lsdException w:name="List Table 4 Accent 2" w:uiPriority="49"/>
-    <w:lsdException w:name="List Table 5 Dark Accent 2" w:uiPriority="50"/>
-    <w:lsdException w:name="List Table 6 Colorful Accent 2" w:uiPriority="51"/>
-    <w:lsdException w:name="List Table 7 Colorful Accent 2" w:uiPriority="52"/>
-    <w:lsdException w:name="List Table 1 Light Accent 3" w:uiPriority="46"/>
-    <w:lsdException w:name="List Table 2 Accent 3" w:uiPriority="47"/>
-    <w:lsdException w:name="List Table 3 Accent 3" w:uiPriority="48"/>
-    <w:lsdException w:name="List Table 4 Accent 3" w:uiPriority="49"/>
-    <w:lsdException w:name="List Table 5 Dark Accent 3" w:uiPriority="50"/>
-    <w:lsdException w:name="List Table 6 Colorful Accent 3" w:uiPriority="51"/>
-    <w:lsdException w:name="List Table 7 Colorful Accent 3" w:uiPriority="52"/>
-    <w:lsdException w:name="List Table 1 Light Accent 4" w:uiPriority="46"/>
-    <w:lsdException w:name="List Table 2 Accent 4" w:uiPriority="47"/>
-    <w:lsdException w:name="List Table 3 Accent 4" w:uiPriority="48"/>
-    <w:lsdException w:name="List Table 4 Accent 4" w:uiPriority="49"/>
-    <w:lsdException w:name="List Table 5 Dark Accent 4" w:uiPriority="50"/>
-    <w:lsdException w:name="List Table 6 Colorful Accent 4" w:uiPriority="51"/>
-    <w:lsdException w:name="List Table 7 Colorful Accent 4" w:uiPriority="52"/>
-    <w:lsdException w:name="List Table 1 Light Accent 5" w:uiPriority="46"/>
-    <w:lsdException w:name="List Table 2 Accent 5" w:uiPriority="47"/>
-    <w:lsdException w:name="List Table 3 Accent 5" w:uiPriority="48"/>
-    <w:lsdException w:name="List Table 4 Accent 5" w:uiPriority="49"/>
-    <w:lsdException w:name="List Table 5 Dark Accent 5" w:uiPriority="50"/>
-    <w:lsdException w:name="List Table 6 Colorful Accent 5" w:uiPriority="51"/>
-    <w:lsdException w:name="List Table 7 Colorful Accent 5" w:uiPriority="52"/>
-    <w:lsdException w:name="List Table 1 Light Accent 6" w:uiPriority="46"/>
-    <w:lsdException w:name="List Table 2 Accent 6" w:uiPriority="47"/>
-    <w:lsdException w:name="List Table 3 Accent 6" w:uiPriority="48"/>
-    <w:lsdException w:name="List Table 4 Accent 6" w:uiPriority="49"/>
-    <w:lsdException w:name="List Table 5 Dark Accent 6" w:uiPriority="50"/>
-    <w:lsdException w:name="List Table 6 Colorful Accent 6" w:uiPriority="51"/>
-    <w:lsdException w:name="List Table 7 Colorful Accent 6" w:uiPriority="52"/>
-    <w:lsdException w:name="Mention" w:semiHidden="1" w:unhideWhenUsed="1"/>
+  <w:latentStyles w:count="260" w:defQFormat="0" w:defUnhideWhenUsed="1" w:defSemiHidden="1" w:defUIPriority="99" w:defLockedState="0">
+    <w:lsdException w:qFormat="1" w:unhideWhenUsed="0" w:uiPriority="0" w:semiHidden="0" w:name="Normal"/>
+    <w:lsdException w:qFormat="1" w:unhideWhenUsed="0" w:uiPriority="0" w:semiHidden="0" w:name="heading 1" w:locked="1"/>
+    <w:lsdException w:qFormat="1" w:uiPriority="0" w:name="heading 2" w:locked="1"/>
+    <w:lsdException w:qFormat="1" w:uiPriority="0" w:name="heading 3" w:locked="1"/>
+    <w:lsdException w:qFormat="1" w:uiPriority="0" w:name="heading 4" w:locked="1"/>
+    <w:lsdException w:qFormat="1" w:uiPriority="0" w:name="heading 5" w:locked="1"/>
+    <w:lsdException w:qFormat="1" w:uiPriority="0" w:name="heading 6" w:locked="1"/>
+    <w:lsdException w:qFormat="1" w:uiPriority="0" w:name="heading 7" w:locked="1"/>
+    <w:lsdException w:qFormat="1" w:uiPriority="0" w:name="heading 8" w:locked="1"/>
+    <w:lsdException w:qFormat="1" w:uiPriority="0" w:name="heading 9" w:locked="1"/>
+    <w:lsdException w:uiPriority="99" w:name="index 1"/>
+    <w:lsdException w:uiPriority="99" w:name="index 2"/>
+    <w:lsdException w:uiPriority="99" w:name="index 3"/>
+    <w:lsdException w:uiPriority="99" w:name="index 4"/>
+    <w:lsdException w:uiPriority="99" w:name="index 5"/>
+    <w:lsdException w:uiPriority="99" w:name="index 6"/>
+    <w:lsdException w:uiPriority="99" w:name="index 7"/>
+    <w:lsdException w:uiPriority="99" w:name="index 8"/>
+    <w:lsdException w:uiPriority="99" w:name="index 9"/>
+    <w:lsdException w:unhideWhenUsed="0" w:uiPriority="0" w:semiHidden="0" w:name="toc 1" w:locked="1"/>
+    <w:lsdException w:unhideWhenUsed="0" w:uiPriority="0" w:semiHidden="0" w:name="toc 2" w:locked="1"/>
+    <w:lsdException w:unhideWhenUsed="0" w:uiPriority="0" w:semiHidden="0" w:name="toc 3" w:locked="1"/>
+    <w:lsdException w:unhideWhenUsed="0" w:uiPriority="0" w:semiHidden="0" w:name="toc 4" w:locked="1"/>
+    <w:lsdException w:unhideWhenUsed="0" w:uiPriority="0" w:semiHidden="0" w:name="toc 5" w:locked="1"/>
+    <w:lsdException w:unhideWhenUsed="0" w:uiPriority="0" w:semiHidden="0" w:name="toc 6" w:locked="1"/>
+    <w:lsdException w:unhideWhenUsed="0" w:uiPriority="0" w:semiHidden="0" w:name="toc 7" w:locked="1"/>
+    <w:lsdException w:unhideWhenUsed="0" w:uiPriority="0" w:semiHidden="0" w:name="toc 8" w:locked="1"/>
+    <w:lsdException w:unhideWhenUsed="0" w:uiPriority="0" w:semiHidden="0" w:name="toc 9" w:locked="1"/>
+    <w:lsdException w:uiPriority="99" w:name="Normal Indent"/>
+    <w:lsdException w:uiPriority="99" w:name="footnote text"/>
+    <w:lsdException w:uiPriority="99" w:name="annotation text"/>
+    <w:lsdException w:unhideWhenUsed="0" w:uiPriority="99" w:name="header"/>
+    <w:lsdException w:unhideWhenUsed="0" w:uiPriority="99" w:name="footer"/>
+    <w:lsdException w:uiPriority="99" w:name="index heading"/>
+    <w:lsdException w:qFormat="1" w:uiPriority="0" w:name="caption" w:locked="1"/>
+    <w:lsdException w:uiPriority="99" w:name="table of figures"/>
+    <w:lsdException w:uiPriority="99" w:name="envelope address"/>
+    <w:lsdException w:uiPriority="99" w:name="envelope return"/>
+    <w:lsdException w:uiPriority="99" w:name="footnote reference"/>
+    <w:lsdException w:uiPriority="99" w:name="annotation reference"/>
+    <w:lsdException w:uiPriority="99" w:name="line number"/>
+    <w:lsdException w:uiPriority="99" w:name="page number"/>
+    <w:lsdException w:uiPriority="99" w:name="endnote reference"/>
+    <w:lsdException w:uiPriority="99" w:name="endnote text"/>
+    <w:lsdException w:uiPriority="99" w:name="table of authorities"/>
+    <w:lsdException w:uiPriority="99" w:name="macro"/>
+    <w:lsdException w:uiPriority="99" w:name="toa heading"/>
+    <w:lsdException w:uiPriority="99" w:name="List"/>
+    <w:lsdException w:uiPriority="99" w:name="List Bullet"/>
+    <w:lsdException w:uiPriority="99" w:name="List Number"/>
+    <w:lsdException w:uiPriority="99" w:name="List 2"/>
+    <w:lsdException w:uiPriority="99" w:name="List 3"/>
+    <w:lsdException w:uiPriority="99" w:name="List 4"/>
+    <w:lsdException w:uiPriority="99" w:name="List 5"/>
+    <w:lsdException w:uiPriority="99" w:name="List Bullet 2"/>
+    <w:lsdException w:uiPriority="99" w:name="List Bullet 3"/>
+    <w:lsdException w:uiPriority="99" w:name="List Bullet 4"/>
+    <w:lsdException w:uiPriority="99" w:name="List Bullet 5"/>
+    <w:lsdException w:uiPriority="99" w:name="List Number 2"/>
+    <w:lsdException w:uiPriority="99" w:name="List Number 3"/>
+    <w:lsdException w:uiPriority="99" w:name="List Number 4"/>
+    <w:lsdException w:uiPriority="99" w:name="List Number 5"/>
+    <w:lsdException w:qFormat="1" w:unhideWhenUsed="0" w:uiPriority="0" w:semiHidden="0" w:name="Title" w:locked="1"/>
+    <w:lsdException w:uiPriority="99" w:name="Closing"/>
+    <w:lsdException w:uiPriority="99" w:name="Signature"/>
+    <w:lsdException w:uiPriority="1" w:name="Default Paragraph Font"/>
+    <w:lsdException w:uiPriority="99" w:name="Body Text"/>
+    <w:lsdException w:uiPriority="99" w:name="Body Text Indent"/>
+    <w:lsdException w:uiPriority="99" w:name="List Continue"/>
+    <w:lsdException w:uiPriority="99" w:name="List Continue 2"/>
+    <w:lsdException w:uiPriority="99" w:name="List Continue 3"/>
+    <w:lsdException w:uiPriority="99" w:name="List Continue 4"/>
+    <w:lsdException w:uiPriority="99" w:name="List Continue 5"/>
+    <w:lsdException w:uiPriority="99" w:name="Message Header"/>
+    <w:lsdException w:qFormat="1" w:unhideWhenUsed="0" w:uiPriority="0" w:semiHidden="0" w:name="Subtitle" w:locked="1"/>
+    <w:lsdException w:uiPriority="99" w:name="Salutation"/>
+    <w:lsdException w:uiPriority="99" w:name="Date"/>
+    <w:lsdException w:uiPriority="99" w:name="Body Text First Indent"/>
+    <w:lsdException w:uiPriority="99" w:name="Body Text First Indent 2"/>
+    <w:lsdException w:uiPriority="99" w:name="Note Heading"/>
+    <w:lsdException w:uiPriority="99" w:name="Body Text 2"/>
+    <w:lsdException w:uiPriority="99" w:name="Body Text 3"/>
+    <w:lsdException w:uiPriority="99" w:name="Body Text Indent 2"/>
+    <w:lsdException w:uiPriority="99" w:name="Body Text Indent 3"/>
+    <w:lsdException w:uiPriority="99" w:name="Block Text"/>
+    <w:lsdException w:uiPriority="99" w:name="Hyperlink"/>
+    <w:lsdException w:uiPriority="99" w:name="FollowedHyperlink"/>
+    <w:lsdException w:qFormat="1" w:unhideWhenUsed="0" w:uiPriority="0" w:semiHidden="0" w:name="Strong" w:locked="1"/>
+    <w:lsdException w:qFormat="1" w:unhideWhenUsed="0" w:uiPriority="0" w:semiHidden="0" w:name="Emphasis" w:locked="1"/>
+    <w:lsdException w:uiPriority="99" w:name="Document Map"/>
+    <w:lsdException w:uiPriority="99" w:name="Plain Text"/>
+    <w:lsdException w:uiPriority="99" w:name="E-mail Signature"/>
+    <w:lsdException w:uiPriority="99" w:name="Normal (Web)"/>
+    <w:lsdException w:uiPriority="99" w:name="HTML Acronym"/>
+    <w:lsdException w:uiPriority="99" w:name="HTML Address"/>
+    <w:lsdException w:uiPriority="99" w:name="HTML Cite"/>
+    <w:lsdException w:uiPriority="99" w:name="HTML Code"/>
+    <w:lsdException w:uiPriority="99" w:name="HTML Definition"/>
+    <w:lsdException w:uiPriority="99" w:name="HTML Keyboard"/>
+    <w:lsdException w:uiPriority="99" w:name="HTML Preformatted"/>
+    <w:lsdException w:uiPriority="99" w:name="HTML Sample"/>
+    <w:lsdException w:uiPriority="99" w:name="HTML Typewriter"/>
+    <w:lsdException w:uiPriority="99" w:name="HTML Variable"/>
+    <w:lsdException w:uiPriority="99" w:name="Normal Table"/>
+    <w:lsdException w:uiPriority="99" w:name="annotation subject"/>
+    <w:lsdException w:uiPriority="99" w:name="Table Simple 1"/>
+    <w:lsdException w:uiPriority="99" w:name="Table Simple 2"/>
+    <w:lsdException w:uiPriority="99" w:name="Table Simple 3"/>
+    <w:lsdException w:uiPriority="99" w:name="Table Classic 1"/>
+    <w:lsdException w:uiPriority="99" w:name="Table Classic 2"/>
+    <w:lsdException w:uiPriority="99" w:name="Table Classic 3"/>
+    <w:lsdException w:uiPriority="99" w:name="Table Classic 4"/>
+    <w:lsdException w:uiPriority="99" w:name="Table Colorful 1"/>
+    <w:lsdException w:uiPriority="99" w:name="Table Colorful 2"/>
+    <w:lsdException w:uiPriority="99" w:name="Table Colorful 3"/>
+    <w:lsdException w:uiPriority="99" w:name="Table Columns 1"/>
+    <w:lsdException w:uiPriority="99" w:name="Table Columns 2"/>
+    <w:lsdException w:uiPriority="99" w:name="Table Columns 3"/>
+    <w:lsdException w:uiPriority="99" w:name="Table Columns 4"/>
+    <w:lsdException w:uiPriority="99" w:name="Table Columns 5"/>
+    <w:lsdException w:uiPriority="99" w:name="Table Grid 1"/>
+    <w:lsdException w:uiPriority="99" w:name="Table Grid 2"/>
+    <w:lsdException w:uiPriority="99" w:name="Table Grid 3"/>
+    <w:lsdException w:uiPriority="99" w:name="Table Grid 4"/>
+    <w:lsdException w:uiPriority="99" w:name="Table Grid 5"/>
+    <w:lsdException w:uiPriority="99" w:name="Table Grid 6"/>
+    <w:lsdException w:uiPriority="99" w:name="Table Grid 7"/>
+    <w:lsdException w:uiPriority="99" w:name="Table Grid 8"/>
+    <w:lsdException w:uiPriority="99" w:name="Table List 1"/>
+    <w:lsdException w:uiPriority="99" w:name="Table List 2"/>
+    <w:lsdException w:uiPriority="99" w:name="Table List 3"/>
+    <w:lsdException w:uiPriority="99" w:name="Table List 4"/>
+    <w:lsdException w:uiPriority="99" w:name="Table List 5"/>
+    <w:lsdException w:uiPriority="99" w:name="Table List 6"/>
+    <w:lsdException w:uiPriority="99" w:name="Table List 7"/>
+    <w:lsdException w:uiPriority="99" w:name="Table List 8"/>
+    <w:lsdException w:uiPriority="99" w:name="Table 3D effects 1"/>
+    <w:lsdException w:uiPriority="99" w:name="Table 3D effects 2"/>
+    <w:lsdException w:uiPriority="99" w:name="Table 3D effects 3"/>
+    <w:lsdException w:uiPriority="99" w:name="Table Contemporary"/>
+    <w:lsdException w:uiPriority="99" w:name="Table Elegant"/>
+    <w:lsdException w:uiPriority="99" w:name="Table Professional"/>
+    <w:lsdException w:uiPriority="99" w:name="Table Subtle 1"/>
+    <w:lsdException w:unhideWhenUsed="0" w:uiPriority="99" w:semiHidden="0" w:name="Table Subtle 2"/>
+    <w:lsdException w:uiPriority="99" w:name="Table Web 1"/>
+    <w:lsdException w:uiPriority="99" w:name="Table Web 2"/>
+    <w:lsdException w:unhideWhenUsed="0" w:uiPriority="99" w:semiHidden="0" w:name="Table Web 3"/>
+    <w:lsdException w:unhideWhenUsed="0" w:uiPriority="99" w:name="Balloon Text"/>
+    <w:lsdException w:unhideWhenUsed="0" w:uiPriority="99" w:semiHidden="0" w:name="Table Grid"/>
+    <w:lsdException w:uiPriority="99" w:name="Table Theme"/>
+    <w:lsdException w:unhideWhenUsed="0" w:uiPriority="99" w:name="Placeholder Text"/>
+    <w:lsdException w:unhideWhenUsed="0" w:uiPriority="60" w:semiHidden="0" w:name="Light Shading"/>
+    <w:lsdException w:unhideWhenUsed="0" w:uiPriority="61" w:semiHidden="0" w:name="Light List"/>
+    <w:lsdException w:unhideWhenUsed="0" w:uiPriority="62" w:semiHidden="0" w:name="Light Grid"/>
+    <w:lsdException w:unhideWhenUsed="0" w:uiPriority="63" w:semiHidden="0" w:name="Medium Shading 1"/>
+    <w:lsdException w:unhideWhenUsed="0" w:uiPriority="64" w:semiHidden="0" w:name="Medium Shading 2"/>
+    <w:lsdException w:unhideWhenUsed="0" w:uiPriority="65" w:semiHidden="0" w:name="Medium List 1"/>
+    <w:lsdException w:unhideWhenUsed="0" w:uiPriority="66" w:semiHidden="0" w:name="Medium List 2"/>
+    <w:lsdException w:unhideWhenUsed="0" w:uiPriority="67" w:semiHidden="0" w:name="Medium Grid 1"/>
+    <w:lsdException w:unhideWhenUsed="0" w:uiPriority="68" w:semiHidden="0" w:name="Medium Grid 2"/>
+    <w:lsdException w:unhideWhenUsed="0" w:uiPriority="69" w:semiHidden="0" w:name="Medium Grid 3"/>
+    <w:lsdException w:unhideWhenUsed="0" w:uiPriority="70" w:semiHidden="0" w:name="Dark List"/>
+    <w:lsdException w:unhideWhenUsed="0" w:uiPriority="71" w:semiHidden="0" w:name="Colorful Shading"/>
+    <w:lsdException w:unhideWhenUsed="0" w:uiPriority="72" w:semiHidden="0" w:name="Colorful List"/>
+    <w:lsdException w:unhideWhenUsed="0" w:uiPriority="73" w:semiHidden="0" w:name="Colorful Grid"/>
+    <w:lsdException w:unhideWhenUsed="0" w:uiPriority="60" w:semiHidden="0" w:name="Light Shading Accent 1"/>
+    <w:lsdException w:unhideWhenUsed="0" w:uiPriority="61" w:semiHidden="0" w:name="Light List Accent 1"/>
+    <w:lsdException w:unhideWhenUsed="0" w:uiPriority="62" w:semiHidden="0" w:name="Light Grid Accent 1"/>
+    <w:lsdException w:unhideWhenUsed="0" w:uiPriority="63" w:semiHidden="0" w:name="Medium Shading 1 Accent 1"/>
+    <w:lsdException w:unhideWhenUsed="0" w:uiPriority="64" w:semiHidden="0" w:name="Medium Shading 2 Accent 1"/>
+    <w:lsdException w:unhideWhenUsed="0" w:uiPriority="65" w:semiHidden="0" w:name="Medium List 1 Accent 1"/>
+    <w:lsdException w:qFormat="1" w:unhideWhenUsed="0" w:uiPriority="99" w:semiHidden="0" w:name="List Paragraph"/>
+    <w:lsdException w:unhideWhenUsed="0" w:uiPriority="66" w:semiHidden="0" w:name="Medium List 2 Accent 1"/>
+    <w:lsdException w:unhideWhenUsed="0" w:uiPriority="67" w:semiHidden="0" w:name="Medium Grid 1 Accent 1"/>
+    <w:lsdException w:unhideWhenUsed="0" w:uiPriority="68" w:semiHidden="0" w:name="Medium Grid 2 Accent 1"/>
+    <w:lsdException w:unhideWhenUsed="0" w:uiPriority="69" w:semiHidden="0" w:name="Medium Grid 3 Accent 1"/>
+    <w:lsdException w:unhideWhenUsed="0" w:uiPriority="70" w:semiHidden="0" w:name="Dark List Accent 1"/>
+    <w:lsdException w:unhideWhenUsed="0" w:uiPriority="71" w:semiHidden="0" w:name="Colorful Shading Accent 1"/>
+    <w:lsdException w:unhideWhenUsed="0" w:uiPriority="72" w:semiHidden="0" w:name="Colorful List Accent 1"/>
+    <w:lsdException w:unhideWhenUsed="0" w:uiPriority="73" w:semiHidden="0" w:name="Colorful Grid Accent 1"/>
+    <w:lsdException w:unhideWhenUsed="0" w:uiPriority="60" w:semiHidden="0" w:name="Light Shading Accent 2"/>
+    <w:lsdException w:unhideWhenUsed="0" w:uiPriority="61" w:semiHidden="0" w:name="Light List Accent 2"/>
+    <w:lsdException w:unhideWhenUsed="0" w:uiPriority="62" w:semiHidden="0" w:name="Light Grid Accent 2"/>
+    <w:lsdException w:unhideWhenUsed="0" w:uiPriority="63" w:semiHidden="0" w:name="Medium Shading 1 Accent 2"/>
+    <w:lsdException w:unhideWhenUsed="0" w:uiPriority="64" w:semiHidden="0" w:name="Medium Shading 2 Accent 2"/>
+    <w:lsdException w:unhideWhenUsed="0" w:uiPriority="65" w:semiHidden="0" w:name="Medium List 1 Accent 2"/>
+    <w:lsdException w:unhideWhenUsed="0" w:uiPriority="66" w:semiHidden="0" w:name="Medium List 2 Accent 2"/>
+    <w:lsdException w:unhideWhenUsed="0" w:uiPriority="67" w:semiHidden="0" w:name="Medium Grid 1 Accent 2"/>
+    <w:lsdException w:unhideWhenUsed="0" w:uiPriority="68" w:semiHidden="0" w:name="Medium Grid 2 Accent 2"/>
+    <w:lsdException w:unhideWhenUsed="0" w:uiPriority="69" w:semiHidden="0" w:name="Medium Grid 3 Accent 2"/>
+    <w:lsdException w:unhideWhenUsed="0" w:uiPriority="70" w:semiHidden="0" w:name="Dark List Accent 2"/>
+    <w:lsdException w:unhideWhenUsed="0" w:uiPriority="71" w:semiHidden="0" w:name="Colorful Shading Accent 2"/>
+    <w:lsdException w:unhideWhenUsed="0" w:uiPriority="72" w:semiHidden="0" w:name="Colorful List Accent 2"/>
+    <w:lsdException w:unhideWhenUsed="0" w:uiPriority="73" w:semiHidden="0" w:name="Colorful Grid Accent 2"/>
+    <w:lsdException w:unhideWhenUsed="0" w:uiPriority="60" w:semiHidden="0" w:name="Light Shading Accent 3"/>
+    <w:lsdException w:unhideWhenUsed="0" w:uiPriority="61" w:semiHidden="0" w:name="Light List Accent 3"/>
+    <w:lsdException w:unhideWhenUsed="0" w:uiPriority="62" w:semiHidden="0" w:name="Light Grid Accent 3"/>
+    <w:lsdException w:unhideWhenUsed="0" w:uiPriority="63" w:semiHidden="0" w:name="Medium Shading 1 Accent 3"/>
+    <w:lsdException w:unhideWhenUsed="0" w:uiPriority="64" w:semiHidden="0" w:name="Medium Shading 2 Accent 3"/>
+    <w:lsdException w:unhideWhenUsed="0" w:uiPriority="65" w:semiHidden="0" w:name="Medium List 1 Accent 3"/>
+    <w:lsdException w:unhideWhenUsed="0" w:uiPriority="66" w:semiHidden="0" w:name="Medium List 2 Accent 3"/>
+    <w:lsdException w:unhideWhenUsed="0" w:uiPriority="67" w:semiHidden="0" w:name="Medium Grid 1 Accent 3"/>
+    <w:lsdException w:unhideWhenUsed="0" w:uiPriority="68" w:semiHidden="0" w:name="Medium Grid 2 Accent 3"/>
+    <w:lsdException w:unhideWhenUsed="0" w:uiPriority="69" w:semiHidden="0" w:name="Medium Grid 3 Accent 3"/>
+    <w:lsdException w:unhideWhenUsed="0" w:uiPriority="70" w:semiHidden="0" w:name="Dark List Accent 3"/>
+    <w:lsdException w:unhideWhenUsed="0" w:uiPriority="71" w:semiHidden="0" w:name="Colorful Shading Accent 3"/>
+    <w:lsdException w:unhideWhenUsed="0" w:uiPriority="72" w:semiHidden="0" w:name="Colorful List Accent 3"/>
+    <w:lsdException w:unhideWhenUsed="0" w:uiPriority="73" w:semiHidden="0" w:name="Colorful Grid Accent 3"/>
+    <w:lsdException w:unhideWhenUsed="0" w:uiPriority="60" w:semiHidden="0" w:name="Light Shading Accent 4"/>
+    <w:lsdException w:unhideWhenUsed="0" w:uiPriority="61" w:semiHidden="0" w:name="Light List Accent 4"/>
+    <w:lsdException w:unhideWhenUsed="0" w:uiPriority="62" w:semiHidden="0" w:name="Light Grid Accent 4"/>
+    <w:lsdException w:unhideWhenUsed="0" w:uiPriority="63" w:semiHidden="0" w:name="Medium Shading 1 Accent 4"/>
+    <w:lsdException w:unhideWhenUsed="0" w:uiPriority="64" w:semiHidden="0" w:name="Medium Shading 2 Accent 4"/>
+    <w:lsdException w:unhideWhenUsed="0" w:uiPriority="65" w:semiHidden="0" w:name="Medium List 1 Accent 4"/>
+    <w:lsdException w:unhideWhenUsed="0" w:uiPriority="66" w:semiHidden="0" w:name="Medium List 2 Accent 4"/>
+    <w:lsdException w:unhideWhenUsed="0" w:uiPriority="67" w:semiHidden="0" w:name="Medium Grid 1 Accent 4"/>
+    <w:lsdException w:unhideWhenUsed="0" w:uiPriority="68" w:semiHidden="0" w:name="Medium Grid 2 Accent 4"/>
+    <w:lsdException w:unhideWhenUsed="0" w:uiPriority="69" w:semiHidden="0" w:name="Medium Grid 3 Accent 4"/>
+    <w:lsdException w:unhideWhenUsed="0" w:uiPriority="70" w:semiHidden="0" w:name="Dark List Accent 4"/>
+    <w:lsdException w:unhideWhenUsed="0" w:uiPriority="71" w:semiHidden="0" w:name="Colorful Shading Accent 4"/>
+    <w:lsdException w:unhideWhenUsed="0" w:uiPriority="72" w:semiHidden="0" w:name="Colorful List Accent 4"/>
+    <w:lsdException w:unhideWhenUsed="0" w:uiPriority="73" w:semiHidden="0" w:name="Colorful Grid Accent 4"/>
+    <w:lsdException w:unhideWhenUsed="0" w:uiPriority="60" w:semiHidden="0" w:name="Light Shading Accent 5"/>
+    <w:lsdException w:unhideWhenUsed="0" w:uiPriority="61" w:semiHidden="0" w:name="Light List Accent 5"/>
+    <w:lsdException w:unhideWhenUsed="0" w:uiPriority="62" w:semiHidden="0" w:name="Light Grid Accent 5"/>
+    <w:lsdException w:unhideWhenUsed="0" w:uiPriority="63" w:semiHidden="0" w:name="Medium Shading 1 Accent 5"/>
+    <w:lsdException w:unhideWhenUsed="0" w:uiPriority="64" w:semiHidden="0" w:name="Medium Shading 2 Accent 5"/>
+    <w:lsdException w:unhideWhenUsed="0" w:uiPriority="65" w:semiHidden="0" w:name="Medium List 1 Accent 5"/>
+    <w:lsdException w:unhideWhenUsed="0" w:uiPriority="66" w:semiHidden="0" w:name="Medium List 2 Accent 5"/>
+    <w:lsdException w:unhideWhenUsed="0" w:uiPriority="67" w:semiHidden="0" w:name="Medium Grid 1 Accent 5"/>
+    <w:lsdException w:unhideWhenUsed="0" w:uiPriority="68" w:semiHidden="0" w:name="Medium Grid 2 Accent 5"/>
+    <w:lsdException w:unhideWhenUsed="0" w:uiPriority="69" w:semiHidden="0" w:name="Medium Grid 3 Accent 5"/>
+    <w:lsdException w:unhideWhenUsed="0" w:uiPriority="70" w:semiHidden="0" w:name="Dark List Accent 5"/>
+    <w:lsdException w:unhideWhenUsed="0" w:uiPriority="71" w:semiHidden="0" w:name="Colorful Shading Accent 5"/>
+    <w:lsdException w:unhideWhenUsed="0" w:uiPriority="72" w:semiHidden="0" w:name="Colorful List Accent 5"/>
+    <w:lsdException w:unhideWhenUsed="0" w:uiPriority="73" w:semiHidden="0" w:name="Colorful Grid Accent 5"/>
+    <w:lsdException w:unhideWhenUsed="0" w:uiPriority="60" w:semiHidden="0" w:name="Light Shading Accent 6"/>
+    <w:lsdException w:unhideWhenUsed="0" w:uiPriority="61" w:semiHidden="0" w:name="Light List Accent 6"/>
+    <w:lsdException w:unhideWhenUsed="0" w:uiPriority="62" w:semiHidden="0" w:name="Light Grid Accent 6"/>
+    <w:lsdException w:unhideWhenUsed="0" w:uiPriority="63" w:semiHidden="0" w:name="Medium Shading 1 Accent 6"/>
+    <w:lsdException w:unhideWhenUsed="0" w:uiPriority="64" w:semiHidden="0" w:name="Medium Shading 2 Accent 6"/>
+    <w:lsdException w:unhideWhenUsed="0" w:uiPriority="65" w:semiHidden="0" w:name="Medium List 1 Accent 6"/>
+    <w:lsdException w:unhideWhenUsed="0" w:uiPriority="66" w:semiHidden="0" w:name="Medium List 2 Accent 6"/>
+    <w:lsdException w:unhideWhenUsed="0" w:uiPriority="67" w:semiHidden="0" w:name="Medium Grid 1 Accent 6"/>
+    <w:lsdException w:unhideWhenUsed="0" w:uiPriority="68" w:semiHidden="0" w:name="Medium Grid 2 Accent 6"/>
+    <w:lsdException w:unhideWhenUsed="0" w:uiPriority="69" w:semiHidden="0" w:name="Medium Grid 3 Accent 6"/>
+    <w:lsdException w:unhideWhenUsed="0" w:uiPriority="70" w:semiHidden="0" w:name="Dark List Accent 6"/>
+    <w:lsdException w:unhideWhenUsed="0" w:uiPriority="71" w:semiHidden="0" w:name="Colorful Shading Accent 6"/>
+    <w:lsdException w:unhideWhenUsed="0" w:uiPriority="72" w:semiHidden="0" w:name="Colorful List Accent 6"/>
+    <w:lsdException w:unhideWhenUsed="0" w:uiPriority="73" w:semiHidden="0" w:name="Colorful Grid Accent 6"/>
   </w:latentStyles>
-  <w:style w:type="paragraph" w:default="1" w:styleId="Normal">
+  <w:style w:type="paragraph" w:default="1" w:styleId="1">
     <w:name w:val="Normal"/>
     <w:qFormat/>
-    <w:rsid w:val="006B3DE0"/>
+    <w:uiPriority w:val="0"/>
     <w:pPr>
       <w:spacing w:after="200" w:line="276" w:lineRule="auto"/>
     </w:pPr>
     <w:rPr>
-      <w:lang w:eastAsia="en-US"/>
+      <w:rFonts w:ascii="Calibri" w:hAnsi="Calibri" w:eastAsia="Calibri" w:cs="Arial"/>
+      <w:sz w:val="22"/>
+      <w:szCs w:val="22"/>
+      <w:lang w:val="fr-FR" w:eastAsia="en-US" w:bidi="ar-SA"/>
     </w:rPr>
   </w:style>
-  <w:style w:type="character" w:default="1" w:styleId="Policepardfaut">
+  <w:style w:type="character" w:default="1" w:styleId="2">
     <w:name w:val="Default Paragraph Font"/>
-    <w:uiPriority w:val="1"/>
     <w:semiHidden/>
     <w:unhideWhenUsed/>
+    <w:uiPriority w:val="1"/>
   </w:style>
-  <w:style w:type="table" w:default="1" w:styleId="TableauNormal">
+  <w:style w:type="table" w:default="1" w:styleId="3">
     <w:name w:val="Normal Table"/>
-    <w:uiPriority w:val="99"/>
     <w:semiHidden/>
     <w:unhideWhenUsed/>
+    <w:uiPriority w:val="99"/>
     <w:tblPr>
-      <w:tblInd w:w="0" w:type="dxa"/>
       <w:tblCellMar>
         <w:top w:w="0" w:type="dxa"/>
         <w:left w:w="108" w:type="dxa"/>
@@ -9635,19 +6720,12 @@
       </w:tblCellMar>
     </w:tblPr>
   </w:style>
-  <w:style w:type="numbering" w:default="1" w:styleId="Aucuneliste">
-    <w:name w:val="No List"/>
+  <w:style w:type="paragraph" w:styleId="4">
+    <w:name w:val="Balloon Text"/>
+    <w:basedOn w:val="1"/>
+    <w:link w:val="9"/>
+    <w:semiHidden/>
     <w:uiPriority w:val="99"/>
-    <w:semiHidden/>
-    <w:unhideWhenUsed/>
-  </w:style>
-  <w:style w:type="paragraph" w:styleId="Textedebulles">
-    <w:name w:val="Balloon Text"/>
-    <w:basedOn w:val="Normal"/>
-    <w:link w:val="TextedebullesCar"/>
-    <w:uiPriority w:val="99"/>
-    <w:semiHidden/>
-    <w:rsid w:val="00C42977"/>
     <w:pPr>
       <w:spacing w:after="0" w:line="240" w:lineRule="auto"/>
     </w:pPr>
@@ -9657,69 +6735,12 @@
       <w:szCs w:val="16"/>
     </w:rPr>
   </w:style>
-  <w:style w:type="character" w:customStyle="1" w:styleId="TextedebullesCar">
-    <w:name w:val="Texte de bulles Car"/>
-    <w:basedOn w:val="Policepardfaut"/>
-    <w:link w:val="Textedebulles"/>
+  <w:style w:type="paragraph" w:styleId="5">
+    <w:name w:val="footer"/>
+    <w:basedOn w:val="1"/>
+    <w:link w:val="13"/>
+    <w:semiHidden/>
     <w:uiPriority w:val="99"/>
-    <w:semiHidden/>
-    <w:locked/>
-    <w:rsid w:val="00C42977"/>
-    <w:rPr>
-      <w:rFonts w:ascii="Tahoma" w:hAnsi="Tahoma" w:cs="Tahoma"/>
-      <w:sz w:val="16"/>
-      <w:szCs w:val="16"/>
-    </w:rPr>
-  </w:style>
-  <w:style w:type="paragraph" w:styleId="Paragraphedeliste">
-    <w:name w:val="List Paragraph"/>
-    <w:basedOn w:val="Normal"/>
-    <w:uiPriority w:val="99"/>
-    <w:qFormat/>
-    <w:rsid w:val="002B0C48"/>
-    <w:pPr>
-      <w:ind w:left="720"/>
-      <w:contextualSpacing/>
-    </w:pPr>
-  </w:style>
-  <w:style w:type="table" w:styleId="Grilledutableau">
-    <w:name w:val="Table Grid"/>
-    <w:basedOn w:val="TableauNormal"/>
-    <w:uiPriority w:val="99"/>
-    <w:rsid w:val="00B54278"/>
-    <w:rPr>
-      <w:sz w:val="20"/>
-      <w:szCs w:val="20"/>
-    </w:rPr>
-    <w:tblPr>
-      <w:tblBorders>
-        <w:top w:val="single" w:sz="4" w:space="0" w:color="000000"/>
-        <w:left w:val="single" w:sz="4" w:space="0" w:color="000000"/>
-        <w:bottom w:val="single" w:sz="4" w:space="0" w:color="000000"/>
-        <w:right w:val="single" w:sz="4" w:space="0" w:color="000000"/>
-        <w:insideH w:val="single" w:sz="4" w:space="0" w:color="000000"/>
-        <w:insideV w:val="single" w:sz="4" w:space="0" w:color="000000"/>
-      </w:tblBorders>
-    </w:tblPr>
-  </w:style>
-  <w:style w:type="character" w:styleId="Textedelespacerserv">
-    <w:name w:val="Placeholder Text"/>
-    <w:basedOn w:val="Policepardfaut"/>
-    <w:uiPriority w:val="99"/>
-    <w:semiHidden/>
-    <w:rsid w:val="00380414"/>
-    <w:rPr>
-      <w:rFonts w:cs="Times New Roman"/>
-      <w:color w:val="808080"/>
-    </w:rPr>
-  </w:style>
-  <w:style w:type="paragraph" w:styleId="En-tte">
-    <w:name w:val="header"/>
-    <w:basedOn w:val="Normal"/>
-    <w:link w:val="En-tteCar"/>
-    <w:uiPriority w:val="99"/>
-    <w:semiHidden/>
-    <w:rsid w:val="000F3612"/>
     <w:pPr>
       <w:tabs>
         <w:tab w:val="center" w:pos="4536"/>
@@ -9728,25 +6749,12 @@
       <w:spacing w:after="0" w:line="240" w:lineRule="auto"/>
     </w:pPr>
   </w:style>
-  <w:style w:type="character" w:customStyle="1" w:styleId="En-tteCar">
-    <w:name w:val="En-tête Car"/>
-    <w:basedOn w:val="Policepardfaut"/>
-    <w:link w:val="En-tte"/>
+  <w:style w:type="paragraph" w:styleId="6">
+    <w:name w:val="header"/>
+    <w:basedOn w:val="1"/>
+    <w:link w:val="12"/>
+    <w:semiHidden/>
     <w:uiPriority w:val="99"/>
-    <w:semiHidden/>
-    <w:locked/>
-    <w:rsid w:val="000F3612"/>
-    <w:rPr>
-      <w:rFonts w:cs="Times New Roman"/>
-    </w:rPr>
-  </w:style>
-  <w:style w:type="paragraph" w:styleId="Pieddepage">
-    <w:name w:val="footer"/>
-    <w:basedOn w:val="Normal"/>
-    <w:link w:val="PieddepageCar"/>
-    <w:uiPriority w:val="99"/>
-    <w:semiHidden/>
-    <w:rsid w:val="000F3612"/>
     <w:pPr>
       <w:tabs>
         <w:tab w:val="center" w:pos="4536"/>
@@ -9755,33 +6763,94 @@
       <w:spacing w:after="0" w:line="240" w:lineRule="auto"/>
     </w:pPr>
   </w:style>
-  <w:style w:type="character" w:customStyle="1" w:styleId="PieddepageCar">
-    <w:name w:val="Pied de page Car"/>
-    <w:basedOn w:val="Policepardfaut"/>
-    <w:link w:val="Pieddepage"/>
+  <w:style w:type="paragraph" w:styleId="7">
+    <w:name w:val="Normal (Web)"/>
+    <w:basedOn w:val="1"/>
+    <w:semiHidden/>
+    <w:unhideWhenUsed/>
     <w:uiPriority w:val="99"/>
+    <w:pPr>
+      <w:spacing w:before="100" w:beforeAutospacing="1" w:after="100" w:afterAutospacing="1" w:line="240" w:lineRule="auto"/>
+    </w:pPr>
+    <w:rPr>
+      <w:rFonts w:ascii="Times New Roman" w:hAnsi="Times New Roman" w:eastAsia="Times New Roman" w:cs="Times New Roman"/>
+      <w:sz w:val="24"/>
+      <w:szCs w:val="24"/>
+      <w:lang w:eastAsia="fr-FR"/>
+    </w:rPr>
+  </w:style>
+  <w:style w:type="table" w:styleId="8">
+    <w:name w:val="Table Grid"/>
+    <w:basedOn w:val="3"/>
+    <w:uiPriority w:val="99"/>
+    <w:rPr>
+      <w:sz w:val="20"/>
+      <w:szCs w:val="20"/>
+    </w:rPr>
+    <w:tblPr>
+      <w:tblBorders>
+        <w:top w:val="single" w:color="000000" w:sz="4" w:space="0"/>
+        <w:left w:val="single" w:color="000000" w:sz="4" w:space="0"/>
+        <w:bottom w:val="single" w:color="000000" w:sz="4" w:space="0"/>
+        <w:right w:val="single" w:color="000000" w:sz="4" w:space="0"/>
+        <w:insideH w:val="single" w:color="000000" w:sz="4" w:space="0"/>
+        <w:insideV w:val="single" w:color="000000" w:sz="4" w:space="0"/>
+      </w:tblBorders>
+    </w:tblPr>
+  </w:style>
+  <w:style w:type="character" w:customStyle="1" w:styleId="9">
+    <w:name w:val="Texte de bulles Car"/>
+    <w:basedOn w:val="2"/>
+    <w:link w:val="4"/>
     <w:semiHidden/>
     <w:locked/>
-    <w:rsid w:val="000F3612"/>
+    <w:uiPriority w:val="99"/>
+    <w:rPr>
+      <w:rFonts w:ascii="Tahoma" w:hAnsi="Tahoma" w:cs="Tahoma"/>
+      <w:sz w:val="16"/>
+      <w:szCs w:val="16"/>
+    </w:rPr>
+  </w:style>
+  <w:style w:type="paragraph" w:styleId="10">
+    <w:name w:val="List Paragraph"/>
+    <w:basedOn w:val="1"/>
+    <w:qFormat/>
+    <w:uiPriority w:val="99"/>
+    <w:pPr>
+      <w:ind w:left="720"/>
+      <w:contextualSpacing/>
+    </w:pPr>
+  </w:style>
+  <w:style w:type="character" w:styleId="11">
+    <w:name w:val="Placeholder Text"/>
+    <w:basedOn w:val="2"/>
+    <w:semiHidden/>
+    <w:uiPriority w:val="99"/>
+    <w:rPr>
+      <w:rFonts w:cs="Times New Roman"/>
+      <w:color w:val="808080"/>
+    </w:rPr>
+  </w:style>
+  <w:style w:type="character" w:customStyle="1" w:styleId="12">
+    <w:name w:val="En-tête Car"/>
+    <w:basedOn w:val="2"/>
+    <w:link w:val="6"/>
+    <w:semiHidden/>
+    <w:locked/>
+    <w:uiPriority w:val="99"/>
     <w:rPr>
       <w:rFonts w:cs="Times New Roman"/>
     </w:rPr>
   </w:style>
-  <w:style w:type="paragraph" w:styleId="NormalWeb">
-    <w:name w:val="Normal (Web)"/>
-    <w:basedOn w:val="Normal"/>
+  <w:style w:type="character" w:customStyle="1" w:styleId="13">
+    <w:name w:val="Pied de page Car"/>
+    <w:basedOn w:val="2"/>
+    <w:link w:val="5"/>
+    <w:semiHidden/>
+    <w:locked/>
     <w:uiPriority w:val="99"/>
-    <w:semiHidden/>
-    <w:unhideWhenUsed/>
-    <w:rsid w:val="005850F2"/>
-    <w:pPr>
-      <w:spacing w:before="100" w:beforeAutospacing="1" w:after="100" w:afterAutospacing="1" w:line="240" w:lineRule="auto"/>
-    </w:pPr>
     <w:rPr>
-      <w:rFonts w:ascii="Times New Roman" w:eastAsia="Times New Roman" w:hAnsi="Times New Roman" w:cs="Times New Roman"/>
-      <w:sz w:val="24"/>
-      <w:szCs w:val="24"/>
-      <w:lang w:eastAsia="fr-FR"/>
+      <w:rFonts w:cs="Times New Roman"/>
     </w:rPr>
   </w:style>
 </w:styles>
@@ -10066,6 +7135,24 @@
     </a:fmtScheme>
   </a:themeElements>
   <a:objectDefaults/>
-  <a:extraClrSchemeLst/>
 </a:theme>
+</file>
+
+<file path=customXml/item1.xml><?xml version="1.0" encoding="utf-8"?>
+<s:customData xmlns="http://www.wps.cn/officeDocument/2013/wpsCustomData" xmlns:s="http://www.wps.cn/officeDocument/2013/wpsCustomData">
+  <customSectProps>
+    <customSectPr/>
+  </customSectProps>
+  <customShpExts>
+    <customShpInfo spid="_x0000_s1026" textRotate="1"/>
+  </customShpExts>
+</s:customData>
+</file>
+
+<file path=customXml/itemProps1.xml><?xml version="1.0" encoding="utf-8"?>
+<ds:datastoreItem xmlns:ds="http://schemas.openxmlformats.org/officeDocument/2006/customXml" ds:itemID="{B1977F7D-205B-4081-913C-38D41E755F92}">
+  <ds:schemaRefs>
+    <ds:schemaRef ds:uri="http://www.wps.cn/officeDocument/2013/wpsCustomData"/>
+  </ds:schemaRefs>
+</ds:datastoreItem>
 </file>